--- a/_work/analysis/черновик_договор_займа.docx
+++ b/_work/analysis/черновик_договор_займа.docx
@@ -15620,1398 +15620,19 @@
     </w:p>
     <w:p>
       <w:pPr>
-        <w:spacing w:before="60"/>
-      </w:pPr>
-      <w:commentRangeStart w:id="205"/>
-      <w:r>
-        <w:rPr>
-          <w:rFonts w:ascii="Times New Roman" w:cs="Times New Roman" w:eastAsia="Times New Roman" w:hAnsi="Times New Roman"/>
-          <w:b/>
-          <w:bCs/>
-          <w:sz w:val="24"/>
-          <w:szCs w:val="24"/>
-        </w:rPr>
-        <w:t xml:space="preserve">6.8.6. </w:t>
-      </w:r>
-      <w:r>
-        <w:rPr>
-          <w:rFonts w:ascii="Times New Roman" w:cs="Times New Roman" w:eastAsia="Times New Roman" w:hAnsi="Times New Roman"/>
-          <w:i/>
-          <w:iCs/>
-          <w:sz w:val="24"/>
-          <w:szCs w:val="24"/>
-          <w:shd w:fill="FF9E9E" w:color="auto" w:val="clear"/>
-        </w:rPr>
-        <w:t xml:space="preserve">[ВАРИАНТЫ — выбор не сделан]</w:t>
-      </w:r>
-    </w:p>
-    <w:p>
-      <w:pPr>
-        <w:spacing w:after="60"/>
-        <w:ind w:left="360"/>
-      </w:pPr>
-      <w:r>
-        <w:rPr>
-          <w:rFonts w:ascii="Times New Roman" w:cs="Times New Roman" w:eastAsia="Times New Roman" w:hAnsi="Times New Roman"/>
-          <w:b/>
-          <w:bCs/>
-          <w:sz w:val="24"/>
-          <w:szCs w:val="24"/>
-          <w:shd w:fill="FF9E9E" w:color="auto" w:val="clear"/>
-        </w:rPr>
-        <w:t xml:space="preserve">Вариант 1 (№3 (п. 6.8.6); №4; №11; №12; №19; №22; №37; №47; №55 (п. 6.8.6); №25 (п. 6.7.6); №2 (п. 6.8.7); №48; №49; №58 (п. 2.6.6)): </w:t>
-      </w:r>
-      <w:r>
-        <w:rPr>
-          <w:rFonts w:ascii="Times New Roman" w:cs="Times New Roman" w:eastAsia="Times New Roman" w:hAnsi="Times New Roman"/>
-          <w:i w:val="false"/>
-          <w:iCs w:val="false"/>
-          <w:sz w:val="24"/>
-          <w:szCs w:val="24"/>
-          <w:shd w:fill="FF9E9E" w:color="auto" w:val="clear"/>
-        </w:rPr>
-        <w:t xml:space="preserve">На момент подписания настоящего Договора он не имеет неисполненных обязательств перед третьими лицами по займам, кредитам, ценным бумагам и другим обязательствам, за исключением обязательств, письменно сообщенных Заемщиком Займодателю, Поверенному агенту.</w:t>
-      </w:r>
-    </w:p>
-    <w:p>
-      <w:pPr>
-        <w:spacing w:after="60"/>
-        <w:ind w:left="360"/>
-      </w:pPr>
-      <w:r>
-        <w:rPr>
-          <w:rFonts w:ascii="Times New Roman" w:cs="Times New Roman" w:eastAsia="Times New Roman" w:hAnsi="Times New Roman"/>
-          <w:b/>
-          <w:bCs/>
-          <w:sz w:val="24"/>
-          <w:szCs w:val="24"/>
-          <w:shd w:fill="FF9E9E" w:color="auto" w:val="clear"/>
-        </w:rPr>
-        <w:t xml:space="preserve">Вариант 2 (№30 (п. 6.8.7)): </w:t>
-      </w:r>
-      <w:r>
-        <w:rPr>
-          <w:rFonts w:ascii="Times New Roman" w:cs="Times New Roman" w:eastAsia="Times New Roman" w:hAnsi="Times New Roman"/>
-          <w:i w:val="false"/>
-          <w:iCs w:val="false"/>
-          <w:sz w:val="24"/>
-          <w:szCs w:val="24"/>
-          <w:shd w:fill="FF9E9E" w:color="auto" w:val="clear"/>
-        </w:rPr>
-        <w:t xml:space="preserve">При подписании настоящего Договора он не имеет непогашенных обязательств по займам, кредитам, ценным бумагам и другим обязательствам перед третьими лицами, за исключением обязательств, предоставленных заемщиком кредитору, уполномоченному агенту в письменной форме.</w:t>
-      </w:r>
-    </w:p>
-    <w:p>
-      <w:pPr>
-        <w:spacing w:after="60"/>
-        <w:ind w:left="360"/>
-      </w:pPr>
-      <w:r>
-        <w:rPr>
-          <w:rFonts w:ascii="Times New Roman" w:cs="Times New Roman" w:eastAsia="Times New Roman" w:hAnsi="Times New Roman"/>
-          <w:b/>
-          <w:bCs/>
-          <w:sz w:val="24"/>
-          <w:szCs w:val="24"/>
-          <w:shd w:fill="FF9E9E" w:color="auto" w:val="clear"/>
-        </w:rPr>
-        <w:t xml:space="preserve">Вариант 3 (№24 (п. 2.6.6)): </w:t>
-      </w:r>
-      <w:r>
-        <w:rPr>
-          <w:rFonts w:ascii="Times New Roman" w:cs="Times New Roman" w:eastAsia="Times New Roman" w:hAnsi="Times New Roman"/>
-          <w:i w:val="false"/>
-          <w:iCs w:val="false"/>
-          <w:sz w:val="24"/>
-          <w:szCs w:val="24"/>
-          <w:shd w:fill="FF9E9E" w:color="auto" w:val="clear"/>
-        </w:rPr>
-        <w:t xml:space="preserve">на момент подписания настоящего Договора он не имеет неисполненных просроченных обязательств перед третьими лицами по займам/микрокредитам, кредитам, микрокредитам, ценным бумагам и другим обязательствам, за исключением обязательств, письменно сообщенных Заемщиком Заимодателю, Поверенному агенту.</w:t>
-      </w:r>
-    </w:p>
-    <w:p>
-      <w:pPr>
-        <w:spacing w:after="60"/>
-        <w:ind w:left="360"/>
-      </w:pPr>
-      <w:r>
-        <w:rPr>
-          <w:rFonts w:ascii="Times New Roman" w:cs="Times New Roman" w:eastAsia="Times New Roman" w:hAnsi="Times New Roman"/>
-          <w:b/>
-          <w:bCs/>
-          <w:sz w:val="24"/>
-          <w:szCs w:val="24"/>
-          <w:shd w:fill="FF9E9E" w:color="auto" w:val="clear"/>
-        </w:rPr>
-        <w:t xml:space="preserve">Вариант 4 (№53 (ст. 4 п. 7 пп. 6))): </w:t>
-      </w:r>
-      <w:r>
-        <w:rPr>
-          <w:rFonts w:ascii="Times New Roman" w:cs="Times New Roman" w:eastAsia="Times New Roman" w:hAnsi="Times New Roman"/>
-          <w:i w:val="false"/>
-          <w:iCs w:val="false"/>
-          <w:sz w:val="24"/>
-          <w:szCs w:val="24"/>
-          <w:shd w:fill="FF9E9E" w:color="auto" w:val="clear"/>
-        </w:rPr>
-        <w:t xml:space="preserve">На момент подписания настоящего Договора он не имеет просроченных обязательств перед третьими лицами по займам, микрокредитам, ценным бумагам и другим обязательствам, за исключением обязательств, письменно сообщенных Заемщиком Займодателю, Поверенному (агенту).</w:t>
-      </w:r>
-      <w:commentRangeEnd w:id="205"/>
-      <w:r>
-        <w:commentReference w:id="205"/>
-      </w:r>
-    </w:p>
-    <w:p>
-      <w:pPr>
-        <w:pStyle w:val="Heading2"/>
-        <w:spacing w:after="120" w:before="240"/>
-      </w:pPr>
-      <w:r>
-        <w:rPr>
-          <w:rFonts w:ascii="Times New Roman" w:cs="Times New Roman" w:eastAsia="Times New Roman" w:hAnsi="Times New Roman"/>
-          <w:b/>
-          <w:bCs/>
-          <w:sz w:val="26"/>
-          <w:szCs w:val="26"/>
-        </w:rPr>
-        <w:t xml:space="preserve">6.9. ОСОБЫЕ УСЛОВИЯ КРЕДИТОВАНИЯ.</w:t>
-      </w:r>
-    </w:p>
-    <w:p>
-      <w:pPr>
-        <w:spacing w:before="60"/>
-      </w:pPr>
-      <w:commentRangeStart w:id="206"/>
-      <w:r>
-        <w:rPr>
-          <w:rFonts w:ascii="Times New Roman" w:cs="Times New Roman" w:eastAsia="Times New Roman" w:hAnsi="Times New Roman"/>
-          <w:b/>
-          <w:bCs/>
-          <w:sz w:val="24"/>
-          <w:szCs w:val="24"/>
-        </w:rPr>
-        <w:t xml:space="preserve">6.9.1. </w:t>
-      </w:r>
-      <w:r>
-        <w:rPr>
-          <w:rFonts w:ascii="Times New Roman" w:cs="Times New Roman" w:eastAsia="Times New Roman" w:hAnsi="Times New Roman"/>
-          <w:i/>
-          <w:iCs/>
-          <w:sz w:val="24"/>
-          <w:szCs w:val="24"/>
-          <w:shd w:fill="F8CBAD" w:color="auto" w:val="clear"/>
-        </w:rPr>
-        <w:t xml:space="preserve">[ВАРИАНТЫ — выбор не сделан; вопрос реестра № 15]</w:t>
-      </w:r>
-    </w:p>
-    <w:p>
-      <w:pPr>
-        <w:spacing w:after="60"/>
-        <w:ind w:left="360"/>
-      </w:pPr>
-      <w:r>
-        <w:rPr>
-          <w:rFonts w:ascii="Times New Roman" w:cs="Times New Roman" w:eastAsia="Times New Roman" w:hAnsi="Times New Roman"/>
-          <w:b/>
-          <w:bCs/>
-          <w:sz w:val="24"/>
-          <w:szCs w:val="24"/>
-          <w:shd w:fill="F8CBAD" w:color="auto" w:val="clear"/>
-        </w:rPr>
-        <w:t xml:space="preserve">Вариант 1 (№3 (п. 6.9.1); №4 (п. 7.1 — «пункту 4.11.»)): </w:t>
-      </w:r>
-      <w:r>
-        <w:rPr>
-          <w:rFonts w:ascii="Times New Roman" w:cs="Times New Roman" w:eastAsia="Times New Roman" w:hAnsi="Times New Roman"/>
-          <w:i w:val="false"/>
-          <w:iCs w:val="false"/>
-          <w:sz w:val="24"/>
-          <w:szCs w:val="24"/>
-          <w:shd w:fill="F8CBAD" w:color="auto" w:val="clear"/>
-        </w:rPr>
-        <w:t xml:space="preserve">Подтвердить целевое использование кредита в срок до 60 рабочих дней с момента выдачи кредита (согласно Приложению №2), в том числе посредством проведения осмотра с использованием цифровой платформы – обеспечивающей фото –  и видеофиксацию, геолокацию и автоматизированную загрузку отчетов. В случае неисполнения заемщик несет ответственность согласно пункту 4.10.</w:t>
-      </w:r>
-    </w:p>
-    <w:p>
-      <w:pPr>
-        <w:spacing w:after="60"/>
-        <w:ind w:left="360"/>
-      </w:pPr>
-      <w:r>
-        <w:rPr>
-          <w:rFonts w:ascii="Times New Roman" w:cs="Times New Roman" w:eastAsia="Times New Roman" w:hAnsi="Times New Roman"/>
-          <w:b/>
-          <w:bCs/>
-          <w:sz w:val="24"/>
-          <w:szCs w:val="24"/>
-          <w:shd w:fill="F8CBAD" w:color="auto" w:val="clear"/>
-        </w:rPr>
-        <w:t xml:space="preserve">Вариант 2 (№11 (п. 6.9.1)): </w:t>
-      </w:r>
-      <w:r>
-        <w:rPr>
-          <w:rFonts w:ascii="Times New Roman" w:cs="Times New Roman" w:eastAsia="Times New Roman" w:hAnsi="Times New Roman"/>
-          <w:i w:val="false"/>
-          <w:iCs w:val="false"/>
-          <w:sz w:val="24"/>
-          <w:szCs w:val="24"/>
-          <w:shd w:fill="F8CBAD" w:color="auto" w:val="clear"/>
-        </w:rPr>
-        <w:t xml:space="preserve">Подтвердить целевое использование кредита в срок до 60 календарных дней с момента выдачи кредита.</w:t>
-      </w:r>
-    </w:p>
-    <w:p>
-      <w:pPr>
-        <w:spacing w:after="60"/>
-        <w:ind w:left="360"/>
-      </w:pPr>
-      <w:r>
-        <w:rPr>
-          <w:rFonts w:ascii="Times New Roman" w:cs="Times New Roman" w:eastAsia="Times New Roman" w:hAnsi="Times New Roman"/>
-          <w:b/>
-          <w:bCs/>
-          <w:sz w:val="24"/>
-          <w:szCs w:val="24"/>
-          <w:shd w:fill="F8CBAD" w:color="auto" w:val="clear"/>
-        </w:rPr>
-        <w:t xml:space="preserve">Вариант 3 (№47 (п. 6.9.1)): </w:t>
-      </w:r>
-      <w:r>
-        <w:rPr>
-          <w:rFonts w:ascii="Times New Roman" w:cs="Times New Roman" w:eastAsia="Times New Roman" w:hAnsi="Times New Roman"/>
-          <w:i w:val="false"/>
-          <w:iCs w:val="false"/>
-          <w:sz w:val="24"/>
-          <w:szCs w:val="24"/>
-          <w:shd w:fill="F8CBAD" w:color="auto" w:val="clear"/>
-        </w:rPr>
-        <w:t xml:space="preserve">Подтвердить целевое использование кредита в срок до 90 календарных дней с момента выдачи кредита (согласно Приложению №2).</w:t>
-      </w:r>
-    </w:p>
-    <w:p>
-      <w:pPr>
-        <w:spacing w:after="60"/>
-        <w:ind w:left="360"/>
-      </w:pPr>
-      <w:r>
-        <w:rPr>
-          <w:rFonts w:ascii="Times New Roman" w:cs="Times New Roman" w:eastAsia="Times New Roman" w:hAnsi="Times New Roman"/>
-          <w:b/>
-          <w:bCs/>
-          <w:sz w:val="24"/>
-          <w:szCs w:val="24"/>
-          <w:shd w:fill="F8CBAD" w:color="auto" w:val="clear"/>
-        </w:rPr>
-        <w:t xml:space="preserve">Вариант 4 (№19 (п. 6.9.1)): </w:t>
-      </w:r>
-      <w:r>
-        <w:rPr>
-          <w:rFonts w:ascii="Times New Roman" w:cs="Times New Roman" w:eastAsia="Times New Roman" w:hAnsi="Times New Roman"/>
-          <w:i w:val="false"/>
-          <w:iCs w:val="false"/>
-          <w:sz w:val="24"/>
-          <w:szCs w:val="24"/>
-          <w:shd w:fill="F8CBAD" w:color="auto" w:val="clear"/>
-        </w:rPr>
-        <w:t xml:space="preserve">Заемщик обязан подтвердить целевое использование кредита в срок до 90 (девяносто) календарных дней со дня получения кредита (согласно Приложению №2)</w:t>
-      </w:r>
-    </w:p>
-    <w:p>
-      <w:pPr>
-        <w:spacing w:after="60"/>
-        <w:ind w:left="360"/>
-      </w:pPr>
-      <w:r>
-        <w:rPr>
-          <w:rFonts w:ascii="Times New Roman" w:cs="Times New Roman" w:eastAsia="Times New Roman" w:hAnsi="Times New Roman"/>
-          <w:b/>
-          <w:bCs/>
-          <w:sz w:val="24"/>
-          <w:szCs w:val="24"/>
-          <w:shd w:fill="F8CBAD" w:color="auto" w:val="clear"/>
-        </w:rPr>
-        <w:t xml:space="preserve">Вариант 5 (№2 (п. 6.9.5)): </w:t>
-      </w:r>
-      <w:r>
-        <w:rPr>
-          <w:rFonts w:ascii="Times New Roman" w:cs="Times New Roman" w:eastAsia="Times New Roman" w:hAnsi="Times New Roman"/>
-          <w:i w:val="false"/>
-          <w:iCs w:val="false"/>
-          <w:sz w:val="24"/>
-          <w:szCs w:val="24"/>
-          <w:shd w:fill="F8CBAD" w:color="auto" w:val="clear"/>
-        </w:rPr>
-        <w:t xml:space="preserve">Подтвердить целевое использование кредита в срок до 90 (девяносто) календарных дней с момента выдачи кредита (не рекомендуется закуп внутри одного населенного пункта).</w:t>
-      </w:r>
-    </w:p>
-    <w:p>
-      <w:pPr>
-        <w:spacing w:after="60"/>
-        <w:ind w:left="360"/>
-      </w:pPr>
-      <w:r>
-        <w:rPr>
-          <w:rFonts w:ascii="Times New Roman" w:cs="Times New Roman" w:eastAsia="Times New Roman" w:hAnsi="Times New Roman"/>
-          <w:b/>
-          <w:bCs/>
-          <w:sz w:val="24"/>
-          <w:szCs w:val="24"/>
-          <w:shd w:fill="F8CBAD" w:color="auto" w:val="clear"/>
-        </w:rPr>
-        <w:t xml:space="preserve">Вариант 6 (№55 (п. 6.9.1)): </w:t>
-      </w:r>
-      <w:r>
-        <w:rPr>
-          <w:rFonts w:ascii="Times New Roman" w:cs="Times New Roman" w:eastAsia="Times New Roman" w:hAnsi="Times New Roman"/>
-          <w:i w:val="false"/>
-          <w:iCs w:val="false"/>
-          <w:sz w:val="24"/>
-          <w:szCs w:val="24"/>
-          <w:shd w:fill="F8CBAD" w:color="auto" w:val="clear"/>
-        </w:rPr>
-        <w:t xml:space="preserve">Подтверждение целевого использования кредитных средств в течение 3 месяцев (90 календарных дней) с даты фактической выдачи средств;</w:t>
-      </w:r>
-    </w:p>
-    <w:p>
-      <w:pPr>
-        <w:spacing w:after="60"/>
-        <w:ind w:left="360"/>
-      </w:pPr>
-      <w:r>
-        <w:rPr>
-          <w:rFonts w:ascii="Times New Roman" w:cs="Times New Roman" w:eastAsia="Times New Roman" w:hAnsi="Times New Roman"/>
-          <w:b/>
-          <w:bCs/>
-          <w:sz w:val="24"/>
-          <w:szCs w:val="24"/>
-          <w:shd w:fill="F8CBAD" w:color="auto" w:val="clear"/>
-        </w:rPr>
-        <w:t xml:space="preserve">Вариант 7 (№37 (п. 6.9.1) — срок не заполнен): </w:t>
-      </w:r>
-      <w:r>
-        <w:rPr>
-          <w:rFonts w:ascii="Times New Roman" w:cs="Times New Roman" w:eastAsia="Times New Roman" w:hAnsi="Times New Roman"/>
-          <w:i w:val="false"/>
-          <w:iCs w:val="false"/>
-          <w:sz w:val="24"/>
-          <w:szCs w:val="24"/>
-          <w:shd w:fill="F8CBAD" w:color="auto" w:val="clear"/>
-        </w:rPr>
-        <w:t xml:space="preserve">Подтверждение целевого использования кредитных средств в течение ____ месяцев (____ календарных дней) с даты фактической выдачи средств;</w:t>
-      </w:r>
-    </w:p>
-    <w:p>
-      <w:pPr>
-        <w:spacing w:after="60"/>
-        <w:ind w:left="360"/>
-      </w:pPr>
-      <w:r>
-        <w:rPr>
-          <w:rFonts w:ascii="Times New Roman" w:cs="Times New Roman" w:eastAsia="Times New Roman" w:hAnsi="Times New Roman"/>
-          <w:b/>
-          <w:bCs/>
-          <w:sz w:val="24"/>
-          <w:szCs w:val="24"/>
-          <w:shd w:fill="F8CBAD" w:color="auto" w:val="clear"/>
-        </w:rPr>
-        <w:t xml:space="preserve">Вариант 8 (№49 (п. 1.15.8); №48 (п. 1.15.8)): </w:t>
-      </w:r>
-      <w:r>
-        <w:rPr>
-          <w:rFonts w:ascii="Times New Roman" w:cs="Times New Roman" w:eastAsia="Times New Roman" w:hAnsi="Times New Roman"/>
-          <w:i w:val="false"/>
-          <w:iCs w:val="false"/>
-          <w:sz w:val="24"/>
-          <w:szCs w:val="24"/>
-          <w:shd w:fill="F8CBAD" w:color="auto" w:val="clear"/>
-        </w:rPr>
-        <w:t xml:space="preserve">После выдачи займа в течение 90 календарных дней подтвердить целевое использование заемных средств, так же обеспечить доступ к визуальному осмотру на приобретаемые основные средства.</w:t>
-      </w:r>
-    </w:p>
-    <w:p>
-      <w:pPr>
-        <w:spacing w:after="60"/>
-        <w:ind w:left="360"/>
-      </w:pPr>
-      <w:r>
-        <w:rPr>
-          <w:rFonts w:ascii="Times New Roman" w:cs="Times New Roman" w:eastAsia="Times New Roman" w:hAnsi="Times New Roman"/>
-          <w:b/>
-          <w:bCs/>
-          <w:sz w:val="24"/>
-          <w:szCs w:val="24"/>
-          <w:shd w:fill="F8CBAD" w:color="auto" w:val="clear"/>
-        </w:rPr>
-        <w:t xml:space="preserve">Вариант 9 (№25 (п. 6.2.16 пп. 4) — [данные заемщика]): </w:t>
-      </w:r>
-      <w:r>
-        <w:rPr>
-          <w:rFonts w:ascii="Times New Roman" w:cs="Times New Roman" w:eastAsia="Times New Roman" w:hAnsi="Times New Roman"/>
-          <w:i w:val="false"/>
-          <w:iCs w:val="false"/>
-          <w:sz w:val="24"/>
-          <w:szCs w:val="24"/>
-          <w:shd w:fill="F8CBAD" w:color="auto" w:val="clear"/>
-        </w:rPr>
-        <w:t xml:space="preserve">Подтверждение целевого использования в срок до 90 дней с момента выдачи кредита.</w:t>
-      </w:r>
-      <w:commentRangeEnd w:id="206"/>
-      <w:r>
-        <w:commentReference w:id="206"/>
-      </w:r>
-    </w:p>
-    <w:p>
-      <w:pPr>
         <w:spacing w:after="80"/>
         <w:jc w:val="both"/>
       </w:pPr>
-      <w:commentRangeStart w:id="207"/>
-      <w:r>
-        <w:rPr>
-          <w:rFonts w:ascii="Times New Roman" w:cs="Times New Roman" w:eastAsia="Times New Roman" w:hAnsi="Times New Roman"/>
-          <w:b/>
-          <w:bCs/>
-          <w:sz w:val="24"/>
-          <w:szCs w:val="24"/>
-        </w:rPr>
-        <w:t xml:space="preserve">6.9.1.1. </w:t>
-      </w:r>
-      <w:r>
-        <w:rPr>
-          <w:rFonts w:ascii="Times New Roman" w:cs="Times New Roman" w:eastAsia="Times New Roman" w:hAnsi="Times New Roman"/>
-          <w:sz w:val="24"/>
-          <w:szCs w:val="24"/>
-          <w:shd w:fill="BDD7EE" w:color="auto" w:val="clear"/>
-        </w:rPr>
-        <w:t xml:space="preserve">В течении 30 рабочих дней после освоения и предоставления документов, подтверждающих целевое использования кредита, подтвердить целевое использование средств визуально.</w:t>
-      </w:r>
-      <w:commentRangeEnd w:id="207"/>
-      <w:r>
-        <w:commentReference w:id="207"/>
-      </w:r>
-    </w:p>
-    <w:p>
-      <w:pPr>
-        <w:spacing w:after="80"/>
-        <w:jc w:val="both"/>
-      </w:pPr>
-      <w:commentRangeStart w:id="208"/>
-      <w:r>
-        <w:rPr>
-          <w:rFonts w:ascii="Times New Roman" w:cs="Times New Roman" w:eastAsia="Times New Roman" w:hAnsi="Times New Roman"/>
-          <w:b/>
-          <w:bCs/>
-          <w:sz w:val="24"/>
-          <w:szCs w:val="24"/>
-        </w:rPr>
-        <w:t xml:space="preserve">6.9.1.2. </w:t>
-      </w:r>
-      <w:r>
-        <w:rPr>
-          <w:rFonts w:ascii="Times New Roman" w:cs="Times New Roman" w:eastAsia="Times New Roman" w:hAnsi="Times New Roman"/>
-          <w:sz w:val="24"/>
-          <w:szCs w:val="24"/>
-          <w:shd w:fill="BDD7EE" w:color="auto" w:val="clear"/>
-        </w:rPr>
-        <w:t xml:space="preserve">Подтверждением целевого использования микрокредита в период действия договора будет являться деятельность, в том числе осуществляемая Заемщиком непосредственно на заемные средства по их целевому назначению.</w:t>
-      </w:r>
-      <w:commentRangeEnd w:id="208"/>
-      <w:r>
-        <w:commentReference w:id="208"/>
-      </w:r>
-    </w:p>
-    <w:p>
-      <w:pPr>
-        <w:spacing w:after="80"/>
-        <w:jc w:val="both"/>
-      </w:pPr>
-      <w:commentRangeStart w:id="209"/>
-      <w:r>
-        <w:rPr>
-          <w:rFonts w:ascii="Times New Roman" w:cs="Times New Roman" w:eastAsia="Times New Roman" w:hAnsi="Times New Roman"/>
-          <w:b/>
-          <w:bCs/>
-          <w:sz w:val="24"/>
-          <w:szCs w:val="24"/>
-        </w:rPr>
-        <w:t xml:space="preserve">6.9.2. </w:t>
-      </w:r>
-      <w:r>
-        <w:rPr>
-          <w:rFonts w:ascii="Times New Roman" w:cs="Times New Roman" w:eastAsia="Times New Roman" w:hAnsi="Times New Roman"/>
-          <w:sz w:val="24"/>
-          <w:szCs w:val="24"/>
-          <w:shd w:fill="BDD7EE" w:color="auto" w:val="clear"/>
-        </w:rPr>
-        <w:t xml:space="preserve">Особые и/или отлагательные условия кредитования согласно решению Кредитного комитета: [перечень] В случае неисполнения указанных условий Заемщик несет ответственность согласно пункту 4.10 настоящего Договора.</w:t>
-      </w:r>
-      <w:commentRangeEnd w:id="209"/>
-      <w:r>
-        <w:commentReference w:id="209"/>
-      </w:r>
-    </w:p>
-    <w:p>
-      <w:pPr>
-        <w:spacing w:after="80"/>
-        <w:jc w:val="both"/>
-      </w:pPr>
-      <w:commentRangeStart w:id="210"/>
-      <w:r>
-        <w:rPr>
-          <w:rFonts w:ascii="Times New Roman" w:cs="Times New Roman" w:eastAsia="Times New Roman" w:hAnsi="Times New Roman"/>
-          <w:b/>
-          <w:bCs/>
-          <w:sz w:val="24"/>
-          <w:szCs w:val="24"/>
-        </w:rPr>
-        <w:t xml:space="preserve">6.9.3.1. </w:t>
-      </w:r>
-      <w:r>
-        <w:rPr>
-          <w:rFonts w:ascii="Times New Roman" w:cs="Times New Roman" w:eastAsia="Times New Roman" w:hAnsi="Times New Roman"/>
-          <w:sz w:val="24"/>
-          <w:szCs w:val="24"/>
-          <w:shd w:fill="BDD7EE" w:color="auto" w:val="clear"/>
-        </w:rPr>
-        <w:t xml:space="preserve">Выдача кредита производится после предоставления зарегистрированного договора залога с отметкой регистрации в регистрирующих органах по месту нахождения предоставляемого в залог имущества.</w:t>
-      </w:r>
-      <w:commentRangeEnd w:id="210"/>
-      <w:r>
-        <w:commentReference w:id="210"/>
-      </w:r>
-    </w:p>
-    <w:p>
-      <w:pPr>
-        <w:spacing w:after="80"/>
-        <w:jc w:val="both"/>
-      </w:pPr>
-      <w:commentRangeStart w:id="211"/>
-      <w:r>
-        <w:rPr>
-          <w:rFonts w:ascii="Times New Roman" w:cs="Times New Roman" w:eastAsia="Times New Roman" w:hAnsi="Times New Roman"/>
-          <w:b/>
-          <w:bCs/>
-          <w:sz w:val="24"/>
-          <w:szCs w:val="24"/>
-        </w:rPr>
-        <w:t xml:space="preserve">6.9.3.2. </w:t>
-      </w:r>
-      <w:r>
-        <w:rPr>
-          <w:rFonts w:ascii="Times New Roman" w:cs="Times New Roman" w:eastAsia="Times New Roman" w:hAnsi="Times New Roman"/>
-          <w:sz w:val="24"/>
-          <w:szCs w:val="24"/>
-          <w:shd w:fill="BDD7EE" w:color="auto" w:val="clear"/>
-        </w:rPr>
-        <w:t xml:space="preserve">до подписания договоров устранить юридические замечания;</w:t>
-      </w:r>
-      <w:commentRangeEnd w:id="211"/>
-      <w:r>
-        <w:commentReference w:id="211"/>
-      </w:r>
-    </w:p>
-    <w:p>
-      <w:pPr>
-        <w:spacing w:after="80"/>
-        <w:jc w:val="both"/>
-      </w:pPr>
-      <w:commentRangeStart w:id="212"/>
-      <w:r>
-        <w:rPr>
-          <w:rFonts w:ascii="Times New Roman" w:cs="Times New Roman" w:eastAsia="Times New Roman" w:hAnsi="Times New Roman"/>
-          <w:b/>
-          <w:bCs/>
-          <w:sz w:val="24"/>
-          <w:szCs w:val="24"/>
-        </w:rPr>
-        <w:t xml:space="preserve">6.9.3.3. </w:t>
-      </w:r>
-      <w:r>
-        <w:rPr>
-          <w:rFonts w:ascii="Times New Roman" w:cs="Times New Roman" w:eastAsia="Times New Roman" w:hAnsi="Times New Roman"/>
-          <w:sz w:val="24"/>
-          <w:szCs w:val="24"/>
-          <w:shd w:fill="BDD7EE" w:color="auto" w:val="clear"/>
-        </w:rPr>
-        <w:t xml:space="preserve">Устранить следующие замечания по залоговому имуществу в течение срока указанного в Решении Кредитного комитета, но не превышающий 90 календарных дней, в случае неисполнения, заемщик несет ответственность согласно пункту 4.10.</w:t>
-      </w:r>
-      <w:commentRangeEnd w:id="212"/>
-      <w:r>
-        <w:commentReference w:id="212"/>
-      </w:r>
-    </w:p>
-    <w:p>
-      <w:pPr>
-        <w:spacing w:after="80"/>
-        <w:jc w:val="both"/>
-      </w:pPr>
-      <w:commentRangeStart w:id="213"/>
-      <w:r>
-        <w:rPr>
-          <w:rFonts w:ascii="Times New Roman" w:cs="Times New Roman" w:eastAsia="Times New Roman" w:hAnsi="Times New Roman"/>
-          <w:b/>
-          <w:bCs/>
-          <w:sz w:val="24"/>
-          <w:szCs w:val="24"/>
-        </w:rPr>
-        <w:t xml:space="preserve">6.9.3.4. </w:t>
-      </w:r>
-      <w:r>
-        <w:rPr>
-          <w:rFonts w:ascii="Times New Roman" w:cs="Times New Roman" w:eastAsia="Times New Roman" w:hAnsi="Times New Roman"/>
-          <w:sz w:val="24"/>
-          <w:szCs w:val="24"/>
-          <w:shd w:fill="BDD7EE" w:color="auto" w:val="clear"/>
-        </w:rPr>
-        <w:t xml:space="preserve">Освоение кредитных средств предусмотреть только безналичным путем (со счета заемщика на счет поставщика).</w:t>
-      </w:r>
-      <w:commentRangeEnd w:id="213"/>
-      <w:r>
-        <w:commentReference w:id="213"/>
-      </w:r>
-    </w:p>
-    <w:p>
-      <w:pPr>
-        <w:spacing w:before="60"/>
-      </w:pPr>
-      <w:commentRangeStart w:id="214"/>
-      <w:r>
-        <w:rPr>
-          <w:rFonts w:ascii="Times New Roman" w:cs="Times New Roman" w:eastAsia="Times New Roman" w:hAnsi="Times New Roman"/>
-          <w:b/>
-          <w:bCs/>
-          <w:sz w:val="24"/>
-          <w:szCs w:val="24"/>
-        </w:rPr>
-        <w:t xml:space="preserve">6.9.3.5. </w:t>
-      </w:r>
-      <w:r>
-        <w:rPr>
-          <w:rFonts w:ascii="Times New Roman" w:cs="Times New Roman" w:eastAsia="Times New Roman" w:hAnsi="Times New Roman"/>
-          <w:i/>
-          <w:iCs/>
-          <w:sz w:val="24"/>
-          <w:szCs w:val="24"/>
-          <w:shd w:fill="F8CBAD" w:color="auto" w:val="clear"/>
-        </w:rPr>
-        <w:t xml:space="preserve">[ВАРИАНТЫ — выбор не сделан]</w:t>
-      </w:r>
-    </w:p>
-    <w:p>
-      <w:pPr>
-        <w:spacing w:after="60"/>
-        <w:ind w:left="360"/>
-      </w:pPr>
-      <w:r>
-        <w:rPr>
-          <w:rFonts w:ascii="Times New Roman" w:cs="Times New Roman" w:eastAsia="Times New Roman" w:hAnsi="Times New Roman"/>
-          <w:b/>
-          <w:bCs/>
-          <w:sz w:val="24"/>
-          <w:szCs w:val="24"/>
-          <w:shd w:fill="F8CBAD" w:color="auto" w:val="clear"/>
-        </w:rPr>
-        <w:t xml:space="preserve">Вариант 1 (№2 (п. 6.9.3)): </w:t>
-      </w:r>
-      <w:r>
-        <w:rPr>
-          <w:rFonts w:ascii="Times New Roman" w:cs="Times New Roman" w:eastAsia="Times New Roman" w:hAnsi="Times New Roman"/>
-          <w:i w:val="false"/>
-          <w:iCs w:val="false"/>
-          <w:sz w:val="24"/>
-          <w:szCs w:val="24"/>
-          <w:shd w:fill="F8CBAD" w:color="auto" w:val="clear"/>
-        </w:rPr>
-        <w:t xml:space="preserve">Создание не менее 1 нового постоянного рабочего места.</w:t>
-      </w:r>
-    </w:p>
-    <w:p>
-      <w:pPr>
-        <w:spacing w:after="60"/>
-        <w:ind w:left="360"/>
-      </w:pPr>
-      <w:r>
-        <w:rPr>
-          <w:rFonts w:ascii="Times New Roman" w:cs="Times New Roman" w:eastAsia="Times New Roman" w:hAnsi="Times New Roman"/>
-          <w:b/>
-          <w:bCs/>
-          <w:sz w:val="24"/>
-          <w:szCs w:val="24"/>
-          <w:shd w:fill="F8CBAD" w:color="auto" w:val="clear"/>
-        </w:rPr>
-        <w:t xml:space="preserve">Вариант 2 (№55 (п. 6.9.3)): </w:t>
-      </w:r>
-      <w:r>
-        <w:rPr>
-          <w:rFonts w:ascii="Times New Roman" w:cs="Times New Roman" w:eastAsia="Times New Roman" w:hAnsi="Times New Roman"/>
-          <w:i w:val="false"/>
-          <w:iCs w:val="false"/>
-          <w:sz w:val="24"/>
-          <w:szCs w:val="24"/>
-          <w:shd w:fill="F8CBAD" w:color="auto" w:val="clear"/>
-        </w:rPr>
-        <w:t xml:space="preserve">Создать ____ рабочее место в течении 90 календарных дней, сохранение его в течение действия договора микрокредита.</w:t>
-      </w:r>
-    </w:p>
-    <w:p>
-      <w:pPr>
-        <w:spacing w:after="60"/>
-        <w:ind w:left="360"/>
-      </w:pPr>
-      <w:r>
-        <w:rPr>
-          <w:rFonts w:ascii="Times New Roman" w:cs="Times New Roman" w:eastAsia="Times New Roman" w:hAnsi="Times New Roman"/>
-          <w:b/>
-          <w:bCs/>
-          <w:sz w:val="24"/>
-          <w:szCs w:val="24"/>
-          <w:shd w:fill="F8CBAD" w:color="auto" w:val="clear"/>
-        </w:rPr>
-        <w:t xml:space="preserve">Вариант 3 (№19 (п. 6.9.3)): </w:t>
-      </w:r>
-      <w:r>
-        <w:rPr>
-          <w:rFonts w:ascii="Times New Roman" w:cs="Times New Roman" w:eastAsia="Times New Roman" w:hAnsi="Times New Roman"/>
-          <w:i w:val="false"/>
-          <w:iCs w:val="false"/>
-          <w:sz w:val="24"/>
-          <w:szCs w:val="24"/>
-          <w:shd w:fill="F8CBAD" w:color="auto" w:val="clear"/>
-        </w:rPr>
-        <w:t xml:space="preserve">Заемщик обязан в срок не позднее ____ (________) календарных дней обеспечить открытие рабочих мест в количестве не менее___, с  регистрацией их на сайте enbek.kz.</w:t>
-      </w:r>
-    </w:p>
-    <w:p>
-      <w:pPr>
-        <w:spacing w:after="60"/>
-        <w:ind w:left="360"/>
-      </w:pPr>
-      <w:r>
-        <w:rPr>
-          <w:rFonts w:ascii="Times New Roman" w:cs="Times New Roman" w:eastAsia="Times New Roman" w:hAnsi="Times New Roman"/>
-          <w:b/>
-          <w:bCs/>
-          <w:sz w:val="24"/>
-          <w:szCs w:val="24"/>
-          <w:shd w:fill="F8CBAD" w:color="auto" w:val="clear"/>
-        </w:rPr>
-        <w:t xml:space="preserve">Вариант 4 (№37 (п. 6.9.3)): </w:t>
-      </w:r>
-      <w:r>
-        <w:rPr>
-          <w:rFonts w:ascii="Times New Roman" w:cs="Times New Roman" w:eastAsia="Times New Roman" w:hAnsi="Times New Roman"/>
-          <w:i w:val="false"/>
-          <w:iCs w:val="false"/>
-          <w:sz w:val="24"/>
-          <w:szCs w:val="24"/>
-          <w:shd w:fill="F8CBAD" w:color="auto" w:val="clear"/>
-        </w:rPr>
-        <w:t xml:space="preserve">В течение года необходимо нанять ___ (____) человека.</w:t>
-      </w:r>
-    </w:p>
-    <w:p>
-      <w:pPr>
-        <w:spacing w:after="60"/>
-        <w:ind w:left="360"/>
-      </w:pPr>
-      <w:r>
-        <w:rPr>
-          <w:rFonts w:ascii="Times New Roman" w:cs="Times New Roman" w:eastAsia="Times New Roman" w:hAnsi="Times New Roman"/>
-          <w:b/>
-          <w:bCs/>
-          <w:sz w:val="24"/>
-          <w:szCs w:val="24"/>
-          <w:shd w:fill="F8CBAD" w:color="auto" w:val="clear"/>
-        </w:rPr>
-        <w:t xml:space="preserve">Вариант 5 (№49 (п. 1.15.4); №48 (п. 1.15.4)): </w:t>
-      </w:r>
-      <w:r>
-        <w:rPr>
-          <w:rFonts w:ascii="Times New Roman" w:cs="Times New Roman" w:eastAsia="Times New Roman" w:hAnsi="Times New Roman"/>
-          <w:i w:val="false"/>
-          <w:iCs w:val="false"/>
-          <w:sz w:val="24"/>
-          <w:szCs w:val="24"/>
-          <w:shd w:fill="F8CBAD" w:color="auto" w:val="clear"/>
-        </w:rPr>
-        <w:t xml:space="preserve">После выдачи займа в течении 90 календарных дней подтвердить создание не менее одного дополнительного рабочего места, не учитывая руководителя/главы ИП/КХ.</w:t>
-      </w:r>
-    </w:p>
-    <w:p>
-      <w:pPr>
-        <w:spacing w:after="60"/>
-        <w:ind w:left="360"/>
-      </w:pPr>
-      <w:r>
-        <w:rPr>
-          <w:rFonts w:ascii="Times New Roman" w:cs="Times New Roman" w:eastAsia="Times New Roman" w:hAnsi="Times New Roman"/>
-          <w:b/>
-          <w:bCs/>
-          <w:sz w:val="24"/>
-          <w:szCs w:val="24"/>
-          <w:shd w:fill="F8CBAD" w:color="auto" w:val="clear"/>
-        </w:rPr>
-        <w:t xml:space="preserve">Вариант 6 (№49 (п. 2.5.17)): </w:t>
-      </w:r>
-      <w:r>
-        <w:rPr>
-          <w:rFonts w:ascii="Times New Roman" w:cs="Times New Roman" w:eastAsia="Times New Roman" w:hAnsi="Times New Roman"/>
-          <w:i w:val="false"/>
-          <w:iCs w:val="false"/>
-          <w:sz w:val="24"/>
-          <w:szCs w:val="24"/>
-          <w:shd w:fill="F8CBAD" w:color="auto" w:val="clear"/>
-        </w:rPr>
-        <w:t xml:space="preserve">Обеспечить создание не менее 1 (одного) рабочего места по месту реализации бизнеса и осуществить установленные обязательные социальные  отчисления. По требованию АО «РИР «СПК «Жетісу» Заемщик обязан предоставить подтверждающие документы о создании рабочих мест.</w:t>
-      </w:r>
-    </w:p>
-    <w:p>
-      <w:pPr>
-        <w:spacing w:after="60"/>
-        <w:ind w:left="360"/>
-      </w:pPr>
-      <w:r>
-        <w:rPr>
-          <w:rFonts w:ascii="Times New Roman" w:cs="Times New Roman" w:eastAsia="Times New Roman" w:hAnsi="Times New Roman"/>
-          <w:b/>
-          <w:bCs/>
-          <w:sz w:val="24"/>
-          <w:szCs w:val="24"/>
-          <w:shd w:fill="F8CBAD" w:color="auto" w:val="clear"/>
-        </w:rPr>
-        <w:t xml:space="preserve">Вариант 7 (№25 (п. 6.2.16 пп. 2)) — [данные заемщика]): </w:t>
-      </w:r>
-      <w:r>
-        <w:rPr>
-          <w:rFonts w:ascii="Times New Roman" w:cs="Times New Roman" w:eastAsia="Times New Roman" w:hAnsi="Times New Roman"/>
-          <w:i w:val="false"/>
-          <w:iCs w:val="false"/>
-          <w:sz w:val="24"/>
-          <w:szCs w:val="24"/>
-          <w:shd w:fill="F8CBAD" w:color="auto" w:val="clear"/>
-        </w:rPr>
-        <w:t xml:space="preserve">Создание 2 (двух) новых рабочих мест.</w:t>
-      </w:r>
-    </w:p>
-    <w:p>
-      <w:pPr>
-        <w:spacing w:after="60"/>
-        <w:ind w:left="360"/>
-      </w:pPr>
-      <w:r>
-        <w:rPr>
-          <w:rFonts w:ascii="Times New Roman" w:cs="Times New Roman" w:eastAsia="Times New Roman" w:hAnsi="Times New Roman"/>
-          <w:b/>
-          <w:bCs/>
-          <w:sz w:val="24"/>
-          <w:szCs w:val="24"/>
-          <w:shd w:fill="F8CBAD" w:color="auto" w:val="clear"/>
-        </w:rPr>
-        <w:t xml:space="preserve">Вариант 8 (№15 (п. 6.2.18) [БЛОК А2]): </w:t>
-      </w:r>
-      <w:r>
-        <w:rPr>
-          <w:rFonts w:ascii="Times New Roman" w:cs="Times New Roman" w:eastAsia="Times New Roman" w:hAnsi="Times New Roman"/>
-          <w:i w:val="false"/>
-          <w:iCs w:val="false"/>
-          <w:sz w:val="24"/>
-          <w:szCs w:val="24"/>
-          <w:shd w:fill="F8CBAD" w:color="auto" w:val="clear"/>
-        </w:rPr>
-        <w:t xml:space="preserve">Создать одно новое рабочее место и подтвердить его заключением трудового договора с гражданином, зарегистрированным в качестве безработного в информационной системе "Enbek.kz", в течение 12 (двенадцати) месяцев с даты получения микрокредита. В случае расторжения трудового договора с принятым работником, на освободившееся рабочее место должен быть трудоустроен другой гражданин, зарегистрированный на портале "Enbek.kz" как безработный, с обязательным подтверждением заключения нового трудового договора.</w:t>
-      </w:r>
-      <w:r>
-        <w:rPr>
-          <w:rFonts w:ascii="Times New Roman" w:cs="Times New Roman" w:eastAsia="Times New Roman" w:hAnsi="Times New Roman"/>
-          <w:i w:val="false"/>
-          <w:iCs w:val="false"/>
-          <w:sz w:val="24"/>
-          <w:szCs w:val="24"/>
-          <w:shd w:fill="F8CBAD" w:color="auto" w:val="clear"/>
-        </w:rPr>
-        <w:br/>
-        <w:t xml:space="preserve">В случае неисполнения обязательств по созданию рабочих мест, Заёмщик обязан досрочно возвратить Кредитору остаток бюджетного микрокредита/лизинга в течение 15 (пятнадцати) календарных дней.</w:t>
-      </w:r>
-      <w:commentRangeEnd w:id="214"/>
-      <w:r>
-        <w:commentReference w:id="214"/>
-      </w:r>
-    </w:p>
-    <w:p>
-      <w:pPr>
-        <w:spacing w:before="60"/>
-      </w:pPr>
-      <w:commentRangeStart w:id="215"/>
-      <w:r>
-        <w:rPr>
-          <w:rFonts w:ascii="Times New Roman" w:cs="Times New Roman" w:eastAsia="Times New Roman" w:hAnsi="Times New Roman"/>
-          <w:b/>
-          <w:bCs/>
-          <w:sz w:val="24"/>
-          <w:szCs w:val="24"/>
-        </w:rPr>
-        <w:t xml:space="preserve">6.9.3.6. </w:t>
-      </w:r>
-      <w:r>
-        <w:rPr>
-          <w:rFonts w:ascii="Times New Roman" w:cs="Times New Roman" w:eastAsia="Times New Roman" w:hAnsi="Times New Roman"/>
-          <w:i/>
-          <w:iCs/>
-          <w:sz w:val="24"/>
-          <w:szCs w:val="24"/>
-          <w:shd w:fill="F8CBAD" w:color="auto" w:val="clear"/>
-        </w:rPr>
-        <w:t xml:space="preserve">[ВАРИАНТЫ — выбор не сделан; вопрос реестра № 60, 16]</w:t>
-      </w:r>
-    </w:p>
-    <w:p>
-      <w:pPr>
-        <w:spacing w:after="60"/>
-        <w:ind w:left="360"/>
-      </w:pPr>
-      <w:r>
-        <w:rPr>
-          <w:rFonts w:ascii="Times New Roman" w:cs="Times New Roman" w:eastAsia="Times New Roman" w:hAnsi="Times New Roman"/>
-          <w:b/>
-          <w:bCs/>
-          <w:sz w:val="24"/>
-          <w:szCs w:val="24"/>
-          <w:shd w:fill="F8CBAD" w:color="auto" w:val="clear"/>
-        </w:rPr>
-        <w:t xml:space="preserve">Вариант 1 (№2 (п. 6.9.4)): </w:t>
-      </w:r>
-      <w:r>
-        <w:rPr>
-          <w:rFonts w:ascii="Times New Roman" w:cs="Times New Roman" w:eastAsia="Times New Roman" w:hAnsi="Times New Roman"/>
-          <w:i w:val="false"/>
-          <w:iCs w:val="false"/>
-          <w:sz w:val="24"/>
-          <w:szCs w:val="24"/>
-          <w:shd w:fill="F8CBAD" w:color="auto" w:val="clear"/>
-        </w:rPr>
-        <w:t xml:space="preserve">Осуществить страхование жизни, залогового имущества на сумму полученного кредита.</w:t>
-      </w:r>
-    </w:p>
-    <w:p>
-      <w:pPr>
-        <w:spacing w:after="60"/>
-        <w:ind w:left="360"/>
-      </w:pPr>
-      <w:r>
-        <w:rPr>
-          <w:rFonts w:ascii="Times New Roman" w:cs="Times New Roman" w:eastAsia="Times New Roman" w:hAnsi="Times New Roman"/>
-          <w:b/>
-          <w:bCs/>
-          <w:sz w:val="24"/>
-          <w:szCs w:val="24"/>
-          <w:shd w:fill="F8CBAD" w:color="auto" w:val="clear"/>
-        </w:rPr>
-        <w:t xml:space="preserve">Вариант 2 (№55 (п. 6.9.4)): </w:t>
-      </w:r>
-      <w:r>
-        <w:rPr>
-          <w:rFonts w:ascii="Times New Roman" w:cs="Times New Roman" w:eastAsia="Times New Roman" w:hAnsi="Times New Roman"/>
-          <w:i w:val="false"/>
-          <w:iCs w:val="false"/>
-          <w:sz w:val="24"/>
-          <w:szCs w:val="24"/>
-          <w:shd w:fill="F8CBAD" w:color="auto" w:val="clear"/>
-        </w:rPr>
-        <w:t xml:space="preserve">Осуществлять (обеспечивать) своевременное ежегодное страхование заложенного имущества и жизни заемщика в страховых компаниях до полного исполнения обязательств по настоящему Договору.</w:t>
-      </w:r>
-      <w:commentRangeEnd w:id="215"/>
-      <w:r>
-        <w:commentReference w:id="215"/>
-      </w:r>
-    </w:p>
-    <w:p>
-      <w:pPr>
-        <w:spacing w:after="80"/>
-        <w:jc w:val="both"/>
-      </w:pPr>
-      <w:commentRangeStart w:id="216"/>
-      <w:r>
-        <w:rPr>
-          <w:rFonts w:ascii="Times New Roman" w:cs="Times New Roman" w:eastAsia="Times New Roman" w:hAnsi="Times New Roman"/>
-          <w:b/>
-          <w:bCs/>
-          <w:sz w:val="24"/>
-          <w:szCs w:val="24"/>
-        </w:rPr>
-        <w:t xml:space="preserve">6.9.3.7. </w:t>
-      </w:r>
-      <w:r>
-        <w:rPr>
-          <w:rFonts w:ascii="Times New Roman" w:cs="Times New Roman" w:eastAsia="Times New Roman" w:hAnsi="Times New Roman"/>
-          <w:sz w:val="24"/>
-          <w:szCs w:val="24"/>
-          <w:shd w:fill="BDD7EE" w:color="auto" w:val="clear"/>
-        </w:rPr>
-        <w:t xml:space="preserve">Реализация проекта должна осуществлятся в сельском населенном пункте или в малом городе [наименование области].</w:t>
-      </w:r>
-      <w:commentRangeEnd w:id="216"/>
-      <w:r>
-        <w:commentReference w:id="216"/>
-      </w:r>
-    </w:p>
-    <w:p>
-      <w:pPr>
-        <w:spacing w:after="80"/>
-        <w:jc w:val="both"/>
-      </w:pPr>
-      <w:commentRangeStart w:id="217"/>
-      <w:r>
-        <w:rPr>
-          <w:rFonts w:ascii="Times New Roman" w:cs="Times New Roman" w:eastAsia="Times New Roman" w:hAnsi="Times New Roman"/>
-          <w:b/>
-          <w:bCs/>
-          <w:sz w:val="24"/>
-          <w:szCs w:val="24"/>
-        </w:rPr>
-        <w:t xml:space="preserve">6.9.3.8. </w:t>
-      </w:r>
-      <w:r>
-        <w:rPr>
-          <w:rFonts w:ascii="Times New Roman" w:cs="Times New Roman" w:eastAsia="Times New Roman" w:hAnsi="Times New Roman"/>
-          <w:sz w:val="24"/>
-          <w:szCs w:val="24"/>
-          <w:shd w:fill="BDD7EE" w:color="auto" w:val="clear"/>
-        </w:rPr>
-        <w:t xml:space="preserve">Приобретение новой ранее не использованной техники и/или оборудования (приминяется в случае наличия приобретения технки и оборудования).</w:t>
-      </w:r>
-      <w:commentRangeEnd w:id="217"/>
-      <w:r>
-        <w:commentReference w:id="217"/>
-      </w:r>
-    </w:p>
-    <w:p>
-      <w:pPr>
-        <w:spacing w:after="80"/>
-        <w:jc w:val="both"/>
-      </w:pPr>
-      <w:commentRangeStart w:id="218"/>
-      <w:r>
-        <w:rPr>
-          <w:rFonts w:ascii="Times New Roman" w:cs="Times New Roman" w:eastAsia="Times New Roman" w:hAnsi="Times New Roman"/>
-          <w:b/>
-          <w:bCs/>
-          <w:sz w:val="24"/>
-          <w:szCs w:val="24"/>
-        </w:rPr>
-        <w:t xml:space="preserve">6.9.3.9. </w:t>
-      </w:r>
-      <w:r>
-        <w:rPr>
-          <w:rFonts w:ascii="Times New Roman" w:cs="Times New Roman" w:eastAsia="Times New Roman" w:hAnsi="Times New Roman"/>
-          <w:sz w:val="24"/>
-          <w:szCs w:val="24"/>
-          <w:shd w:fill="BDD7EE" w:color="auto" w:val="clear"/>
-        </w:rPr>
-        <w:t xml:space="preserve">В течении всего периода действия настоящего договора реализацию бизнеса осуществлять по месту регистрации Заёмщика в налоговых органах.</w:t>
-      </w:r>
-      <w:commentRangeEnd w:id="218"/>
-      <w:r>
-        <w:commentReference w:id="218"/>
-      </w:r>
-    </w:p>
-    <w:p>
-      <w:pPr>
-        <w:spacing w:after="80"/>
-        <w:jc w:val="both"/>
-      </w:pPr>
-      <w:commentRangeStart w:id="219"/>
-      <w:r>
-        <w:rPr>
-          <w:rFonts w:ascii="Times New Roman" w:cs="Times New Roman" w:eastAsia="Times New Roman" w:hAnsi="Times New Roman"/>
-          <w:b/>
-          <w:bCs/>
-          <w:sz w:val="24"/>
-          <w:szCs w:val="24"/>
-        </w:rPr>
-        <w:t xml:space="preserve">6.9.3.10. </w:t>
-      </w:r>
-      <w:r>
-        <w:rPr>
-          <w:rFonts w:ascii="Times New Roman" w:cs="Times New Roman" w:eastAsia="Times New Roman" w:hAnsi="Times New Roman"/>
-          <w:sz w:val="24"/>
-          <w:szCs w:val="24"/>
-          <w:shd w:fill="BDD7EE" w:color="auto" w:val="clear"/>
-        </w:rPr>
-        <w:t xml:space="preserve">Своевременно проводить налоговые отчисления, взносы в бюджет и социальные платежи за работников.</w:t>
-      </w:r>
-      <w:commentRangeEnd w:id="219"/>
-      <w:r>
-        <w:commentReference w:id="219"/>
-      </w:r>
-    </w:p>
-    <w:p>
-      <w:pPr>
-        <w:spacing w:after="80"/>
-        <w:jc w:val="both"/>
-      </w:pPr>
-      <w:commentRangeStart w:id="220"/>
-      <w:r>
-        <w:rPr>
-          <w:rFonts w:ascii="Times New Roman" w:cs="Times New Roman" w:eastAsia="Times New Roman" w:hAnsi="Times New Roman"/>
-          <w:b/>
-          <w:bCs/>
-          <w:sz w:val="24"/>
-          <w:szCs w:val="24"/>
-        </w:rPr>
-        <w:t xml:space="preserve">6.9.3.11. </w:t>
-      </w:r>
-      <w:r>
-        <w:rPr>
-          <w:rFonts w:ascii="Times New Roman" w:cs="Times New Roman" w:eastAsia="Times New Roman" w:hAnsi="Times New Roman"/>
-          <w:sz w:val="24"/>
-          <w:szCs w:val="24"/>
-          <w:shd w:fill="BDD7EE" w:color="auto" w:val="clear"/>
-        </w:rPr>
-        <w:t xml:space="preserve">Привлечь личную гарантию Председателя СПК.</w:t>
-      </w:r>
-      <w:commentRangeEnd w:id="220"/>
-      <w:r>
-        <w:commentReference w:id="220"/>
-      </w:r>
-    </w:p>
-    <w:p>
-      <w:pPr>
-        <w:pStyle w:val="Heading2"/>
-        <w:spacing w:after="120" w:before="240"/>
-      </w:pPr>
-      <w:r>
-        <w:rPr>
-          <w:rFonts w:ascii="Times New Roman" w:cs="Times New Roman" w:eastAsia="Times New Roman" w:hAnsi="Times New Roman"/>
-          <w:b/>
-          <w:bCs/>
-          <w:sz w:val="26"/>
-          <w:szCs w:val="26"/>
-        </w:rPr>
-        <w:t xml:space="preserve">6.10. Обязанности Заемщика — сельскохозяйственного производственного кооператива</w:t>
-      </w:r>
-    </w:p>
-    <w:p>
-      <w:pPr>
-        <w:spacing w:after="80"/>
-        <w:jc w:val="both"/>
-      </w:pPr>
-      <w:commentRangeStart w:id="221"/>
-      <w:r>
-        <w:rPr>
-          <w:rFonts w:ascii="Times New Roman" w:cs="Times New Roman" w:eastAsia="Times New Roman" w:hAnsi="Times New Roman"/>
-          <w:b/>
-          <w:bCs/>
-          <w:sz w:val="24"/>
-          <w:szCs w:val="24"/>
-        </w:rPr>
-        <w:t xml:space="preserve">6.10.1. </w:t>
-      </w:r>
-      <w:r>
-        <w:rPr>
-          <w:rFonts w:ascii="Times New Roman" w:cs="Times New Roman" w:eastAsia="Times New Roman" w:hAnsi="Times New Roman"/>
-          <w:sz w:val="24"/>
-          <w:szCs w:val="24"/>
-          <w:shd w:fill="C6EFCE" w:color="auto" w:val="clear"/>
-        </w:rPr>
-        <w:t xml:space="preserve">В течение всего срока действия настоящего Договора обеспечить производственное взаимодействие между членами сельскохозяйственного производственного кооператива «[наименование]»;</w:t>
-      </w:r>
-      <w:commentRangeEnd w:id="221"/>
-      <w:r>
-        <w:commentReference w:id="221"/>
-      </w:r>
-    </w:p>
-    <w:p>
-      <w:pPr>
-        <w:spacing w:before="60"/>
-      </w:pPr>
-      <w:commentRangeStart w:id="222"/>
-      <w:r>
-        <w:rPr>
-          <w:rFonts w:ascii="Times New Roman" w:cs="Times New Roman" w:eastAsia="Times New Roman" w:hAnsi="Times New Roman"/>
-          <w:b/>
-          <w:bCs/>
-          <w:sz w:val="24"/>
-          <w:szCs w:val="24"/>
-        </w:rPr>
-        <w:t xml:space="preserve">6.10.2. </w:t>
-      </w:r>
-      <w:r>
-        <w:rPr>
-          <w:rFonts w:ascii="Times New Roman" w:cs="Times New Roman" w:eastAsia="Times New Roman" w:hAnsi="Times New Roman"/>
-          <w:i/>
-          <w:iCs/>
-          <w:sz w:val="24"/>
-          <w:szCs w:val="24"/>
-          <w:shd w:fill="FF9E9E" w:color="auto" w:val="clear"/>
-        </w:rPr>
-        <w:t xml:space="preserve">[ВАРИАНТЫ — выбор не сделан]</w:t>
-      </w:r>
-    </w:p>
-    <w:p>
-      <w:pPr>
-        <w:spacing w:after="60"/>
-        <w:ind w:left="360"/>
-      </w:pPr>
-      <w:r>
-        <w:rPr>
-          <w:rFonts w:ascii="Times New Roman" w:cs="Times New Roman" w:eastAsia="Times New Roman" w:hAnsi="Times New Roman"/>
-          <w:b/>
-          <w:bCs/>
-          <w:sz w:val="24"/>
-          <w:szCs w:val="24"/>
-          <w:shd w:fill="FF9E9E" w:color="auto" w:val="clear"/>
-        </w:rPr>
-        <w:t xml:space="preserve">Вариант 1 (№4 (п. 6.2.16)): </w:t>
-      </w:r>
-      <w:r>
-        <w:rPr>
-          <w:rFonts w:ascii="Times New Roman" w:cs="Times New Roman" w:eastAsia="Times New Roman" w:hAnsi="Times New Roman"/>
-          <w:i w:val="false"/>
-          <w:iCs w:val="false"/>
-          <w:sz w:val="24"/>
-          <w:szCs w:val="24"/>
-          <w:shd w:fill="FF9E9E" w:color="auto" w:val="clear"/>
-        </w:rPr>
-        <w:t xml:space="preserve">Обеспечить участников кооператива субсидированными/государственными льготами/ семенами/ сырьем/ ГСМ/ техникой и оборудованием/ и другими преференциями/ сеном и кормами по цене ниже рыночной, утвержденной протоколом заседания исполнительного органа кооператива на соответствующий год текущего календарного дня, в количестве равной долей на каждое подворье;</w:t>
-      </w:r>
-    </w:p>
-    <w:p>
-      <w:pPr>
-        <w:spacing w:after="60"/>
-        <w:ind w:left="360"/>
-      </w:pPr>
-      <w:r>
-        <w:rPr>
-          <w:rFonts w:ascii="Times New Roman" w:cs="Times New Roman" w:eastAsia="Times New Roman" w:hAnsi="Times New Roman"/>
-          <w:b/>
-          <w:bCs/>
-          <w:sz w:val="24"/>
-          <w:szCs w:val="24"/>
-          <w:shd w:fill="FF9E9E" w:color="auto" w:val="clear"/>
-        </w:rPr>
-        <w:t xml:space="preserve">Вариант 2 (№12 (п. 7.2)): </w:t>
-      </w:r>
-      <w:r>
-        <w:rPr>
-          <w:rFonts w:ascii="Times New Roman" w:cs="Times New Roman" w:eastAsia="Times New Roman" w:hAnsi="Times New Roman"/>
-          <w:i w:val="false"/>
-          <w:iCs w:val="false"/>
-          <w:sz w:val="24"/>
-          <w:szCs w:val="24"/>
-          <w:shd w:fill="FF9E9E" w:color="auto" w:val="clear"/>
-        </w:rPr>
-        <w:t xml:space="preserve">Обеспечить участников кооператива сеном и кормами по цене утвержденной протоколом заседания исполнительного органа кооператива на соответствующий календарный год.</w:t>
-      </w:r>
-      <w:commentRangeEnd w:id="222"/>
-      <w:r>
-        <w:commentReference w:id="222"/>
-      </w:r>
-    </w:p>
-    <w:p>
-      <w:pPr>
-        <w:spacing w:after="80"/>
-        <w:jc w:val="both"/>
-      </w:pPr>
-      <w:commentRangeStart w:id="223"/>
-      <w:r>
-        <w:rPr>
-          <w:rFonts w:ascii="Times New Roman" w:cs="Times New Roman" w:eastAsia="Times New Roman" w:hAnsi="Times New Roman"/>
-          <w:b/>
-          <w:bCs/>
-          <w:sz w:val="24"/>
-          <w:szCs w:val="24"/>
-        </w:rPr>
-        <w:t xml:space="preserve">6.10.3. </w:t>
-      </w:r>
-      <w:r>
-        <w:rPr>
-          <w:rFonts w:ascii="Times New Roman" w:cs="Times New Roman" w:eastAsia="Times New Roman" w:hAnsi="Times New Roman"/>
-          <w:sz w:val="24"/>
-          <w:szCs w:val="24"/>
-          <w:shd w:fill="C6EFCE" w:color="auto" w:val="clear"/>
-        </w:rPr>
-        <w:t xml:space="preserve">Обеспечить проведение не менее одного раза в квартал общего собрания членов для отчета о деятельности сельскохозяйственного производственного кооператива «[наименование]».</w:t>
-      </w:r>
-      <w:commentRangeEnd w:id="223"/>
-      <w:r>
-        <w:commentReference w:id="223"/>
-      </w:r>
-    </w:p>
-    <w:p>
-      <w:pPr>
-        <w:spacing w:after="80"/>
-        <w:jc w:val="both"/>
-      </w:pPr>
-      <w:commentRangeStart w:id="224"/>
-      <w:r>
-        <w:rPr>
-          <w:rFonts w:ascii="Times New Roman" w:cs="Times New Roman" w:eastAsia="Times New Roman" w:hAnsi="Times New Roman"/>
-          <w:b/>
-          <w:bCs/>
-          <w:sz w:val="24"/>
-          <w:szCs w:val="24"/>
-        </w:rPr>
-        <w:t xml:space="preserve">6.10.4. </w:t>
-      </w:r>
-      <w:r>
-        <w:rPr>
-          <w:rFonts w:ascii="Times New Roman" w:cs="Times New Roman" w:eastAsia="Times New Roman" w:hAnsi="Times New Roman"/>
-          <w:sz w:val="24"/>
-          <w:szCs w:val="24"/>
-          <w:shd w:fill="C6EFCE" w:color="auto" w:val="clear"/>
-        </w:rPr>
-        <w:t xml:space="preserve">В течение 10 (десяти) рабочих дней письменно уведомлять Займодателя и Поверенного (агента) о всех принятых решениях на общем собрании членов сельскохозяйственного производственного кооператива «[наименование]».</w:t>
-      </w:r>
-      <w:commentRangeEnd w:id="224"/>
-      <w:r>
-        <w:commentReference w:id="224"/>
-      </w:r>
-    </w:p>
-    <w:p>
-      <w:pPr>
-        <w:spacing w:after="80"/>
-        <w:jc w:val="both"/>
-      </w:pPr>
-      <w:commentRangeStart w:id="225"/>
-      <w:r>
-        <w:rPr>
-          <w:rFonts w:ascii="Times New Roman" w:cs="Times New Roman" w:eastAsia="Times New Roman" w:hAnsi="Times New Roman"/>
-          <w:b/>
-          <w:bCs/>
-          <w:sz w:val="24"/>
-          <w:szCs w:val="24"/>
-        </w:rPr>
-        <w:t xml:space="preserve">6.10.5. </w:t>
-      </w:r>
-      <w:r>
-        <w:rPr>
-          <w:rFonts w:ascii="Times New Roman" w:cs="Times New Roman" w:eastAsia="Times New Roman" w:hAnsi="Times New Roman"/>
-          <w:sz w:val="24"/>
-          <w:szCs w:val="24"/>
-          <w:shd w:fill="C6EFCE" w:color="auto" w:val="clear"/>
-        </w:rPr>
-        <w:t xml:space="preserve">Заемщик обязуется в соответствии с действующим законодательством Республики Казахстан вести бухгалтерский и налоговой учет финансово-хозяйственной деятельности в течение всего срока действия настоящего Договора.</w:t>
-      </w:r>
-      <w:commentRangeEnd w:id="225"/>
-      <w:r>
-        <w:commentReference w:id="225"/>
-      </w:r>
-    </w:p>
-    <w:p>
-      <w:pPr>
-        <w:spacing w:after="80"/>
-        <w:jc w:val="both"/>
-      </w:pPr>
-      <w:commentRangeStart w:id="226"/>
-      <w:r>
-        <w:rPr>
-          <w:rFonts w:ascii="Times New Roman" w:cs="Times New Roman" w:eastAsia="Times New Roman" w:hAnsi="Times New Roman"/>
-          <w:b/>
-          <w:bCs/>
-          <w:sz w:val="24"/>
-          <w:szCs w:val="24"/>
-        </w:rPr>
-        <w:t xml:space="preserve">6.10.6. </w:t>
+      <w:commentRangeStart w:id="205"/>
+      <w:r>
+        <w:rPr>
+          <w:rFonts w:ascii="Times New Roman" w:cs="Times New Roman" w:eastAsia="Times New Roman" w:hAnsi="Times New Roman"/>
+          <w:b/>
+          <w:bCs/>
+          <w:sz w:val="24"/>
+          <w:szCs w:val="24"/>
+        </w:rPr>
+        <w:t xml:space="preserve">6.8.6. </w:t>
       </w:r>
       <w:r>
         <w:rPr>
@@ -17020,7 +15641,7 @@
           <w:szCs w:val="24"/>
           <w:shd w:fill="FFEB9C" w:color="auto" w:val="clear"/>
         </w:rPr>
-        <w:t xml:space="preserve">Обеспечить принятие и реализацию продукции сельского хозяйства, производимых участниками проекта повышения доходов населения [наименование области].</w:t>
+        <w:t xml:space="preserve">На момент подписания настоящего Договора он не имеет неисполненных обязательств перед третьими лицами по займам, кредитам, ценным бумагам и другим обязательствам, за исключением обязательств, письменно сообщенных Заемщиком Займодателю, Поверенному агенту.</w:t>
       </w:r>
       <w:r>
         <w:rPr>
@@ -17033,9 +15654,308 @@
         </w:rPr>
         <w:t xml:space="preserve"> [есть региональные варианты формулировки — см. комментарий]</w:t>
       </w:r>
-      <w:commentRangeEnd w:id="226"/>
-      <w:r>
-        <w:commentReference w:id="226"/>
+      <w:commentRangeEnd w:id="205"/>
+      <w:r>
+        <w:commentReference w:id="205"/>
+      </w:r>
+    </w:p>
+    <w:p>
+      <w:pPr>
+        <w:pStyle w:val="Heading2"/>
+        <w:spacing w:after="120" w:before="240"/>
+      </w:pPr>
+      <w:r>
+        <w:rPr>
+          <w:rFonts w:ascii="Times New Roman" w:cs="Times New Roman" w:eastAsia="Times New Roman" w:hAnsi="Times New Roman"/>
+          <w:b/>
+          <w:bCs/>
+          <w:sz w:val="26"/>
+          <w:szCs w:val="26"/>
+        </w:rPr>
+        <w:t xml:space="preserve">6.9. ОСОБЫЕ УСЛОВИЯ КРЕДИТОВАНИЯ.</w:t>
+      </w:r>
+    </w:p>
+    <w:p>
+      <w:pPr>
+        <w:spacing w:before="60"/>
+      </w:pPr>
+      <w:commentRangeStart w:id="206"/>
+      <w:r>
+        <w:rPr>
+          <w:rFonts w:ascii="Times New Roman" w:cs="Times New Roman" w:eastAsia="Times New Roman" w:hAnsi="Times New Roman"/>
+          <w:b/>
+          <w:bCs/>
+          <w:sz w:val="24"/>
+          <w:szCs w:val="24"/>
+        </w:rPr>
+        <w:t xml:space="preserve">6.9.1. </w:t>
+      </w:r>
+      <w:r>
+        <w:rPr>
+          <w:rFonts w:ascii="Times New Roman" w:cs="Times New Roman" w:eastAsia="Times New Roman" w:hAnsi="Times New Roman"/>
+          <w:i/>
+          <w:iCs/>
+          <w:sz w:val="24"/>
+          <w:szCs w:val="24"/>
+          <w:shd w:fill="F8CBAD" w:color="auto" w:val="clear"/>
+        </w:rPr>
+        <w:t xml:space="preserve">[ВАРИАНТЫ — выбор не сделан; вопрос реестра № 15]</w:t>
+      </w:r>
+    </w:p>
+    <w:p>
+      <w:pPr>
+        <w:spacing w:after="60"/>
+        <w:ind w:left="360"/>
+      </w:pPr>
+      <w:r>
+        <w:rPr>
+          <w:rFonts w:ascii="Times New Roman" w:cs="Times New Roman" w:eastAsia="Times New Roman" w:hAnsi="Times New Roman"/>
+          <w:b/>
+          <w:bCs/>
+          <w:sz w:val="24"/>
+          <w:szCs w:val="24"/>
+          <w:shd w:fill="F8CBAD" w:color="auto" w:val="clear"/>
+        </w:rPr>
+        <w:t xml:space="preserve">Вариант 1 (№3 (п. 6.9.1); №4 (п. 7.1 — «пункту 4.11.»)): </w:t>
+      </w:r>
+      <w:r>
+        <w:rPr>
+          <w:rFonts w:ascii="Times New Roman" w:cs="Times New Roman" w:eastAsia="Times New Roman" w:hAnsi="Times New Roman"/>
+          <w:i w:val="false"/>
+          <w:iCs w:val="false"/>
+          <w:sz w:val="24"/>
+          <w:szCs w:val="24"/>
+          <w:shd w:fill="F8CBAD" w:color="auto" w:val="clear"/>
+        </w:rPr>
+        <w:t xml:space="preserve">Подтвердить целевое использование кредита в срок до 60 рабочих дней с момента выдачи кредита (согласно Приложению №2), в том числе посредством проведения осмотра с использованием цифровой платформы – обеспечивающей фото –  и видеофиксацию, геолокацию и автоматизированную загрузку отчетов. В случае неисполнения заемщик несет ответственность согласно пункту 4.10.</w:t>
+      </w:r>
+    </w:p>
+    <w:p>
+      <w:pPr>
+        <w:spacing w:after="60"/>
+        <w:ind w:left="360"/>
+      </w:pPr>
+      <w:r>
+        <w:rPr>
+          <w:rFonts w:ascii="Times New Roman" w:cs="Times New Roman" w:eastAsia="Times New Roman" w:hAnsi="Times New Roman"/>
+          <w:b/>
+          <w:bCs/>
+          <w:sz w:val="24"/>
+          <w:szCs w:val="24"/>
+          <w:shd w:fill="F8CBAD" w:color="auto" w:val="clear"/>
+        </w:rPr>
+        <w:t xml:space="preserve">Вариант 2 (№11 (п. 6.9.1)): </w:t>
+      </w:r>
+      <w:r>
+        <w:rPr>
+          <w:rFonts w:ascii="Times New Roman" w:cs="Times New Roman" w:eastAsia="Times New Roman" w:hAnsi="Times New Roman"/>
+          <w:i w:val="false"/>
+          <w:iCs w:val="false"/>
+          <w:sz w:val="24"/>
+          <w:szCs w:val="24"/>
+          <w:shd w:fill="F8CBAD" w:color="auto" w:val="clear"/>
+        </w:rPr>
+        <w:t xml:space="preserve">Подтвердить целевое использование кредита в срок до 60 календарных дней с момента выдачи кредита.</w:t>
+      </w:r>
+    </w:p>
+    <w:p>
+      <w:pPr>
+        <w:spacing w:after="60"/>
+        <w:ind w:left="360"/>
+      </w:pPr>
+      <w:r>
+        <w:rPr>
+          <w:rFonts w:ascii="Times New Roman" w:cs="Times New Roman" w:eastAsia="Times New Roman" w:hAnsi="Times New Roman"/>
+          <w:b/>
+          <w:bCs/>
+          <w:sz w:val="24"/>
+          <w:szCs w:val="24"/>
+          <w:shd w:fill="F8CBAD" w:color="auto" w:val="clear"/>
+        </w:rPr>
+        <w:t xml:space="preserve">Вариант 3 (№47 (п. 6.9.1)): </w:t>
+      </w:r>
+      <w:r>
+        <w:rPr>
+          <w:rFonts w:ascii="Times New Roman" w:cs="Times New Roman" w:eastAsia="Times New Roman" w:hAnsi="Times New Roman"/>
+          <w:i w:val="false"/>
+          <w:iCs w:val="false"/>
+          <w:sz w:val="24"/>
+          <w:szCs w:val="24"/>
+          <w:shd w:fill="F8CBAD" w:color="auto" w:val="clear"/>
+        </w:rPr>
+        <w:t xml:space="preserve">Подтвердить целевое использование кредита в срок до 90 календарных дней с момента выдачи кредита (согласно Приложению №2).</w:t>
+      </w:r>
+    </w:p>
+    <w:p>
+      <w:pPr>
+        <w:spacing w:after="60"/>
+        <w:ind w:left="360"/>
+      </w:pPr>
+      <w:r>
+        <w:rPr>
+          <w:rFonts w:ascii="Times New Roman" w:cs="Times New Roman" w:eastAsia="Times New Roman" w:hAnsi="Times New Roman"/>
+          <w:b/>
+          <w:bCs/>
+          <w:sz w:val="24"/>
+          <w:szCs w:val="24"/>
+          <w:shd w:fill="F8CBAD" w:color="auto" w:val="clear"/>
+        </w:rPr>
+        <w:t xml:space="preserve">Вариант 4 (№19 (п. 6.9.1)): </w:t>
+      </w:r>
+      <w:r>
+        <w:rPr>
+          <w:rFonts w:ascii="Times New Roman" w:cs="Times New Roman" w:eastAsia="Times New Roman" w:hAnsi="Times New Roman"/>
+          <w:i w:val="false"/>
+          <w:iCs w:val="false"/>
+          <w:sz w:val="24"/>
+          <w:szCs w:val="24"/>
+          <w:shd w:fill="F8CBAD" w:color="auto" w:val="clear"/>
+        </w:rPr>
+        <w:t xml:space="preserve">Заемщик обязан подтвердить целевое использование кредита в срок до 90 (девяносто) календарных дней со дня получения кредита (согласно Приложению №2)</w:t>
+      </w:r>
+    </w:p>
+    <w:p>
+      <w:pPr>
+        <w:spacing w:after="60"/>
+        <w:ind w:left="360"/>
+      </w:pPr>
+      <w:r>
+        <w:rPr>
+          <w:rFonts w:ascii="Times New Roman" w:cs="Times New Roman" w:eastAsia="Times New Roman" w:hAnsi="Times New Roman"/>
+          <w:b/>
+          <w:bCs/>
+          <w:sz w:val="24"/>
+          <w:szCs w:val="24"/>
+          <w:shd w:fill="F8CBAD" w:color="auto" w:val="clear"/>
+        </w:rPr>
+        <w:t xml:space="preserve">Вариант 5 (№2 (п. 6.9.5)): </w:t>
+      </w:r>
+      <w:r>
+        <w:rPr>
+          <w:rFonts w:ascii="Times New Roman" w:cs="Times New Roman" w:eastAsia="Times New Roman" w:hAnsi="Times New Roman"/>
+          <w:i w:val="false"/>
+          <w:iCs w:val="false"/>
+          <w:sz w:val="24"/>
+          <w:szCs w:val="24"/>
+          <w:shd w:fill="F8CBAD" w:color="auto" w:val="clear"/>
+        </w:rPr>
+        <w:t xml:space="preserve">Подтвердить целевое использование кредита в срок до 90 (девяносто) календарных дней с момента выдачи кредита (не рекомендуется закуп внутри одного населенного пункта).</w:t>
+      </w:r>
+    </w:p>
+    <w:p>
+      <w:pPr>
+        <w:spacing w:after="60"/>
+        <w:ind w:left="360"/>
+      </w:pPr>
+      <w:r>
+        <w:rPr>
+          <w:rFonts w:ascii="Times New Roman" w:cs="Times New Roman" w:eastAsia="Times New Roman" w:hAnsi="Times New Roman"/>
+          <w:b/>
+          <w:bCs/>
+          <w:sz w:val="24"/>
+          <w:szCs w:val="24"/>
+          <w:shd w:fill="F8CBAD" w:color="auto" w:val="clear"/>
+        </w:rPr>
+        <w:t xml:space="preserve">Вариант 6 (№55 (п. 6.9.1)): </w:t>
+      </w:r>
+      <w:r>
+        <w:rPr>
+          <w:rFonts w:ascii="Times New Roman" w:cs="Times New Roman" w:eastAsia="Times New Roman" w:hAnsi="Times New Roman"/>
+          <w:i w:val="false"/>
+          <w:iCs w:val="false"/>
+          <w:sz w:val="24"/>
+          <w:szCs w:val="24"/>
+          <w:shd w:fill="F8CBAD" w:color="auto" w:val="clear"/>
+        </w:rPr>
+        <w:t xml:space="preserve">Подтверждение целевого использования кредитных средств в течение 3 месяцев (90 календарных дней) с даты фактической выдачи средств;</w:t>
+      </w:r>
+    </w:p>
+    <w:p>
+      <w:pPr>
+        <w:spacing w:after="60"/>
+        <w:ind w:left="360"/>
+      </w:pPr>
+      <w:r>
+        <w:rPr>
+          <w:rFonts w:ascii="Times New Roman" w:cs="Times New Roman" w:eastAsia="Times New Roman" w:hAnsi="Times New Roman"/>
+          <w:b/>
+          <w:bCs/>
+          <w:sz w:val="24"/>
+          <w:szCs w:val="24"/>
+          <w:shd w:fill="F8CBAD" w:color="auto" w:val="clear"/>
+        </w:rPr>
+        <w:t xml:space="preserve">Вариант 7 (№37 (п. 6.9.1) — срок не заполнен): </w:t>
+      </w:r>
+      <w:r>
+        <w:rPr>
+          <w:rFonts w:ascii="Times New Roman" w:cs="Times New Roman" w:eastAsia="Times New Roman" w:hAnsi="Times New Roman"/>
+          <w:i w:val="false"/>
+          <w:iCs w:val="false"/>
+          <w:sz w:val="24"/>
+          <w:szCs w:val="24"/>
+          <w:shd w:fill="F8CBAD" w:color="auto" w:val="clear"/>
+        </w:rPr>
+        <w:t xml:space="preserve">Подтверждение целевого использования кредитных средств в течение ____ месяцев (____ календарных дней) с даты фактической выдачи средств;</w:t>
+      </w:r>
+    </w:p>
+    <w:p>
+      <w:pPr>
+        <w:spacing w:after="60"/>
+        <w:ind w:left="360"/>
+      </w:pPr>
+      <w:r>
+        <w:rPr>
+          <w:rFonts w:ascii="Times New Roman" w:cs="Times New Roman" w:eastAsia="Times New Roman" w:hAnsi="Times New Roman"/>
+          <w:b/>
+          <w:bCs/>
+          <w:sz w:val="24"/>
+          <w:szCs w:val="24"/>
+          <w:shd w:fill="F8CBAD" w:color="auto" w:val="clear"/>
+        </w:rPr>
+        <w:t xml:space="preserve">Вариант 8 (№49 (п. 1.15.8); №48 (п. 1.15.8)): </w:t>
+      </w:r>
+      <w:r>
+        <w:rPr>
+          <w:rFonts w:ascii="Times New Roman" w:cs="Times New Roman" w:eastAsia="Times New Roman" w:hAnsi="Times New Roman"/>
+          <w:i w:val="false"/>
+          <w:iCs w:val="false"/>
+          <w:sz w:val="24"/>
+          <w:szCs w:val="24"/>
+          <w:shd w:fill="F8CBAD" w:color="auto" w:val="clear"/>
+        </w:rPr>
+        <w:t xml:space="preserve">После выдачи займа в течение 90 календарных дней подтвердить целевое использование заемных средств, так же обеспечить доступ к визуальному осмотру на приобретаемые основные средства.</w:t>
+      </w:r>
+    </w:p>
+    <w:p>
+      <w:pPr>
+        <w:spacing w:after="60"/>
+        <w:ind w:left="360"/>
+      </w:pPr>
+      <w:r>
+        <w:rPr>
+          <w:rFonts w:ascii="Times New Roman" w:cs="Times New Roman" w:eastAsia="Times New Roman" w:hAnsi="Times New Roman"/>
+          <w:b/>
+          <w:bCs/>
+          <w:sz w:val="24"/>
+          <w:szCs w:val="24"/>
+          <w:shd w:fill="F8CBAD" w:color="auto" w:val="clear"/>
+        </w:rPr>
+        <w:t xml:space="preserve">Вариант 9 (№25 (п. 6.2.16 пп. 4) — [данные заемщика]): </w:t>
+      </w:r>
+      <w:r>
+        <w:rPr>
+          <w:rFonts w:ascii="Times New Roman" w:cs="Times New Roman" w:eastAsia="Times New Roman" w:hAnsi="Times New Roman"/>
+          <w:i w:val="false"/>
+          <w:iCs w:val="false"/>
+          <w:sz w:val="24"/>
+          <w:szCs w:val="24"/>
+          <w:shd w:fill="F8CBAD" w:color="auto" w:val="clear"/>
+        </w:rPr>
+        <w:t xml:space="preserve">Подтверждение целевого использования в срок до 90 дней с момента выдачи кредита.</w:t>
+      </w:r>
+      <w:commentRangeEnd w:id="206"/>
+      <w:r>
+        <w:commentReference w:id="206"/>
       </w:r>
     </w:p>
     <w:p>
@@ -17043,16 +15963,16 @@
         <w:spacing w:after="80"/>
         <w:jc w:val="both"/>
       </w:pPr>
-      <w:commentRangeStart w:id="227"/>
-      <w:r>
-        <w:rPr>
-          <w:rFonts w:ascii="Times New Roman" w:cs="Times New Roman" w:eastAsia="Times New Roman" w:hAnsi="Times New Roman"/>
-          <w:b/>
-          <w:bCs/>
-          <w:sz w:val="24"/>
-          <w:szCs w:val="24"/>
-        </w:rPr>
-        <w:t xml:space="preserve">6.10.7. </w:t>
+      <w:commentRangeStart w:id="207"/>
+      <w:r>
+        <w:rPr>
+          <w:rFonts w:ascii="Times New Roman" w:cs="Times New Roman" w:eastAsia="Times New Roman" w:hAnsi="Times New Roman"/>
+          <w:b/>
+          <w:bCs/>
+          <w:sz w:val="24"/>
+          <w:szCs w:val="24"/>
+        </w:rPr>
+        <w:t xml:space="preserve">6.9.1.1. </w:t>
       </w:r>
       <w:r>
         <w:rPr>
@@ -17061,11 +15981,11 @@
           <w:szCs w:val="24"/>
           <w:shd w:fill="BDD7EE" w:color="auto" w:val="clear"/>
         </w:rPr>
-        <w:t xml:space="preserve">Принимать поступающие заявления от участников проекта по повышению доходов населения [наименование области] «Государственной программы развития продуктивной занятости и массового предпринимательства «Еңбек» на вхождение в состав сельскохозяйственного производственного кооператива «[наименование]».</w:t>
-      </w:r>
-      <w:commentRangeEnd w:id="227"/>
-      <w:r>
-        <w:commentReference w:id="227"/>
+        <w:t xml:space="preserve">В течении 30 рабочих дней после освоения и предоставления документов, подтверждающих целевое использования кредита, подтвердить целевое использование средств визуально.</w:t>
+      </w:r>
+      <w:commentRangeEnd w:id="207"/>
+      <w:r>
+        <w:commentReference w:id="207"/>
       </w:r>
     </w:p>
     <w:p>
@@ -17073,16 +15993,16 @@
         <w:spacing w:after="80"/>
         <w:jc w:val="both"/>
       </w:pPr>
-      <w:commentRangeStart w:id="228"/>
-      <w:r>
-        <w:rPr>
-          <w:rFonts w:ascii="Times New Roman" w:cs="Times New Roman" w:eastAsia="Times New Roman" w:hAnsi="Times New Roman"/>
-          <w:b/>
-          <w:bCs/>
-          <w:sz w:val="24"/>
-          <w:szCs w:val="24"/>
-        </w:rPr>
-        <w:t xml:space="preserve">6.10.8. </w:t>
+      <w:commentRangeStart w:id="208"/>
+      <w:r>
+        <w:rPr>
+          <w:rFonts w:ascii="Times New Roman" w:cs="Times New Roman" w:eastAsia="Times New Roman" w:hAnsi="Times New Roman"/>
+          <w:b/>
+          <w:bCs/>
+          <w:sz w:val="24"/>
+          <w:szCs w:val="24"/>
+        </w:rPr>
+        <w:t xml:space="preserve">6.9.1.2. </w:t>
       </w:r>
       <w:r>
         <w:rPr>
@@ -17091,11 +16011,11 @@
           <w:szCs w:val="24"/>
           <w:shd w:fill="BDD7EE" w:color="auto" w:val="clear"/>
         </w:rPr>
-        <w:t xml:space="preserve">В случае, если у Заемщика образуется просроченная задолженность по Договору займа участники Сельскохозяйственного производственного кооператива «[наименование]» (перечислить) несут солидарную ответственность по погашению образовавшейся задолженности перед Кредитором, в том числе, основного долга, вознаграждения, пени, штрафов и других судебных расходов.</w:t>
-      </w:r>
-      <w:commentRangeEnd w:id="228"/>
-      <w:r>
-        <w:commentReference w:id="228"/>
+        <w:t xml:space="preserve">Подтверждением целевого использования микрокредита в период действия договора будет являться деятельность, в том числе осуществляемая Заемщиком непосредственно на заемные средства по их целевому назначению.</w:t>
+      </w:r>
+      <w:commentRangeEnd w:id="208"/>
+      <w:r>
+        <w:commentReference w:id="208"/>
       </w:r>
     </w:p>
     <w:p>
@@ -17103,18 +16023,29 @@
         <w:spacing w:after="80"/>
         <w:jc w:val="both"/>
       </w:pPr>
-      <w:commentRangeStart w:id="229"/>
-      <w:r>
-        <w:rPr>
-          <w:rFonts w:ascii="Times New Roman" w:cs="Times New Roman" w:eastAsia="Times New Roman" w:hAnsi="Times New Roman"/>
-          <w:sz w:val="24"/>
-          <w:szCs w:val="24"/>
-        </w:rPr>
-        <w:t xml:space="preserve"/>
-      </w:r>
-      <w:commentRangeEnd w:id="229"/>
-      <w:r>
-        <w:commentReference w:id="229"/>
+      <w:commentRangeStart w:id="209"/>
+      <w:r>
+        <w:rPr>
+          <w:rFonts w:ascii="Times New Roman" w:cs="Times New Roman" w:eastAsia="Times New Roman" w:hAnsi="Times New Roman"/>
+          <w:b/>
+          <w:bCs/>
+          <w:sz w:val="24"/>
+          <w:szCs w:val="24"/>
+        </w:rPr>
+        <w:t xml:space="preserve">6.9.2. </w:t>
+      </w:r>
+      <w:r>
+        <w:rPr>
+          <w:rFonts w:ascii="Times New Roman" w:cs="Times New Roman" w:eastAsia="Times New Roman" w:hAnsi="Times New Roman"/>
+          <w:sz w:val="24"/>
+          <w:szCs w:val="24"/>
+          <w:shd w:fill="BDD7EE" w:color="auto" w:val="clear"/>
+        </w:rPr>
+        <w:t xml:space="preserve">Особые и/или отлагательные условия кредитования согласно решению Кредитного комитета: [перечень] В случае неисполнения указанных условий Заемщик несет ответственность согласно пункту 4.10 настоящего Договора.</w:t>
+      </w:r>
+      <w:commentRangeEnd w:id="209"/>
+      <w:r>
+        <w:commentReference w:id="209"/>
       </w:r>
     </w:p>
     <w:p>
@@ -17122,18 +16053,623 @@
         <w:spacing w:after="80"/>
         <w:jc w:val="both"/>
       </w:pPr>
-      <w:commentRangeStart w:id="230"/>
-      <w:r>
-        <w:rPr>
-          <w:rFonts w:ascii="Times New Roman" w:cs="Times New Roman" w:eastAsia="Times New Roman" w:hAnsi="Times New Roman"/>
-          <w:sz w:val="24"/>
-          <w:szCs w:val="24"/>
-        </w:rPr>
-        <w:t xml:space="preserve"/>
-      </w:r>
-      <w:commentRangeEnd w:id="230"/>
-      <w:r>
-        <w:commentReference w:id="230"/>
+      <w:commentRangeStart w:id="210"/>
+      <w:r>
+        <w:rPr>
+          <w:rFonts w:ascii="Times New Roman" w:cs="Times New Roman" w:eastAsia="Times New Roman" w:hAnsi="Times New Roman"/>
+          <w:b/>
+          <w:bCs/>
+          <w:sz w:val="24"/>
+          <w:szCs w:val="24"/>
+        </w:rPr>
+        <w:t xml:space="preserve">6.9.3.1. </w:t>
+      </w:r>
+      <w:r>
+        <w:rPr>
+          <w:rFonts w:ascii="Times New Roman" w:cs="Times New Roman" w:eastAsia="Times New Roman" w:hAnsi="Times New Roman"/>
+          <w:sz w:val="24"/>
+          <w:szCs w:val="24"/>
+          <w:shd w:fill="BDD7EE" w:color="auto" w:val="clear"/>
+        </w:rPr>
+        <w:t xml:space="preserve">Выдача кредита производится после предоставления зарегистрированного договора залога с отметкой регистрации в регистрирующих органах по месту нахождения предоставляемого в залог имущества.</w:t>
+      </w:r>
+      <w:commentRangeEnd w:id="210"/>
+      <w:r>
+        <w:commentReference w:id="210"/>
+      </w:r>
+    </w:p>
+    <w:p>
+      <w:pPr>
+        <w:spacing w:after="80"/>
+        <w:jc w:val="both"/>
+      </w:pPr>
+      <w:commentRangeStart w:id="211"/>
+      <w:r>
+        <w:rPr>
+          <w:rFonts w:ascii="Times New Roman" w:cs="Times New Roman" w:eastAsia="Times New Roman" w:hAnsi="Times New Roman"/>
+          <w:b/>
+          <w:bCs/>
+          <w:sz w:val="24"/>
+          <w:szCs w:val="24"/>
+        </w:rPr>
+        <w:t xml:space="preserve">6.9.3.2. </w:t>
+      </w:r>
+      <w:r>
+        <w:rPr>
+          <w:rFonts w:ascii="Times New Roman" w:cs="Times New Roman" w:eastAsia="Times New Roman" w:hAnsi="Times New Roman"/>
+          <w:sz w:val="24"/>
+          <w:szCs w:val="24"/>
+          <w:shd w:fill="BDD7EE" w:color="auto" w:val="clear"/>
+        </w:rPr>
+        <w:t xml:space="preserve">до подписания договоров устранить юридические замечания;</w:t>
+      </w:r>
+      <w:commentRangeEnd w:id="211"/>
+      <w:r>
+        <w:commentReference w:id="211"/>
+      </w:r>
+    </w:p>
+    <w:p>
+      <w:pPr>
+        <w:spacing w:after="80"/>
+        <w:jc w:val="both"/>
+      </w:pPr>
+      <w:commentRangeStart w:id="212"/>
+      <w:r>
+        <w:rPr>
+          <w:rFonts w:ascii="Times New Roman" w:cs="Times New Roman" w:eastAsia="Times New Roman" w:hAnsi="Times New Roman"/>
+          <w:b/>
+          <w:bCs/>
+          <w:sz w:val="24"/>
+          <w:szCs w:val="24"/>
+        </w:rPr>
+        <w:t xml:space="preserve">6.9.3.3. </w:t>
+      </w:r>
+      <w:r>
+        <w:rPr>
+          <w:rFonts w:ascii="Times New Roman" w:cs="Times New Roman" w:eastAsia="Times New Roman" w:hAnsi="Times New Roman"/>
+          <w:sz w:val="24"/>
+          <w:szCs w:val="24"/>
+          <w:shd w:fill="BDD7EE" w:color="auto" w:val="clear"/>
+        </w:rPr>
+        <w:t xml:space="preserve">Устранить следующие замечания по залоговому имуществу в течение срока указанного в Решении Кредитного комитета, но не превышающий 90 календарных дней, в случае неисполнения, заемщик несет ответственность согласно пункту 4.10.</w:t>
+      </w:r>
+      <w:commentRangeEnd w:id="212"/>
+      <w:r>
+        <w:commentReference w:id="212"/>
+      </w:r>
+    </w:p>
+    <w:p>
+      <w:pPr>
+        <w:spacing w:after="80"/>
+        <w:jc w:val="both"/>
+      </w:pPr>
+      <w:commentRangeStart w:id="213"/>
+      <w:r>
+        <w:rPr>
+          <w:rFonts w:ascii="Times New Roman" w:cs="Times New Roman" w:eastAsia="Times New Roman" w:hAnsi="Times New Roman"/>
+          <w:b/>
+          <w:bCs/>
+          <w:sz w:val="24"/>
+          <w:szCs w:val="24"/>
+        </w:rPr>
+        <w:t xml:space="preserve">6.9.3.4. </w:t>
+      </w:r>
+      <w:r>
+        <w:rPr>
+          <w:rFonts w:ascii="Times New Roman" w:cs="Times New Roman" w:eastAsia="Times New Roman" w:hAnsi="Times New Roman"/>
+          <w:sz w:val="24"/>
+          <w:szCs w:val="24"/>
+          <w:shd w:fill="BDD7EE" w:color="auto" w:val="clear"/>
+        </w:rPr>
+        <w:t xml:space="preserve">Освоение кредитных средств предусмотреть только безналичным путем (со счета заемщика на счет поставщика).</w:t>
+      </w:r>
+      <w:commentRangeEnd w:id="213"/>
+      <w:r>
+        <w:commentReference w:id="213"/>
+      </w:r>
+    </w:p>
+    <w:p>
+      <w:pPr>
+        <w:spacing w:before="60"/>
+      </w:pPr>
+      <w:commentRangeStart w:id="214"/>
+      <w:r>
+        <w:rPr>
+          <w:rFonts w:ascii="Times New Roman" w:cs="Times New Roman" w:eastAsia="Times New Roman" w:hAnsi="Times New Roman"/>
+          <w:b/>
+          <w:bCs/>
+          <w:sz w:val="24"/>
+          <w:szCs w:val="24"/>
+        </w:rPr>
+        <w:t xml:space="preserve">6.9.3.5. </w:t>
+      </w:r>
+      <w:r>
+        <w:rPr>
+          <w:rFonts w:ascii="Times New Roman" w:cs="Times New Roman" w:eastAsia="Times New Roman" w:hAnsi="Times New Roman"/>
+          <w:i/>
+          <w:iCs/>
+          <w:sz w:val="24"/>
+          <w:szCs w:val="24"/>
+          <w:shd w:fill="F8CBAD" w:color="auto" w:val="clear"/>
+        </w:rPr>
+        <w:t xml:space="preserve">[ВАРИАНТЫ — выбор не сделан]</w:t>
+      </w:r>
+    </w:p>
+    <w:p>
+      <w:pPr>
+        <w:spacing w:after="60"/>
+        <w:ind w:left="360"/>
+      </w:pPr>
+      <w:r>
+        <w:rPr>
+          <w:rFonts w:ascii="Times New Roman" w:cs="Times New Roman" w:eastAsia="Times New Roman" w:hAnsi="Times New Roman"/>
+          <w:b/>
+          <w:bCs/>
+          <w:sz w:val="24"/>
+          <w:szCs w:val="24"/>
+          <w:shd w:fill="F8CBAD" w:color="auto" w:val="clear"/>
+        </w:rPr>
+        <w:t xml:space="preserve">Вариант 1 (№2 (п. 6.9.3)): </w:t>
+      </w:r>
+      <w:r>
+        <w:rPr>
+          <w:rFonts w:ascii="Times New Roman" w:cs="Times New Roman" w:eastAsia="Times New Roman" w:hAnsi="Times New Roman"/>
+          <w:i w:val="false"/>
+          <w:iCs w:val="false"/>
+          <w:sz w:val="24"/>
+          <w:szCs w:val="24"/>
+          <w:shd w:fill="F8CBAD" w:color="auto" w:val="clear"/>
+        </w:rPr>
+        <w:t xml:space="preserve">Создание не менее 1 нового постоянного рабочего места.</w:t>
+      </w:r>
+    </w:p>
+    <w:p>
+      <w:pPr>
+        <w:spacing w:after="60"/>
+        <w:ind w:left="360"/>
+      </w:pPr>
+      <w:r>
+        <w:rPr>
+          <w:rFonts w:ascii="Times New Roman" w:cs="Times New Roman" w:eastAsia="Times New Roman" w:hAnsi="Times New Roman"/>
+          <w:b/>
+          <w:bCs/>
+          <w:sz w:val="24"/>
+          <w:szCs w:val="24"/>
+          <w:shd w:fill="F8CBAD" w:color="auto" w:val="clear"/>
+        </w:rPr>
+        <w:t xml:space="preserve">Вариант 2 (№55 (п. 6.9.3)): </w:t>
+      </w:r>
+      <w:r>
+        <w:rPr>
+          <w:rFonts w:ascii="Times New Roman" w:cs="Times New Roman" w:eastAsia="Times New Roman" w:hAnsi="Times New Roman"/>
+          <w:i w:val="false"/>
+          <w:iCs w:val="false"/>
+          <w:sz w:val="24"/>
+          <w:szCs w:val="24"/>
+          <w:shd w:fill="F8CBAD" w:color="auto" w:val="clear"/>
+        </w:rPr>
+        <w:t xml:space="preserve">Создать ____ рабочее место в течении 90 календарных дней, сохранение его в течение действия договора микрокредита.</w:t>
+      </w:r>
+    </w:p>
+    <w:p>
+      <w:pPr>
+        <w:spacing w:after="60"/>
+        <w:ind w:left="360"/>
+      </w:pPr>
+      <w:r>
+        <w:rPr>
+          <w:rFonts w:ascii="Times New Roman" w:cs="Times New Roman" w:eastAsia="Times New Roman" w:hAnsi="Times New Roman"/>
+          <w:b/>
+          <w:bCs/>
+          <w:sz w:val="24"/>
+          <w:szCs w:val="24"/>
+          <w:shd w:fill="F8CBAD" w:color="auto" w:val="clear"/>
+        </w:rPr>
+        <w:t xml:space="preserve">Вариант 3 (№19 (п. 6.9.3)): </w:t>
+      </w:r>
+      <w:r>
+        <w:rPr>
+          <w:rFonts w:ascii="Times New Roman" w:cs="Times New Roman" w:eastAsia="Times New Roman" w:hAnsi="Times New Roman"/>
+          <w:i w:val="false"/>
+          <w:iCs w:val="false"/>
+          <w:sz w:val="24"/>
+          <w:szCs w:val="24"/>
+          <w:shd w:fill="F8CBAD" w:color="auto" w:val="clear"/>
+        </w:rPr>
+        <w:t xml:space="preserve">Заемщик обязан в срок не позднее ____ (________) календарных дней обеспечить открытие рабочих мест в количестве не менее___, с  регистрацией их на сайте enbek.kz.</w:t>
+      </w:r>
+    </w:p>
+    <w:p>
+      <w:pPr>
+        <w:spacing w:after="60"/>
+        <w:ind w:left="360"/>
+      </w:pPr>
+      <w:r>
+        <w:rPr>
+          <w:rFonts w:ascii="Times New Roman" w:cs="Times New Roman" w:eastAsia="Times New Roman" w:hAnsi="Times New Roman"/>
+          <w:b/>
+          <w:bCs/>
+          <w:sz w:val="24"/>
+          <w:szCs w:val="24"/>
+          <w:shd w:fill="F8CBAD" w:color="auto" w:val="clear"/>
+        </w:rPr>
+        <w:t xml:space="preserve">Вариант 4 (№37 (п. 6.9.3)): </w:t>
+      </w:r>
+      <w:r>
+        <w:rPr>
+          <w:rFonts w:ascii="Times New Roman" w:cs="Times New Roman" w:eastAsia="Times New Roman" w:hAnsi="Times New Roman"/>
+          <w:i w:val="false"/>
+          <w:iCs w:val="false"/>
+          <w:sz w:val="24"/>
+          <w:szCs w:val="24"/>
+          <w:shd w:fill="F8CBAD" w:color="auto" w:val="clear"/>
+        </w:rPr>
+        <w:t xml:space="preserve">В течение года необходимо нанять ___ (____) человека.</w:t>
+      </w:r>
+    </w:p>
+    <w:p>
+      <w:pPr>
+        <w:spacing w:after="60"/>
+        <w:ind w:left="360"/>
+      </w:pPr>
+      <w:r>
+        <w:rPr>
+          <w:rFonts w:ascii="Times New Roman" w:cs="Times New Roman" w:eastAsia="Times New Roman" w:hAnsi="Times New Roman"/>
+          <w:b/>
+          <w:bCs/>
+          <w:sz w:val="24"/>
+          <w:szCs w:val="24"/>
+          <w:shd w:fill="F8CBAD" w:color="auto" w:val="clear"/>
+        </w:rPr>
+        <w:t xml:space="preserve">Вариант 5 (№49 (п. 1.15.4); №48 (п. 1.15.4)): </w:t>
+      </w:r>
+      <w:r>
+        <w:rPr>
+          <w:rFonts w:ascii="Times New Roman" w:cs="Times New Roman" w:eastAsia="Times New Roman" w:hAnsi="Times New Roman"/>
+          <w:i w:val="false"/>
+          <w:iCs w:val="false"/>
+          <w:sz w:val="24"/>
+          <w:szCs w:val="24"/>
+          <w:shd w:fill="F8CBAD" w:color="auto" w:val="clear"/>
+        </w:rPr>
+        <w:t xml:space="preserve">После выдачи займа в течении 90 календарных дней подтвердить создание не менее одного дополнительного рабочего места, не учитывая руководителя/главы ИП/КХ.</w:t>
+      </w:r>
+    </w:p>
+    <w:p>
+      <w:pPr>
+        <w:spacing w:after="60"/>
+        <w:ind w:left="360"/>
+      </w:pPr>
+      <w:r>
+        <w:rPr>
+          <w:rFonts w:ascii="Times New Roman" w:cs="Times New Roman" w:eastAsia="Times New Roman" w:hAnsi="Times New Roman"/>
+          <w:b/>
+          <w:bCs/>
+          <w:sz w:val="24"/>
+          <w:szCs w:val="24"/>
+          <w:shd w:fill="F8CBAD" w:color="auto" w:val="clear"/>
+        </w:rPr>
+        <w:t xml:space="preserve">Вариант 6 (№49 (п. 2.5.17)): </w:t>
+      </w:r>
+      <w:r>
+        <w:rPr>
+          <w:rFonts w:ascii="Times New Roman" w:cs="Times New Roman" w:eastAsia="Times New Roman" w:hAnsi="Times New Roman"/>
+          <w:i w:val="false"/>
+          <w:iCs w:val="false"/>
+          <w:sz w:val="24"/>
+          <w:szCs w:val="24"/>
+          <w:shd w:fill="F8CBAD" w:color="auto" w:val="clear"/>
+        </w:rPr>
+        <w:t xml:space="preserve">Обеспечить создание не менее 1 (одного) рабочего места по месту реализации бизнеса и осуществить установленные обязательные социальные  отчисления. По требованию АО «РИР «СПК «Жетісу» Заемщик обязан предоставить подтверждающие документы о создании рабочих мест.</w:t>
+      </w:r>
+    </w:p>
+    <w:p>
+      <w:pPr>
+        <w:spacing w:after="60"/>
+        <w:ind w:left="360"/>
+      </w:pPr>
+      <w:r>
+        <w:rPr>
+          <w:rFonts w:ascii="Times New Roman" w:cs="Times New Roman" w:eastAsia="Times New Roman" w:hAnsi="Times New Roman"/>
+          <w:b/>
+          <w:bCs/>
+          <w:sz w:val="24"/>
+          <w:szCs w:val="24"/>
+          <w:shd w:fill="F8CBAD" w:color="auto" w:val="clear"/>
+        </w:rPr>
+        <w:t xml:space="preserve">Вариант 7 (№25 (п. 6.2.16 пп. 2)) — [данные заемщика]): </w:t>
+      </w:r>
+      <w:r>
+        <w:rPr>
+          <w:rFonts w:ascii="Times New Roman" w:cs="Times New Roman" w:eastAsia="Times New Roman" w:hAnsi="Times New Roman"/>
+          <w:i w:val="false"/>
+          <w:iCs w:val="false"/>
+          <w:sz w:val="24"/>
+          <w:szCs w:val="24"/>
+          <w:shd w:fill="F8CBAD" w:color="auto" w:val="clear"/>
+        </w:rPr>
+        <w:t xml:space="preserve">Создание 2 (двух) новых рабочих мест.</w:t>
+      </w:r>
+    </w:p>
+    <w:p>
+      <w:pPr>
+        <w:spacing w:after="60"/>
+        <w:ind w:left="360"/>
+      </w:pPr>
+      <w:r>
+        <w:rPr>
+          <w:rFonts w:ascii="Times New Roman" w:cs="Times New Roman" w:eastAsia="Times New Roman" w:hAnsi="Times New Roman"/>
+          <w:b/>
+          <w:bCs/>
+          <w:sz w:val="24"/>
+          <w:szCs w:val="24"/>
+          <w:shd w:fill="F8CBAD" w:color="auto" w:val="clear"/>
+        </w:rPr>
+        <w:t xml:space="preserve">Вариант 8 (№15 (п. 6.2.18) [БЛОК А2]): </w:t>
+      </w:r>
+      <w:r>
+        <w:rPr>
+          <w:rFonts w:ascii="Times New Roman" w:cs="Times New Roman" w:eastAsia="Times New Roman" w:hAnsi="Times New Roman"/>
+          <w:i w:val="false"/>
+          <w:iCs w:val="false"/>
+          <w:sz w:val="24"/>
+          <w:szCs w:val="24"/>
+          <w:shd w:fill="F8CBAD" w:color="auto" w:val="clear"/>
+        </w:rPr>
+        <w:t xml:space="preserve">Создать одно новое рабочее место и подтвердить его заключением трудового договора с гражданином, зарегистрированным в качестве безработного в информационной системе "Enbek.kz", в течение 12 (двенадцати) месяцев с даты получения микрокредита. В случае расторжения трудового договора с принятым работником, на освободившееся рабочее место должен быть трудоустроен другой гражданин, зарегистрированный на портале "Enbek.kz" как безработный, с обязательным подтверждением заключения нового трудового договора.</w:t>
+      </w:r>
+      <w:r>
+        <w:rPr>
+          <w:rFonts w:ascii="Times New Roman" w:cs="Times New Roman" w:eastAsia="Times New Roman" w:hAnsi="Times New Roman"/>
+          <w:i w:val="false"/>
+          <w:iCs w:val="false"/>
+          <w:sz w:val="24"/>
+          <w:szCs w:val="24"/>
+          <w:shd w:fill="F8CBAD" w:color="auto" w:val="clear"/>
+        </w:rPr>
+        <w:br/>
+        <w:t xml:space="preserve">В случае неисполнения обязательств по созданию рабочих мест, Заёмщик обязан досрочно возвратить Кредитору остаток бюджетного микрокредита/лизинга в течение 15 (пятнадцати) календарных дней.</w:t>
+      </w:r>
+      <w:commentRangeEnd w:id="214"/>
+      <w:r>
+        <w:commentReference w:id="214"/>
+      </w:r>
+    </w:p>
+    <w:p>
+      <w:pPr>
+        <w:spacing w:before="60"/>
+      </w:pPr>
+      <w:commentRangeStart w:id="215"/>
+      <w:r>
+        <w:rPr>
+          <w:rFonts w:ascii="Times New Roman" w:cs="Times New Roman" w:eastAsia="Times New Roman" w:hAnsi="Times New Roman"/>
+          <w:b/>
+          <w:bCs/>
+          <w:sz w:val="24"/>
+          <w:szCs w:val="24"/>
+        </w:rPr>
+        <w:t xml:space="preserve">6.9.3.6. </w:t>
+      </w:r>
+      <w:r>
+        <w:rPr>
+          <w:rFonts w:ascii="Times New Roman" w:cs="Times New Roman" w:eastAsia="Times New Roman" w:hAnsi="Times New Roman"/>
+          <w:i/>
+          <w:iCs/>
+          <w:sz w:val="24"/>
+          <w:szCs w:val="24"/>
+          <w:shd w:fill="F8CBAD" w:color="auto" w:val="clear"/>
+        </w:rPr>
+        <w:t xml:space="preserve">[ВАРИАНТЫ — выбор не сделан; вопрос реестра № 60, 16]</w:t>
+      </w:r>
+    </w:p>
+    <w:p>
+      <w:pPr>
+        <w:spacing w:after="60"/>
+        <w:ind w:left="360"/>
+      </w:pPr>
+      <w:r>
+        <w:rPr>
+          <w:rFonts w:ascii="Times New Roman" w:cs="Times New Roman" w:eastAsia="Times New Roman" w:hAnsi="Times New Roman"/>
+          <w:b/>
+          <w:bCs/>
+          <w:sz w:val="24"/>
+          <w:szCs w:val="24"/>
+          <w:shd w:fill="F8CBAD" w:color="auto" w:val="clear"/>
+        </w:rPr>
+        <w:t xml:space="preserve">Вариант 1 (№2 (п. 6.9.4)): </w:t>
+      </w:r>
+      <w:r>
+        <w:rPr>
+          <w:rFonts w:ascii="Times New Roman" w:cs="Times New Roman" w:eastAsia="Times New Roman" w:hAnsi="Times New Roman"/>
+          <w:i w:val="false"/>
+          <w:iCs w:val="false"/>
+          <w:sz w:val="24"/>
+          <w:szCs w:val="24"/>
+          <w:shd w:fill="F8CBAD" w:color="auto" w:val="clear"/>
+        </w:rPr>
+        <w:t xml:space="preserve">Осуществить страхование жизни, залогового имущества на сумму полученного кредита.</w:t>
+      </w:r>
+    </w:p>
+    <w:p>
+      <w:pPr>
+        <w:spacing w:after="60"/>
+        <w:ind w:left="360"/>
+      </w:pPr>
+      <w:r>
+        <w:rPr>
+          <w:rFonts w:ascii="Times New Roman" w:cs="Times New Roman" w:eastAsia="Times New Roman" w:hAnsi="Times New Roman"/>
+          <w:b/>
+          <w:bCs/>
+          <w:sz w:val="24"/>
+          <w:szCs w:val="24"/>
+          <w:shd w:fill="F8CBAD" w:color="auto" w:val="clear"/>
+        </w:rPr>
+        <w:t xml:space="preserve">Вариант 2 (№55 (п. 6.9.4)): </w:t>
+      </w:r>
+      <w:r>
+        <w:rPr>
+          <w:rFonts w:ascii="Times New Roman" w:cs="Times New Roman" w:eastAsia="Times New Roman" w:hAnsi="Times New Roman"/>
+          <w:i w:val="false"/>
+          <w:iCs w:val="false"/>
+          <w:sz w:val="24"/>
+          <w:szCs w:val="24"/>
+          <w:shd w:fill="F8CBAD" w:color="auto" w:val="clear"/>
+        </w:rPr>
+        <w:t xml:space="preserve">Осуществлять (обеспечивать) своевременное ежегодное страхование заложенного имущества и жизни заемщика в страховых компаниях до полного исполнения обязательств по настоящему Договору.</w:t>
+      </w:r>
+      <w:commentRangeEnd w:id="215"/>
+      <w:r>
+        <w:commentReference w:id="215"/>
+      </w:r>
+    </w:p>
+    <w:p>
+      <w:pPr>
+        <w:spacing w:after="80"/>
+        <w:jc w:val="both"/>
+      </w:pPr>
+      <w:commentRangeStart w:id="216"/>
+      <w:r>
+        <w:rPr>
+          <w:rFonts w:ascii="Times New Roman" w:cs="Times New Roman" w:eastAsia="Times New Roman" w:hAnsi="Times New Roman"/>
+          <w:b/>
+          <w:bCs/>
+          <w:sz w:val="24"/>
+          <w:szCs w:val="24"/>
+        </w:rPr>
+        <w:t xml:space="preserve">6.9.3.7. </w:t>
+      </w:r>
+      <w:r>
+        <w:rPr>
+          <w:rFonts w:ascii="Times New Roman" w:cs="Times New Roman" w:eastAsia="Times New Roman" w:hAnsi="Times New Roman"/>
+          <w:sz w:val="24"/>
+          <w:szCs w:val="24"/>
+          <w:shd w:fill="BDD7EE" w:color="auto" w:val="clear"/>
+        </w:rPr>
+        <w:t xml:space="preserve">Реализация проекта должна осуществлятся в сельском населенном пункте или в малом городе [наименование области].</w:t>
+      </w:r>
+      <w:commentRangeEnd w:id="216"/>
+      <w:r>
+        <w:commentReference w:id="216"/>
+      </w:r>
+    </w:p>
+    <w:p>
+      <w:pPr>
+        <w:spacing w:after="80"/>
+        <w:jc w:val="both"/>
+      </w:pPr>
+      <w:commentRangeStart w:id="217"/>
+      <w:r>
+        <w:rPr>
+          <w:rFonts w:ascii="Times New Roman" w:cs="Times New Roman" w:eastAsia="Times New Roman" w:hAnsi="Times New Roman"/>
+          <w:b/>
+          <w:bCs/>
+          <w:sz w:val="24"/>
+          <w:szCs w:val="24"/>
+        </w:rPr>
+        <w:t xml:space="preserve">6.9.3.8. </w:t>
+      </w:r>
+      <w:r>
+        <w:rPr>
+          <w:rFonts w:ascii="Times New Roman" w:cs="Times New Roman" w:eastAsia="Times New Roman" w:hAnsi="Times New Roman"/>
+          <w:sz w:val="24"/>
+          <w:szCs w:val="24"/>
+          <w:shd w:fill="BDD7EE" w:color="auto" w:val="clear"/>
+        </w:rPr>
+        <w:t xml:space="preserve">Приобретение новой ранее не использованной техники и/или оборудования (приминяется в случае наличия приобретения технки и оборудования).</w:t>
+      </w:r>
+      <w:commentRangeEnd w:id="217"/>
+      <w:r>
+        <w:commentReference w:id="217"/>
+      </w:r>
+    </w:p>
+    <w:p>
+      <w:pPr>
+        <w:spacing w:after="80"/>
+        <w:jc w:val="both"/>
+      </w:pPr>
+      <w:commentRangeStart w:id="218"/>
+      <w:r>
+        <w:rPr>
+          <w:rFonts w:ascii="Times New Roman" w:cs="Times New Roman" w:eastAsia="Times New Roman" w:hAnsi="Times New Roman"/>
+          <w:b/>
+          <w:bCs/>
+          <w:sz w:val="24"/>
+          <w:szCs w:val="24"/>
+        </w:rPr>
+        <w:t xml:space="preserve">6.9.3.9. </w:t>
+      </w:r>
+      <w:r>
+        <w:rPr>
+          <w:rFonts w:ascii="Times New Roman" w:cs="Times New Roman" w:eastAsia="Times New Roman" w:hAnsi="Times New Roman"/>
+          <w:sz w:val="24"/>
+          <w:szCs w:val="24"/>
+          <w:shd w:fill="BDD7EE" w:color="auto" w:val="clear"/>
+        </w:rPr>
+        <w:t xml:space="preserve">В течении всего периода действия настоящего договора реализацию бизнеса осуществлять по месту регистрации Заёмщика в налоговых органах.</w:t>
+      </w:r>
+      <w:commentRangeEnd w:id="218"/>
+      <w:r>
+        <w:commentReference w:id="218"/>
+      </w:r>
+    </w:p>
+    <w:p>
+      <w:pPr>
+        <w:spacing w:after="80"/>
+        <w:jc w:val="both"/>
+      </w:pPr>
+      <w:commentRangeStart w:id="219"/>
+      <w:r>
+        <w:rPr>
+          <w:rFonts w:ascii="Times New Roman" w:cs="Times New Roman" w:eastAsia="Times New Roman" w:hAnsi="Times New Roman"/>
+          <w:b/>
+          <w:bCs/>
+          <w:sz w:val="24"/>
+          <w:szCs w:val="24"/>
+        </w:rPr>
+        <w:t xml:space="preserve">6.9.3.10. </w:t>
+      </w:r>
+      <w:r>
+        <w:rPr>
+          <w:rFonts w:ascii="Times New Roman" w:cs="Times New Roman" w:eastAsia="Times New Roman" w:hAnsi="Times New Roman"/>
+          <w:sz w:val="24"/>
+          <w:szCs w:val="24"/>
+          <w:shd w:fill="BDD7EE" w:color="auto" w:val="clear"/>
+        </w:rPr>
+        <w:t xml:space="preserve">Своевременно проводить налоговые отчисления, взносы в бюджет и социальные платежи за работников.</w:t>
+      </w:r>
+      <w:commentRangeEnd w:id="219"/>
+      <w:r>
+        <w:commentReference w:id="219"/>
+      </w:r>
+    </w:p>
+    <w:p>
+      <w:pPr>
+        <w:spacing w:after="80"/>
+        <w:jc w:val="both"/>
+      </w:pPr>
+      <w:commentRangeStart w:id="220"/>
+      <w:r>
+        <w:rPr>
+          <w:rFonts w:ascii="Times New Roman" w:cs="Times New Roman" w:eastAsia="Times New Roman" w:hAnsi="Times New Roman"/>
+          <w:b/>
+          <w:bCs/>
+          <w:sz w:val="24"/>
+          <w:szCs w:val="24"/>
+        </w:rPr>
+        <w:t xml:space="preserve">6.9.3.11. </w:t>
+      </w:r>
+      <w:r>
+        <w:rPr>
+          <w:rFonts w:ascii="Times New Roman" w:cs="Times New Roman" w:eastAsia="Times New Roman" w:hAnsi="Times New Roman"/>
+          <w:sz w:val="24"/>
+          <w:szCs w:val="24"/>
+          <w:shd w:fill="BDD7EE" w:color="auto" w:val="clear"/>
+        </w:rPr>
+        <w:t xml:space="preserve">Привлечь личную гарантию Председателя СПК.</w:t>
+      </w:r>
+      <w:commentRangeEnd w:id="220"/>
+      <w:r>
+        <w:commentReference w:id="220"/>
       </w:r>
     </w:p>
     <w:p>
@@ -17149,23 +16685,7 @@
           <w:sz w:val="26"/>
           <w:szCs w:val="26"/>
         </w:rPr>
-        <w:t xml:space="preserve">6.11. Права и обязанности Партнера</w:t>
-      </w:r>
-    </w:p>
-    <w:p>
-      <w:pPr>
-        <w:pStyle w:val="Heading2"/>
-        <w:spacing w:after="120" w:before="240"/>
-      </w:pPr>
-      <w:r>
-        <w:rPr>
-          <w:rFonts w:ascii="Times New Roman" w:cs="Times New Roman" w:eastAsia="Times New Roman" w:hAnsi="Times New Roman"/>
-          <w:b/>
-          <w:bCs/>
-          <w:sz w:val="26"/>
-          <w:szCs w:val="26"/>
-        </w:rPr>
-        <w:t xml:space="preserve">Партнер обязан:</w:t>
+        <w:t xml:space="preserve">6.10. Обязанности Заемщика — сельскохозяйственного производственного кооператива</w:t>
       </w:r>
     </w:p>
     <w:p>
@@ -17173,29 +16693,116 @@
         <w:spacing w:after="80"/>
         <w:jc w:val="both"/>
       </w:pPr>
-      <w:commentRangeStart w:id="231"/>
-      <w:r>
-        <w:rPr>
-          <w:rFonts w:ascii="Times New Roman" w:cs="Times New Roman" w:eastAsia="Times New Roman" w:hAnsi="Times New Roman"/>
-          <w:b/>
-          <w:bCs/>
-          <w:sz w:val="24"/>
-          <w:szCs w:val="24"/>
-        </w:rPr>
-        <w:t xml:space="preserve">6.11.1.1. </w:t>
-      </w:r>
-      <w:r>
-        <w:rPr>
-          <w:rFonts w:ascii="Times New Roman" w:cs="Times New Roman" w:eastAsia="Times New Roman" w:hAnsi="Times New Roman"/>
-          <w:sz w:val="24"/>
-          <w:szCs w:val="24"/>
-          <w:shd w:fill="BDD7EE" w:color="auto" w:val="clear"/>
-        </w:rPr>
-        <w:t xml:space="preserve">обслуживать бюджетный кредит;</w:t>
-      </w:r>
-      <w:commentRangeEnd w:id="231"/>
-      <w:r>
-        <w:commentReference w:id="231"/>
+      <w:commentRangeStart w:id="221"/>
+      <w:r>
+        <w:rPr>
+          <w:rFonts w:ascii="Times New Roman" w:cs="Times New Roman" w:eastAsia="Times New Roman" w:hAnsi="Times New Roman"/>
+          <w:b/>
+          <w:bCs/>
+          <w:sz w:val="24"/>
+          <w:szCs w:val="24"/>
+        </w:rPr>
+        <w:t xml:space="preserve">6.10.1. </w:t>
+      </w:r>
+      <w:r>
+        <w:rPr>
+          <w:rFonts w:ascii="Times New Roman" w:cs="Times New Roman" w:eastAsia="Times New Roman" w:hAnsi="Times New Roman"/>
+          <w:sz w:val="24"/>
+          <w:szCs w:val="24"/>
+          <w:shd w:fill="C6EFCE" w:color="auto" w:val="clear"/>
+        </w:rPr>
+        <w:t xml:space="preserve">В течение всего срока действия настоящего Договора обеспечить производственное взаимодействие между членами сельскохозяйственного производственного кооператива «[наименование]»;</w:t>
+      </w:r>
+      <w:commentRangeEnd w:id="221"/>
+      <w:r>
+        <w:commentReference w:id="221"/>
+      </w:r>
+    </w:p>
+    <w:p>
+      <w:pPr>
+        <w:spacing w:before="60"/>
+      </w:pPr>
+      <w:commentRangeStart w:id="222"/>
+      <w:r>
+        <w:rPr>
+          <w:rFonts w:ascii="Times New Roman" w:cs="Times New Roman" w:eastAsia="Times New Roman" w:hAnsi="Times New Roman"/>
+          <w:b/>
+          <w:bCs/>
+          <w:sz w:val="24"/>
+          <w:szCs w:val="24"/>
+        </w:rPr>
+        <w:t xml:space="preserve">6.10.2. </w:t>
+      </w:r>
+      <w:r>
+        <w:rPr>
+          <w:rFonts w:ascii="Times New Roman" w:cs="Times New Roman" w:eastAsia="Times New Roman" w:hAnsi="Times New Roman"/>
+          <w:i/>
+          <w:iCs/>
+          <w:sz w:val="24"/>
+          <w:szCs w:val="24"/>
+          <w:shd w:fill="FF9E9E" w:color="auto" w:val="clear"/>
+        </w:rPr>
+        <w:t xml:space="preserve">[ВАРИАНТЫ — выбор не сделан]</w:t>
+      </w:r>
+    </w:p>
+    <w:p>
+      <w:pPr>
+        <w:spacing w:after="60"/>
+        <w:ind w:left="360"/>
+      </w:pPr>
+      <w:r>
+        <w:rPr>
+          <w:rFonts w:ascii="Times New Roman" w:cs="Times New Roman" w:eastAsia="Times New Roman" w:hAnsi="Times New Roman"/>
+          <w:b/>
+          <w:bCs/>
+          <w:sz w:val="24"/>
+          <w:szCs w:val="24"/>
+          <w:shd w:fill="FF9E9E" w:color="auto" w:val="clear"/>
+        </w:rPr>
+        <w:t xml:space="preserve">Вариант 1 (№4 (п. 6.2.16)): </w:t>
+      </w:r>
+      <w:r>
+        <w:rPr>
+          <w:rFonts w:ascii="Times New Roman" w:cs="Times New Roman" w:eastAsia="Times New Roman" w:hAnsi="Times New Roman"/>
+          <w:i w:val="false"/>
+          <w:iCs w:val="false"/>
+          <w:sz w:val="24"/>
+          <w:szCs w:val="24"/>
+          <w:shd w:fill="FF9E9E" w:color="auto" w:val="clear"/>
+        </w:rPr>
+        <w:t xml:space="preserve">Обеспечить участников кооператива субсидированными/государственными льготами/ семенами/ сырьем/ ГСМ/ техникой и оборудованием/ и другими преференциями/ сеном и кормами по цене ниже рыночной, утвержденной протоколом заседания исполнительного органа кооператива на соответствующий год текущего календарного дня, в количестве равной долей на каждое подворье;</w:t>
+      </w:r>
+    </w:p>
+    <w:p>
+      <w:pPr>
+        <w:spacing w:after="60"/>
+        <w:ind w:left="360"/>
+      </w:pPr>
+      <w:r>
+        <w:rPr>
+          <w:rFonts w:ascii="Times New Roman" w:cs="Times New Roman" w:eastAsia="Times New Roman" w:hAnsi="Times New Roman"/>
+          <w:b/>
+          <w:bCs/>
+          <w:sz w:val="24"/>
+          <w:szCs w:val="24"/>
+          <w:shd w:fill="FF9E9E" w:color="auto" w:val="clear"/>
+        </w:rPr>
+        <w:t xml:space="preserve">Вариант 2 (№12 (п. 7.2)): </w:t>
+      </w:r>
+      <w:r>
+        <w:rPr>
+          <w:rFonts w:ascii="Times New Roman" w:cs="Times New Roman" w:eastAsia="Times New Roman" w:hAnsi="Times New Roman"/>
+          <w:i w:val="false"/>
+          <w:iCs w:val="false"/>
+          <w:sz w:val="24"/>
+          <w:szCs w:val="24"/>
+          <w:shd w:fill="FF9E9E" w:color="auto" w:val="clear"/>
+        </w:rPr>
+        <w:t xml:space="preserve">Обеспечить участников кооператива сеном и кормами по цене утвержденной протоколом заседания исполнительного органа кооператива на соответствующий календарный год.</w:t>
+      </w:r>
+      <w:commentRangeEnd w:id="222"/>
+      <w:r>
+        <w:commentReference w:id="222"/>
       </w:r>
     </w:p>
     <w:p>
@@ -17203,29 +16810,29 @@
         <w:spacing w:after="80"/>
         <w:jc w:val="both"/>
       </w:pPr>
-      <w:commentRangeStart w:id="232"/>
-      <w:r>
-        <w:rPr>
-          <w:rFonts w:ascii="Times New Roman" w:cs="Times New Roman" w:eastAsia="Times New Roman" w:hAnsi="Times New Roman"/>
-          <w:b/>
-          <w:bCs/>
-          <w:sz w:val="24"/>
-          <w:szCs w:val="24"/>
-        </w:rPr>
-        <w:t xml:space="preserve">6.11.1.2. </w:t>
-      </w:r>
-      <w:r>
-        <w:rPr>
-          <w:rFonts w:ascii="Times New Roman" w:cs="Times New Roman" w:eastAsia="Times New Roman" w:hAnsi="Times New Roman"/>
-          <w:sz w:val="24"/>
-          <w:szCs w:val="24"/>
-          <w:shd w:fill="BDD7EE" w:color="auto" w:val="clear"/>
-        </w:rPr>
-        <w:t xml:space="preserve">по поручению Кредитора и Поверенного агента подготовить материалы для подачи исковых заявлений в суд;</w:t>
-      </w:r>
-      <w:commentRangeEnd w:id="232"/>
-      <w:r>
-        <w:commentReference w:id="232"/>
+      <w:commentRangeStart w:id="223"/>
+      <w:r>
+        <w:rPr>
+          <w:rFonts w:ascii="Times New Roman" w:cs="Times New Roman" w:eastAsia="Times New Roman" w:hAnsi="Times New Roman"/>
+          <w:b/>
+          <w:bCs/>
+          <w:sz w:val="24"/>
+          <w:szCs w:val="24"/>
+        </w:rPr>
+        <w:t xml:space="preserve">6.10.3. </w:t>
+      </w:r>
+      <w:r>
+        <w:rPr>
+          <w:rFonts w:ascii="Times New Roman" w:cs="Times New Roman" w:eastAsia="Times New Roman" w:hAnsi="Times New Roman"/>
+          <w:sz w:val="24"/>
+          <w:szCs w:val="24"/>
+          <w:shd w:fill="C6EFCE" w:color="auto" w:val="clear"/>
+        </w:rPr>
+        <w:t xml:space="preserve">Обеспечить проведение не менее одного раза в квартал общего собрания членов для отчета о деятельности сельскохозяйственного производственного кооператива «[наименование]».</w:t>
+      </w:r>
+      <w:commentRangeEnd w:id="223"/>
+      <w:r>
+        <w:commentReference w:id="223"/>
       </w:r>
     </w:p>
     <w:p>
@@ -17233,29 +16840,29 @@
         <w:spacing w:after="80"/>
         <w:jc w:val="both"/>
       </w:pPr>
-      <w:commentRangeStart w:id="233"/>
-      <w:r>
-        <w:rPr>
-          <w:rFonts w:ascii="Times New Roman" w:cs="Times New Roman" w:eastAsia="Times New Roman" w:hAnsi="Times New Roman"/>
-          <w:b/>
-          <w:bCs/>
-          <w:sz w:val="24"/>
-          <w:szCs w:val="24"/>
-        </w:rPr>
-        <w:t xml:space="preserve">6.11.1.3. </w:t>
-      </w:r>
-      <w:r>
-        <w:rPr>
-          <w:rFonts w:ascii="Times New Roman" w:cs="Times New Roman" w:eastAsia="Times New Roman" w:hAnsi="Times New Roman"/>
-          <w:sz w:val="24"/>
-          <w:szCs w:val="24"/>
-          <w:shd w:fill="BDD7EE" w:color="auto" w:val="clear"/>
-        </w:rPr>
-        <w:t xml:space="preserve">осуществлять сбор документов потенциальных Заемщиков;</w:t>
-      </w:r>
-      <w:commentRangeEnd w:id="233"/>
-      <w:r>
-        <w:commentReference w:id="233"/>
+      <w:commentRangeStart w:id="224"/>
+      <w:r>
+        <w:rPr>
+          <w:rFonts w:ascii="Times New Roman" w:cs="Times New Roman" w:eastAsia="Times New Roman" w:hAnsi="Times New Roman"/>
+          <w:b/>
+          <w:bCs/>
+          <w:sz w:val="24"/>
+          <w:szCs w:val="24"/>
+        </w:rPr>
+        <w:t xml:space="preserve">6.10.4. </w:t>
+      </w:r>
+      <w:r>
+        <w:rPr>
+          <w:rFonts w:ascii="Times New Roman" w:cs="Times New Roman" w:eastAsia="Times New Roman" w:hAnsi="Times New Roman"/>
+          <w:sz w:val="24"/>
+          <w:szCs w:val="24"/>
+          <w:shd w:fill="C6EFCE" w:color="auto" w:val="clear"/>
+        </w:rPr>
+        <w:t xml:space="preserve">В течение 10 (десяти) рабочих дней письменно уведомлять Займодателя и Поверенного (агента) о всех принятых решениях на общем собрании членов сельскохозяйственного производственного кооператива «[наименование]».</w:t>
+      </w:r>
+      <w:commentRangeEnd w:id="224"/>
+      <w:r>
+        <w:commentReference w:id="224"/>
       </w:r>
     </w:p>
     <w:p>
@@ -17263,29 +16870,29 @@
         <w:spacing w:after="80"/>
         <w:jc w:val="both"/>
       </w:pPr>
-      <w:commentRangeStart w:id="234"/>
-      <w:r>
-        <w:rPr>
-          <w:rFonts w:ascii="Times New Roman" w:cs="Times New Roman" w:eastAsia="Times New Roman" w:hAnsi="Times New Roman"/>
-          <w:b/>
-          <w:bCs/>
-          <w:sz w:val="24"/>
-          <w:szCs w:val="24"/>
-        </w:rPr>
-        <w:t xml:space="preserve">6.11.1.4. </w:t>
-      </w:r>
-      <w:r>
-        <w:rPr>
-          <w:rFonts w:ascii="Times New Roman" w:cs="Times New Roman" w:eastAsia="Times New Roman" w:hAnsi="Times New Roman"/>
-          <w:sz w:val="24"/>
-          <w:szCs w:val="24"/>
-          <w:shd w:fill="BDD7EE" w:color="auto" w:val="clear"/>
-        </w:rPr>
-        <w:t xml:space="preserve">организовать подписание Заемщиком договора о предоставлении бюджетного кредита, договор гарантии, а также договора залога недвижимого имущества;</w:t>
-      </w:r>
-      <w:commentRangeEnd w:id="234"/>
-      <w:r>
-        <w:commentReference w:id="234"/>
+      <w:commentRangeStart w:id="225"/>
+      <w:r>
+        <w:rPr>
+          <w:rFonts w:ascii="Times New Roman" w:cs="Times New Roman" w:eastAsia="Times New Roman" w:hAnsi="Times New Roman"/>
+          <w:b/>
+          <w:bCs/>
+          <w:sz w:val="24"/>
+          <w:szCs w:val="24"/>
+        </w:rPr>
+        <w:t xml:space="preserve">6.10.5. </w:t>
+      </w:r>
+      <w:r>
+        <w:rPr>
+          <w:rFonts w:ascii="Times New Roman" w:cs="Times New Roman" w:eastAsia="Times New Roman" w:hAnsi="Times New Roman"/>
+          <w:sz w:val="24"/>
+          <w:szCs w:val="24"/>
+          <w:shd w:fill="C6EFCE" w:color="auto" w:val="clear"/>
+        </w:rPr>
+        <w:t xml:space="preserve">Заемщик обязуется в соответствии с действующим законодательством Республики Казахстан вести бухгалтерский и налоговой учет финансово-хозяйственной деятельности в течение всего срока действия настоящего Договора.</w:t>
+      </w:r>
+      <w:commentRangeEnd w:id="225"/>
+      <w:r>
+        <w:commentReference w:id="225"/>
       </w:r>
     </w:p>
     <w:p>
@@ -17293,1229 +16900,16 @@
         <w:spacing w:after="80"/>
         <w:jc w:val="both"/>
       </w:pPr>
-      <w:commentRangeStart w:id="235"/>
-      <w:r>
-        <w:rPr>
-          <w:rFonts w:ascii="Times New Roman" w:cs="Times New Roman" w:eastAsia="Times New Roman" w:hAnsi="Times New Roman"/>
-          <w:b/>
-          <w:bCs/>
-          <w:sz w:val="24"/>
-          <w:szCs w:val="24"/>
-        </w:rPr>
-        <w:t xml:space="preserve">6.11.1.5. </w:t>
-      </w:r>
-      <w:r>
-        <w:rPr>
-          <w:rFonts w:ascii="Times New Roman" w:cs="Times New Roman" w:eastAsia="Times New Roman" w:hAnsi="Times New Roman"/>
-          <w:sz w:val="24"/>
-          <w:szCs w:val="24"/>
-          <w:shd w:fill="BDD7EE" w:color="auto" w:val="clear"/>
-        </w:rPr>
-        <w:t xml:space="preserve">требовать от Заемщика добросовестного и надлежащего исполнения обязательств, взятых на себя в соответствии с договорами о предоставлении бюджетного кредита, договора гарантии, а также договора залога недвижимого имущества.</w:t>
-      </w:r>
-      <w:commentRangeEnd w:id="235"/>
-      <w:r>
-        <w:commentReference w:id="235"/>
-      </w:r>
-    </w:p>
-    <w:p>
-      <w:pPr>
-        <w:spacing w:after="80"/>
-        <w:jc w:val="both"/>
-      </w:pPr>
-      <w:commentRangeStart w:id="236"/>
-      <w:r>
-        <w:rPr>
-          <w:rFonts w:ascii="Times New Roman" w:cs="Times New Roman" w:eastAsia="Times New Roman" w:hAnsi="Times New Roman"/>
-          <w:b/>
-          <w:bCs/>
-          <w:sz w:val="24"/>
-          <w:szCs w:val="24"/>
-        </w:rPr>
-        <w:t xml:space="preserve">6.11.1.6. </w:t>
-      </w:r>
-      <w:r>
-        <w:rPr>
-          <w:rFonts w:ascii="Times New Roman" w:cs="Times New Roman" w:eastAsia="Times New Roman" w:hAnsi="Times New Roman"/>
-          <w:sz w:val="24"/>
-          <w:szCs w:val="24"/>
-          <w:shd w:fill="BDD7EE" w:color="auto" w:val="clear"/>
-        </w:rPr>
-        <w:t xml:space="preserve">проводить мониторинг финансирования по бюджетному кредиту в течение 180 (ста восьмидесяти) календарных дней со дня выдачи микрокредита;</w:t>
-      </w:r>
-      <w:commentRangeEnd w:id="236"/>
-      <w:r>
-        <w:commentReference w:id="236"/>
-      </w:r>
-    </w:p>
-    <w:p>
-      <w:pPr>
-        <w:spacing w:after="80"/>
-        <w:jc w:val="both"/>
-      </w:pPr>
-      <w:commentRangeStart w:id="237"/>
-      <w:r>
-        <w:rPr>
-          <w:rFonts w:ascii="Times New Roman" w:cs="Times New Roman" w:eastAsia="Times New Roman" w:hAnsi="Times New Roman"/>
-          <w:b/>
-          <w:bCs/>
-          <w:sz w:val="24"/>
-          <w:szCs w:val="24"/>
-        </w:rPr>
-        <w:t xml:space="preserve">6.11.1.7. </w:t>
-      </w:r>
-      <w:r>
-        <w:rPr>
-          <w:rFonts w:ascii="Times New Roman" w:cs="Times New Roman" w:eastAsia="Times New Roman" w:hAnsi="Times New Roman"/>
-          <w:sz w:val="24"/>
-          <w:szCs w:val="24"/>
-          <w:shd w:fill="BDD7EE" w:color="auto" w:val="clear"/>
-        </w:rPr>
-        <w:t xml:space="preserve">Предоставлять Заемщику полную и достоверную информацию о платежах, связанных с получением, обслуживанием и погашением бюджетного кредита.</w:t>
-      </w:r>
-      <w:commentRangeEnd w:id="237"/>
-      <w:r>
-        <w:commentReference w:id="237"/>
-      </w:r>
-    </w:p>
-    <w:p>
-      <w:pPr>
-        <w:spacing w:after="80"/>
-        <w:jc w:val="both"/>
-      </w:pPr>
-      <w:commentRangeStart w:id="238"/>
-      <w:r>
-        <w:rPr>
-          <w:rFonts w:ascii="Times New Roman" w:cs="Times New Roman" w:eastAsia="Times New Roman" w:hAnsi="Times New Roman"/>
-          <w:b/>
-          <w:bCs/>
-          <w:sz w:val="24"/>
-          <w:szCs w:val="24"/>
-        </w:rPr>
-        <w:t xml:space="preserve">6.11.1.8. </w:t>
-      </w:r>
-      <w:r>
-        <w:rPr>
-          <w:rFonts w:ascii="Times New Roman" w:cs="Times New Roman" w:eastAsia="Times New Roman" w:hAnsi="Times New Roman"/>
-          <w:sz w:val="24"/>
-          <w:szCs w:val="24"/>
-          <w:shd w:fill="BDD7EE" w:color="auto" w:val="clear"/>
-        </w:rPr>
-        <w:t xml:space="preserve">Соблюдать тайну предоставления бюджетного кредита, за исключением случаев, предусмотренных законодательством Республики Казахстан.</w:t>
-      </w:r>
-      <w:commentRangeEnd w:id="238"/>
-      <w:r>
-        <w:commentReference w:id="238"/>
-      </w:r>
-    </w:p>
-    <w:p>
-      <w:pPr>
-        <w:pStyle w:val="Heading2"/>
-        <w:spacing w:after="120" w:before="240"/>
-      </w:pPr>
-      <w:r>
-        <w:rPr>
-          <w:rFonts w:ascii="Times New Roman" w:cs="Times New Roman" w:eastAsia="Times New Roman" w:hAnsi="Times New Roman"/>
-          <w:b/>
-          <w:bCs/>
-          <w:sz w:val="26"/>
-          <w:szCs w:val="26"/>
-        </w:rPr>
-        <w:t xml:space="preserve">Партнер имеет право:</w:t>
-      </w:r>
-    </w:p>
-    <w:p>
-      <w:pPr>
-        <w:spacing w:after="80"/>
-        <w:jc w:val="both"/>
-      </w:pPr>
-      <w:commentRangeStart w:id="239"/>
-      <w:r>
-        <w:rPr>
-          <w:rFonts w:ascii="Times New Roman" w:cs="Times New Roman" w:eastAsia="Times New Roman" w:hAnsi="Times New Roman"/>
-          <w:b/>
-          <w:bCs/>
-          <w:sz w:val="24"/>
-          <w:szCs w:val="24"/>
-        </w:rPr>
-        <w:t xml:space="preserve">6.11.2.1. </w:t>
-      </w:r>
-      <w:r>
-        <w:rPr>
-          <w:rFonts w:ascii="Times New Roman" w:cs="Times New Roman" w:eastAsia="Times New Roman" w:hAnsi="Times New Roman"/>
-          <w:sz w:val="24"/>
-          <w:szCs w:val="24"/>
-          <w:shd w:fill="BDD7EE" w:color="auto" w:val="clear"/>
-        </w:rPr>
-        <w:t xml:space="preserve">требовать от заемщика исполнения обязательств, указанных в настоящем Договоре;</w:t>
-      </w:r>
-      <w:commentRangeEnd w:id="239"/>
-      <w:r>
-        <w:commentReference w:id="239"/>
-      </w:r>
-    </w:p>
-    <w:p>
-      <w:pPr>
-        <w:spacing w:after="80"/>
-        <w:jc w:val="both"/>
-      </w:pPr>
-      <w:commentRangeStart w:id="240"/>
-      <w:r>
-        <w:rPr>
-          <w:rFonts w:ascii="Times New Roman" w:cs="Times New Roman" w:eastAsia="Times New Roman" w:hAnsi="Times New Roman"/>
-          <w:b/>
-          <w:bCs/>
-          <w:sz w:val="24"/>
-          <w:szCs w:val="24"/>
-        </w:rPr>
-        <w:t xml:space="preserve">6.11.2.2. </w:t>
-      </w:r>
-      <w:r>
-        <w:rPr>
-          <w:rFonts w:ascii="Times New Roman" w:cs="Times New Roman" w:eastAsia="Times New Roman" w:hAnsi="Times New Roman"/>
-          <w:sz w:val="24"/>
-          <w:szCs w:val="24"/>
-          <w:shd w:fill="BDD7EE" w:color="auto" w:val="clear"/>
-        </w:rPr>
-        <w:t xml:space="preserve">требовать досрочного возврата суммы бюджетного кредита и вознаграждения по нему при нарушении заемщиком срока, установленного для возврата бюджетного кредита и (или) выплаты вознаграждения.</w:t>
-      </w:r>
-      <w:commentRangeEnd w:id="240"/>
-      <w:r>
-        <w:commentReference w:id="240"/>
-      </w:r>
-    </w:p>
-    <w:p>
-      <w:pPr>
-        <w:spacing w:after="80"/>
-        <w:jc w:val="both"/>
-      </w:pPr>
-      <w:commentRangeStart w:id="241"/>
-      <w:r>
-        <w:rPr>
-          <w:rFonts w:ascii="Times New Roman" w:cs="Times New Roman" w:eastAsia="Times New Roman" w:hAnsi="Times New Roman"/>
-          <w:b/>
-          <w:bCs/>
-          <w:sz w:val="24"/>
-          <w:szCs w:val="24"/>
-        </w:rPr>
-        <w:t xml:space="preserve">6.11.2.3. </w:t>
-      </w:r>
-      <w:r>
-        <w:rPr>
-          <w:rFonts w:ascii="Times New Roman" w:cs="Times New Roman" w:eastAsia="Times New Roman" w:hAnsi="Times New Roman"/>
-          <w:sz w:val="24"/>
-          <w:szCs w:val="24"/>
-          <w:shd w:fill="BDD7EE" w:color="auto" w:val="clear"/>
-        </w:rPr>
-        <w:t xml:space="preserve">отказать потенциальному заемщику в случае его несоответствия требованиям правил бюджетного кредитования.</w:t>
-      </w:r>
-      <w:commentRangeEnd w:id="241"/>
-      <w:r>
-        <w:commentReference w:id="241"/>
-      </w:r>
-    </w:p>
-    <w:p>
-      <w:pPr>
-        <w:spacing w:after="80"/>
-        <w:jc w:val="both"/>
-      </w:pPr>
-      <w:commentRangeStart w:id="242"/>
-      <w:r>
-        <w:rPr>
-          <w:rFonts w:ascii="Times New Roman" w:cs="Times New Roman" w:eastAsia="Times New Roman" w:hAnsi="Times New Roman"/>
-          <w:b/>
-          <w:bCs/>
-          <w:sz w:val="24"/>
-          <w:szCs w:val="24"/>
-        </w:rPr>
-        <w:t xml:space="preserve">6.11.2.4. </w:t>
-      </w:r>
-      <w:r>
-        <w:rPr>
-          <w:rFonts w:ascii="Times New Roman" w:cs="Times New Roman" w:eastAsia="Times New Roman" w:hAnsi="Times New Roman"/>
-          <w:sz w:val="24"/>
-          <w:szCs w:val="24"/>
-          <w:shd w:fill="BDD7EE" w:color="auto" w:val="clear"/>
-        </w:rPr>
-        <w:t xml:space="preserve">При необходимости в любое время производить проверку финансового состояния Заемщика.</w:t>
-      </w:r>
-      <w:commentRangeEnd w:id="242"/>
-      <w:r>
-        <w:commentReference w:id="242"/>
-      </w:r>
-    </w:p>
-    <w:p>
-      <w:pPr>
-        <w:spacing w:after="80"/>
-        <w:jc w:val="both"/>
-      </w:pPr>
-      <w:commentRangeStart w:id="243"/>
-      <w:r>
-        <w:rPr>
-          <w:rFonts w:ascii="Times New Roman" w:cs="Times New Roman" w:eastAsia="Times New Roman" w:hAnsi="Times New Roman"/>
-          <w:b/>
-          <w:bCs/>
-          <w:sz w:val="24"/>
-          <w:szCs w:val="24"/>
-        </w:rPr>
-        <w:t xml:space="preserve">6.11.2.5. </w:t>
-      </w:r>
-      <w:r>
-        <w:rPr>
-          <w:rFonts w:ascii="Times New Roman" w:cs="Times New Roman" w:eastAsia="Times New Roman" w:hAnsi="Times New Roman"/>
-          <w:sz w:val="24"/>
-          <w:szCs w:val="24"/>
-          <w:shd w:fill="BDD7EE" w:color="auto" w:val="clear"/>
-        </w:rPr>
-        <w:t xml:space="preserve">Требовать от Заемщика (Залогодателя) проведения переоценки имущества, являющегося обеспечением исполнения обязательств по бюджетному кредиту, с отнесением на него всех расходов, связанных с проведением переоценки. В случае выявления ухудшения состояния, уменьшения стоимости такого имущества, требовать предоставления дополнительного обеспечения, удовлетворяющего требованиям Кредитора.</w:t>
-      </w:r>
-      <w:commentRangeEnd w:id="243"/>
-      <w:r>
-        <w:commentReference w:id="243"/>
-      </w:r>
-    </w:p>
-    <w:p>
-      <w:pPr>
-        <w:spacing w:after="80"/>
-        <w:jc w:val="both"/>
-      </w:pPr>
-      <w:commentRangeStart w:id="244"/>
-      <w:r>
-        <w:rPr>
-          <w:rFonts w:ascii="Times New Roman" w:cs="Times New Roman" w:eastAsia="Times New Roman" w:hAnsi="Times New Roman"/>
-          <w:b/>
-          <w:bCs/>
-          <w:sz w:val="24"/>
-          <w:szCs w:val="24"/>
-        </w:rPr>
-        <w:t xml:space="preserve">6.11.2.6. </w:t>
-      </w:r>
-      <w:r>
-        <w:rPr>
-          <w:rFonts w:ascii="Times New Roman" w:cs="Times New Roman" w:eastAsia="Times New Roman" w:hAnsi="Times New Roman"/>
-          <w:sz w:val="24"/>
-          <w:szCs w:val="24"/>
-          <w:shd w:fill="BDD7EE" w:color="auto" w:val="clear"/>
-        </w:rPr>
-        <w:t xml:space="preserve">Осуществлять проверку наличия имущества, являющегося обеспечением исполнения обязательств по бюджетному кредиту, условий его хранения, содержания и эксплуатации, с отнесением расходов на Заемщика (Залогодателя).</w:t>
-      </w:r>
-      <w:commentRangeEnd w:id="244"/>
-      <w:r>
-        <w:commentReference w:id="244"/>
-      </w:r>
-    </w:p>
-    <w:p>
-      <w:pPr>
-        <w:spacing w:after="80"/>
-        <w:jc w:val="both"/>
-      </w:pPr>
-      <w:commentRangeStart w:id="245"/>
-      <w:r>
-        <w:rPr>
-          <w:rFonts w:ascii="Times New Roman" w:cs="Times New Roman" w:eastAsia="Times New Roman" w:hAnsi="Times New Roman"/>
-          <w:b/>
-          <w:bCs/>
-          <w:sz w:val="24"/>
-          <w:szCs w:val="24"/>
-        </w:rPr>
-        <w:t xml:space="preserve">6.11.2.7. </w:t>
-      </w:r>
-      <w:r>
-        <w:rPr>
-          <w:rFonts w:ascii="Times New Roman" w:cs="Times New Roman" w:eastAsia="Times New Roman" w:hAnsi="Times New Roman"/>
-          <w:sz w:val="24"/>
-          <w:szCs w:val="24"/>
-          <w:shd w:fill="BDD7EE" w:color="auto" w:val="clear"/>
-        </w:rPr>
-        <w:t xml:space="preserve">Осуществляет проверку целевого использования бюджетного кредита по истечение 90 (девяносто) дней с момента получения микрокредита Заемщиком.</w:t>
-      </w:r>
-      <w:commentRangeEnd w:id="245"/>
-      <w:r>
-        <w:commentReference w:id="245"/>
-      </w:r>
-    </w:p>
-    <w:p>
-      <w:pPr>
-        <w:spacing w:after="80"/>
-        <w:jc w:val="both"/>
-      </w:pPr>
-      <w:commentRangeStart w:id="246"/>
-      <w:r>
-        <w:rPr>
-          <w:rFonts w:ascii="Times New Roman" w:cs="Times New Roman" w:eastAsia="Times New Roman" w:hAnsi="Times New Roman"/>
-          <w:b/>
-          <w:bCs/>
-          <w:sz w:val="24"/>
-          <w:szCs w:val="24"/>
-        </w:rPr>
-        <w:t xml:space="preserve">6.11.2.8. </w:t>
-      </w:r>
-      <w:r>
-        <w:rPr>
-          <w:rFonts w:ascii="Times New Roman" w:cs="Times New Roman" w:eastAsia="Times New Roman" w:hAnsi="Times New Roman"/>
-          <w:sz w:val="24"/>
-          <w:szCs w:val="24"/>
-          <w:shd w:fill="BDD7EE" w:color="auto" w:val="clear"/>
-        </w:rPr>
-        <w:t xml:space="preserve">В случае необходимости запрашивать у заемщика отчетность о финансово-хозяйственной деятельности, а также ежегодно запрашивать годовую финансовую отчетность в течение 10 (десяти) календарных дней после истечения срока представления годовой финансовой отчетности в уполномоченный государственный орган;</w:t>
-      </w:r>
-      <w:commentRangeEnd w:id="246"/>
-      <w:r>
-        <w:commentReference w:id="246"/>
-      </w:r>
-    </w:p>
-    <w:p>
-      <w:pPr>
-        <w:spacing w:after="80"/>
-        <w:jc w:val="both"/>
-      </w:pPr>
-      <w:commentRangeStart w:id="247"/>
-      <w:r>
-        <w:rPr>
-          <w:rFonts w:ascii="Times New Roman" w:cs="Times New Roman" w:eastAsia="Times New Roman" w:hAnsi="Times New Roman"/>
-          <w:b/>
-          <w:bCs/>
-          <w:sz w:val="24"/>
-          <w:szCs w:val="24"/>
-        </w:rPr>
-        <w:t xml:space="preserve">6.11.2.9. </w:t>
-      </w:r>
-      <w:r>
-        <w:rPr>
-          <w:rFonts w:ascii="Times New Roman" w:cs="Times New Roman" w:eastAsia="Times New Roman" w:hAnsi="Times New Roman"/>
-          <w:sz w:val="24"/>
-          <w:szCs w:val="24"/>
-          <w:shd w:fill="BDD7EE" w:color="auto" w:val="clear"/>
-        </w:rPr>
-        <w:t xml:space="preserve">в случае ненадлежащего исполнения Заемщиком обязательств по Договору, привлечь его к ответственности в соответствии с условиями Договора и требованиями законодательства РК.</w:t>
-      </w:r>
-      <w:commentRangeEnd w:id="247"/>
-      <w:r>
-        <w:commentReference w:id="247"/>
-      </w:r>
-    </w:p>
-    <w:p>
-      <w:pPr>
-        <w:spacing w:after="80"/>
-        <w:jc w:val="both"/>
-      </w:pPr>
-      <w:commentRangeStart w:id="248"/>
-      <w:r>
-        <w:rPr>
-          <w:rFonts w:ascii="Times New Roman" w:cs="Times New Roman" w:eastAsia="Times New Roman" w:hAnsi="Times New Roman"/>
-          <w:sz w:val="24"/>
-          <w:szCs w:val="24"/>
-        </w:rPr>
-        <w:t xml:space="preserve"/>
-      </w:r>
-      <w:commentRangeEnd w:id="248"/>
-      <w:r>
-        <w:commentReference w:id="248"/>
-      </w:r>
-    </w:p>
-    <w:p>
-      <w:pPr>
-        <w:pStyle w:val="Heading2"/>
-        <w:spacing w:after="120" w:before="240"/>
-      </w:pPr>
-      <w:r>
-        <w:rPr>
-          <w:rFonts w:ascii="Times New Roman" w:cs="Times New Roman" w:eastAsia="Times New Roman" w:hAnsi="Times New Roman"/>
-          <w:b/>
-          <w:bCs/>
-          <w:sz w:val="26"/>
-          <w:szCs w:val="26"/>
-        </w:rPr>
-        <w:t xml:space="preserve">7. ПОРЯДОК ДОСРОЧНОГО ПОГАШЕНИЯ, СЛУЧАИ ПРЕДЪЯВЛЕНИЯ К ВЗЫСКАНИЮ СУММЫ ЗАДОЛЖЕННОСТИ ПО КРЕДИТУ И  ОБРАЩЕНИЯ  ВЗЫСКАНИЯ  НА  ЗАЛОГОВОЕ ИМУЩЕСТВО</w:t>
-      </w:r>
-    </w:p>
-    <w:p>
-      <w:pPr>
-        <w:spacing w:before="60"/>
-      </w:pPr>
-      <w:commentRangeStart w:id="249"/>
-      <w:r>
-        <w:rPr>
-          <w:rFonts w:ascii="Times New Roman" w:cs="Times New Roman" w:eastAsia="Times New Roman" w:hAnsi="Times New Roman"/>
-          <w:b/>
-          <w:bCs/>
-          <w:sz w:val="24"/>
-          <w:szCs w:val="24"/>
-        </w:rPr>
-        <w:t xml:space="preserve">7.1. </w:t>
-      </w:r>
-      <w:r>
-        <w:rPr>
-          <w:rFonts w:ascii="Times New Roman" w:cs="Times New Roman" w:eastAsia="Times New Roman" w:hAnsi="Times New Roman"/>
-          <w:i/>
-          <w:iCs/>
-          <w:sz w:val="24"/>
-          <w:szCs w:val="24"/>
-          <w:shd w:fill="F8CBAD" w:color="auto" w:val="clear"/>
-        </w:rPr>
-        <w:t xml:space="preserve">[ВАРИАНТЫ — выбор не сделан; вопрос реестра № 56, 12]</w:t>
-      </w:r>
-    </w:p>
-    <w:p>
-      <w:pPr>
-        <w:spacing w:after="60"/>
-        <w:ind w:left="360"/>
-      </w:pPr>
-      <w:r>
-        <w:rPr>
-          <w:rFonts w:ascii="Times New Roman" w:cs="Times New Roman" w:eastAsia="Times New Roman" w:hAnsi="Times New Roman"/>
-          <w:b/>
-          <w:bCs/>
-          <w:sz w:val="24"/>
-          <w:szCs w:val="24"/>
-          <w:shd w:fill="F8CBAD" w:color="auto" w:val="clear"/>
-        </w:rPr>
-        <w:t xml:space="preserve">Вариант 1 (№3 (п. 7.1); №4 (п. 8.1); №12 (п. 8.1); №19 (п. 7.1); №22 (п. 7.1); №25 (п. 7.1); №37 (п. 7.1); №47 (п. 7.1); №55 (п. 7.1); №53 (ст. 6 п. 1 — «микрокредита»)): </w:t>
-      </w:r>
-      <w:r>
-        <w:rPr>
-          <w:rFonts w:ascii="Times New Roman" w:cs="Times New Roman" w:eastAsia="Times New Roman" w:hAnsi="Times New Roman"/>
-          <w:i w:val="false"/>
-          <w:iCs w:val="false"/>
-          <w:sz w:val="24"/>
-          <w:szCs w:val="24"/>
-          <w:shd w:fill="F8CBAD" w:color="auto" w:val="clear"/>
-        </w:rPr>
-        <w:t xml:space="preserve">Частичное или полное досрочное погашение кредита по настоящему Договору допускается при наличии письменного уведомления Заемщиком Займодателя и/или Поверенного (агента) не менее чем, за 3 (три) рабочих дня.</w:t>
-      </w:r>
-    </w:p>
-    <w:p>
-      <w:pPr>
-        <w:spacing w:after="60"/>
-        <w:ind w:left="360"/>
-      </w:pPr>
-      <w:r>
-        <w:rPr>
-          <w:rFonts w:ascii="Times New Roman" w:cs="Times New Roman" w:eastAsia="Times New Roman" w:hAnsi="Times New Roman"/>
-          <w:b/>
-          <w:bCs/>
-          <w:sz w:val="24"/>
-          <w:szCs w:val="24"/>
-          <w:shd w:fill="F8CBAD" w:color="auto" w:val="clear"/>
-        </w:rPr>
-        <w:t xml:space="preserve">Вариант 2 (№11 (п. 7.1)): </w:t>
-      </w:r>
-      <w:r>
-        <w:rPr>
-          <w:rFonts w:ascii="Times New Roman" w:cs="Times New Roman" w:eastAsia="Times New Roman" w:hAnsi="Times New Roman"/>
-          <w:i w:val="false"/>
-          <w:iCs w:val="false"/>
-          <w:sz w:val="24"/>
-          <w:szCs w:val="24"/>
-          <w:shd w:fill="F8CBAD" w:color="auto" w:val="clear"/>
-        </w:rPr>
-        <w:t xml:space="preserve">Частичное или полное досрочное погашение кредита по настоящему Договору допускается при наличии письменного уведомления Заемщиком Займодателя и/или Поверенного (агента) не менее чем, за 3 (три) календарных дня.</w:t>
-      </w:r>
-    </w:p>
-    <w:p>
-      <w:pPr>
-        <w:spacing w:after="60"/>
-        <w:ind w:left="360"/>
-      </w:pPr>
-      <w:r>
-        <w:rPr>
-          <w:rFonts w:ascii="Times New Roman" w:cs="Times New Roman" w:eastAsia="Times New Roman" w:hAnsi="Times New Roman"/>
-          <w:b/>
-          <w:bCs/>
-          <w:sz w:val="24"/>
-          <w:szCs w:val="24"/>
-          <w:shd w:fill="F8CBAD" w:color="auto" w:val="clear"/>
-        </w:rPr>
-        <w:t xml:space="preserve">Вариант 3 (№2 (п. 7.1); №30 (п. 7.1)): </w:t>
-      </w:r>
-      <w:r>
-        <w:rPr>
-          <w:rFonts w:ascii="Times New Roman" w:cs="Times New Roman" w:eastAsia="Times New Roman" w:hAnsi="Times New Roman"/>
-          <w:i w:val="false"/>
-          <w:iCs w:val="false"/>
-          <w:sz w:val="24"/>
-          <w:szCs w:val="24"/>
-          <w:shd w:fill="F8CBAD" w:color="auto" w:val="clear"/>
-        </w:rPr>
-        <w:t xml:space="preserve">Частичное или полное досрочное погашение кредита по настоящему Договору допускается при наличии письменного заявления Заемщика Поверенному (агенту) не менее чем, за 3 (три) рабочих дня.</w:t>
-      </w:r>
-      <w:commentRangeEnd w:id="249"/>
-      <w:r>
-        <w:commentReference w:id="249"/>
-      </w:r>
-    </w:p>
-    <w:p>
-      <w:pPr>
-        <w:spacing w:before="60"/>
-      </w:pPr>
-      <w:commentRangeStart w:id="250"/>
-      <w:r>
-        <w:rPr>
-          <w:rFonts w:ascii="Times New Roman" w:cs="Times New Roman" w:eastAsia="Times New Roman" w:hAnsi="Times New Roman"/>
-          <w:b/>
-          <w:bCs/>
-          <w:sz w:val="24"/>
-          <w:szCs w:val="24"/>
-        </w:rPr>
-        <w:t xml:space="preserve">7.2. </w:t>
-      </w:r>
-      <w:r>
-        <w:rPr>
-          <w:rFonts w:ascii="Times New Roman" w:cs="Times New Roman" w:eastAsia="Times New Roman" w:hAnsi="Times New Roman"/>
-          <w:i/>
-          <w:iCs/>
-          <w:sz w:val="24"/>
-          <w:szCs w:val="24"/>
-          <w:shd w:fill="FF9E9E" w:color="auto" w:val="clear"/>
-        </w:rPr>
-        <w:t xml:space="preserve">[ВАРИАНТЫ — выбор не сделан; вопрос реестра № 56, 12]</w:t>
-      </w:r>
-    </w:p>
-    <w:p>
-      <w:pPr>
-        <w:spacing w:after="60"/>
-        <w:ind w:left="360"/>
-      </w:pPr>
-      <w:r>
-        <w:rPr>
-          <w:rFonts w:ascii="Times New Roman" w:cs="Times New Roman" w:eastAsia="Times New Roman" w:hAnsi="Times New Roman"/>
-          <w:b/>
-          <w:bCs/>
-          <w:sz w:val="24"/>
-          <w:szCs w:val="24"/>
-          <w:shd w:fill="FF9E9E" w:color="auto" w:val="clear"/>
-        </w:rPr>
-        <w:t xml:space="preserve">Вариант 1 (№3 (п. 7.2); №4 (п. 8.2); №11 (п. 7.2); №12 (п. 8.2); №19 (п. 7.2); №22 (п. 7.2); №25 (п. 7.2); №37 (п. 7.2); №47 (п. 7.2); №55 (п. 7.2); №2, №30 (п. 7.2 — «письменного заявления/уведомления»)): </w:t>
-      </w:r>
-      <w:r>
-        <w:rPr>
-          <w:rFonts w:ascii="Times New Roman" w:cs="Times New Roman" w:eastAsia="Times New Roman" w:hAnsi="Times New Roman"/>
-          <w:i w:val="false"/>
-          <w:iCs w:val="false"/>
-          <w:sz w:val="24"/>
-          <w:szCs w:val="24"/>
-          <w:shd w:fill="FF9E9E" w:color="auto" w:val="clear"/>
-        </w:rPr>
-        <w:t xml:space="preserve">На основании письменного уведомления от Заемщика о частичном досрочном погашении кредита и перечислении суммы досрочного погашения Поверенному агенту, последний составляет и подписывает с Заемщиком в срок не позднее даты внесения очередного платежа по кредиту новый График погашения платежей, который является основанием для будущих платежей, приобщается к настоящему Договору в качестве Приложения №1 и заменяет прежний график, который утрачивает силу с даты подписания нового графика.</w:t>
-      </w:r>
-    </w:p>
-    <w:p>
-      <w:pPr>
-        <w:spacing w:after="60"/>
-        <w:ind w:left="360"/>
-      </w:pPr>
-      <w:r>
-        <w:rPr>
-          <w:rFonts w:ascii="Times New Roman" w:cs="Times New Roman" w:eastAsia="Times New Roman" w:hAnsi="Times New Roman"/>
-          <w:b/>
-          <w:bCs/>
-          <w:sz w:val="24"/>
-          <w:szCs w:val="24"/>
-          <w:shd w:fill="FF9E9E" w:color="auto" w:val="clear"/>
-        </w:rPr>
-        <w:t xml:space="preserve">Вариант 2 (№53 (ст. 6 п. 2)): </w:t>
-      </w:r>
-      <w:r>
-        <w:rPr>
-          <w:rFonts w:ascii="Times New Roman" w:cs="Times New Roman" w:eastAsia="Times New Roman" w:hAnsi="Times New Roman"/>
-          <w:i w:val="false"/>
-          <w:iCs w:val="false"/>
-          <w:sz w:val="24"/>
-          <w:szCs w:val="24"/>
-          <w:shd w:fill="FF9E9E" w:color="auto" w:val="clear"/>
-        </w:rPr>
-        <w:t xml:space="preserve">На основании письменного уведомления от Заемщика о частичном досрочном погашении микрокредита и перечислении суммы досрочного погашения Займодателю, последний составляет и подписывает с Заемщиком в срок не позднее даты внесения очередного платежа по микрокредиту новый График погашения платежей, который является основанием для будущих платежей, приобщается к настоящему Договору в качестве Приложения №1 и заменяет прежний график, который утрачивает силу с даты подписания нового графика;</w:t>
-      </w:r>
-    </w:p>
-    <w:p>
-      <w:pPr>
-        <w:spacing w:after="60"/>
-        <w:ind w:left="360"/>
-      </w:pPr>
-      <w:r>
-        <w:rPr>
-          <w:rFonts w:ascii="Times New Roman" w:cs="Times New Roman" w:eastAsia="Times New Roman" w:hAnsi="Times New Roman"/>
-          <w:b/>
-          <w:bCs/>
-          <w:sz w:val="24"/>
-          <w:szCs w:val="24"/>
-          <w:shd w:fill="FF9E9E" w:color="auto" w:val="clear"/>
-        </w:rPr>
-        <w:t xml:space="preserve">Вариант 3 (№49 (п. 1.11); №48 (п. 1.11)): </w:t>
-      </w:r>
-      <w:r>
-        <w:rPr>
-          <w:rFonts w:ascii="Times New Roman" w:cs="Times New Roman" w:eastAsia="Times New Roman" w:hAnsi="Times New Roman"/>
-          <w:i w:val="false"/>
-          <w:iCs w:val="false"/>
-          <w:sz w:val="24"/>
-          <w:szCs w:val="24"/>
-          <w:shd w:fill="FF9E9E" w:color="auto" w:val="clear"/>
-        </w:rPr>
-        <w:t xml:space="preserve">При частичном погашении Заемщик обращается с соответствующим заявлением к Заимодателю и при принятии им положительного решения производит перечисление денег на текущий счет Поверенного (агента). Поверенный агент в течение 10 (десяти) рабочих дней после получения решения Заимодателя и поступления на текущий счет суммы денег, направленных Заемщиком на частичное погашение займа, распределяет поступившие деньги на погашение начисленного вознаграждения за фактическое использование займа, основной долг, производит перерасчет остатка основного долга и предоставляет Заемщику новый График платежей. Получение Заемщиком Графика платежей подтверждается его распиской либо постоянно проживающего с ним члена семьи. График, датированный более поздним числом, является основанием для платежей, приобщается к настоящему Договору и заменяет прежний график, который утрачивает силу с даты утверждения Поверенным (агентом) Графика платежей с измененным размером платежей.</w:t>
-      </w:r>
-    </w:p>
-    <w:p>
-      <w:pPr>
-        <w:spacing w:after="60"/>
-        <w:ind w:left="360"/>
-      </w:pPr>
-      <w:r>
-        <w:rPr>
-          <w:rFonts w:ascii="Times New Roman" w:cs="Times New Roman" w:eastAsia="Times New Roman" w:hAnsi="Times New Roman"/>
-          <w:b/>
-          <w:bCs/>
-          <w:sz w:val="24"/>
-          <w:szCs w:val="24"/>
-          <w:shd w:fill="FF9E9E" w:color="auto" w:val="clear"/>
-        </w:rPr>
-        <w:t xml:space="preserve">Вариант 4 (№58 (п. 1.11)): </w:t>
-      </w:r>
-      <w:r>
-        <w:rPr>
-          <w:rFonts w:ascii="Times New Roman" w:cs="Times New Roman" w:eastAsia="Times New Roman" w:hAnsi="Times New Roman"/>
-          <w:i w:val="false"/>
-          <w:iCs w:val="false"/>
-          <w:sz w:val="24"/>
-          <w:szCs w:val="24"/>
-          <w:shd w:fill="FF9E9E" w:color="auto" w:val="clear"/>
-        </w:rPr>
-        <w:t xml:space="preserve">При частичном погашении Заемщик обращается с соответствующим заявлением к Заимодателю и при принятии им положительного решения производит перечисление денег на текущий счет Поверенного (агента). Поверенный агент в течение 10 (десяти) рабочих дней после получения решения Заимодателя и поступления на текущий счет суммы денег, направленных Заемщиком на частичное погашение займа, распределяет поступившие деньги на погашение начисленного вознаграждения за фактическое использование займа, основной долг, производит перерасчет остатка основного долга и предоставляет Заемщику новый График платежей. Получение Заемщиком Графика платежей подтверждается его распиской либо постоянно проживающего с ним члена семьи. График, датированный более поздним числом, является основанием для платежей, приобщается к настоящему Договору и заменяет прежний график, который утрачивает силу с даты утверждения Поверенным (агентом) Графика платежей с измененным размером платежей.</w:t>
-      </w:r>
-    </w:p>
-    <w:p>
-      <w:pPr>
-        <w:spacing w:after="60"/>
-        <w:ind w:left="360"/>
-      </w:pPr>
-      <w:r>
-        <w:rPr>
-          <w:rFonts w:ascii="Times New Roman" w:cs="Times New Roman" w:eastAsia="Times New Roman" w:hAnsi="Times New Roman"/>
-          <w:b/>
-          <w:bCs/>
-          <w:sz w:val="24"/>
-          <w:szCs w:val="24"/>
-          <w:shd w:fill="FF9E9E" w:color="auto" w:val="clear"/>
-        </w:rPr>
-        <w:t xml:space="preserve">Вариант 5 (№24 (п. 1.11)): </w:t>
-      </w:r>
-      <w:r>
-        <w:rPr>
-          <w:rFonts w:ascii="Times New Roman" w:cs="Times New Roman" w:eastAsia="Times New Roman" w:hAnsi="Times New Roman"/>
-          <w:i w:val="false"/>
-          <w:iCs w:val="false"/>
-          <w:sz w:val="24"/>
-          <w:szCs w:val="24"/>
-          <w:shd w:fill="FF9E9E" w:color="auto" w:val="clear"/>
-        </w:rPr>
-        <w:t xml:space="preserve">При частичном погашении Заемщик обращается с соответствующим заявлением к Поверенному (агенту) и при принятии им положительного решения производит перечисление денег на текущий счет Поверенного (агента). Поверенный агент в течение 10 (десяти) рабочих дней после поступления на текущий счет суммы денег, направленных Заемщиком на частичное погашение микрокредита, распределяет поступившие деньги на погашение начисленного вознаграждения за фактическое использование микрокредита, основной долг, производит перерасчет остатка основного долга и предоставляет Заемщику новый График платежей. Получение Заемщиком нового Графика платежей подтверждается его распиской. График, датированный более поздним числом, является основанием для платежей, приобщается к настоящему Договору и заменяет прежний график, который утрачивает силу с даты утверждения Поверенным (агентом) нового Графика платежей с измененным размером платежа.</w:t>
-      </w:r>
-      <w:commentRangeEnd w:id="250"/>
-      <w:r>
-        <w:commentReference w:id="250"/>
-      </w:r>
-    </w:p>
-    <w:p>
-      <w:pPr>
-        <w:spacing w:before="60"/>
-      </w:pPr>
-      <w:commentRangeStart w:id="251"/>
-      <w:r>
-        <w:rPr>
-          <w:rFonts w:ascii="Times New Roman" w:cs="Times New Roman" w:eastAsia="Times New Roman" w:hAnsi="Times New Roman"/>
-          <w:b/>
-          <w:bCs/>
-          <w:sz w:val="24"/>
-          <w:szCs w:val="24"/>
-        </w:rPr>
-        <w:t xml:space="preserve">7.3. </w:t>
-      </w:r>
-      <w:r>
-        <w:rPr>
-          <w:rFonts w:ascii="Times New Roman" w:cs="Times New Roman" w:eastAsia="Times New Roman" w:hAnsi="Times New Roman"/>
-          <w:i/>
-          <w:iCs/>
-          <w:sz w:val="24"/>
-          <w:szCs w:val="24"/>
-          <w:shd w:fill="FF9E9E" w:color="auto" w:val="clear"/>
-        </w:rPr>
-        <w:t xml:space="preserve">[ВАРИАНТЫ — выбор не сделан]</w:t>
-      </w:r>
-    </w:p>
-    <w:p>
-      <w:pPr>
-        <w:spacing w:after="60"/>
-        <w:ind w:left="360"/>
-      </w:pPr>
-      <w:r>
-        <w:rPr>
-          <w:rFonts w:ascii="Times New Roman" w:cs="Times New Roman" w:eastAsia="Times New Roman" w:hAnsi="Times New Roman"/>
-          <w:b/>
-          <w:bCs/>
-          <w:sz w:val="24"/>
-          <w:szCs w:val="24"/>
-          <w:shd w:fill="FF9E9E" w:color="auto" w:val="clear"/>
-        </w:rPr>
-        <w:t xml:space="preserve">Вариант 1 (№3 (п. 7.3); №2; №4 (п. 8.3); №11; №12 (п. 8.3); №19; №22; №25; №30; №37; №47; №55): </w:t>
-      </w:r>
-      <w:r>
-        <w:rPr>
-          <w:rFonts w:ascii="Times New Roman" w:cs="Times New Roman" w:eastAsia="Times New Roman" w:hAnsi="Times New Roman"/>
-          <w:i w:val="false"/>
-          <w:iCs w:val="false"/>
-          <w:sz w:val="24"/>
-          <w:szCs w:val="24"/>
-          <w:shd w:fill="FF9E9E" w:color="auto" w:val="clear"/>
-        </w:rPr>
-        <w:t xml:space="preserve">Стороны согласны, что при частичном досрочном погашении оформление дополнительного соглашения к настоящему Договору не требуется при условии сохранения параметров кредитования (срок пользования кредитом, ставка вознаграждения, валюта кредита, вид обеспечения), действующих на момент досрочного погашения.</w:t>
-      </w:r>
-    </w:p>
-    <w:p>
-      <w:pPr>
-        <w:spacing w:after="60"/>
-        <w:ind w:left="360"/>
-      </w:pPr>
-      <w:r>
-        <w:rPr>
-          <w:rFonts w:ascii="Times New Roman" w:cs="Times New Roman" w:eastAsia="Times New Roman" w:hAnsi="Times New Roman"/>
-          <w:b/>
-          <w:bCs/>
-          <w:sz w:val="24"/>
-          <w:szCs w:val="24"/>
-          <w:shd w:fill="FF9E9E" w:color="auto" w:val="clear"/>
-        </w:rPr>
-        <w:t xml:space="preserve">Вариант 2 (№49 (п. 1.12); №48 (п. 1.12); №58 (п. 1.12); №24 (п. 1.12)): </w:t>
-      </w:r>
-      <w:r>
-        <w:rPr>
-          <w:rFonts w:ascii="Times New Roman" w:cs="Times New Roman" w:eastAsia="Times New Roman" w:hAnsi="Times New Roman"/>
-          <w:i w:val="false"/>
-          <w:iCs w:val="false"/>
-          <w:sz w:val="24"/>
-          <w:szCs w:val="24"/>
-          <w:shd w:fill="FF9E9E" w:color="auto" w:val="clear"/>
-        </w:rPr>
-        <w:t xml:space="preserve">Стороны согласны, что при частичном досрочном погашении оформление дополнительного соглашения к настоящему Договору не требуется, при условии сохранения первичных параметров кредитования.</w:t>
-      </w:r>
-      <w:commentRangeEnd w:id="251"/>
-      <w:r>
-        <w:commentReference w:id="251"/>
-      </w:r>
-    </w:p>
-    <w:p>
-      <w:pPr>
-        <w:spacing w:after="80"/>
-        <w:jc w:val="both"/>
-      </w:pPr>
-      <w:commentRangeStart w:id="252"/>
-      <w:r>
-        <w:rPr>
-          <w:rFonts w:ascii="Times New Roman" w:cs="Times New Roman" w:eastAsia="Times New Roman" w:hAnsi="Times New Roman"/>
-          <w:b/>
-          <w:bCs/>
-          <w:sz w:val="24"/>
-          <w:szCs w:val="24"/>
-        </w:rPr>
-        <w:t xml:space="preserve">7.4. </w:t>
-      </w:r>
-      <w:r>
-        <w:rPr>
-          <w:rFonts w:ascii="Times New Roman" w:cs="Times New Roman" w:eastAsia="Times New Roman" w:hAnsi="Times New Roman"/>
-          <w:sz w:val="24"/>
-          <w:szCs w:val="24"/>
-          <w:shd w:fill="BDD7EE" w:color="auto" w:val="clear"/>
-        </w:rPr>
-        <w:t xml:space="preserve">Настоящим Заемщик дает Займодателю и Поверенному (агенту) свое безусловное (безакцептное) согласие на направление денежных средств, поступающих и/или поступивших на текущие счета в любых банках второго уровня, финансовых, кредитных организациях и учреждениях на территории РК  в счет погашения просроченной задолженности перед Поверенным (агентом).</w:t>
-      </w:r>
-      <w:commentRangeEnd w:id="252"/>
-      <w:r>
-        <w:commentReference w:id="252"/>
-      </w:r>
-    </w:p>
-    <w:p>
-      <w:pPr>
-        <w:spacing w:after="80"/>
-        <w:jc w:val="both"/>
-      </w:pPr>
-      <w:commentRangeStart w:id="253"/>
-      <w:r>
-        <w:rPr>
-          <w:rFonts w:ascii="Times New Roman" w:cs="Times New Roman" w:eastAsia="Times New Roman" w:hAnsi="Times New Roman"/>
-          <w:b/>
-          <w:bCs/>
-          <w:sz w:val="24"/>
-          <w:szCs w:val="24"/>
-        </w:rPr>
-        <w:t xml:space="preserve">7.4-1. </w:t>
-      </w:r>
-      <w:r>
-        <w:rPr>
-          <w:rFonts w:ascii="Times New Roman" w:cs="Times New Roman" w:eastAsia="Times New Roman" w:hAnsi="Times New Roman"/>
-          <w:sz w:val="24"/>
-          <w:szCs w:val="24"/>
-          <w:shd w:fill="BDD7EE" w:color="auto" w:val="clear"/>
-        </w:rPr>
-        <w:t xml:space="preserve">Настоящим Заемщик дает Займодателю и Поверенному (агенту) свое безусловное (безакцептное) согласие на направление денежных средств, поступающих и/или поступивших на погашение займа по настоящему Договору в счет погашения просроченной задолженности по другим (-ому) займам (-му)/договорам по усмотрению Поверенного (агента).</w:t>
-      </w:r>
-      <w:commentRangeEnd w:id="253"/>
-      <w:r>
-        <w:commentReference w:id="253"/>
-      </w:r>
-    </w:p>
-    <w:p>
-      <w:pPr>
-        <w:spacing w:before="60"/>
-      </w:pPr>
-      <w:commentRangeStart w:id="254"/>
-      <w:r>
-        <w:rPr>
-          <w:rFonts w:ascii="Times New Roman" w:cs="Times New Roman" w:eastAsia="Times New Roman" w:hAnsi="Times New Roman"/>
-          <w:b/>
-          <w:bCs/>
-          <w:sz w:val="24"/>
-          <w:szCs w:val="24"/>
-        </w:rPr>
-        <w:t xml:space="preserve">7.5. </w:t>
-      </w:r>
-      <w:r>
-        <w:rPr>
-          <w:rFonts w:ascii="Times New Roman" w:cs="Times New Roman" w:eastAsia="Times New Roman" w:hAnsi="Times New Roman"/>
-          <w:i/>
-          <w:iCs/>
-          <w:sz w:val="24"/>
-          <w:szCs w:val="24"/>
-          <w:shd w:fill="FF9E9E" w:color="auto" w:val="clear"/>
-        </w:rPr>
-        <w:t xml:space="preserve">[ВАРИАНТЫ — выбор не сделан; вопрос реестра № 57, 9, 17, 53]</w:t>
-      </w:r>
-    </w:p>
-    <w:p>
-      <w:pPr>
-        <w:spacing w:after="60"/>
-        <w:ind w:left="360"/>
-      </w:pPr>
-      <w:r>
-        <w:rPr>
-          <w:rFonts w:ascii="Times New Roman" w:cs="Times New Roman" w:eastAsia="Times New Roman" w:hAnsi="Times New Roman"/>
-          <w:b/>
-          <w:bCs/>
-          <w:sz w:val="24"/>
-          <w:szCs w:val="24"/>
-          <w:shd w:fill="FF9E9E" w:color="auto" w:val="clear"/>
-        </w:rPr>
-        <w:t xml:space="preserve">Вариант 1 (№3 (п. 7.5); №4 (п. 8.5); №37 (п. 7.5); №47 (п. 7.5); №55 (п. 7.5)): </w:t>
-      </w:r>
-      <w:r>
-        <w:rPr>
-          <w:rFonts w:ascii="Times New Roman" w:cs="Times New Roman" w:eastAsia="Times New Roman" w:hAnsi="Times New Roman"/>
-          <w:i w:val="false"/>
-          <w:iCs w:val="false"/>
-          <w:sz w:val="24"/>
-          <w:szCs w:val="24"/>
-          <w:shd w:fill="FF9E9E" w:color="auto" w:val="clear"/>
-        </w:rPr>
-        <w:t xml:space="preserve">Займодатель, Поверенный агент вправе предъявить к взысканию в полном объеме сумму кредита вместе с начисленным вознаграждением и иными суммами, причитающихся с Заемщика в соответствии с условиями настоящего Договора, а также обратить взыскание на имущество, предоставленное Залогодателем в залог Займодателю, во внесудебном и/или в судебном порядке в соответствии с законодательством Республики Казахстан, а также согласно Договора залога, в следующих случаях:</w:t>
-      </w:r>
-    </w:p>
-    <w:p>
-      <w:pPr>
-        <w:spacing w:after="60"/>
-        <w:ind w:left="360"/>
-      </w:pPr>
-      <w:r>
-        <w:rPr>
-          <w:rFonts w:ascii="Times New Roman" w:cs="Times New Roman" w:eastAsia="Times New Roman" w:hAnsi="Times New Roman"/>
-          <w:b/>
-          <w:bCs/>
-          <w:sz w:val="24"/>
-          <w:szCs w:val="24"/>
-          <w:shd w:fill="FF9E9E" w:color="auto" w:val="clear"/>
-        </w:rPr>
-        <w:t xml:space="preserve">Вариант 2 (№11 (п. 7.5); №12 (п. 8.5) — «Займодатель вправе»): </w:t>
-      </w:r>
-      <w:r>
-        <w:rPr>
-          <w:rFonts w:ascii="Times New Roman" w:cs="Times New Roman" w:eastAsia="Times New Roman" w:hAnsi="Times New Roman"/>
-          <w:i w:val="false"/>
-          <w:iCs w:val="false"/>
-          <w:sz w:val="24"/>
-          <w:szCs w:val="24"/>
-          <w:shd w:fill="FF9E9E" w:color="auto" w:val="clear"/>
-        </w:rPr>
-        <w:t xml:space="preserve">Займодатель вправе предъявить к взысканию в полном объеме сумму кредита вместе с начисленным вознаграждением и иными суммами, причитающихся с Заемщика в соответствии с условиями настоящего Договора, а также обратить взыскание на имущество, предоставленное Залогодателем в залог Займодателю, во внесудебном и/или в судебном порядке в соответствии с законодательством Республики Казахстан, а также согласно Договора залога, в следующих случаях:</w:t>
-      </w:r>
-    </w:p>
-    <w:p>
-      <w:pPr>
-        <w:spacing w:after="60"/>
-        <w:ind w:left="360"/>
-      </w:pPr>
-      <w:r>
-        <w:rPr>
-          <w:rFonts w:ascii="Times New Roman" w:cs="Times New Roman" w:eastAsia="Times New Roman" w:hAnsi="Times New Roman"/>
-          <w:b/>
-          <w:bCs/>
-          <w:sz w:val="24"/>
-          <w:szCs w:val="24"/>
-          <w:shd w:fill="FF9E9E" w:color="auto" w:val="clear"/>
-        </w:rPr>
-        <w:t xml:space="preserve">Вариант 3 (№2 (п. 7.5); №30 (п. 7.5) — «Займодатель вправе предъявить требование к взысканию»): </w:t>
-      </w:r>
-      <w:r>
-        <w:rPr>
-          <w:rFonts w:ascii="Times New Roman" w:cs="Times New Roman" w:eastAsia="Times New Roman" w:hAnsi="Times New Roman"/>
-          <w:i w:val="false"/>
-          <w:iCs w:val="false"/>
-          <w:sz w:val="24"/>
-          <w:szCs w:val="24"/>
-          <w:shd w:fill="FF9E9E" w:color="auto" w:val="clear"/>
-        </w:rPr>
-        <w:t xml:space="preserve">Займодатель вправе предъявить требование к взысканию в полном объеме сумму кредита вместе с начисленным вознаграждением и иными суммами, причитающихся с Заемщика в соответствии с условиями настоящего Договора, а также обратить взыскание на имущество, предоставленное Залогодателем в залог Займодателю, во внесудебном и/или в судебном порядке в соответствии с законодательством Республики Казахстан, а также согласно Договора залога, в следующих случаях:</w:t>
-      </w:r>
-    </w:p>
-    <w:p>
-      <w:pPr>
-        <w:spacing w:after="60"/>
-        <w:ind w:left="360"/>
-      </w:pPr>
-      <w:r>
-        <w:rPr>
-          <w:rFonts w:ascii="Times New Roman" w:cs="Times New Roman" w:eastAsia="Times New Roman" w:hAnsi="Times New Roman"/>
-          <w:b/>
-          <w:bCs/>
-          <w:sz w:val="24"/>
-          <w:szCs w:val="24"/>
-          <w:shd w:fill="FF9E9E" w:color="auto" w:val="clear"/>
-        </w:rPr>
-        <w:t xml:space="preserve">Вариант 4 (№22 (п. 7.5) — «Займодатель и Поверенный (агент)»): </w:t>
-      </w:r>
-      <w:r>
-        <w:rPr>
-          <w:rFonts w:ascii="Times New Roman" w:cs="Times New Roman" w:eastAsia="Times New Roman" w:hAnsi="Times New Roman"/>
-          <w:i w:val="false"/>
-          <w:iCs w:val="false"/>
-          <w:sz w:val="24"/>
-          <w:szCs w:val="24"/>
-          <w:shd w:fill="FF9E9E" w:color="auto" w:val="clear"/>
-        </w:rPr>
-        <w:t xml:space="preserve">Займодатель и Поверенный (агент) вправе предъявить к взысканию в полном объеме сумму кредита вместе с начисленным вознаграждением и иными суммами, причитающихся с Заемщика в соответствии с условиями настоящего Договора, а также обратить взыскание на имущество, предоставленное Залогодателем в залог Займодателю, во внесудебном и/или в судебном порядке в соответствии с законодательством Республики Казахстан, а также согласно Договора залога, в следующих случаях:</w:t>
-      </w:r>
-    </w:p>
-    <w:p>
-      <w:pPr>
-        <w:spacing w:after="60"/>
-        <w:ind w:left="360"/>
-      </w:pPr>
-      <w:r>
-        <w:rPr>
-          <w:rFonts w:ascii="Times New Roman" w:cs="Times New Roman" w:eastAsia="Times New Roman" w:hAnsi="Times New Roman"/>
-          <w:b/>
-          <w:bCs/>
-          <w:sz w:val="24"/>
-          <w:szCs w:val="24"/>
-          <w:shd w:fill="FF9E9E" w:color="auto" w:val="clear"/>
-        </w:rPr>
-        <w:t xml:space="preserve">Вариант 5 (№25 (п. 7.5) — «Займодатель/Поверенный (агент)»): </w:t>
-      </w:r>
-      <w:r>
-        <w:rPr>
-          <w:rFonts w:ascii="Times New Roman" w:cs="Times New Roman" w:eastAsia="Times New Roman" w:hAnsi="Times New Roman"/>
-          <w:i w:val="false"/>
-          <w:iCs w:val="false"/>
-          <w:sz w:val="24"/>
-          <w:szCs w:val="24"/>
-          <w:shd w:fill="FF9E9E" w:color="auto" w:val="clear"/>
-        </w:rPr>
-        <w:t xml:space="preserve">Займодатель/Поверенный (агент) вправе предъявить к взысканию в полном объеме сумму кредита вместе с начисленным вознаграждением и иными суммами, причитающихся с Заемщика в соответствии с условиями настоящего Договора, а также обратить взыскание на имущество, предоставленное Залогодателем в залог Займодателю, во внесудебном и/или в судебном порядке в соответствии с законодательством Республики Казахстан, а также согласно Договора залога, в следующих случаях:</w:t>
-      </w:r>
-    </w:p>
-    <w:p>
-      <w:pPr>
-        <w:spacing w:after="60"/>
-        <w:ind w:left="360"/>
-      </w:pPr>
-      <w:r>
-        <w:rPr>
-          <w:rFonts w:ascii="Times New Roman" w:cs="Times New Roman" w:eastAsia="Times New Roman" w:hAnsi="Times New Roman"/>
-          <w:b/>
-          <w:bCs/>
-          <w:sz w:val="24"/>
-          <w:szCs w:val="24"/>
-          <w:shd w:fill="FF9E9E" w:color="auto" w:val="clear"/>
-        </w:rPr>
-        <w:t xml:space="preserve">Вариант 6 (№53 (ст. 6 п. 4) — «Займодатель и/или Поверенный (агент)», «микрокредита»): </w:t>
-      </w:r>
-      <w:r>
-        <w:rPr>
-          <w:rFonts w:ascii="Times New Roman" w:cs="Times New Roman" w:eastAsia="Times New Roman" w:hAnsi="Times New Roman"/>
-          <w:i w:val="false"/>
-          <w:iCs w:val="false"/>
-          <w:sz w:val="24"/>
-          <w:szCs w:val="24"/>
-          <w:shd w:fill="FF9E9E" w:color="auto" w:val="clear"/>
-        </w:rPr>
-        <w:t xml:space="preserve">Займодатель и/или Поверенный (агент) вправе предъявить к взысканию в полном объеме сумму микрокредита вместе с начисленным вознаграждением и иными суммами, причитающихся с Заемщика в соответствии с условиями настоящего Договора, а также обратить взыскание на имущество, предоставленное Залогодателем в залог Займодателю, во внесудебном и/или в судебном порядке в соответствии с законодательством Республики Казахстан, а также согласно Договора залога, в следующих случаях:</w:t>
-      </w:r>
-    </w:p>
-    <w:p>
-      <w:pPr>
-        <w:spacing w:after="60"/>
-        <w:ind w:left="360"/>
-      </w:pPr>
-      <w:r>
-        <w:rPr>
-          <w:rFonts w:ascii="Times New Roman" w:cs="Times New Roman" w:eastAsia="Times New Roman" w:hAnsi="Times New Roman"/>
-          <w:b/>
-          <w:bCs/>
-          <w:sz w:val="24"/>
-          <w:szCs w:val="24"/>
-          <w:shd w:fill="FF9E9E" w:color="auto" w:val="clear"/>
-        </w:rPr>
-        <w:t xml:space="preserve">Вариант 7 (№19 (п. 7.4) — только «в судебном порядке»): </w:t>
-      </w:r>
-      <w:r>
-        <w:rPr>
-          <w:rFonts w:ascii="Times New Roman" w:cs="Times New Roman" w:eastAsia="Times New Roman" w:hAnsi="Times New Roman"/>
-          <w:i w:val="false"/>
-          <w:iCs w:val="false"/>
-          <w:sz w:val="24"/>
-          <w:szCs w:val="24"/>
-          <w:shd w:fill="FF9E9E" w:color="auto" w:val="clear"/>
-        </w:rPr>
-        <w:t xml:space="preserve">Займодатель, Поверенный агент вправе предъявить к взысканию в полном объеме сумму кредита вместе с начисленным вознаграждением и иными суммами, причитающихся с Заемщика в соответствии с условиями настоящего Договора, а также обратить взыскание на имущество, предоставленное Залогодателем в залог Займодателю, в судебном порядке в соответствии с законодательством Республики Казахстан, а также согласно Договора залога, в следующих случаях:</w:t>
-      </w:r>
-    </w:p>
-    <w:p>
-      <w:pPr>
-        <w:spacing w:after="60"/>
-        <w:ind w:left="360"/>
-      </w:pPr>
-      <w:r>
-        <w:rPr>
-          <w:rFonts w:ascii="Times New Roman" w:cs="Times New Roman" w:eastAsia="Times New Roman" w:hAnsi="Times New Roman"/>
-          <w:b/>
-          <w:bCs/>
-          <w:sz w:val="24"/>
-          <w:szCs w:val="24"/>
-          <w:shd w:fill="FF9E9E" w:color="auto" w:val="clear"/>
-        </w:rPr>
-        <w:t xml:space="preserve">Вариант 8 (№49 (п. 5.1); №48 (п. 5.1) — односторонний отказ, «во внесудебном порядке»): </w:t>
-      </w:r>
-      <w:r>
-        <w:rPr>
-          <w:rFonts w:ascii="Times New Roman" w:cs="Times New Roman" w:eastAsia="Times New Roman" w:hAnsi="Times New Roman"/>
-          <w:i w:val="false"/>
-          <w:iCs w:val="false"/>
-          <w:sz w:val="24"/>
-          <w:szCs w:val="24"/>
-          <w:shd w:fill="FF9E9E" w:color="auto" w:val="clear"/>
-        </w:rPr>
-        <w:t xml:space="preserve">Заимодатель или Поверенный (агент) может досрочно прекратить действие настоящего Договора путем одностороннего отказа от Договора и предъявить к взысканию в полном объеме сумму займа вместе с начисленным вознаграждением и иными суммами, причитающихся с Заемщика в соответствии с настоящим Договором, а также обратить взыскание на имущество, предоставленное в залог Заимодателю и Поверенному агенту, во внесудебном порядке в соответствии с законодательством Республики Казахстан, а также согласно Договору о залоге, в следующих случаях:</w:t>
-      </w:r>
-    </w:p>
-    <w:p>
-      <w:pPr>
-        <w:spacing w:after="60"/>
-        <w:ind w:left="360"/>
-      </w:pPr>
-      <w:r>
-        <w:rPr>
-          <w:rFonts w:ascii="Times New Roman" w:cs="Times New Roman" w:eastAsia="Times New Roman" w:hAnsi="Times New Roman"/>
-          <w:b/>
-          <w:bCs/>
-          <w:sz w:val="24"/>
-          <w:szCs w:val="24"/>
-          <w:shd w:fill="FF9E9E" w:color="auto" w:val="clear"/>
-        </w:rPr>
-        <w:t xml:space="preserve">Вариант 9 (№58 (п. 2.1.1); №24 (п. 2.1.1 — «микрокредита»); №48, №49 (пп. 2.1.1, 2.1.1.1–2.1.1.4)): </w:t>
-      </w:r>
-      <w:r>
-        <w:rPr>
-          <w:rFonts w:ascii="Times New Roman" w:cs="Times New Roman" w:eastAsia="Times New Roman" w:hAnsi="Times New Roman"/>
-          <w:i w:val="false"/>
-          <w:iCs w:val="false"/>
-          <w:sz w:val="24"/>
-          <w:szCs w:val="24"/>
-          <w:shd w:fill="FF9E9E" w:color="auto" w:val="clear"/>
-        </w:rPr>
-        <w:t xml:space="preserve">досрочно взыскать сумму займа и вознаграждения по нему, либо предъявить к взысканию деньги на счетах Заемщика, либо обратить взыскание на залоговое имущество, либо присоединиться к взысканию, осуществленному третьими лицами, в случае если: а) Заемщик предоставил недостоверные сведения о наличии (состоянии) залогового имущества, а также иные недостоверные сведения; б) Заемщик/Залогодатель нарушил условия Договора залога и/или залоговое имущество выбыло из владения Заемщика/Залогодателя, у которого оно было оставлено, утрачено по обстоятельствам, за которые Заимодатель не отвечает, а также, если Заемщик/Залогодатель не выполняет обязанности по содержанию и сохранности залогового имущества, нарушил правила распоряжения залоговым имуществом; в) Заемщик/Залогодатель не выполнил требования Заимодателя о замене залогового имущества либо о предоставлении дополнительного залога, Заемщик/Залогодатель нарушил правила о последующем залоге; г) Заемщик использовал заем по нецелевому назначению, предусмотренному Договором; д) иных нарушений условий настоящего Договора.</w:t>
-      </w:r>
-    </w:p>
-    <w:p>
-      <w:pPr>
-        <w:spacing w:after="60"/>
-        <w:ind w:left="360"/>
-      </w:pPr>
-      <w:r>
-        <w:rPr>
-          <w:rFonts w:ascii="Times New Roman" w:cs="Times New Roman" w:eastAsia="Times New Roman" w:hAnsi="Times New Roman"/>
-          <w:b/>
-          <w:bCs/>
-          <w:sz w:val="24"/>
-          <w:szCs w:val="24"/>
-          <w:shd w:fill="FF9E9E" w:color="auto" w:val="clear"/>
-        </w:rPr>
-        <w:t xml:space="preserve">Вариант 10 (№49 (п. 2.1.1.5); №48 (п. 2.1.1.5)): </w:t>
-      </w:r>
-      <w:r>
-        <w:rPr>
-          <w:rFonts w:ascii="Times New Roman" w:cs="Times New Roman" w:eastAsia="Times New Roman" w:hAnsi="Times New Roman"/>
-          <w:i w:val="false"/>
-          <w:iCs w:val="false"/>
-          <w:sz w:val="24"/>
-          <w:szCs w:val="24"/>
-          <w:shd w:fill="FF9E9E" w:color="auto" w:val="clear"/>
-        </w:rPr>
-        <w:t xml:space="preserve">Заемщик нарушил срок, установленый для возврата очередной части займа и (или) выплаты вознаграждения, более чем на 30 (тридцать) календарных дней с момента наступления планового платежа.</w:t>
-      </w:r>
-    </w:p>
-    <w:p>
-      <w:pPr>
-        <w:spacing w:after="60"/>
-        <w:ind w:left="360"/>
-      </w:pPr>
-      <w:r>
-        <w:rPr>
-          <w:rFonts w:ascii="Times New Roman" w:cs="Times New Roman" w:eastAsia="Times New Roman" w:hAnsi="Times New Roman"/>
-          <w:b/>
-          <w:bCs/>
-          <w:sz w:val="24"/>
-          <w:szCs w:val="24"/>
-          <w:shd w:fill="FF9E9E" w:color="auto" w:val="clear"/>
-        </w:rPr>
-        <w:t xml:space="preserve">Вариант 11 (№15 (п. 6.3.8); №61 (п. 6.8.2 — право Партнера, «бюджетного кредита»)): </w:t>
-      </w:r>
-      <w:r>
-        <w:rPr>
-          <w:rFonts w:ascii="Times New Roman" w:cs="Times New Roman" w:eastAsia="Times New Roman" w:hAnsi="Times New Roman"/>
-          <w:i w:val="false"/>
-          <w:iCs w:val="false"/>
-          <w:sz w:val="24"/>
-          <w:szCs w:val="24"/>
-          <w:shd w:fill="FF9E9E" w:color="auto" w:val="clear"/>
-        </w:rPr>
-        <w:t xml:space="preserve">Требовать досрочного возврата суммы бюджетного микрокредита и вознаграждения по нему при нарушении Заемщиком срока, установленного для возврата бюджетного микрокредита и (или) выплаты вознаграждения.</w:t>
-      </w:r>
-      <w:commentRangeEnd w:id="254"/>
-      <w:r>
-        <w:commentReference w:id="254"/>
-      </w:r>
-    </w:p>
-    <w:p>
-      <w:pPr>
-        <w:spacing w:after="80"/>
-        <w:jc w:val="both"/>
-      </w:pPr>
-      <w:commentRangeStart w:id="255"/>
-      <w:r>
-        <w:rPr>
-          <w:rFonts w:ascii="Times New Roman" w:cs="Times New Roman" w:eastAsia="Times New Roman" w:hAnsi="Times New Roman"/>
-          <w:b/>
-          <w:bCs/>
-          <w:sz w:val="24"/>
-          <w:szCs w:val="24"/>
-        </w:rPr>
-        <w:t xml:space="preserve">7.5.1. </w:t>
+      <w:commentRangeStart w:id="226"/>
+      <w:r>
+        <w:rPr>
+          <w:rFonts w:ascii="Times New Roman" w:cs="Times New Roman" w:eastAsia="Times New Roman" w:hAnsi="Times New Roman"/>
+          <w:b/>
+          <w:bCs/>
+          <w:sz w:val="24"/>
+          <w:szCs w:val="24"/>
+        </w:rPr>
+        <w:t xml:space="preserve">6.10.6. </w:t>
       </w:r>
       <w:r>
         <w:rPr>
@@ -18524,7 +16918,7 @@
           <w:szCs w:val="24"/>
           <w:shd w:fill="FFEB9C" w:color="auto" w:val="clear"/>
         </w:rPr>
-        <w:t xml:space="preserve">в случае нарушения условий настоящего Договора и/или Договора залога;</w:t>
+        <w:t xml:space="preserve">Обеспечить принятие и реализацию продукции сельского хозяйства, производимых участниками проекта повышения доходов населения [наименование области].</w:t>
       </w:r>
       <w:r>
         <w:rPr>
@@ -18537,9 +16931,9 @@
         </w:rPr>
         <w:t xml:space="preserve"> [есть региональные варианты формулировки — см. комментарий]</w:t>
       </w:r>
-      <w:commentRangeEnd w:id="255"/>
-      <w:r>
-        <w:commentReference w:id="255"/>
+      <w:commentRangeEnd w:id="226"/>
+      <w:r>
+        <w:commentReference w:id="226"/>
       </w:r>
     </w:p>
     <w:p>
@@ -18547,16 +16941,1422 @@
         <w:spacing w:after="80"/>
         <w:jc w:val="both"/>
       </w:pPr>
-      <w:commentRangeStart w:id="256"/>
-      <w:r>
-        <w:rPr>
-          <w:rFonts w:ascii="Times New Roman" w:cs="Times New Roman" w:eastAsia="Times New Roman" w:hAnsi="Times New Roman"/>
-          <w:b/>
-          <w:bCs/>
-          <w:sz w:val="24"/>
-          <w:szCs w:val="24"/>
-        </w:rPr>
-        <w:t xml:space="preserve">7.5.2. </w:t>
+      <w:commentRangeStart w:id="227"/>
+      <w:r>
+        <w:rPr>
+          <w:rFonts w:ascii="Times New Roman" w:cs="Times New Roman" w:eastAsia="Times New Roman" w:hAnsi="Times New Roman"/>
+          <w:b/>
+          <w:bCs/>
+          <w:sz w:val="24"/>
+          <w:szCs w:val="24"/>
+        </w:rPr>
+        <w:t xml:space="preserve">6.10.7. </w:t>
+      </w:r>
+      <w:r>
+        <w:rPr>
+          <w:rFonts w:ascii="Times New Roman" w:cs="Times New Roman" w:eastAsia="Times New Roman" w:hAnsi="Times New Roman"/>
+          <w:sz w:val="24"/>
+          <w:szCs w:val="24"/>
+          <w:shd w:fill="BDD7EE" w:color="auto" w:val="clear"/>
+        </w:rPr>
+        <w:t xml:space="preserve">Принимать поступающие заявления от участников проекта по повышению доходов населения [наименование области] «Государственной программы развития продуктивной занятости и массового предпринимательства «Еңбек» на вхождение в состав сельскохозяйственного производственного кооператива «[наименование]».</w:t>
+      </w:r>
+      <w:commentRangeEnd w:id="227"/>
+      <w:r>
+        <w:commentReference w:id="227"/>
+      </w:r>
+    </w:p>
+    <w:p>
+      <w:pPr>
+        <w:spacing w:after="80"/>
+        <w:jc w:val="both"/>
+      </w:pPr>
+      <w:commentRangeStart w:id="228"/>
+      <w:r>
+        <w:rPr>
+          <w:rFonts w:ascii="Times New Roman" w:cs="Times New Roman" w:eastAsia="Times New Roman" w:hAnsi="Times New Roman"/>
+          <w:b/>
+          <w:bCs/>
+          <w:sz w:val="24"/>
+          <w:szCs w:val="24"/>
+        </w:rPr>
+        <w:t xml:space="preserve">6.10.8. </w:t>
+      </w:r>
+      <w:r>
+        <w:rPr>
+          <w:rFonts w:ascii="Times New Roman" w:cs="Times New Roman" w:eastAsia="Times New Roman" w:hAnsi="Times New Roman"/>
+          <w:sz w:val="24"/>
+          <w:szCs w:val="24"/>
+          <w:shd w:fill="BDD7EE" w:color="auto" w:val="clear"/>
+        </w:rPr>
+        <w:t xml:space="preserve">В случае, если у Заемщика образуется просроченная задолженность по Договору займа участники Сельскохозяйственного производственного кооператива «[наименование]» (перечислить) несут солидарную ответственность по погашению образовавшейся задолженности перед Кредитором, в том числе, основного долга, вознаграждения, пени, штрафов и других судебных расходов.</w:t>
+      </w:r>
+      <w:commentRangeEnd w:id="228"/>
+      <w:r>
+        <w:commentReference w:id="228"/>
+      </w:r>
+    </w:p>
+    <w:p>
+      <w:pPr>
+        <w:spacing w:after="80"/>
+        <w:jc w:val="both"/>
+      </w:pPr>
+      <w:commentRangeStart w:id="229"/>
+      <w:r>
+        <w:rPr>
+          <w:rFonts w:ascii="Times New Roman" w:cs="Times New Roman" w:eastAsia="Times New Roman" w:hAnsi="Times New Roman"/>
+          <w:sz w:val="24"/>
+          <w:szCs w:val="24"/>
+        </w:rPr>
+        <w:t xml:space="preserve"/>
+      </w:r>
+      <w:commentRangeEnd w:id="229"/>
+      <w:r>
+        <w:commentReference w:id="229"/>
+      </w:r>
+    </w:p>
+    <w:p>
+      <w:pPr>
+        <w:spacing w:after="80"/>
+        <w:jc w:val="both"/>
+      </w:pPr>
+      <w:commentRangeStart w:id="230"/>
+      <w:r>
+        <w:rPr>
+          <w:rFonts w:ascii="Times New Roman" w:cs="Times New Roman" w:eastAsia="Times New Roman" w:hAnsi="Times New Roman"/>
+          <w:sz w:val="24"/>
+          <w:szCs w:val="24"/>
+        </w:rPr>
+        <w:t xml:space="preserve"/>
+      </w:r>
+      <w:commentRangeEnd w:id="230"/>
+      <w:r>
+        <w:commentReference w:id="230"/>
+      </w:r>
+    </w:p>
+    <w:p>
+      <w:pPr>
+        <w:pStyle w:val="Heading2"/>
+        <w:spacing w:after="120" w:before="240"/>
+      </w:pPr>
+      <w:r>
+        <w:rPr>
+          <w:rFonts w:ascii="Times New Roman" w:cs="Times New Roman" w:eastAsia="Times New Roman" w:hAnsi="Times New Roman"/>
+          <w:b/>
+          <w:bCs/>
+          <w:sz w:val="26"/>
+          <w:szCs w:val="26"/>
+        </w:rPr>
+        <w:t xml:space="preserve">6.11. Права и обязанности Партнера</w:t>
+      </w:r>
+    </w:p>
+    <w:p>
+      <w:pPr>
+        <w:pStyle w:val="Heading2"/>
+        <w:spacing w:after="120" w:before="240"/>
+      </w:pPr>
+      <w:r>
+        <w:rPr>
+          <w:rFonts w:ascii="Times New Roman" w:cs="Times New Roman" w:eastAsia="Times New Roman" w:hAnsi="Times New Roman"/>
+          <w:b/>
+          <w:bCs/>
+          <w:sz w:val="26"/>
+          <w:szCs w:val="26"/>
+        </w:rPr>
+        <w:t xml:space="preserve">Партнер обязан:</w:t>
+      </w:r>
+    </w:p>
+    <w:p>
+      <w:pPr>
+        <w:spacing w:after="80"/>
+        <w:jc w:val="both"/>
+      </w:pPr>
+      <w:commentRangeStart w:id="231"/>
+      <w:r>
+        <w:rPr>
+          <w:rFonts w:ascii="Times New Roman" w:cs="Times New Roman" w:eastAsia="Times New Roman" w:hAnsi="Times New Roman"/>
+          <w:b/>
+          <w:bCs/>
+          <w:sz w:val="24"/>
+          <w:szCs w:val="24"/>
+        </w:rPr>
+        <w:t xml:space="preserve">6.11.1.1. </w:t>
+      </w:r>
+      <w:r>
+        <w:rPr>
+          <w:rFonts w:ascii="Times New Roman" w:cs="Times New Roman" w:eastAsia="Times New Roman" w:hAnsi="Times New Roman"/>
+          <w:sz w:val="24"/>
+          <w:szCs w:val="24"/>
+          <w:shd w:fill="BDD7EE" w:color="auto" w:val="clear"/>
+        </w:rPr>
+        <w:t xml:space="preserve">обслуживать бюджетный кредит;</w:t>
+      </w:r>
+      <w:commentRangeEnd w:id="231"/>
+      <w:r>
+        <w:commentReference w:id="231"/>
+      </w:r>
+    </w:p>
+    <w:p>
+      <w:pPr>
+        <w:spacing w:after="80"/>
+        <w:jc w:val="both"/>
+      </w:pPr>
+      <w:commentRangeStart w:id="232"/>
+      <w:r>
+        <w:rPr>
+          <w:rFonts w:ascii="Times New Roman" w:cs="Times New Roman" w:eastAsia="Times New Roman" w:hAnsi="Times New Roman"/>
+          <w:b/>
+          <w:bCs/>
+          <w:sz w:val="24"/>
+          <w:szCs w:val="24"/>
+        </w:rPr>
+        <w:t xml:space="preserve">6.11.1.2. </w:t>
+      </w:r>
+      <w:r>
+        <w:rPr>
+          <w:rFonts w:ascii="Times New Roman" w:cs="Times New Roman" w:eastAsia="Times New Roman" w:hAnsi="Times New Roman"/>
+          <w:sz w:val="24"/>
+          <w:szCs w:val="24"/>
+          <w:shd w:fill="BDD7EE" w:color="auto" w:val="clear"/>
+        </w:rPr>
+        <w:t xml:space="preserve">по поручению Кредитора и Поверенного агента подготовить материалы для подачи исковых заявлений в суд;</w:t>
+      </w:r>
+      <w:commentRangeEnd w:id="232"/>
+      <w:r>
+        <w:commentReference w:id="232"/>
+      </w:r>
+    </w:p>
+    <w:p>
+      <w:pPr>
+        <w:spacing w:after="80"/>
+        <w:jc w:val="both"/>
+      </w:pPr>
+      <w:commentRangeStart w:id="233"/>
+      <w:r>
+        <w:rPr>
+          <w:rFonts w:ascii="Times New Roman" w:cs="Times New Roman" w:eastAsia="Times New Roman" w:hAnsi="Times New Roman"/>
+          <w:b/>
+          <w:bCs/>
+          <w:sz w:val="24"/>
+          <w:szCs w:val="24"/>
+        </w:rPr>
+        <w:t xml:space="preserve">6.11.1.3. </w:t>
+      </w:r>
+      <w:r>
+        <w:rPr>
+          <w:rFonts w:ascii="Times New Roman" w:cs="Times New Roman" w:eastAsia="Times New Roman" w:hAnsi="Times New Roman"/>
+          <w:sz w:val="24"/>
+          <w:szCs w:val="24"/>
+          <w:shd w:fill="BDD7EE" w:color="auto" w:val="clear"/>
+        </w:rPr>
+        <w:t xml:space="preserve">осуществлять сбор документов потенциальных Заемщиков;</w:t>
+      </w:r>
+      <w:commentRangeEnd w:id="233"/>
+      <w:r>
+        <w:commentReference w:id="233"/>
+      </w:r>
+    </w:p>
+    <w:p>
+      <w:pPr>
+        <w:spacing w:after="80"/>
+        <w:jc w:val="both"/>
+      </w:pPr>
+      <w:commentRangeStart w:id="234"/>
+      <w:r>
+        <w:rPr>
+          <w:rFonts w:ascii="Times New Roman" w:cs="Times New Roman" w:eastAsia="Times New Roman" w:hAnsi="Times New Roman"/>
+          <w:b/>
+          <w:bCs/>
+          <w:sz w:val="24"/>
+          <w:szCs w:val="24"/>
+        </w:rPr>
+        <w:t xml:space="preserve">6.11.1.4. </w:t>
+      </w:r>
+      <w:r>
+        <w:rPr>
+          <w:rFonts w:ascii="Times New Roman" w:cs="Times New Roman" w:eastAsia="Times New Roman" w:hAnsi="Times New Roman"/>
+          <w:sz w:val="24"/>
+          <w:szCs w:val="24"/>
+          <w:shd w:fill="BDD7EE" w:color="auto" w:val="clear"/>
+        </w:rPr>
+        <w:t xml:space="preserve">организовать подписание Заемщиком договора о предоставлении бюджетного кредита, договор гарантии, а также договора залога недвижимого имущества;</w:t>
+      </w:r>
+      <w:commentRangeEnd w:id="234"/>
+      <w:r>
+        <w:commentReference w:id="234"/>
+      </w:r>
+    </w:p>
+    <w:p>
+      <w:pPr>
+        <w:spacing w:after="80"/>
+        <w:jc w:val="both"/>
+      </w:pPr>
+      <w:commentRangeStart w:id="235"/>
+      <w:r>
+        <w:rPr>
+          <w:rFonts w:ascii="Times New Roman" w:cs="Times New Roman" w:eastAsia="Times New Roman" w:hAnsi="Times New Roman"/>
+          <w:b/>
+          <w:bCs/>
+          <w:sz w:val="24"/>
+          <w:szCs w:val="24"/>
+        </w:rPr>
+        <w:t xml:space="preserve">6.11.1.5. </w:t>
+      </w:r>
+      <w:r>
+        <w:rPr>
+          <w:rFonts w:ascii="Times New Roman" w:cs="Times New Roman" w:eastAsia="Times New Roman" w:hAnsi="Times New Roman"/>
+          <w:sz w:val="24"/>
+          <w:szCs w:val="24"/>
+          <w:shd w:fill="BDD7EE" w:color="auto" w:val="clear"/>
+        </w:rPr>
+        <w:t xml:space="preserve">требовать от Заемщика добросовестного и надлежащего исполнения обязательств, взятых на себя в соответствии с договорами о предоставлении бюджетного кредита, договора гарантии, а также договора залога недвижимого имущества.</w:t>
+      </w:r>
+      <w:commentRangeEnd w:id="235"/>
+      <w:r>
+        <w:commentReference w:id="235"/>
+      </w:r>
+    </w:p>
+    <w:p>
+      <w:pPr>
+        <w:spacing w:after="80"/>
+        <w:jc w:val="both"/>
+      </w:pPr>
+      <w:commentRangeStart w:id="236"/>
+      <w:r>
+        <w:rPr>
+          <w:rFonts w:ascii="Times New Roman" w:cs="Times New Roman" w:eastAsia="Times New Roman" w:hAnsi="Times New Roman"/>
+          <w:b/>
+          <w:bCs/>
+          <w:sz w:val="24"/>
+          <w:szCs w:val="24"/>
+        </w:rPr>
+        <w:t xml:space="preserve">6.11.1.6. </w:t>
+      </w:r>
+      <w:r>
+        <w:rPr>
+          <w:rFonts w:ascii="Times New Roman" w:cs="Times New Roman" w:eastAsia="Times New Roman" w:hAnsi="Times New Roman"/>
+          <w:sz w:val="24"/>
+          <w:szCs w:val="24"/>
+          <w:shd w:fill="BDD7EE" w:color="auto" w:val="clear"/>
+        </w:rPr>
+        <w:t xml:space="preserve">проводить мониторинг финансирования по бюджетному кредиту в течение 180 (ста восьмидесяти) календарных дней со дня выдачи микрокредита;</w:t>
+      </w:r>
+      <w:commentRangeEnd w:id="236"/>
+      <w:r>
+        <w:commentReference w:id="236"/>
+      </w:r>
+    </w:p>
+    <w:p>
+      <w:pPr>
+        <w:spacing w:after="80"/>
+        <w:jc w:val="both"/>
+      </w:pPr>
+      <w:commentRangeStart w:id="237"/>
+      <w:r>
+        <w:rPr>
+          <w:rFonts w:ascii="Times New Roman" w:cs="Times New Roman" w:eastAsia="Times New Roman" w:hAnsi="Times New Roman"/>
+          <w:b/>
+          <w:bCs/>
+          <w:sz w:val="24"/>
+          <w:szCs w:val="24"/>
+        </w:rPr>
+        <w:t xml:space="preserve">6.11.1.7. </w:t>
+      </w:r>
+      <w:r>
+        <w:rPr>
+          <w:rFonts w:ascii="Times New Roman" w:cs="Times New Roman" w:eastAsia="Times New Roman" w:hAnsi="Times New Roman"/>
+          <w:sz w:val="24"/>
+          <w:szCs w:val="24"/>
+          <w:shd w:fill="BDD7EE" w:color="auto" w:val="clear"/>
+        </w:rPr>
+        <w:t xml:space="preserve">Предоставлять Заемщику полную и достоверную информацию о платежах, связанных с получением, обслуживанием и погашением бюджетного кредита.</w:t>
+      </w:r>
+      <w:commentRangeEnd w:id="237"/>
+      <w:r>
+        <w:commentReference w:id="237"/>
+      </w:r>
+    </w:p>
+    <w:p>
+      <w:pPr>
+        <w:spacing w:after="80"/>
+        <w:jc w:val="both"/>
+      </w:pPr>
+      <w:commentRangeStart w:id="238"/>
+      <w:r>
+        <w:rPr>
+          <w:rFonts w:ascii="Times New Roman" w:cs="Times New Roman" w:eastAsia="Times New Roman" w:hAnsi="Times New Roman"/>
+          <w:b/>
+          <w:bCs/>
+          <w:sz w:val="24"/>
+          <w:szCs w:val="24"/>
+        </w:rPr>
+        <w:t xml:space="preserve">6.11.1.8. </w:t>
+      </w:r>
+      <w:r>
+        <w:rPr>
+          <w:rFonts w:ascii="Times New Roman" w:cs="Times New Roman" w:eastAsia="Times New Roman" w:hAnsi="Times New Roman"/>
+          <w:sz w:val="24"/>
+          <w:szCs w:val="24"/>
+          <w:shd w:fill="BDD7EE" w:color="auto" w:val="clear"/>
+        </w:rPr>
+        <w:t xml:space="preserve">Соблюдать тайну предоставления бюджетного кредита, за исключением случаев, предусмотренных законодательством Республики Казахстан.</w:t>
+      </w:r>
+      <w:commentRangeEnd w:id="238"/>
+      <w:r>
+        <w:commentReference w:id="238"/>
+      </w:r>
+    </w:p>
+    <w:p>
+      <w:pPr>
+        <w:pStyle w:val="Heading2"/>
+        <w:spacing w:after="120" w:before="240"/>
+      </w:pPr>
+      <w:r>
+        <w:rPr>
+          <w:rFonts w:ascii="Times New Roman" w:cs="Times New Roman" w:eastAsia="Times New Roman" w:hAnsi="Times New Roman"/>
+          <w:b/>
+          <w:bCs/>
+          <w:sz w:val="26"/>
+          <w:szCs w:val="26"/>
+        </w:rPr>
+        <w:t xml:space="preserve">Партнер имеет право:</w:t>
+      </w:r>
+    </w:p>
+    <w:p>
+      <w:pPr>
+        <w:spacing w:after="80"/>
+        <w:jc w:val="both"/>
+      </w:pPr>
+      <w:commentRangeStart w:id="239"/>
+      <w:r>
+        <w:rPr>
+          <w:rFonts w:ascii="Times New Roman" w:cs="Times New Roman" w:eastAsia="Times New Roman" w:hAnsi="Times New Roman"/>
+          <w:b/>
+          <w:bCs/>
+          <w:sz w:val="24"/>
+          <w:szCs w:val="24"/>
+        </w:rPr>
+        <w:t xml:space="preserve">6.11.2.1. </w:t>
+      </w:r>
+      <w:r>
+        <w:rPr>
+          <w:rFonts w:ascii="Times New Roman" w:cs="Times New Roman" w:eastAsia="Times New Roman" w:hAnsi="Times New Roman"/>
+          <w:sz w:val="24"/>
+          <w:szCs w:val="24"/>
+          <w:shd w:fill="BDD7EE" w:color="auto" w:val="clear"/>
+        </w:rPr>
+        <w:t xml:space="preserve">требовать от заемщика исполнения обязательств, указанных в настоящем Договоре;</w:t>
+      </w:r>
+      <w:commentRangeEnd w:id="239"/>
+      <w:r>
+        <w:commentReference w:id="239"/>
+      </w:r>
+    </w:p>
+    <w:p>
+      <w:pPr>
+        <w:spacing w:after="80"/>
+        <w:jc w:val="both"/>
+      </w:pPr>
+      <w:commentRangeStart w:id="240"/>
+      <w:r>
+        <w:rPr>
+          <w:rFonts w:ascii="Times New Roman" w:cs="Times New Roman" w:eastAsia="Times New Roman" w:hAnsi="Times New Roman"/>
+          <w:b/>
+          <w:bCs/>
+          <w:sz w:val="24"/>
+          <w:szCs w:val="24"/>
+        </w:rPr>
+        <w:t xml:space="preserve">6.11.2.2. </w:t>
+      </w:r>
+      <w:r>
+        <w:rPr>
+          <w:rFonts w:ascii="Times New Roman" w:cs="Times New Roman" w:eastAsia="Times New Roman" w:hAnsi="Times New Roman"/>
+          <w:sz w:val="24"/>
+          <w:szCs w:val="24"/>
+          <w:shd w:fill="BDD7EE" w:color="auto" w:val="clear"/>
+        </w:rPr>
+        <w:t xml:space="preserve">требовать досрочного возврата суммы бюджетного кредита и вознаграждения по нему при нарушении заемщиком срока, установленного для возврата бюджетного кредита и (или) выплаты вознаграждения.</w:t>
+      </w:r>
+      <w:commentRangeEnd w:id="240"/>
+      <w:r>
+        <w:commentReference w:id="240"/>
+      </w:r>
+    </w:p>
+    <w:p>
+      <w:pPr>
+        <w:spacing w:after="80"/>
+        <w:jc w:val="both"/>
+      </w:pPr>
+      <w:commentRangeStart w:id="241"/>
+      <w:r>
+        <w:rPr>
+          <w:rFonts w:ascii="Times New Roman" w:cs="Times New Roman" w:eastAsia="Times New Roman" w:hAnsi="Times New Roman"/>
+          <w:b/>
+          <w:bCs/>
+          <w:sz w:val="24"/>
+          <w:szCs w:val="24"/>
+        </w:rPr>
+        <w:t xml:space="preserve">6.11.2.3. </w:t>
+      </w:r>
+      <w:r>
+        <w:rPr>
+          <w:rFonts w:ascii="Times New Roman" w:cs="Times New Roman" w:eastAsia="Times New Roman" w:hAnsi="Times New Roman"/>
+          <w:sz w:val="24"/>
+          <w:szCs w:val="24"/>
+          <w:shd w:fill="BDD7EE" w:color="auto" w:val="clear"/>
+        </w:rPr>
+        <w:t xml:space="preserve">отказать потенциальному заемщику в случае его несоответствия требованиям правил бюджетного кредитования.</w:t>
+      </w:r>
+      <w:commentRangeEnd w:id="241"/>
+      <w:r>
+        <w:commentReference w:id="241"/>
+      </w:r>
+    </w:p>
+    <w:p>
+      <w:pPr>
+        <w:spacing w:after="80"/>
+        <w:jc w:val="both"/>
+      </w:pPr>
+      <w:commentRangeStart w:id="242"/>
+      <w:r>
+        <w:rPr>
+          <w:rFonts w:ascii="Times New Roman" w:cs="Times New Roman" w:eastAsia="Times New Roman" w:hAnsi="Times New Roman"/>
+          <w:b/>
+          <w:bCs/>
+          <w:sz w:val="24"/>
+          <w:szCs w:val="24"/>
+        </w:rPr>
+        <w:t xml:space="preserve">6.11.2.4. </w:t>
+      </w:r>
+      <w:r>
+        <w:rPr>
+          <w:rFonts w:ascii="Times New Roman" w:cs="Times New Roman" w:eastAsia="Times New Roman" w:hAnsi="Times New Roman"/>
+          <w:sz w:val="24"/>
+          <w:szCs w:val="24"/>
+          <w:shd w:fill="BDD7EE" w:color="auto" w:val="clear"/>
+        </w:rPr>
+        <w:t xml:space="preserve">При необходимости в любое время производить проверку финансового состояния Заемщика.</w:t>
+      </w:r>
+      <w:commentRangeEnd w:id="242"/>
+      <w:r>
+        <w:commentReference w:id="242"/>
+      </w:r>
+    </w:p>
+    <w:p>
+      <w:pPr>
+        <w:spacing w:after="80"/>
+        <w:jc w:val="both"/>
+      </w:pPr>
+      <w:commentRangeStart w:id="243"/>
+      <w:r>
+        <w:rPr>
+          <w:rFonts w:ascii="Times New Roman" w:cs="Times New Roman" w:eastAsia="Times New Roman" w:hAnsi="Times New Roman"/>
+          <w:b/>
+          <w:bCs/>
+          <w:sz w:val="24"/>
+          <w:szCs w:val="24"/>
+        </w:rPr>
+        <w:t xml:space="preserve">6.11.2.5. </w:t>
+      </w:r>
+      <w:r>
+        <w:rPr>
+          <w:rFonts w:ascii="Times New Roman" w:cs="Times New Roman" w:eastAsia="Times New Roman" w:hAnsi="Times New Roman"/>
+          <w:sz w:val="24"/>
+          <w:szCs w:val="24"/>
+          <w:shd w:fill="BDD7EE" w:color="auto" w:val="clear"/>
+        </w:rPr>
+        <w:t xml:space="preserve">Требовать от Заемщика (Залогодателя) проведения переоценки имущества, являющегося обеспечением исполнения обязательств по бюджетному кредиту, с отнесением на него всех расходов, связанных с проведением переоценки. В случае выявления ухудшения состояния, уменьшения стоимости такого имущества, требовать предоставления дополнительного обеспечения, удовлетворяющего требованиям Кредитора.</w:t>
+      </w:r>
+      <w:commentRangeEnd w:id="243"/>
+      <w:r>
+        <w:commentReference w:id="243"/>
+      </w:r>
+    </w:p>
+    <w:p>
+      <w:pPr>
+        <w:spacing w:after="80"/>
+        <w:jc w:val="both"/>
+      </w:pPr>
+      <w:commentRangeStart w:id="244"/>
+      <w:r>
+        <w:rPr>
+          <w:rFonts w:ascii="Times New Roman" w:cs="Times New Roman" w:eastAsia="Times New Roman" w:hAnsi="Times New Roman"/>
+          <w:b/>
+          <w:bCs/>
+          <w:sz w:val="24"/>
+          <w:szCs w:val="24"/>
+        </w:rPr>
+        <w:t xml:space="preserve">6.11.2.6. </w:t>
+      </w:r>
+      <w:r>
+        <w:rPr>
+          <w:rFonts w:ascii="Times New Roman" w:cs="Times New Roman" w:eastAsia="Times New Roman" w:hAnsi="Times New Roman"/>
+          <w:sz w:val="24"/>
+          <w:szCs w:val="24"/>
+          <w:shd w:fill="BDD7EE" w:color="auto" w:val="clear"/>
+        </w:rPr>
+        <w:t xml:space="preserve">Осуществлять проверку наличия имущества, являющегося обеспечением исполнения обязательств по бюджетному кредиту, условий его хранения, содержания и эксплуатации, с отнесением расходов на Заемщика (Залогодателя).</w:t>
+      </w:r>
+      <w:commentRangeEnd w:id="244"/>
+      <w:r>
+        <w:commentReference w:id="244"/>
+      </w:r>
+    </w:p>
+    <w:p>
+      <w:pPr>
+        <w:spacing w:after="80"/>
+        <w:jc w:val="both"/>
+      </w:pPr>
+      <w:commentRangeStart w:id="245"/>
+      <w:r>
+        <w:rPr>
+          <w:rFonts w:ascii="Times New Roman" w:cs="Times New Roman" w:eastAsia="Times New Roman" w:hAnsi="Times New Roman"/>
+          <w:b/>
+          <w:bCs/>
+          <w:sz w:val="24"/>
+          <w:szCs w:val="24"/>
+        </w:rPr>
+        <w:t xml:space="preserve">6.11.2.7. </w:t>
+      </w:r>
+      <w:r>
+        <w:rPr>
+          <w:rFonts w:ascii="Times New Roman" w:cs="Times New Roman" w:eastAsia="Times New Roman" w:hAnsi="Times New Roman"/>
+          <w:sz w:val="24"/>
+          <w:szCs w:val="24"/>
+          <w:shd w:fill="BDD7EE" w:color="auto" w:val="clear"/>
+        </w:rPr>
+        <w:t xml:space="preserve">Осуществляет проверку целевого использования бюджетного кредита по истечение 90 (девяносто) дней с момента получения микрокредита Заемщиком.</w:t>
+      </w:r>
+      <w:commentRangeEnd w:id="245"/>
+      <w:r>
+        <w:commentReference w:id="245"/>
+      </w:r>
+    </w:p>
+    <w:p>
+      <w:pPr>
+        <w:spacing w:after="80"/>
+        <w:jc w:val="both"/>
+      </w:pPr>
+      <w:commentRangeStart w:id="246"/>
+      <w:r>
+        <w:rPr>
+          <w:rFonts w:ascii="Times New Roman" w:cs="Times New Roman" w:eastAsia="Times New Roman" w:hAnsi="Times New Roman"/>
+          <w:b/>
+          <w:bCs/>
+          <w:sz w:val="24"/>
+          <w:szCs w:val="24"/>
+        </w:rPr>
+        <w:t xml:space="preserve">6.11.2.8. </w:t>
+      </w:r>
+      <w:r>
+        <w:rPr>
+          <w:rFonts w:ascii="Times New Roman" w:cs="Times New Roman" w:eastAsia="Times New Roman" w:hAnsi="Times New Roman"/>
+          <w:sz w:val="24"/>
+          <w:szCs w:val="24"/>
+          <w:shd w:fill="BDD7EE" w:color="auto" w:val="clear"/>
+        </w:rPr>
+        <w:t xml:space="preserve">В случае необходимости запрашивать у заемщика отчетность о финансово-хозяйственной деятельности, а также ежегодно запрашивать годовую финансовую отчетность в течение 10 (десяти) календарных дней после истечения срока представления годовой финансовой отчетности в уполномоченный государственный орган;</w:t>
+      </w:r>
+      <w:commentRangeEnd w:id="246"/>
+      <w:r>
+        <w:commentReference w:id="246"/>
+      </w:r>
+    </w:p>
+    <w:p>
+      <w:pPr>
+        <w:spacing w:after="80"/>
+        <w:jc w:val="both"/>
+      </w:pPr>
+      <w:commentRangeStart w:id="247"/>
+      <w:r>
+        <w:rPr>
+          <w:rFonts w:ascii="Times New Roman" w:cs="Times New Roman" w:eastAsia="Times New Roman" w:hAnsi="Times New Roman"/>
+          <w:b/>
+          <w:bCs/>
+          <w:sz w:val="24"/>
+          <w:szCs w:val="24"/>
+        </w:rPr>
+        <w:t xml:space="preserve">6.11.2.9. </w:t>
+      </w:r>
+      <w:r>
+        <w:rPr>
+          <w:rFonts w:ascii="Times New Roman" w:cs="Times New Roman" w:eastAsia="Times New Roman" w:hAnsi="Times New Roman"/>
+          <w:sz w:val="24"/>
+          <w:szCs w:val="24"/>
+          <w:shd w:fill="BDD7EE" w:color="auto" w:val="clear"/>
+        </w:rPr>
+        <w:t xml:space="preserve">в случае ненадлежащего исполнения Заемщиком обязательств по Договору, привлечь его к ответственности в соответствии с условиями Договора и требованиями законодательства РК.</w:t>
+      </w:r>
+      <w:commentRangeEnd w:id="247"/>
+      <w:r>
+        <w:commentReference w:id="247"/>
+      </w:r>
+    </w:p>
+    <w:p>
+      <w:pPr>
+        <w:spacing w:after="80"/>
+        <w:jc w:val="both"/>
+      </w:pPr>
+      <w:commentRangeStart w:id="248"/>
+      <w:r>
+        <w:rPr>
+          <w:rFonts w:ascii="Times New Roman" w:cs="Times New Roman" w:eastAsia="Times New Roman" w:hAnsi="Times New Roman"/>
+          <w:sz w:val="24"/>
+          <w:szCs w:val="24"/>
+        </w:rPr>
+        <w:t xml:space="preserve"/>
+      </w:r>
+      <w:commentRangeEnd w:id="248"/>
+      <w:r>
+        <w:commentReference w:id="248"/>
+      </w:r>
+    </w:p>
+    <w:p>
+      <w:pPr>
+        <w:pStyle w:val="Heading2"/>
+        <w:spacing w:after="120" w:before="240"/>
+      </w:pPr>
+      <w:r>
+        <w:rPr>
+          <w:rFonts w:ascii="Times New Roman" w:cs="Times New Roman" w:eastAsia="Times New Roman" w:hAnsi="Times New Roman"/>
+          <w:b/>
+          <w:bCs/>
+          <w:sz w:val="26"/>
+          <w:szCs w:val="26"/>
+        </w:rPr>
+        <w:t xml:space="preserve">7. ПОРЯДОК ДОСРОЧНОГО ПОГАШЕНИЯ, СЛУЧАИ ПРЕДЪЯВЛЕНИЯ К ВЗЫСКАНИЮ СУММЫ ЗАДОЛЖЕННОСТИ ПО КРЕДИТУ И  ОБРАЩЕНИЯ  ВЗЫСКАНИЯ  НА  ЗАЛОГОВОЕ ИМУЩЕСТВО</w:t>
+      </w:r>
+    </w:p>
+    <w:p>
+      <w:pPr>
+        <w:spacing w:before="60"/>
+      </w:pPr>
+      <w:commentRangeStart w:id="249"/>
+      <w:r>
+        <w:rPr>
+          <w:rFonts w:ascii="Times New Roman" w:cs="Times New Roman" w:eastAsia="Times New Roman" w:hAnsi="Times New Roman"/>
+          <w:b/>
+          <w:bCs/>
+          <w:sz w:val="24"/>
+          <w:szCs w:val="24"/>
+        </w:rPr>
+        <w:t xml:space="preserve">7.1. </w:t>
+      </w:r>
+      <w:r>
+        <w:rPr>
+          <w:rFonts w:ascii="Times New Roman" w:cs="Times New Roman" w:eastAsia="Times New Roman" w:hAnsi="Times New Roman"/>
+          <w:i/>
+          <w:iCs/>
+          <w:sz w:val="24"/>
+          <w:szCs w:val="24"/>
+          <w:shd w:fill="F8CBAD" w:color="auto" w:val="clear"/>
+        </w:rPr>
+        <w:t xml:space="preserve">[ВАРИАНТЫ — выбор не сделан; вопрос реестра № 56, 12]</w:t>
+      </w:r>
+    </w:p>
+    <w:p>
+      <w:pPr>
+        <w:spacing w:after="60"/>
+        <w:ind w:left="360"/>
+      </w:pPr>
+      <w:r>
+        <w:rPr>
+          <w:rFonts w:ascii="Times New Roman" w:cs="Times New Roman" w:eastAsia="Times New Roman" w:hAnsi="Times New Roman"/>
+          <w:b/>
+          <w:bCs/>
+          <w:sz w:val="24"/>
+          <w:szCs w:val="24"/>
+          <w:shd w:fill="F8CBAD" w:color="auto" w:val="clear"/>
+        </w:rPr>
+        <w:t xml:space="preserve">Вариант 1 (№3 (п. 7.1); №4 (п. 8.1); №12 (п. 8.1); №19 (п. 7.1); №22 (п. 7.1); №25 (п. 7.1); №37 (п. 7.1); №47 (п. 7.1); №55 (п. 7.1); №53 (ст. 6 п. 1 — «микрокредита»)): </w:t>
+      </w:r>
+      <w:r>
+        <w:rPr>
+          <w:rFonts w:ascii="Times New Roman" w:cs="Times New Roman" w:eastAsia="Times New Roman" w:hAnsi="Times New Roman"/>
+          <w:i w:val="false"/>
+          <w:iCs w:val="false"/>
+          <w:sz w:val="24"/>
+          <w:szCs w:val="24"/>
+          <w:shd w:fill="F8CBAD" w:color="auto" w:val="clear"/>
+        </w:rPr>
+        <w:t xml:space="preserve">Частичное или полное досрочное погашение кредита по настоящему Договору допускается при наличии письменного уведомления Заемщиком Займодателя и/или Поверенного (агента) не менее чем, за 3 (три) рабочих дня.</w:t>
+      </w:r>
+    </w:p>
+    <w:p>
+      <w:pPr>
+        <w:spacing w:after="60"/>
+        <w:ind w:left="360"/>
+      </w:pPr>
+      <w:r>
+        <w:rPr>
+          <w:rFonts w:ascii="Times New Roman" w:cs="Times New Roman" w:eastAsia="Times New Roman" w:hAnsi="Times New Roman"/>
+          <w:b/>
+          <w:bCs/>
+          <w:sz w:val="24"/>
+          <w:szCs w:val="24"/>
+          <w:shd w:fill="F8CBAD" w:color="auto" w:val="clear"/>
+        </w:rPr>
+        <w:t xml:space="preserve">Вариант 2 (№11 (п. 7.1)): </w:t>
+      </w:r>
+      <w:r>
+        <w:rPr>
+          <w:rFonts w:ascii="Times New Roman" w:cs="Times New Roman" w:eastAsia="Times New Roman" w:hAnsi="Times New Roman"/>
+          <w:i w:val="false"/>
+          <w:iCs w:val="false"/>
+          <w:sz w:val="24"/>
+          <w:szCs w:val="24"/>
+          <w:shd w:fill="F8CBAD" w:color="auto" w:val="clear"/>
+        </w:rPr>
+        <w:t xml:space="preserve">Частичное или полное досрочное погашение кредита по настоящему Договору допускается при наличии письменного уведомления Заемщиком Займодателя и/или Поверенного (агента) не менее чем, за 3 (три) календарных дня.</w:t>
+      </w:r>
+    </w:p>
+    <w:p>
+      <w:pPr>
+        <w:spacing w:after="60"/>
+        <w:ind w:left="360"/>
+      </w:pPr>
+      <w:r>
+        <w:rPr>
+          <w:rFonts w:ascii="Times New Roman" w:cs="Times New Roman" w:eastAsia="Times New Roman" w:hAnsi="Times New Roman"/>
+          <w:b/>
+          <w:bCs/>
+          <w:sz w:val="24"/>
+          <w:szCs w:val="24"/>
+          <w:shd w:fill="F8CBAD" w:color="auto" w:val="clear"/>
+        </w:rPr>
+        <w:t xml:space="preserve">Вариант 3 (№2 (п. 7.1); №30 (п. 7.1)): </w:t>
+      </w:r>
+      <w:r>
+        <w:rPr>
+          <w:rFonts w:ascii="Times New Roman" w:cs="Times New Roman" w:eastAsia="Times New Roman" w:hAnsi="Times New Roman"/>
+          <w:i w:val="false"/>
+          <w:iCs w:val="false"/>
+          <w:sz w:val="24"/>
+          <w:szCs w:val="24"/>
+          <w:shd w:fill="F8CBAD" w:color="auto" w:val="clear"/>
+        </w:rPr>
+        <w:t xml:space="preserve">Частичное или полное досрочное погашение кредита по настоящему Договору допускается при наличии письменного заявления Заемщика Поверенному (агенту) не менее чем, за 3 (три) рабочих дня.</w:t>
+      </w:r>
+      <w:commentRangeEnd w:id="249"/>
+      <w:r>
+        <w:commentReference w:id="249"/>
+      </w:r>
+    </w:p>
+    <w:p>
+      <w:pPr>
+        <w:spacing w:before="60"/>
+      </w:pPr>
+      <w:commentRangeStart w:id="250"/>
+      <w:r>
+        <w:rPr>
+          <w:rFonts w:ascii="Times New Roman" w:cs="Times New Roman" w:eastAsia="Times New Roman" w:hAnsi="Times New Roman"/>
+          <w:b/>
+          <w:bCs/>
+          <w:sz w:val="24"/>
+          <w:szCs w:val="24"/>
+        </w:rPr>
+        <w:t xml:space="preserve">7.2. </w:t>
+      </w:r>
+      <w:r>
+        <w:rPr>
+          <w:rFonts w:ascii="Times New Roman" w:cs="Times New Roman" w:eastAsia="Times New Roman" w:hAnsi="Times New Roman"/>
+          <w:i/>
+          <w:iCs/>
+          <w:sz w:val="24"/>
+          <w:szCs w:val="24"/>
+          <w:shd w:fill="FF9E9E" w:color="auto" w:val="clear"/>
+        </w:rPr>
+        <w:t xml:space="preserve">[ВАРИАНТЫ — выбор не сделан; вопрос реестра № 56, 12]</w:t>
+      </w:r>
+    </w:p>
+    <w:p>
+      <w:pPr>
+        <w:spacing w:after="60"/>
+        <w:ind w:left="360"/>
+      </w:pPr>
+      <w:r>
+        <w:rPr>
+          <w:rFonts w:ascii="Times New Roman" w:cs="Times New Roman" w:eastAsia="Times New Roman" w:hAnsi="Times New Roman"/>
+          <w:b/>
+          <w:bCs/>
+          <w:sz w:val="24"/>
+          <w:szCs w:val="24"/>
+          <w:shd w:fill="FF9E9E" w:color="auto" w:val="clear"/>
+        </w:rPr>
+        <w:t xml:space="preserve">Вариант 1 (№3 (п. 7.2); №4 (п. 8.2); №11 (п. 7.2); №12 (п. 8.2); №19 (п. 7.2); №22 (п. 7.2); №25 (п. 7.2); №37 (п. 7.2); №47 (п. 7.2); №55 (п. 7.2); №2, №30 (п. 7.2 — «письменного заявления/уведомления»)): </w:t>
+      </w:r>
+      <w:r>
+        <w:rPr>
+          <w:rFonts w:ascii="Times New Roman" w:cs="Times New Roman" w:eastAsia="Times New Roman" w:hAnsi="Times New Roman"/>
+          <w:i w:val="false"/>
+          <w:iCs w:val="false"/>
+          <w:sz w:val="24"/>
+          <w:szCs w:val="24"/>
+          <w:shd w:fill="FF9E9E" w:color="auto" w:val="clear"/>
+        </w:rPr>
+        <w:t xml:space="preserve">На основании письменного уведомления от Заемщика о частичном досрочном погашении кредита и перечислении суммы досрочного погашения Поверенному агенту, последний составляет и подписывает с Заемщиком в срок не позднее даты внесения очередного платежа по кредиту новый График погашения платежей, который является основанием для будущих платежей, приобщается к настоящему Договору в качестве Приложения №1 и заменяет прежний график, который утрачивает силу с даты подписания нового графика.</w:t>
+      </w:r>
+    </w:p>
+    <w:p>
+      <w:pPr>
+        <w:spacing w:after="60"/>
+        <w:ind w:left="360"/>
+      </w:pPr>
+      <w:r>
+        <w:rPr>
+          <w:rFonts w:ascii="Times New Roman" w:cs="Times New Roman" w:eastAsia="Times New Roman" w:hAnsi="Times New Roman"/>
+          <w:b/>
+          <w:bCs/>
+          <w:sz w:val="24"/>
+          <w:szCs w:val="24"/>
+          <w:shd w:fill="FF9E9E" w:color="auto" w:val="clear"/>
+        </w:rPr>
+        <w:t xml:space="preserve">Вариант 2 (№53 (ст. 6 п. 2)): </w:t>
+      </w:r>
+      <w:r>
+        <w:rPr>
+          <w:rFonts w:ascii="Times New Roman" w:cs="Times New Roman" w:eastAsia="Times New Roman" w:hAnsi="Times New Roman"/>
+          <w:i w:val="false"/>
+          <w:iCs w:val="false"/>
+          <w:sz w:val="24"/>
+          <w:szCs w:val="24"/>
+          <w:shd w:fill="FF9E9E" w:color="auto" w:val="clear"/>
+        </w:rPr>
+        <w:t xml:space="preserve">На основании письменного уведомления от Заемщика о частичном досрочном погашении микрокредита и перечислении суммы досрочного погашения Займодателю, последний составляет и подписывает с Заемщиком в срок не позднее даты внесения очередного платежа по микрокредиту новый График погашения платежей, который является основанием для будущих платежей, приобщается к настоящему Договору в качестве Приложения №1 и заменяет прежний график, который утрачивает силу с даты подписания нового графика;</w:t>
+      </w:r>
+    </w:p>
+    <w:p>
+      <w:pPr>
+        <w:spacing w:after="60"/>
+        <w:ind w:left="360"/>
+      </w:pPr>
+      <w:r>
+        <w:rPr>
+          <w:rFonts w:ascii="Times New Roman" w:cs="Times New Roman" w:eastAsia="Times New Roman" w:hAnsi="Times New Roman"/>
+          <w:b/>
+          <w:bCs/>
+          <w:sz w:val="24"/>
+          <w:szCs w:val="24"/>
+          <w:shd w:fill="FF9E9E" w:color="auto" w:val="clear"/>
+        </w:rPr>
+        <w:t xml:space="preserve">Вариант 3 (№49 (п. 1.11); №48 (п. 1.11)): </w:t>
+      </w:r>
+      <w:r>
+        <w:rPr>
+          <w:rFonts w:ascii="Times New Roman" w:cs="Times New Roman" w:eastAsia="Times New Roman" w:hAnsi="Times New Roman"/>
+          <w:i w:val="false"/>
+          <w:iCs w:val="false"/>
+          <w:sz w:val="24"/>
+          <w:szCs w:val="24"/>
+          <w:shd w:fill="FF9E9E" w:color="auto" w:val="clear"/>
+        </w:rPr>
+        <w:t xml:space="preserve">При частичном погашении Заемщик обращается с соответствующим заявлением к Заимодателю и при принятии им положительного решения производит перечисление денег на текущий счет Поверенного (агента). Поверенный агент в течение 10 (десяти) рабочих дней после получения решения Заимодателя и поступления на текущий счет суммы денег, направленных Заемщиком на частичное погашение займа, распределяет поступившие деньги на погашение начисленного вознаграждения за фактическое использование займа, основной долг, производит перерасчет остатка основного долга и предоставляет Заемщику новый График платежей. Получение Заемщиком Графика платежей подтверждается его распиской либо постоянно проживающего с ним члена семьи. График, датированный более поздним числом, является основанием для платежей, приобщается к настоящему Договору и заменяет прежний график, который утрачивает силу с даты утверждения Поверенным (агентом) Графика платежей с измененным размером платежей.</w:t>
+      </w:r>
+    </w:p>
+    <w:p>
+      <w:pPr>
+        <w:spacing w:after="60"/>
+        <w:ind w:left="360"/>
+      </w:pPr>
+      <w:r>
+        <w:rPr>
+          <w:rFonts w:ascii="Times New Roman" w:cs="Times New Roman" w:eastAsia="Times New Roman" w:hAnsi="Times New Roman"/>
+          <w:b/>
+          <w:bCs/>
+          <w:sz w:val="24"/>
+          <w:szCs w:val="24"/>
+          <w:shd w:fill="FF9E9E" w:color="auto" w:val="clear"/>
+        </w:rPr>
+        <w:t xml:space="preserve">Вариант 4 (№58 (п. 1.11)): </w:t>
+      </w:r>
+      <w:r>
+        <w:rPr>
+          <w:rFonts w:ascii="Times New Roman" w:cs="Times New Roman" w:eastAsia="Times New Roman" w:hAnsi="Times New Roman"/>
+          <w:i w:val="false"/>
+          <w:iCs w:val="false"/>
+          <w:sz w:val="24"/>
+          <w:szCs w:val="24"/>
+          <w:shd w:fill="FF9E9E" w:color="auto" w:val="clear"/>
+        </w:rPr>
+        <w:t xml:space="preserve">При частичном погашении Заемщик обращается с соответствующим заявлением к Заимодателю и при принятии им положительного решения производит перечисление денег на текущий счет Поверенного (агента). Поверенный агент в течение 10 (десяти) рабочих дней после получения решения Заимодателя и поступления на текущий счет суммы денег, направленных Заемщиком на частичное погашение займа, распределяет поступившие деньги на погашение начисленного вознаграждения за фактическое использование займа, основной долг, производит перерасчет остатка основного долга и предоставляет Заемщику новый График платежей. Получение Заемщиком Графика платежей подтверждается его распиской либо постоянно проживающего с ним члена семьи. График, датированный более поздним числом, является основанием для платежей, приобщается к настоящему Договору и заменяет прежний график, который утрачивает силу с даты утверждения Поверенным (агентом) Графика платежей с измененным размером платежей.</w:t>
+      </w:r>
+    </w:p>
+    <w:p>
+      <w:pPr>
+        <w:spacing w:after="60"/>
+        <w:ind w:left="360"/>
+      </w:pPr>
+      <w:r>
+        <w:rPr>
+          <w:rFonts w:ascii="Times New Roman" w:cs="Times New Roman" w:eastAsia="Times New Roman" w:hAnsi="Times New Roman"/>
+          <w:b/>
+          <w:bCs/>
+          <w:sz w:val="24"/>
+          <w:szCs w:val="24"/>
+          <w:shd w:fill="FF9E9E" w:color="auto" w:val="clear"/>
+        </w:rPr>
+        <w:t xml:space="preserve">Вариант 5 (№24 (п. 1.11)): </w:t>
+      </w:r>
+      <w:r>
+        <w:rPr>
+          <w:rFonts w:ascii="Times New Roman" w:cs="Times New Roman" w:eastAsia="Times New Roman" w:hAnsi="Times New Roman"/>
+          <w:i w:val="false"/>
+          <w:iCs w:val="false"/>
+          <w:sz w:val="24"/>
+          <w:szCs w:val="24"/>
+          <w:shd w:fill="FF9E9E" w:color="auto" w:val="clear"/>
+        </w:rPr>
+        <w:t xml:space="preserve">При частичном погашении Заемщик обращается с соответствующим заявлением к Поверенному (агенту) и при принятии им положительного решения производит перечисление денег на текущий счет Поверенного (агента). Поверенный агент в течение 10 (десяти) рабочих дней после поступления на текущий счет суммы денег, направленных Заемщиком на частичное погашение микрокредита, распределяет поступившие деньги на погашение начисленного вознаграждения за фактическое использование микрокредита, основной долг, производит перерасчет остатка основного долга и предоставляет Заемщику новый График платежей. Получение Заемщиком нового Графика платежей подтверждается его распиской. График, датированный более поздним числом, является основанием для платежей, приобщается к настоящему Договору и заменяет прежний график, который утрачивает силу с даты утверждения Поверенным (агентом) нового Графика платежей с измененным размером платежа.</w:t>
+      </w:r>
+      <w:commentRangeEnd w:id="250"/>
+      <w:r>
+        <w:commentReference w:id="250"/>
+      </w:r>
+    </w:p>
+    <w:p>
+      <w:pPr>
+        <w:spacing w:after="80"/>
+        <w:jc w:val="both"/>
+      </w:pPr>
+      <w:commentRangeStart w:id="251"/>
+      <w:r>
+        <w:rPr>
+          <w:rFonts w:ascii="Times New Roman" w:cs="Times New Roman" w:eastAsia="Times New Roman" w:hAnsi="Times New Roman"/>
+          <w:b/>
+          <w:bCs/>
+          <w:sz w:val="24"/>
+          <w:szCs w:val="24"/>
+        </w:rPr>
+        <w:t xml:space="preserve">7.3. </w:t>
+      </w:r>
+      <w:r>
+        <w:rPr>
+          <w:rFonts w:ascii="Times New Roman" w:cs="Times New Roman" w:eastAsia="Times New Roman" w:hAnsi="Times New Roman"/>
+          <w:sz w:val="24"/>
+          <w:szCs w:val="24"/>
+          <w:shd w:fill="BDD7EE" w:color="auto" w:val="clear"/>
+        </w:rPr>
+        <w:t xml:space="preserve">Стороны согласны, что при частичном досрочном погашении оформление дополнительного соглашения к настоящему Договору не требуется при условии сохранения параметров кредитования (срок пользования кредитом, ставка вознаграждения, валюта кредита, вид обеспечения), действующих на момент досрочного погашения.</w:t>
+      </w:r>
+      <w:commentRangeEnd w:id="251"/>
+      <w:r>
+        <w:commentReference w:id="251"/>
+      </w:r>
+    </w:p>
+    <w:p>
+      <w:pPr>
+        <w:spacing w:after="80"/>
+        <w:jc w:val="both"/>
+      </w:pPr>
+      <w:commentRangeStart w:id="252"/>
+      <w:r>
+        <w:rPr>
+          <w:rFonts w:ascii="Times New Roman" w:cs="Times New Roman" w:eastAsia="Times New Roman" w:hAnsi="Times New Roman"/>
+          <w:b/>
+          <w:bCs/>
+          <w:sz w:val="24"/>
+          <w:szCs w:val="24"/>
+        </w:rPr>
+        <w:t xml:space="preserve">7.4. </w:t>
+      </w:r>
+      <w:r>
+        <w:rPr>
+          <w:rFonts w:ascii="Times New Roman" w:cs="Times New Roman" w:eastAsia="Times New Roman" w:hAnsi="Times New Roman"/>
+          <w:sz w:val="24"/>
+          <w:szCs w:val="24"/>
+          <w:shd w:fill="BDD7EE" w:color="auto" w:val="clear"/>
+        </w:rPr>
+        <w:t xml:space="preserve">Настоящим Заемщик дает Займодателю и Поверенному (агенту) свое безусловное (безакцептное) согласие на направление денежных средств, поступающих и/или поступивших на текущие счета в любых банках второго уровня, финансовых, кредитных организациях и учреждениях на территории РК  в счет погашения просроченной задолженности перед Поверенным (агентом).</w:t>
+      </w:r>
+      <w:commentRangeEnd w:id="252"/>
+      <w:r>
+        <w:commentReference w:id="252"/>
+      </w:r>
+    </w:p>
+    <w:p>
+      <w:pPr>
+        <w:spacing w:after="80"/>
+        <w:jc w:val="both"/>
+      </w:pPr>
+      <w:commentRangeStart w:id="253"/>
+      <w:r>
+        <w:rPr>
+          <w:rFonts w:ascii="Times New Roman" w:cs="Times New Roman" w:eastAsia="Times New Roman" w:hAnsi="Times New Roman"/>
+          <w:b/>
+          <w:bCs/>
+          <w:sz w:val="24"/>
+          <w:szCs w:val="24"/>
+        </w:rPr>
+        <w:t xml:space="preserve">7.4-1. </w:t>
+      </w:r>
+      <w:r>
+        <w:rPr>
+          <w:rFonts w:ascii="Times New Roman" w:cs="Times New Roman" w:eastAsia="Times New Roman" w:hAnsi="Times New Roman"/>
+          <w:sz w:val="24"/>
+          <w:szCs w:val="24"/>
+          <w:shd w:fill="BDD7EE" w:color="auto" w:val="clear"/>
+        </w:rPr>
+        <w:t xml:space="preserve">Настоящим Заемщик дает Займодателю и Поверенному (агенту) свое безусловное (безакцептное) согласие на направление денежных средств, поступающих и/или поступивших на погашение займа по настоящему Договору в счет погашения просроченной задолженности по другим (-ому) займам (-му)/договорам по усмотрению Поверенного (агента).</w:t>
+      </w:r>
+      <w:commentRangeEnd w:id="253"/>
+      <w:r>
+        <w:commentReference w:id="253"/>
+      </w:r>
+    </w:p>
+    <w:p>
+      <w:pPr>
+        <w:spacing w:before="60"/>
+      </w:pPr>
+      <w:commentRangeStart w:id="254"/>
+      <w:r>
+        <w:rPr>
+          <w:rFonts w:ascii="Times New Roman" w:cs="Times New Roman" w:eastAsia="Times New Roman" w:hAnsi="Times New Roman"/>
+          <w:b/>
+          <w:bCs/>
+          <w:sz w:val="24"/>
+          <w:szCs w:val="24"/>
+        </w:rPr>
+        <w:t xml:space="preserve">7.5. </w:t>
+      </w:r>
+      <w:r>
+        <w:rPr>
+          <w:rFonts w:ascii="Times New Roman" w:cs="Times New Roman" w:eastAsia="Times New Roman" w:hAnsi="Times New Roman"/>
+          <w:i/>
+          <w:iCs/>
+          <w:sz w:val="24"/>
+          <w:szCs w:val="24"/>
+          <w:shd w:fill="FF9E9E" w:color="auto" w:val="clear"/>
+        </w:rPr>
+        <w:t xml:space="preserve">[ВАРИАНТЫ — выбор не сделан; вопрос реестра № 57, 9, 17, 53]</w:t>
+      </w:r>
+    </w:p>
+    <w:p>
+      <w:pPr>
+        <w:spacing w:after="60"/>
+        <w:ind w:left="360"/>
+      </w:pPr>
+      <w:r>
+        <w:rPr>
+          <w:rFonts w:ascii="Times New Roman" w:cs="Times New Roman" w:eastAsia="Times New Roman" w:hAnsi="Times New Roman"/>
+          <w:b/>
+          <w:bCs/>
+          <w:sz w:val="24"/>
+          <w:szCs w:val="24"/>
+          <w:shd w:fill="FF9E9E" w:color="auto" w:val="clear"/>
+        </w:rPr>
+        <w:t xml:space="preserve">Вариант 1 (№3 (п. 7.5); №4 (п. 8.5); №37 (п. 7.5); №47 (п. 7.5); №55 (п. 7.5)): </w:t>
+      </w:r>
+      <w:r>
+        <w:rPr>
+          <w:rFonts w:ascii="Times New Roman" w:cs="Times New Roman" w:eastAsia="Times New Roman" w:hAnsi="Times New Roman"/>
+          <w:i w:val="false"/>
+          <w:iCs w:val="false"/>
+          <w:sz w:val="24"/>
+          <w:szCs w:val="24"/>
+          <w:shd w:fill="FF9E9E" w:color="auto" w:val="clear"/>
+        </w:rPr>
+        <w:t xml:space="preserve">Займодатель, Поверенный агент вправе предъявить к взысканию в полном объеме сумму кредита вместе с начисленным вознаграждением и иными суммами, причитающихся с Заемщика в соответствии с условиями настоящего Договора, а также обратить взыскание на имущество, предоставленное Залогодателем в залог Займодателю, во внесудебном и/или в судебном порядке в соответствии с законодательством Республики Казахстан, а также согласно Договора залога, в следующих случаях:</w:t>
+      </w:r>
+    </w:p>
+    <w:p>
+      <w:pPr>
+        <w:spacing w:after="60"/>
+        <w:ind w:left="360"/>
+      </w:pPr>
+      <w:r>
+        <w:rPr>
+          <w:rFonts w:ascii="Times New Roman" w:cs="Times New Roman" w:eastAsia="Times New Roman" w:hAnsi="Times New Roman"/>
+          <w:b/>
+          <w:bCs/>
+          <w:sz w:val="24"/>
+          <w:szCs w:val="24"/>
+          <w:shd w:fill="FF9E9E" w:color="auto" w:val="clear"/>
+        </w:rPr>
+        <w:t xml:space="preserve">Вариант 2 (№11 (п. 7.5); №12 (п. 8.5) — «Займодатель вправе»): </w:t>
+      </w:r>
+      <w:r>
+        <w:rPr>
+          <w:rFonts w:ascii="Times New Roman" w:cs="Times New Roman" w:eastAsia="Times New Roman" w:hAnsi="Times New Roman"/>
+          <w:i w:val="false"/>
+          <w:iCs w:val="false"/>
+          <w:sz w:val="24"/>
+          <w:szCs w:val="24"/>
+          <w:shd w:fill="FF9E9E" w:color="auto" w:val="clear"/>
+        </w:rPr>
+        <w:t xml:space="preserve">Займодатель вправе предъявить к взысканию в полном объеме сумму кредита вместе с начисленным вознаграждением и иными суммами, причитающихся с Заемщика в соответствии с условиями настоящего Договора, а также обратить взыскание на имущество, предоставленное Залогодателем в залог Займодателю, во внесудебном и/или в судебном порядке в соответствии с законодательством Республики Казахстан, а также согласно Договора залога, в следующих случаях:</w:t>
+      </w:r>
+    </w:p>
+    <w:p>
+      <w:pPr>
+        <w:spacing w:after="60"/>
+        <w:ind w:left="360"/>
+      </w:pPr>
+      <w:r>
+        <w:rPr>
+          <w:rFonts w:ascii="Times New Roman" w:cs="Times New Roman" w:eastAsia="Times New Roman" w:hAnsi="Times New Roman"/>
+          <w:b/>
+          <w:bCs/>
+          <w:sz w:val="24"/>
+          <w:szCs w:val="24"/>
+          <w:shd w:fill="FF9E9E" w:color="auto" w:val="clear"/>
+        </w:rPr>
+        <w:t xml:space="preserve">Вариант 3 (№2 (п. 7.5); №30 (п. 7.5) — «Займодатель вправе предъявить требование к взысканию»): </w:t>
+      </w:r>
+      <w:r>
+        <w:rPr>
+          <w:rFonts w:ascii="Times New Roman" w:cs="Times New Roman" w:eastAsia="Times New Roman" w:hAnsi="Times New Roman"/>
+          <w:i w:val="false"/>
+          <w:iCs w:val="false"/>
+          <w:sz w:val="24"/>
+          <w:szCs w:val="24"/>
+          <w:shd w:fill="FF9E9E" w:color="auto" w:val="clear"/>
+        </w:rPr>
+        <w:t xml:space="preserve">Займодатель вправе предъявить требование к взысканию в полном объеме сумму кредита вместе с начисленным вознаграждением и иными суммами, причитающихся с Заемщика в соответствии с условиями настоящего Договора, а также обратить взыскание на имущество, предоставленное Залогодателем в залог Займодателю, во внесудебном и/или в судебном порядке в соответствии с законодательством Республики Казахстан, а также согласно Договора залога, в следующих случаях:</w:t>
+      </w:r>
+    </w:p>
+    <w:p>
+      <w:pPr>
+        <w:spacing w:after="60"/>
+        <w:ind w:left="360"/>
+      </w:pPr>
+      <w:r>
+        <w:rPr>
+          <w:rFonts w:ascii="Times New Roman" w:cs="Times New Roman" w:eastAsia="Times New Roman" w:hAnsi="Times New Roman"/>
+          <w:b/>
+          <w:bCs/>
+          <w:sz w:val="24"/>
+          <w:szCs w:val="24"/>
+          <w:shd w:fill="FF9E9E" w:color="auto" w:val="clear"/>
+        </w:rPr>
+        <w:t xml:space="preserve">Вариант 4 (№22 (п. 7.5) — «Займодатель и Поверенный (агент)»): </w:t>
+      </w:r>
+      <w:r>
+        <w:rPr>
+          <w:rFonts w:ascii="Times New Roman" w:cs="Times New Roman" w:eastAsia="Times New Roman" w:hAnsi="Times New Roman"/>
+          <w:i w:val="false"/>
+          <w:iCs w:val="false"/>
+          <w:sz w:val="24"/>
+          <w:szCs w:val="24"/>
+          <w:shd w:fill="FF9E9E" w:color="auto" w:val="clear"/>
+        </w:rPr>
+        <w:t xml:space="preserve">Займодатель и Поверенный (агент) вправе предъявить к взысканию в полном объеме сумму кредита вместе с начисленным вознаграждением и иными суммами, причитающихся с Заемщика в соответствии с условиями настоящего Договора, а также обратить взыскание на имущество, предоставленное Залогодателем в залог Займодателю, во внесудебном и/или в судебном порядке в соответствии с законодательством Республики Казахстан, а также согласно Договора залога, в следующих случаях:</w:t>
+      </w:r>
+    </w:p>
+    <w:p>
+      <w:pPr>
+        <w:spacing w:after="60"/>
+        <w:ind w:left="360"/>
+      </w:pPr>
+      <w:r>
+        <w:rPr>
+          <w:rFonts w:ascii="Times New Roman" w:cs="Times New Roman" w:eastAsia="Times New Roman" w:hAnsi="Times New Roman"/>
+          <w:b/>
+          <w:bCs/>
+          <w:sz w:val="24"/>
+          <w:szCs w:val="24"/>
+          <w:shd w:fill="FF9E9E" w:color="auto" w:val="clear"/>
+        </w:rPr>
+        <w:t xml:space="preserve">Вариант 5 (№25 (п. 7.5) — «Займодатель/Поверенный (агент)»): </w:t>
+      </w:r>
+      <w:r>
+        <w:rPr>
+          <w:rFonts w:ascii="Times New Roman" w:cs="Times New Roman" w:eastAsia="Times New Roman" w:hAnsi="Times New Roman"/>
+          <w:i w:val="false"/>
+          <w:iCs w:val="false"/>
+          <w:sz w:val="24"/>
+          <w:szCs w:val="24"/>
+          <w:shd w:fill="FF9E9E" w:color="auto" w:val="clear"/>
+        </w:rPr>
+        <w:t xml:space="preserve">Займодатель/Поверенный (агент) вправе предъявить к взысканию в полном объеме сумму кредита вместе с начисленным вознаграждением и иными суммами, причитающихся с Заемщика в соответствии с условиями настоящего Договора, а также обратить взыскание на имущество, предоставленное Залогодателем в залог Займодателю, во внесудебном и/или в судебном порядке в соответствии с законодательством Республики Казахстан, а также согласно Договора залога, в следующих случаях:</w:t>
+      </w:r>
+    </w:p>
+    <w:p>
+      <w:pPr>
+        <w:spacing w:after="60"/>
+        <w:ind w:left="360"/>
+      </w:pPr>
+      <w:r>
+        <w:rPr>
+          <w:rFonts w:ascii="Times New Roman" w:cs="Times New Roman" w:eastAsia="Times New Roman" w:hAnsi="Times New Roman"/>
+          <w:b/>
+          <w:bCs/>
+          <w:sz w:val="24"/>
+          <w:szCs w:val="24"/>
+          <w:shd w:fill="FF9E9E" w:color="auto" w:val="clear"/>
+        </w:rPr>
+        <w:t xml:space="preserve">Вариант 6 (№53 (ст. 6 п. 4) — «Займодатель и/или Поверенный (агент)», «микрокредита»): </w:t>
+      </w:r>
+      <w:r>
+        <w:rPr>
+          <w:rFonts w:ascii="Times New Roman" w:cs="Times New Roman" w:eastAsia="Times New Roman" w:hAnsi="Times New Roman"/>
+          <w:i w:val="false"/>
+          <w:iCs w:val="false"/>
+          <w:sz w:val="24"/>
+          <w:szCs w:val="24"/>
+          <w:shd w:fill="FF9E9E" w:color="auto" w:val="clear"/>
+        </w:rPr>
+        <w:t xml:space="preserve">Займодатель и/или Поверенный (агент) вправе предъявить к взысканию в полном объеме сумму микрокредита вместе с начисленным вознаграждением и иными суммами, причитающихся с Заемщика в соответствии с условиями настоящего Договора, а также обратить взыскание на имущество, предоставленное Залогодателем в залог Займодателю, во внесудебном и/или в судебном порядке в соответствии с законодательством Республики Казахстан, а также согласно Договора залога, в следующих случаях:</w:t>
+      </w:r>
+    </w:p>
+    <w:p>
+      <w:pPr>
+        <w:spacing w:after="60"/>
+        <w:ind w:left="360"/>
+      </w:pPr>
+      <w:r>
+        <w:rPr>
+          <w:rFonts w:ascii="Times New Roman" w:cs="Times New Roman" w:eastAsia="Times New Roman" w:hAnsi="Times New Roman"/>
+          <w:b/>
+          <w:bCs/>
+          <w:sz w:val="24"/>
+          <w:szCs w:val="24"/>
+          <w:shd w:fill="FF9E9E" w:color="auto" w:val="clear"/>
+        </w:rPr>
+        <w:t xml:space="preserve">Вариант 7 (№19 (п. 7.4) — только «в судебном порядке»): </w:t>
+      </w:r>
+      <w:r>
+        <w:rPr>
+          <w:rFonts w:ascii="Times New Roman" w:cs="Times New Roman" w:eastAsia="Times New Roman" w:hAnsi="Times New Roman"/>
+          <w:i w:val="false"/>
+          <w:iCs w:val="false"/>
+          <w:sz w:val="24"/>
+          <w:szCs w:val="24"/>
+          <w:shd w:fill="FF9E9E" w:color="auto" w:val="clear"/>
+        </w:rPr>
+        <w:t xml:space="preserve">Займодатель, Поверенный агент вправе предъявить к взысканию в полном объеме сумму кредита вместе с начисленным вознаграждением и иными суммами, причитающихся с Заемщика в соответствии с условиями настоящего Договора, а также обратить взыскание на имущество, предоставленное Залогодателем в залог Займодателю, в судебном порядке в соответствии с законодательством Республики Казахстан, а также согласно Договора залога, в следующих случаях:</w:t>
+      </w:r>
+    </w:p>
+    <w:p>
+      <w:pPr>
+        <w:spacing w:after="60"/>
+        <w:ind w:left="360"/>
+      </w:pPr>
+      <w:r>
+        <w:rPr>
+          <w:rFonts w:ascii="Times New Roman" w:cs="Times New Roman" w:eastAsia="Times New Roman" w:hAnsi="Times New Roman"/>
+          <w:b/>
+          <w:bCs/>
+          <w:sz w:val="24"/>
+          <w:szCs w:val="24"/>
+          <w:shd w:fill="FF9E9E" w:color="auto" w:val="clear"/>
+        </w:rPr>
+        <w:t xml:space="preserve">Вариант 8 (№49 (п. 5.1); №48 (п. 5.1) — односторонний отказ, «во внесудебном порядке»): </w:t>
+      </w:r>
+      <w:r>
+        <w:rPr>
+          <w:rFonts w:ascii="Times New Roman" w:cs="Times New Roman" w:eastAsia="Times New Roman" w:hAnsi="Times New Roman"/>
+          <w:i w:val="false"/>
+          <w:iCs w:val="false"/>
+          <w:sz w:val="24"/>
+          <w:szCs w:val="24"/>
+          <w:shd w:fill="FF9E9E" w:color="auto" w:val="clear"/>
+        </w:rPr>
+        <w:t xml:space="preserve">Заимодатель или Поверенный (агент) может досрочно прекратить действие настоящего Договора путем одностороннего отказа от Договора и предъявить к взысканию в полном объеме сумму займа вместе с начисленным вознаграждением и иными суммами, причитающихся с Заемщика в соответствии с настоящим Договором, а также обратить взыскание на имущество, предоставленное в залог Заимодателю и Поверенному агенту, во внесудебном порядке в соответствии с законодательством Республики Казахстан, а также согласно Договору о залоге, в следующих случаях:</w:t>
+      </w:r>
+    </w:p>
+    <w:p>
+      <w:pPr>
+        <w:spacing w:after="60"/>
+        <w:ind w:left="360"/>
+      </w:pPr>
+      <w:r>
+        <w:rPr>
+          <w:rFonts w:ascii="Times New Roman" w:cs="Times New Roman" w:eastAsia="Times New Roman" w:hAnsi="Times New Roman"/>
+          <w:b/>
+          <w:bCs/>
+          <w:sz w:val="24"/>
+          <w:szCs w:val="24"/>
+          <w:shd w:fill="FF9E9E" w:color="auto" w:val="clear"/>
+        </w:rPr>
+        <w:t xml:space="preserve">Вариант 9 (№58 (п. 2.1.1); №24 (п. 2.1.1 — «микрокредита»); №48, №49 (пп. 2.1.1, 2.1.1.1–2.1.1.4)): </w:t>
+      </w:r>
+      <w:r>
+        <w:rPr>
+          <w:rFonts w:ascii="Times New Roman" w:cs="Times New Roman" w:eastAsia="Times New Roman" w:hAnsi="Times New Roman"/>
+          <w:i w:val="false"/>
+          <w:iCs w:val="false"/>
+          <w:sz w:val="24"/>
+          <w:szCs w:val="24"/>
+          <w:shd w:fill="FF9E9E" w:color="auto" w:val="clear"/>
+        </w:rPr>
+        <w:t xml:space="preserve">досрочно взыскать сумму займа и вознаграждения по нему, либо предъявить к взысканию деньги на счетах Заемщика, либо обратить взыскание на залоговое имущество, либо присоединиться к взысканию, осуществленному третьими лицами, в случае если: а) Заемщик предоставил недостоверные сведения о наличии (состоянии) залогового имущества, а также иные недостоверные сведения; б) Заемщик/Залогодатель нарушил условия Договора залога и/или залоговое имущество выбыло из владения Заемщика/Залогодателя, у которого оно было оставлено, утрачено по обстоятельствам, за которые Заимодатель не отвечает, а также, если Заемщик/Залогодатель не выполняет обязанности по содержанию и сохранности залогового имущества, нарушил правила распоряжения залоговым имуществом; в) Заемщик/Залогодатель не выполнил требования Заимодателя о замене залогового имущества либо о предоставлении дополнительного залога, Заемщик/Залогодатель нарушил правила о последующем залоге; г) Заемщик использовал заем по нецелевому назначению, предусмотренному Договором; д) иных нарушений условий настоящего Договора.</w:t>
+      </w:r>
+    </w:p>
+    <w:p>
+      <w:pPr>
+        <w:spacing w:after="60"/>
+        <w:ind w:left="360"/>
+      </w:pPr>
+      <w:r>
+        <w:rPr>
+          <w:rFonts w:ascii="Times New Roman" w:cs="Times New Roman" w:eastAsia="Times New Roman" w:hAnsi="Times New Roman"/>
+          <w:b/>
+          <w:bCs/>
+          <w:sz w:val="24"/>
+          <w:szCs w:val="24"/>
+          <w:shd w:fill="FF9E9E" w:color="auto" w:val="clear"/>
+        </w:rPr>
+        <w:t xml:space="preserve">Вариант 10 (№49 (п. 2.1.1.5); №48 (п. 2.1.1.5)): </w:t>
+      </w:r>
+      <w:r>
+        <w:rPr>
+          <w:rFonts w:ascii="Times New Roman" w:cs="Times New Roman" w:eastAsia="Times New Roman" w:hAnsi="Times New Roman"/>
+          <w:i w:val="false"/>
+          <w:iCs w:val="false"/>
+          <w:sz w:val="24"/>
+          <w:szCs w:val="24"/>
+          <w:shd w:fill="FF9E9E" w:color="auto" w:val="clear"/>
+        </w:rPr>
+        <w:t xml:space="preserve">Заемщик нарушил срок, установленый для возврата очередной части займа и (или) выплаты вознаграждения, более чем на 30 (тридцать) календарных дней с момента наступления планового платежа.</w:t>
+      </w:r>
+    </w:p>
+    <w:p>
+      <w:pPr>
+        <w:spacing w:after="60"/>
+        <w:ind w:left="360"/>
+      </w:pPr>
+      <w:r>
+        <w:rPr>
+          <w:rFonts w:ascii="Times New Roman" w:cs="Times New Roman" w:eastAsia="Times New Roman" w:hAnsi="Times New Roman"/>
+          <w:b/>
+          <w:bCs/>
+          <w:sz w:val="24"/>
+          <w:szCs w:val="24"/>
+          <w:shd w:fill="FF9E9E" w:color="auto" w:val="clear"/>
+        </w:rPr>
+        <w:t xml:space="preserve">Вариант 11 (№15 (п. 6.3.8); №61 (п. 6.8.2 — право Партнера, «бюджетного кредита»)): </w:t>
+      </w:r>
+      <w:r>
+        <w:rPr>
+          <w:rFonts w:ascii="Times New Roman" w:cs="Times New Roman" w:eastAsia="Times New Roman" w:hAnsi="Times New Roman"/>
+          <w:i w:val="false"/>
+          <w:iCs w:val="false"/>
+          <w:sz w:val="24"/>
+          <w:szCs w:val="24"/>
+          <w:shd w:fill="FF9E9E" w:color="auto" w:val="clear"/>
+        </w:rPr>
+        <w:t xml:space="preserve">Требовать досрочного возврата суммы бюджетного микрокредита и вознаграждения по нему при нарушении Заемщиком срока, установленного для возврата бюджетного микрокредита и (или) выплаты вознаграждения.</w:t>
+      </w:r>
+      <w:commentRangeEnd w:id="254"/>
+      <w:r>
+        <w:commentReference w:id="254"/>
+      </w:r>
+    </w:p>
+    <w:p>
+      <w:pPr>
+        <w:spacing w:after="80"/>
+        <w:jc w:val="both"/>
+      </w:pPr>
+      <w:commentRangeStart w:id="255"/>
+      <w:r>
+        <w:rPr>
+          <w:rFonts w:ascii="Times New Roman" w:cs="Times New Roman" w:eastAsia="Times New Roman" w:hAnsi="Times New Roman"/>
+          <w:b/>
+          <w:bCs/>
+          <w:sz w:val="24"/>
+          <w:szCs w:val="24"/>
+        </w:rPr>
+        <w:t xml:space="preserve">7.5.1. </w:t>
       </w:r>
       <w:r>
         <w:rPr>
@@ -18565,7 +18365,7 @@
           <w:szCs w:val="24"/>
           <w:shd w:fill="FFEB9C" w:color="auto" w:val="clear"/>
         </w:rPr>
-        <w:t xml:space="preserve">в случае неисполнения либо ненадлежащего исполнения Заемщиком графика погашения платежей и условий, изложенных в пункте 2.4. Договора;</w:t>
+        <w:t xml:space="preserve">в случае нарушения условий настоящего Договора и/или Договора залога;</w:t>
       </w:r>
       <w:r>
         <w:rPr>
@@ -18578,9 +18378,9 @@
         </w:rPr>
         <w:t xml:space="preserve"> [есть региональные варианты формулировки — см. комментарий]</w:t>
       </w:r>
-      <w:commentRangeEnd w:id="256"/>
-      <w:r>
-        <w:commentReference w:id="256"/>
+      <w:commentRangeEnd w:id="255"/>
+      <w:r>
+        <w:commentReference w:id="255"/>
       </w:r>
     </w:p>
     <w:p>
@@ -18588,46 +18388,16 @@
         <w:spacing w:after="80"/>
         <w:jc w:val="both"/>
       </w:pPr>
-      <w:commentRangeStart w:id="257"/>
-      <w:r>
-        <w:rPr>
-          <w:rFonts w:ascii="Times New Roman" w:cs="Times New Roman" w:eastAsia="Times New Roman" w:hAnsi="Times New Roman"/>
-          <w:b/>
-          <w:bCs/>
-          <w:sz w:val="24"/>
-          <w:szCs w:val="24"/>
-        </w:rPr>
-        <w:t xml:space="preserve">7.5.3. </w:t>
-      </w:r>
-      <w:r>
-        <w:rPr>
-          <w:rFonts w:ascii="Times New Roman" w:cs="Times New Roman" w:eastAsia="Times New Roman" w:hAnsi="Times New Roman"/>
-          <w:sz w:val="24"/>
-          <w:szCs w:val="24"/>
-          <w:shd w:fill="BDD7EE" w:color="auto" w:val="clear"/>
-        </w:rPr>
-        <w:t xml:space="preserve">в случае неисполнения либо ненадлежащего исполнения Заемщиком пункта 1.5., Договора;</w:t>
-      </w:r>
-      <w:commentRangeEnd w:id="257"/>
-      <w:r>
-        <w:commentReference w:id="257"/>
-      </w:r>
-    </w:p>
-    <w:p>
-      <w:pPr>
-        <w:spacing w:after="80"/>
-        <w:jc w:val="both"/>
-      </w:pPr>
-      <w:commentRangeStart w:id="258"/>
-      <w:r>
-        <w:rPr>
-          <w:rFonts w:ascii="Times New Roman" w:cs="Times New Roman" w:eastAsia="Times New Roman" w:hAnsi="Times New Roman"/>
-          <w:b/>
-          <w:bCs/>
-          <w:sz w:val="24"/>
-          <w:szCs w:val="24"/>
-        </w:rPr>
-        <w:t xml:space="preserve">7.5.4. </w:t>
+      <w:commentRangeStart w:id="256"/>
+      <w:r>
+        <w:rPr>
+          <w:rFonts w:ascii="Times New Roman" w:cs="Times New Roman" w:eastAsia="Times New Roman" w:hAnsi="Times New Roman"/>
+          <w:b/>
+          <w:bCs/>
+          <w:sz w:val="24"/>
+          <w:szCs w:val="24"/>
+        </w:rPr>
+        <w:t xml:space="preserve">7.5.2. </w:t>
       </w:r>
       <w:r>
         <w:rPr>
@@ -18636,7 +18406,7 @@
           <w:szCs w:val="24"/>
           <w:shd w:fill="FFEB9C" w:color="auto" w:val="clear"/>
         </w:rPr>
-        <w:t xml:space="preserve">в случае нецелевого использования кредита, изложенного в пункте 1.1.;</w:t>
+        <w:t xml:space="preserve">в случае неисполнения либо ненадлежащего исполнения Заемщиком графика погашения платежей и условий, изложенных в пункте 2.4. Договора;</w:t>
       </w:r>
       <w:r>
         <w:rPr>
@@ -18649,9 +18419,9 @@
         </w:rPr>
         <w:t xml:space="preserve"> [есть региональные варианты формулировки — см. комментарий]</w:t>
       </w:r>
-      <w:commentRangeEnd w:id="258"/>
-      <w:r>
-        <w:commentReference w:id="258"/>
+      <w:commentRangeEnd w:id="256"/>
+      <w:r>
+        <w:commentReference w:id="256"/>
       </w:r>
     </w:p>
     <w:p>
@@ -18659,16 +18429,46 @@
         <w:spacing w:after="80"/>
         <w:jc w:val="both"/>
       </w:pPr>
-      <w:commentRangeStart w:id="259"/>
-      <w:r>
-        <w:rPr>
-          <w:rFonts w:ascii="Times New Roman" w:cs="Times New Roman" w:eastAsia="Times New Roman" w:hAnsi="Times New Roman"/>
-          <w:b/>
-          <w:bCs/>
-          <w:sz w:val="24"/>
-          <w:szCs w:val="24"/>
-        </w:rPr>
-        <w:t xml:space="preserve">7.5.5. </w:t>
+      <w:commentRangeStart w:id="257"/>
+      <w:r>
+        <w:rPr>
+          <w:rFonts w:ascii="Times New Roman" w:cs="Times New Roman" w:eastAsia="Times New Roman" w:hAnsi="Times New Roman"/>
+          <w:b/>
+          <w:bCs/>
+          <w:sz w:val="24"/>
+          <w:szCs w:val="24"/>
+        </w:rPr>
+        <w:t xml:space="preserve">7.5.3. </w:t>
+      </w:r>
+      <w:r>
+        <w:rPr>
+          <w:rFonts w:ascii="Times New Roman" w:cs="Times New Roman" w:eastAsia="Times New Roman" w:hAnsi="Times New Roman"/>
+          <w:sz w:val="24"/>
+          <w:szCs w:val="24"/>
+          <w:shd w:fill="BDD7EE" w:color="auto" w:val="clear"/>
+        </w:rPr>
+        <w:t xml:space="preserve">в случае неисполнения либо ненадлежащего исполнения Заемщиком пункта 1.5., Договора;</w:t>
+      </w:r>
+      <w:commentRangeEnd w:id="257"/>
+      <w:r>
+        <w:commentReference w:id="257"/>
+      </w:r>
+    </w:p>
+    <w:p>
+      <w:pPr>
+        <w:spacing w:after="80"/>
+        <w:jc w:val="both"/>
+      </w:pPr>
+      <w:commentRangeStart w:id="258"/>
+      <w:r>
+        <w:rPr>
+          <w:rFonts w:ascii="Times New Roman" w:cs="Times New Roman" w:eastAsia="Times New Roman" w:hAnsi="Times New Roman"/>
+          <w:b/>
+          <w:bCs/>
+          <w:sz w:val="24"/>
+          <w:szCs w:val="24"/>
+        </w:rPr>
+        <w:t xml:space="preserve">7.5.4. </w:t>
       </w:r>
       <w:r>
         <w:rPr>
@@ -18677,7 +18477,7 @@
           <w:szCs w:val="24"/>
           <w:shd w:fill="FFEB9C" w:color="auto" w:val="clear"/>
         </w:rPr>
-        <w:t xml:space="preserve">при отсутствии у Заемщика средств для погашения очередного платежа по кредиту и отсутствии перспектив их поступления;</w:t>
+        <w:t xml:space="preserve">в случае нецелевого использования кредита, изложенного в пункте 1.1.;</w:t>
       </w:r>
       <w:r>
         <w:rPr>
@@ -18690,9 +18490,9 @@
         </w:rPr>
         <w:t xml:space="preserve"> [есть региональные варианты формулировки — см. комментарий]</w:t>
       </w:r>
-      <w:commentRangeEnd w:id="259"/>
-      <w:r>
-        <w:commentReference w:id="259"/>
+      <w:commentRangeEnd w:id="258"/>
+      <w:r>
+        <w:commentReference w:id="258"/>
       </w:r>
     </w:p>
     <w:p>
@@ -18700,16 +18500,16 @@
         <w:spacing w:after="80"/>
         <w:jc w:val="both"/>
       </w:pPr>
-      <w:commentRangeStart w:id="260"/>
-      <w:r>
-        <w:rPr>
-          <w:rFonts w:ascii="Times New Roman" w:cs="Times New Roman" w:eastAsia="Times New Roman" w:hAnsi="Times New Roman"/>
-          <w:b/>
-          <w:bCs/>
-          <w:sz w:val="24"/>
-          <w:szCs w:val="24"/>
-        </w:rPr>
-        <w:t xml:space="preserve">7.5.6. </w:t>
+      <w:commentRangeStart w:id="259"/>
+      <w:r>
+        <w:rPr>
+          <w:rFonts w:ascii="Times New Roman" w:cs="Times New Roman" w:eastAsia="Times New Roman" w:hAnsi="Times New Roman"/>
+          <w:b/>
+          <w:bCs/>
+          <w:sz w:val="24"/>
+          <w:szCs w:val="24"/>
+        </w:rPr>
+        <w:t xml:space="preserve">7.5.5. </w:t>
       </w:r>
       <w:r>
         <w:rPr>
@@ -18718,7 +18518,7 @@
           <w:szCs w:val="24"/>
           <w:shd w:fill="FFEB9C" w:color="auto" w:val="clear"/>
         </w:rPr>
-        <w:t xml:space="preserve">если на имущество Заемщика/Залогодателя и его счета наложен арест или обращено взыскание (или существует реальная угроза этого);</w:t>
+        <w:t xml:space="preserve">при отсутствии у Заемщика средств для погашения очередного платежа по кредиту и отсутствии перспектив их поступления;</w:t>
       </w:r>
       <w:r>
         <w:rPr>
@@ -18731,9 +18531,9 @@
         </w:rPr>
         <w:t xml:space="preserve"> [есть региональные варианты формулировки — см. комментарий]</w:t>
       </w:r>
-      <w:commentRangeEnd w:id="260"/>
-      <w:r>
-        <w:commentReference w:id="260"/>
+      <w:commentRangeEnd w:id="259"/>
+      <w:r>
+        <w:commentReference w:id="259"/>
       </w:r>
     </w:p>
     <w:p>
@@ -18741,163 +18541,16 @@
         <w:spacing w:after="80"/>
         <w:jc w:val="both"/>
       </w:pPr>
-      <w:commentRangeStart w:id="261"/>
-      <w:r>
-        <w:rPr>
-          <w:rFonts w:ascii="Times New Roman" w:cs="Times New Roman" w:eastAsia="Times New Roman" w:hAnsi="Times New Roman"/>
-          <w:b/>
-          <w:bCs/>
-          <w:sz w:val="24"/>
-          <w:szCs w:val="24"/>
-        </w:rPr>
-        <w:t xml:space="preserve">7.5.7. </w:t>
-      </w:r>
-      <w:r>
-        <w:rPr>
-          <w:rFonts w:ascii="Times New Roman" w:cs="Times New Roman" w:eastAsia="Times New Roman" w:hAnsi="Times New Roman"/>
-          <w:sz w:val="24"/>
-          <w:szCs w:val="24"/>
-          <w:shd w:fill="BDD7EE" w:color="auto" w:val="clear"/>
-        </w:rPr>
-        <w:t xml:space="preserve">если Заемщик уклоняется от предоставления обеспечения по кредиту, которое предусмотрено настоящим Договором;</w:t>
-      </w:r>
-      <w:commentRangeEnd w:id="261"/>
-      <w:r>
-        <w:commentReference w:id="261"/>
-      </w:r>
-    </w:p>
-    <w:p>
-      <w:pPr>
-        <w:spacing w:before="60"/>
-      </w:pPr>
-      <w:commentRangeStart w:id="262"/>
-      <w:r>
-        <w:rPr>
-          <w:rFonts w:ascii="Times New Roman" w:cs="Times New Roman" w:eastAsia="Times New Roman" w:hAnsi="Times New Roman"/>
-          <w:b/>
-          <w:bCs/>
-          <w:sz w:val="24"/>
-          <w:szCs w:val="24"/>
-        </w:rPr>
-        <w:t xml:space="preserve">7.5.8. </w:t>
-      </w:r>
-      <w:r>
-        <w:rPr>
-          <w:rFonts w:ascii="Times New Roman" w:cs="Times New Roman" w:eastAsia="Times New Roman" w:hAnsi="Times New Roman"/>
-          <w:i/>
-          <w:iCs/>
-          <w:sz w:val="24"/>
-          <w:szCs w:val="24"/>
-          <w:shd w:fill="F8CBAD" w:color="auto" w:val="clear"/>
-        </w:rPr>
-        <w:t xml:space="preserve">[ВАРИАНТЫ — выбор не сделан; вопрос реестра № 17]</w:t>
-      </w:r>
-    </w:p>
-    <w:p>
-      <w:pPr>
-        <w:spacing w:after="60"/>
-        <w:ind w:left="360"/>
-      </w:pPr>
-      <w:r>
-        <w:rPr>
-          <w:rFonts w:ascii="Times New Roman" w:cs="Times New Roman" w:eastAsia="Times New Roman" w:hAnsi="Times New Roman"/>
-          <w:b/>
-          <w:bCs/>
-          <w:sz w:val="24"/>
-          <w:szCs w:val="24"/>
-          <w:shd w:fill="F8CBAD" w:color="auto" w:val="clear"/>
-        </w:rPr>
-        <w:t xml:space="preserve">Вариант 1 (№3; №4; №11; №12; №22; №25; №37; №47; №53; №55 (п. 7.5 / 8.5 / ст. 6 п. 4); №48, №49 (п. 5.1.4)): </w:t>
-      </w:r>
-      <w:r>
-        <w:rPr>
-          <w:rFonts w:ascii="Times New Roman" w:cs="Times New Roman" w:eastAsia="Times New Roman" w:hAnsi="Times New Roman"/>
-          <w:i w:val="false"/>
-          <w:iCs w:val="false"/>
-          <w:sz w:val="24"/>
-          <w:szCs w:val="24"/>
-          <w:shd w:fill="F8CBAD" w:color="auto" w:val="clear"/>
-        </w:rPr>
-        <w:t xml:space="preserve">если Заемщик имеет просроченные обязательства по настоящему Договору;</w:t>
-      </w:r>
-    </w:p>
-    <w:p>
-      <w:pPr>
-        <w:spacing w:after="60"/>
-        <w:ind w:left="360"/>
-      </w:pPr>
-      <w:r>
-        <w:rPr>
-          <w:rFonts w:ascii="Times New Roman" w:cs="Times New Roman" w:eastAsia="Times New Roman" w:hAnsi="Times New Roman"/>
-          <w:b/>
-          <w:bCs/>
-          <w:sz w:val="24"/>
-          <w:szCs w:val="24"/>
-          <w:shd w:fill="F8CBAD" w:color="auto" w:val="clear"/>
-        </w:rPr>
-        <w:t xml:space="preserve">Вариант 2 (№2 (п. 7.5); №30 (п. 7.5)): </w:t>
-      </w:r>
-      <w:r>
-        <w:rPr>
-          <w:rFonts w:ascii="Times New Roman" w:cs="Times New Roman" w:eastAsia="Times New Roman" w:hAnsi="Times New Roman"/>
-          <w:i w:val="false"/>
-          <w:iCs w:val="false"/>
-          <w:sz w:val="24"/>
-          <w:szCs w:val="24"/>
-          <w:shd w:fill="F8CBAD" w:color="auto" w:val="clear"/>
-        </w:rPr>
-        <w:t xml:space="preserve">если Заемщик имеет просроченные обязательства более 90 (девяноста) дней по настоящему Договору;</w:t>
-      </w:r>
-      <w:commentRangeEnd w:id="262"/>
-      <w:r>
-        <w:commentReference w:id="262"/>
-      </w:r>
-    </w:p>
-    <w:p>
-      <w:pPr>
-        <w:spacing w:after="80"/>
-        <w:jc w:val="both"/>
-      </w:pPr>
-      <w:commentRangeStart w:id="263"/>
-      <w:r>
-        <w:rPr>
-          <w:rFonts w:ascii="Times New Roman" w:cs="Times New Roman" w:eastAsia="Times New Roman" w:hAnsi="Times New Roman"/>
-          <w:b/>
-          <w:bCs/>
-          <w:sz w:val="24"/>
-          <w:szCs w:val="24"/>
-        </w:rPr>
-        <w:t xml:space="preserve">7.5.9. </w:t>
-      </w:r>
-      <w:r>
-        <w:rPr>
-          <w:rFonts w:ascii="Times New Roman" w:cs="Times New Roman" w:eastAsia="Times New Roman" w:hAnsi="Times New Roman"/>
-          <w:sz w:val="24"/>
-          <w:szCs w:val="24"/>
-          <w:shd w:fill="C6EFCE" w:color="auto" w:val="clear"/>
-        </w:rPr>
-        <w:t xml:space="preserve">если предполагается изъятие (выкуп) заложенного имущества для государственных нужд;</w:t>
-      </w:r>
-      <w:commentRangeEnd w:id="263"/>
-      <w:r>
-        <w:commentReference w:id="263"/>
-      </w:r>
-    </w:p>
-    <w:p>
-      <w:pPr>
-        <w:spacing w:after="80"/>
-        <w:jc w:val="both"/>
-      </w:pPr>
-      <w:commentRangeStart w:id="264"/>
-      <w:r>
-        <w:rPr>
-          <w:rFonts w:ascii="Times New Roman" w:cs="Times New Roman" w:eastAsia="Times New Roman" w:hAnsi="Times New Roman"/>
-          <w:b/>
-          <w:bCs/>
-          <w:sz w:val="24"/>
-          <w:szCs w:val="24"/>
-        </w:rPr>
-        <w:t xml:space="preserve">7.5.10. </w:t>
+      <w:commentRangeStart w:id="260"/>
+      <w:r>
+        <w:rPr>
+          <w:rFonts w:ascii="Times New Roman" w:cs="Times New Roman" w:eastAsia="Times New Roman" w:hAnsi="Times New Roman"/>
+          <w:b/>
+          <w:bCs/>
+          <w:sz w:val="24"/>
+          <w:szCs w:val="24"/>
+        </w:rPr>
+        <w:t xml:space="preserve">7.5.6. </w:t>
       </w:r>
       <w:r>
         <w:rPr>
@@ -18906,7 +18559,7 @@
           <w:szCs w:val="24"/>
           <w:shd w:fill="FFEB9C" w:color="auto" w:val="clear"/>
         </w:rPr>
-        <w:t xml:space="preserve">если на имущество Заемщика/Залогодателя и/или банковские счета в любых банках (организациях, осуществляющих отдельные виды банковских операций, и иных кредитных организациях) наложен арест или обращено взыскание (или существует реальная угроза этого);</w:t>
+        <w:t xml:space="preserve">если на имущество Заемщика/Залогодателя и его счета наложен арест или обращено взыскание (или существует реальная угроза этого);</w:t>
       </w:r>
       <w:r>
         <w:rPr>
@@ -18919,9 +18572,9 @@
         </w:rPr>
         <w:t xml:space="preserve"> [есть региональные варианты формулировки — см. комментарий]</w:t>
       </w:r>
-      <w:commentRangeEnd w:id="264"/>
-      <w:r>
-        <w:commentReference w:id="264"/>
+      <w:commentRangeEnd w:id="260"/>
+      <w:r>
+        <w:commentReference w:id="260"/>
       </w:r>
     </w:p>
     <w:p>
@@ -18929,16 +18582,163 @@
         <w:spacing w:after="80"/>
         <w:jc w:val="both"/>
       </w:pPr>
-      <w:commentRangeStart w:id="265"/>
-      <w:r>
-        <w:rPr>
-          <w:rFonts w:ascii="Times New Roman" w:cs="Times New Roman" w:eastAsia="Times New Roman" w:hAnsi="Times New Roman"/>
-          <w:b/>
-          <w:bCs/>
-          <w:sz w:val="24"/>
-          <w:szCs w:val="24"/>
-        </w:rPr>
-        <w:t xml:space="preserve">7.5.11. </w:t>
+      <w:commentRangeStart w:id="261"/>
+      <w:r>
+        <w:rPr>
+          <w:rFonts w:ascii="Times New Roman" w:cs="Times New Roman" w:eastAsia="Times New Roman" w:hAnsi="Times New Roman"/>
+          <w:b/>
+          <w:bCs/>
+          <w:sz w:val="24"/>
+          <w:szCs w:val="24"/>
+        </w:rPr>
+        <w:t xml:space="preserve">7.5.7. </w:t>
+      </w:r>
+      <w:r>
+        <w:rPr>
+          <w:rFonts w:ascii="Times New Roman" w:cs="Times New Roman" w:eastAsia="Times New Roman" w:hAnsi="Times New Roman"/>
+          <w:sz w:val="24"/>
+          <w:szCs w:val="24"/>
+          <w:shd w:fill="BDD7EE" w:color="auto" w:val="clear"/>
+        </w:rPr>
+        <w:t xml:space="preserve">если Заемщик уклоняется от предоставления обеспечения по кредиту, которое предусмотрено настоящим Договором;</w:t>
+      </w:r>
+      <w:commentRangeEnd w:id="261"/>
+      <w:r>
+        <w:commentReference w:id="261"/>
+      </w:r>
+    </w:p>
+    <w:p>
+      <w:pPr>
+        <w:spacing w:before="60"/>
+      </w:pPr>
+      <w:commentRangeStart w:id="262"/>
+      <w:r>
+        <w:rPr>
+          <w:rFonts w:ascii="Times New Roman" w:cs="Times New Roman" w:eastAsia="Times New Roman" w:hAnsi="Times New Roman"/>
+          <w:b/>
+          <w:bCs/>
+          <w:sz w:val="24"/>
+          <w:szCs w:val="24"/>
+        </w:rPr>
+        <w:t xml:space="preserve">7.5.8. </w:t>
+      </w:r>
+      <w:r>
+        <w:rPr>
+          <w:rFonts w:ascii="Times New Roman" w:cs="Times New Roman" w:eastAsia="Times New Roman" w:hAnsi="Times New Roman"/>
+          <w:i/>
+          <w:iCs/>
+          <w:sz w:val="24"/>
+          <w:szCs w:val="24"/>
+          <w:shd w:fill="F8CBAD" w:color="auto" w:val="clear"/>
+        </w:rPr>
+        <w:t xml:space="preserve">[ВАРИАНТЫ — выбор не сделан; вопрос реестра № 17]</w:t>
+      </w:r>
+    </w:p>
+    <w:p>
+      <w:pPr>
+        <w:spacing w:after="60"/>
+        <w:ind w:left="360"/>
+      </w:pPr>
+      <w:r>
+        <w:rPr>
+          <w:rFonts w:ascii="Times New Roman" w:cs="Times New Roman" w:eastAsia="Times New Roman" w:hAnsi="Times New Roman"/>
+          <w:b/>
+          <w:bCs/>
+          <w:sz w:val="24"/>
+          <w:szCs w:val="24"/>
+          <w:shd w:fill="F8CBAD" w:color="auto" w:val="clear"/>
+        </w:rPr>
+        <w:t xml:space="preserve">Вариант 1 (№3; №4; №11; №12; №22; №25; №37; №47; №53; №55 (п. 7.5 / 8.5 / ст. 6 п. 4); №48, №49 (п. 5.1.4)): </w:t>
+      </w:r>
+      <w:r>
+        <w:rPr>
+          <w:rFonts w:ascii="Times New Roman" w:cs="Times New Roman" w:eastAsia="Times New Roman" w:hAnsi="Times New Roman"/>
+          <w:i w:val="false"/>
+          <w:iCs w:val="false"/>
+          <w:sz w:val="24"/>
+          <w:szCs w:val="24"/>
+          <w:shd w:fill="F8CBAD" w:color="auto" w:val="clear"/>
+        </w:rPr>
+        <w:t xml:space="preserve">если Заемщик имеет просроченные обязательства по настоящему Договору;</w:t>
+      </w:r>
+    </w:p>
+    <w:p>
+      <w:pPr>
+        <w:spacing w:after="60"/>
+        <w:ind w:left="360"/>
+      </w:pPr>
+      <w:r>
+        <w:rPr>
+          <w:rFonts w:ascii="Times New Roman" w:cs="Times New Roman" w:eastAsia="Times New Roman" w:hAnsi="Times New Roman"/>
+          <w:b/>
+          <w:bCs/>
+          <w:sz w:val="24"/>
+          <w:szCs w:val="24"/>
+          <w:shd w:fill="F8CBAD" w:color="auto" w:val="clear"/>
+        </w:rPr>
+        <w:t xml:space="preserve">Вариант 2 (№2 (п. 7.5); №30 (п. 7.5)): </w:t>
+      </w:r>
+      <w:r>
+        <w:rPr>
+          <w:rFonts w:ascii="Times New Roman" w:cs="Times New Roman" w:eastAsia="Times New Roman" w:hAnsi="Times New Roman"/>
+          <w:i w:val="false"/>
+          <w:iCs w:val="false"/>
+          <w:sz w:val="24"/>
+          <w:szCs w:val="24"/>
+          <w:shd w:fill="F8CBAD" w:color="auto" w:val="clear"/>
+        </w:rPr>
+        <w:t xml:space="preserve">если Заемщик имеет просроченные обязательства более 90 (девяноста) дней по настоящему Договору;</w:t>
+      </w:r>
+      <w:commentRangeEnd w:id="262"/>
+      <w:r>
+        <w:commentReference w:id="262"/>
+      </w:r>
+    </w:p>
+    <w:p>
+      <w:pPr>
+        <w:spacing w:after="80"/>
+        <w:jc w:val="both"/>
+      </w:pPr>
+      <w:commentRangeStart w:id="263"/>
+      <w:r>
+        <w:rPr>
+          <w:rFonts w:ascii="Times New Roman" w:cs="Times New Roman" w:eastAsia="Times New Roman" w:hAnsi="Times New Roman"/>
+          <w:b/>
+          <w:bCs/>
+          <w:sz w:val="24"/>
+          <w:szCs w:val="24"/>
+        </w:rPr>
+        <w:t xml:space="preserve">7.5.9. </w:t>
+      </w:r>
+      <w:r>
+        <w:rPr>
+          <w:rFonts w:ascii="Times New Roman" w:cs="Times New Roman" w:eastAsia="Times New Roman" w:hAnsi="Times New Roman"/>
+          <w:sz w:val="24"/>
+          <w:szCs w:val="24"/>
+          <w:shd w:fill="C6EFCE" w:color="auto" w:val="clear"/>
+        </w:rPr>
+        <w:t xml:space="preserve">если предполагается изъятие (выкуп) заложенного имущества для государственных нужд;</w:t>
+      </w:r>
+      <w:commentRangeEnd w:id="263"/>
+      <w:r>
+        <w:commentReference w:id="263"/>
+      </w:r>
+    </w:p>
+    <w:p>
+      <w:pPr>
+        <w:spacing w:after="80"/>
+        <w:jc w:val="both"/>
+      </w:pPr>
+      <w:commentRangeStart w:id="264"/>
+      <w:r>
+        <w:rPr>
+          <w:rFonts w:ascii="Times New Roman" w:cs="Times New Roman" w:eastAsia="Times New Roman" w:hAnsi="Times New Roman"/>
+          <w:b/>
+          <w:bCs/>
+          <w:sz w:val="24"/>
+          <w:szCs w:val="24"/>
+        </w:rPr>
+        <w:t xml:space="preserve">7.5.10. </w:t>
       </w:r>
       <w:r>
         <w:rPr>
@@ -18947,7 +18747,7 @@
           <w:szCs w:val="24"/>
           <w:shd w:fill="FFEB9C" w:color="auto" w:val="clear"/>
         </w:rPr>
-        <w:t xml:space="preserve">при любых изменениях в составе имущества, переданного в залог по Договору залога, ухудшении и/или утрате или возникновении угрозы ухудшения и/или утраты такого имущества;</w:t>
+        <w:t xml:space="preserve">если на имущество Заемщика/Залогодателя и/или банковские счета в любых банках (организациях, осуществляющих отдельные виды банковских операций, и иных кредитных организациях) наложен арест или обращено взыскание (или существует реальная угроза этого);</w:t>
       </w:r>
       <w:r>
         <w:rPr>
@@ -18960,9 +18760,9 @@
         </w:rPr>
         <w:t xml:space="preserve"> [есть региональные варианты формулировки — см. комментарий]</w:t>
       </w:r>
-      <w:commentRangeEnd w:id="265"/>
-      <w:r>
-        <w:commentReference w:id="265"/>
+      <w:commentRangeEnd w:id="264"/>
+      <w:r>
+        <w:commentReference w:id="264"/>
       </w:r>
     </w:p>
     <w:p>
@@ -18970,429 +18770,16 @@
         <w:spacing w:after="80"/>
         <w:jc w:val="both"/>
       </w:pPr>
-      <w:commentRangeStart w:id="266"/>
-      <w:r>
-        <w:rPr>
-          <w:rFonts w:ascii="Times New Roman" w:cs="Times New Roman" w:eastAsia="Times New Roman" w:hAnsi="Times New Roman"/>
-          <w:b/>
-          <w:bCs/>
-          <w:sz w:val="24"/>
-          <w:szCs w:val="24"/>
-        </w:rPr>
-        <w:t xml:space="preserve">7.5.12. </w:t>
-      </w:r>
-      <w:r>
-        <w:rPr>
-          <w:rFonts w:ascii="Times New Roman" w:cs="Times New Roman" w:eastAsia="Times New Roman" w:hAnsi="Times New Roman"/>
-          <w:sz w:val="24"/>
-          <w:szCs w:val="24"/>
-          <w:shd w:fill="C6EFCE" w:color="auto" w:val="clear"/>
-        </w:rPr>
-        <w:t xml:space="preserve">если ведется разбирательство в судах с участием Заемщика/Залогодателя, об оспаривании кем-либо действительности настоящего Договора и/или Договора залога;</w:t>
-      </w:r>
-      <w:commentRangeEnd w:id="266"/>
-      <w:r>
-        <w:commentReference w:id="266"/>
-      </w:r>
-    </w:p>
-    <w:p>
-      <w:pPr>
-        <w:spacing w:after="80"/>
-        <w:jc w:val="both"/>
-      </w:pPr>
-      <w:commentRangeStart w:id="267"/>
-      <w:r>
-        <w:rPr>
-          <w:rFonts w:ascii="Times New Roman" w:cs="Times New Roman" w:eastAsia="Times New Roman" w:hAnsi="Times New Roman"/>
-          <w:b/>
-          <w:bCs/>
-          <w:sz w:val="24"/>
-          <w:szCs w:val="24"/>
-        </w:rPr>
-        <w:t xml:space="preserve">7.5.13. </w:t>
-      </w:r>
-      <w:r>
-        <w:rPr>
-          <w:rFonts w:ascii="Times New Roman" w:cs="Times New Roman" w:eastAsia="Times New Roman" w:hAnsi="Times New Roman"/>
-          <w:sz w:val="24"/>
-          <w:szCs w:val="24"/>
-          <w:shd w:fill="BDD7EE" w:color="auto" w:val="clear"/>
-        </w:rPr>
-        <w:t xml:space="preserve">в иных случаях, которые, по обоснованному мнению, Займодателя/ Поверенного (агента) могут негативно отразиться на платежеспособности Заемщика и возможности выполнения им своих обязательств по настоящему Договору.</w:t>
-      </w:r>
-      <w:commentRangeEnd w:id="267"/>
-      <w:r>
-        <w:commentReference w:id="267"/>
-      </w:r>
-    </w:p>
-    <w:p>
-      <w:pPr>
-        <w:spacing w:after="80"/>
-        <w:jc w:val="both"/>
-      </w:pPr>
-      <w:commentRangeStart w:id="268"/>
-      <w:r>
-        <w:rPr>
-          <w:rFonts w:ascii="Times New Roman" w:cs="Times New Roman" w:eastAsia="Times New Roman" w:hAnsi="Times New Roman"/>
-          <w:sz w:val="24"/>
-          <w:szCs w:val="24"/>
-        </w:rPr>
-        <w:t xml:space="preserve"/>
-      </w:r>
-      <w:commentRangeEnd w:id="268"/>
-      <w:r>
-        <w:commentReference w:id="268"/>
-      </w:r>
-    </w:p>
-    <w:p>
-      <w:pPr>
-        <w:pStyle w:val="Heading2"/>
-        <w:spacing w:after="120" w:before="240"/>
-      </w:pPr>
-      <w:r>
-        <w:rPr>
-          <w:rFonts w:ascii="Times New Roman" w:cs="Times New Roman" w:eastAsia="Times New Roman" w:hAnsi="Times New Roman"/>
-          <w:b/>
-          <w:bCs/>
-          <w:sz w:val="26"/>
-          <w:szCs w:val="26"/>
-        </w:rPr>
-        <w:t xml:space="preserve">8. ФОРС-МАЖОРНЫЕ ОБСТОЯТЕЛЬСТВА</w:t>
-      </w:r>
-    </w:p>
-    <w:p>
-      <w:pPr>
-        <w:spacing w:before="60"/>
-      </w:pPr>
-      <w:commentRangeStart w:id="269"/>
-      <w:r>
-        <w:rPr>
-          <w:rFonts w:ascii="Times New Roman" w:cs="Times New Roman" w:eastAsia="Times New Roman" w:hAnsi="Times New Roman"/>
-          <w:b/>
-          <w:bCs/>
-          <w:sz w:val="24"/>
-          <w:szCs w:val="24"/>
-        </w:rPr>
-        <w:t xml:space="preserve">8.1. </w:t>
-      </w:r>
-      <w:r>
-        <w:rPr>
-          <w:rFonts w:ascii="Times New Roman" w:cs="Times New Roman" w:eastAsia="Times New Roman" w:hAnsi="Times New Roman"/>
-          <w:i/>
-          <w:iCs/>
-          <w:sz w:val="24"/>
-          <w:szCs w:val="24"/>
-          <w:shd w:fill="FF9E9E" w:color="auto" w:val="clear"/>
-        </w:rPr>
-        <w:t xml:space="preserve">[ВАРИАНТЫ — выбор не сделан]</w:t>
-      </w:r>
-    </w:p>
-    <w:p>
-      <w:pPr>
-        <w:spacing w:after="60"/>
-        <w:ind w:left="360"/>
-      </w:pPr>
-      <w:r>
-        <w:rPr>
-          <w:rFonts w:ascii="Times New Roman" w:cs="Times New Roman" w:eastAsia="Times New Roman" w:hAnsi="Times New Roman"/>
-          <w:b/>
-          <w:bCs/>
-          <w:sz w:val="24"/>
-          <w:szCs w:val="24"/>
-          <w:shd w:fill="FF9E9E" w:color="auto" w:val="clear"/>
-        </w:rPr>
-        <w:t xml:space="preserve">Вариант 1 (№3; №4; №11; №12; №22; №25; №37; №47; №55 (п. 8.1 / 9.1); №53 (ст. 7 п. 1); №2, №30 (п. 8.1 — «эпидемии (пандемии)»)): </w:t>
-      </w:r>
-      <w:r>
-        <w:rPr>
-          <w:rFonts w:ascii="Times New Roman" w:cs="Times New Roman" w:eastAsia="Times New Roman" w:hAnsi="Times New Roman"/>
-          <w:i w:val="false"/>
-          <w:iCs w:val="false"/>
-          <w:sz w:val="24"/>
-          <w:szCs w:val="24"/>
-          <w:shd w:fill="FF9E9E" w:color="auto" w:val="clear"/>
-        </w:rPr>
-        <w:t xml:space="preserve">В случае наступления обстоятельств непреодолимой силы, вызванных прямо или косвенно проявлением стихийных бедствий (наводнения, землетрясения, эпидемии), военных конфликтов, военных переворотов, террористических актов, гражданских волнений, забастовок, предписаний, приказов или иного административного вмешательства со стороны Правительства, Национального Банка Республики Казахстан или каких-либо других постановлений, административных или правительственных ограничений, оказывающих влияние на выполнение обязательств Сторонами по настоящему Договору, или иных обязательств вне разумного контроля сторон, сроки выполнения этих обязательств соразмерно отодвигаются на время действия этих событий, если они значительно влияют на выполнение в срок всего Договора или той его части, которая подлежит выполнению после наступления обстоятельств непреодолимой силы.</w:t>
-      </w:r>
-    </w:p>
-    <w:p>
-      <w:pPr>
-        <w:spacing w:after="60"/>
-        <w:ind w:left="360"/>
-      </w:pPr>
-      <w:r>
-        <w:rPr>
-          <w:rFonts w:ascii="Times New Roman" w:cs="Times New Roman" w:eastAsia="Times New Roman" w:hAnsi="Times New Roman"/>
-          <w:b/>
-          <w:bCs/>
-          <w:sz w:val="24"/>
-          <w:szCs w:val="24"/>
-          <w:shd w:fill="FF9E9E" w:color="auto" w:val="clear"/>
-        </w:rPr>
-        <w:t xml:space="preserve">Вариант 2 (№19 (п. 8.1)): </w:t>
-      </w:r>
-      <w:r>
-        <w:rPr>
-          <w:rFonts w:ascii="Times New Roman" w:cs="Times New Roman" w:eastAsia="Times New Roman" w:hAnsi="Times New Roman"/>
-          <w:i w:val="false"/>
-          <w:iCs w:val="false"/>
-          <w:sz w:val="24"/>
-          <w:szCs w:val="24"/>
-          <w:shd w:fill="FF9E9E" w:color="auto" w:val="clear"/>
-        </w:rPr>
-        <w:t xml:space="preserve">В случае наступления обстоятельств непреодолимой силы, вызванных прямо или косвенно проявлением стихийных бедствий (наводнения, землетрясения, эпидемии), военных конфликтов, военных переворотов, террористических актов, гражданских волнений, забастовок, оказывающих влияние на выполнение обязательств Сторонами по настоящему Договору, сроки выполнения этих обязательств соразмерно отодвигаются на время действия этих событий, если они значительно влияют на выполнение в срок всего Договора или той его части, которая подлежит выполнению после наступления обстоятельств непреодолимой силы.</w:t>
-      </w:r>
-    </w:p>
-    <w:p>
-      <w:pPr>
-        <w:spacing w:after="60"/>
-        <w:ind w:left="360"/>
-      </w:pPr>
-      <w:r>
-        <w:rPr>
-          <w:rFonts w:ascii="Times New Roman" w:cs="Times New Roman" w:eastAsia="Times New Roman" w:hAnsi="Times New Roman"/>
-          <w:b/>
-          <w:bCs/>
-          <w:sz w:val="24"/>
-          <w:szCs w:val="24"/>
-          <w:shd w:fill="FF9E9E" w:color="auto" w:val="clear"/>
-        </w:rPr>
-        <w:t xml:space="preserve">Вариант 3 (№49 (п. 6.1); №48 (п. 6.1); №58 (п. 5.1); №24 (п. 5.1)): </w:t>
-      </w:r>
-      <w:r>
-        <w:rPr>
-          <w:rFonts w:ascii="Times New Roman" w:cs="Times New Roman" w:eastAsia="Times New Roman" w:hAnsi="Times New Roman"/>
-          <w:i w:val="false"/>
-          <w:iCs w:val="false"/>
-          <w:sz w:val="24"/>
-          <w:szCs w:val="24"/>
-          <w:shd w:fill="FF9E9E" w:color="auto" w:val="clear"/>
-        </w:rPr>
-        <w:t xml:space="preserve">В случае наступления обстоятельств непреодолимой силы, вызванных прямо или косвенно проявлением стихийных бедствий (наводнения, землетрясения, эпидемии), военных конфликтов, военных переворотов, террористических актов, гражданских волнений, забастовок, иных обстоятельств  непреодолимой силы, оказывающих влияние на выполнение обязательств Сторонами по настоящему Договору, или иных обстоятельств вне разумного контроля, сроки выполнения этих обязательств соразмерно отодвигаются на время действий этих обстоятельств, если они значительно влияют на выполнение в срок всего Договора или той его части, которая подлежит выполнению после наступления обстоятельств непреодолимой силы.</w:t>
-      </w:r>
-    </w:p>
-    <w:p>
-      <w:pPr>
-        <w:spacing w:after="60"/>
-        <w:ind w:left="360"/>
-      </w:pPr>
-      <w:r>
-        <w:rPr>
-          <w:rFonts w:ascii="Times New Roman" w:cs="Times New Roman" w:eastAsia="Times New Roman" w:hAnsi="Times New Roman"/>
-          <w:b/>
-          <w:bCs/>
-          <w:sz w:val="24"/>
-          <w:szCs w:val="24"/>
-          <w:shd w:fill="FF9E9E" w:color="auto" w:val="clear"/>
-        </w:rPr>
-        <w:t xml:space="preserve">Вариант 4 (№15 (п. 7.1); №61 (п. 8.1)): </w:t>
-      </w:r>
-      <w:r>
-        <w:rPr>
-          <w:rFonts w:ascii="Times New Roman" w:cs="Times New Roman" w:eastAsia="Times New Roman" w:hAnsi="Times New Roman"/>
-          <w:i w:val="false"/>
-          <w:iCs w:val="false"/>
-          <w:sz w:val="24"/>
-          <w:szCs w:val="24"/>
-          <w:shd w:fill="FF9E9E" w:color="auto" w:val="clear"/>
-        </w:rPr>
-        <w:t xml:space="preserve">Обстоятельства непреодолимой силы (форс-мажор) включают в себя (но не ограничиваются) такие события как: землетрясение, штормы, наводнения и иные стихийные бедствия, вступление в силу международных договоров, война, массовые беспорядки, забастовки, блокады, локауты и др.</w:t>
-      </w:r>
-      <w:commentRangeEnd w:id="269"/>
-      <w:r>
-        <w:commentReference w:id="269"/>
-      </w:r>
-    </w:p>
-    <w:p>
-      <w:pPr>
-        <w:spacing w:after="80"/>
-        <w:jc w:val="both"/>
-      </w:pPr>
-      <w:commentRangeStart w:id="270"/>
-      <w:r>
-        <w:rPr>
-          <w:rFonts w:ascii="Times New Roman" w:cs="Times New Roman" w:eastAsia="Times New Roman" w:hAnsi="Times New Roman"/>
-          <w:b/>
-          <w:bCs/>
-          <w:sz w:val="24"/>
-          <w:szCs w:val="24"/>
-        </w:rPr>
-        <w:t xml:space="preserve">8.2. </w:t>
-      </w:r>
-      <w:r>
-        <w:rPr>
-          <w:rFonts w:ascii="Times New Roman" w:cs="Times New Roman" w:eastAsia="Times New Roman" w:hAnsi="Times New Roman"/>
-          <w:sz w:val="24"/>
-          <w:szCs w:val="24"/>
-          <w:shd w:fill="BDD7EE" w:color="auto" w:val="clear"/>
-        </w:rPr>
-        <w:t xml:space="preserve">Предусмотренные данным разделом препятствия к выполнению Договора не включают отсутствие разрешений, лицензий или разрешений на пребывание, или одобрений, необходимых для исполнения Договора, которые должны выдаваться любыми государственными органами.</w:t>
-      </w:r>
-      <w:commentRangeEnd w:id="270"/>
-      <w:r>
-        <w:commentReference w:id="270"/>
-      </w:r>
-    </w:p>
-    <w:p>
-      <w:pPr>
-        <w:spacing w:after="80"/>
-        <w:jc w:val="both"/>
-      </w:pPr>
-      <w:commentRangeStart w:id="271"/>
-      <w:r>
-        <w:rPr>
-          <w:rFonts w:ascii="Times New Roman" w:cs="Times New Roman" w:eastAsia="Times New Roman" w:hAnsi="Times New Roman"/>
-          <w:b/>
-          <w:bCs/>
-          <w:sz w:val="24"/>
-          <w:szCs w:val="24"/>
-        </w:rPr>
-        <w:t xml:space="preserve">8.2-1. </w:t>
-      </w:r>
-      <w:r>
-        <w:rPr>
-          <w:rFonts w:ascii="Times New Roman" w:cs="Times New Roman" w:eastAsia="Times New Roman" w:hAnsi="Times New Roman"/>
-          <w:sz w:val="24"/>
-          <w:szCs w:val="24"/>
-          <w:shd w:fill="BDD7EE" w:color="auto" w:val="clear"/>
-        </w:rPr>
-        <w:t xml:space="preserve">К обстоятельствам непреодолимой силы (форс-мажор) не относятся: 1) события, вызванные умышленными и неосторожными действиями Заемщика; 2) события, которые Заемщик, добросовестно выполняющий свои обязательства по настоящему Договору, мог предвидеть и преодолеть; 3) отсутствие денег у Заемщика.</w:t>
-      </w:r>
-      <w:commentRangeEnd w:id="271"/>
-      <w:r>
-        <w:commentReference w:id="271"/>
-      </w:r>
-    </w:p>
-    <w:p>
-      <w:pPr>
-        <w:spacing w:before="60"/>
-      </w:pPr>
-      <w:commentRangeStart w:id="272"/>
-      <w:r>
-        <w:rPr>
-          <w:rFonts w:ascii="Times New Roman" w:cs="Times New Roman" w:eastAsia="Times New Roman" w:hAnsi="Times New Roman"/>
-          <w:b/>
-          <w:bCs/>
-          <w:sz w:val="24"/>
-          <w:szCs w:val="24"/>
-        </w:rPr>
-        <w:t xml:space="preserve">8.3. </w:t>
-      </w:r>
-      <w:r>
-        <w:rPr>
-          <w:rFonts w:ascii="Times New Roman" w:cs="Times New Roman" w:eastAsia="Times New Roman" w:hAnsi="Times New Roman"/>
-          <w:i/>
-          <w:iCs/>
-          <w:sz w:val="24"/>
-          <w:szCs w:val="24"/>
-          <w:shd w:fill="F8CBAD" w:color="auto" w:val="clear"/>
-        </w:rPr>
-        <w:t xml:space="preserve">[ВАРИАНТЫ — выбор не сделан]</w:t>
-      </w:r>
-    </w:p>
-    <w:p>
-      <w:pPr>
-        <w:spacing w:after="60"/>
-        <w:ind w:left="360"/>
-      </w:pPr>
-      <w:r>
-        <w:rPr>
-          <w:rFonts w:ascii="Times New Roman" w:cs="Times New Roman" w:eastAsia="Times New Roman" w:hAnsi="Times New Roman"/>
-          <w:b/>
-          <w:bCs/>
-          <w:sz w:val="24"/>
-          <w:szCs w:val="24"/>
-          <w:shd w:fill="F8CBAD" w:color="auto" w:val="clear"/>
-        </w:rPr>
-        <w:t xml:space="preserve">Вариант 1 (№2; №3; №11; №19; №22; №25; №30; №37; №47; №55 (п. 8.3); №4, №12 (п. 9.3); №53 (ст. 7 п. 3)): </w:t>
-      </w:r>
-      <w:r>
-        <w:rPr>
-          <w:rFonts w:ascii="Times New Roman" w:cs="Times New Roman" w:eastAsia="Times New Roman" w:hAnsi="Times New Roman"/>
-          <w:i w:val="false"/>
-          <w:iCs w:val="false"/>
-          <w:sz w:val="24"/>
-          <w:szCs w:val="24"/>
-          <w:shd w:fill="F8CBAD" w:color="auto" w:val="clear"/>
-        </w:rPr>
-        <w:t xml:space="preserve">Все Стороны должны немедленно известить письменно друг друга о начале и окончании обстоятельств непреодолимой силы, препятствующих выполнению обязательств по настоящему Договору.</w:t>
-      </w:r>
-    </w:p>
-    <w:p>
-      <w:pPr>
-        <w:spacing w:after="60"/>
-        <w:ind w:left="360"/>
-      </w:pPr>
-      <w:r>
-        <w:rPr>
-          <w:rFonts w:ascii="Times New Roman" w:cs="Times New Roman" w:eastAsia="Times New Roman" w:hAnsi="Times New Roman"/>
-          <w:b/>
-          <w:bCs/>
-          <w:sz w:val="24"/>
-          <w:szCs w:val="24"/>
-          <w:shd w:fill="F8CBAD" w:color="auto" w:val="clear"/>
-        </w:rPr>
-        <w:t xml:space="preserve">Вариант 2 (№58 (п. 5.2); №24 (п. 5.2); №48 (п. 6.2); №49 (п. 6.2)): </w:t>
-      </w:r>
-      <w:r>
-        <w:rPr>
-          <w:rFonts w:ascii="Times New Roman" w:cs="Times New Roman" w:eastAsia="Times New Roman" w:hAnsi="Times New Roman"/>
-          <w:i w:val="false"/>
-          <w:iCs w:val="false"/>
-          <w:sz w:val="24"/>
-          <w:szCs w:val="24"/>
-          <w:shd w:fill="F8CBAD" w:color="auto" w:val="clear"/>
-        </w:rPr>
-        <w:t xml:space="preserve">Все Стороны должны немедленно, но не позднее 3 (трех) рабочих дней, известить друг друга письменно о начале и окончании обстоятельств непреодолимой силы, препятствующих выполнению обязательств по настоящему Договору.</w:t>
-      </w:r>
-    </w:p>
-    <w:p>
-      <w:pPr>
-        <w:spacing w:after="60"/>
-        <w:ind w:left="360"/>
-      </w:pPr>
-      <w:r>
-        <w:rPr>
-          <w:rFonts w:ascii="Times New Roman" w:cs="Times New Roman" w:eastAsia="Times New Roman" w:hAnsi="Times New Roman"/>
-          <w:b/>
-          <w:bCs/>
-          <w:sz w:val="24"/>
-          <w:szCs w:val="24"/>
-          <w:shd w:fill="F8CBAD" w:color="auto" w:val="clear"/>
-        </w:rPr>
-        <w:t xml:space="preserve">Вариант 3 (№15 (п. 7.3); №61 (п. 8.3)): </w:t>
-      </w:r>
-      <w:r>
-        <w:rPr>
-          <w:rFonts w:ascii="Times New Roman" w:cs="Times New Roman" w:eastAsia="Times New Roman" w:hAnsi="Times New Roman"/>
-          <w:i w:val="false"/>
-          <w:iCs w:val="false"/>
-          <w:sz w:val="24"/>
-          <w:szCs w:val="24"/>
-          <w:shd w:fill="F8CBAD" w:color="auto" w:val="clear"/>
-        </w:rPr>
-        <w:t xml:space="preserve">В течение 10 (десяти) рабочих дней с начала наступления форс-мажорных обстоятельств, Сторона, встречающая помехи в результате таких обстоятельств, письменно уведомляет другую Сторону об их возникновении.</w:t>
-      </w:r>
-      <w:commentRangeEnd w:id="272"/>
-      <w:r>
-        <w:commentReference w:id="272"/>
-      </w:r>
-    </w:p>
-    <w:p>
-      <w:pPr>
-        <w:spacing w:after="80"/>
-        <w:jc w:val="both"/>
-      </w:pPr>
-      <w:commentRangeStart w:id="273"/>
-      <w:r>
-        <w:rPr>
-          <w:rFonts w:ascii="Times New Roman" w:cs="Times New Roman" w:eastAsia="Times New Roman" w:hAnsi="Times New Roman"/>
-          <w:b/>
-          <w:bCs/>
-          <w:sz w:val="24"/>
-          <w:szCs w:val="24"/>
-        </w:rPr>
-        <w:t xml:space="preserve">8.4. </w:t>
+      <w:commentRangeStart w:id="265"/>
+      <w:r>
+        <w:rPr>
+          <w:rFonts w:ascii="Times New Roman" w:cs="Times New Roman" w:eastAsia="Times New Roman" w:hAnsi="Times New Roman"/>
+          <w:b/>
+          <w:bCs/>
+          <w:sz w:val="24"/>
+          <w:szCs w:val="24"/>
+        </w:rPr>
+        <w:t xml:space="preserve">7.5.11. </w:t>
       </w:r>
       <w:r>
         <w:rPr>
@@ -19401,7 +18788,7 @@
           <w:szCs w:val="24"/>
           <w:shd w:fill="FFEB9C" w:color="auto" w:val="clear"/>
         </w:rPr>
-        <w:t xml:space="preserve">Сторона, ссылающаяся на обстоятельства непреодолимой силы, обязана предоставить для их подтверждения документ компетентного государственного органа.</w:t>
+        <w:t xml:space="preserve">при любых изменениях в составе имущества, переданного в залог по Договору залога, ухудшении и/или утрате или возникновении угрозы ухудшения и/или утраты такого имущества;</w:t>
       </w:r>
       <w:r>
         <w:rPr>
@@ -19414,9 +18801,9 @@
         </w:rPr>
         <w:t xml:space="preserve"> [есть региональные варианты формулировки — см. комментарий]</w:t>
       </w:r>
-      <w:commentRangeEnd w:id="273"/>
-      <w:r>
-        <w:commentReference w:id="273"/>
+      <w:commentRangeEnd w:id="265"/>
+      <w:r>
+        <w:commentReference w:id="265"/>
       </w:r>
     </w:p>
     <w:p>
@@ -19424,29 +18811,29 @@
         <w:spacing w:after="80"/>
         <w:jc w:val="both"/>
       </w:pPr>
-      <w:commentRangeStart w:id="274"/>
-      <w:r>
-        <w:rPr>
-          <w:rFonts w:ascii="Times New Roman" w:cs="Times New Roman" w:eastAsia="Times New Roman" w:hAnsi="Times New Roman"/>
-          <w:b/>
-          <w:bCs/>
-          <w:sz w:val="24"/>
-          <w:szCs w:val="24"/>
-        </w:rPr>
-        <w:t xml:space="preserve">8.5. </w:t>
-      </w:r>
-      <w:r>
-        <w:rPr>
-          <w:rFonts w:ascii="Times New Roman" w:cs="Times New Roman" w:eastAsia="Times New Roman" w:hAnsi="Times New Roman"/>
-          <w:sz w:val="24"/>
-          <w:szCs w:val="24"/>
-          <w:shd w:fill="BDD7EE" w:color="auto" w:val="clear"/>
-        </w:rPr>
-        <w:t xml:space="preserve">Сторона, ссылающаяся на обстоятельства непреодолимой силы, но не предоставившая доказательств по факту таковых, и/или не уведомившая другую Сторону в соответствии с пунктом 5.2. настоящего Договора, не вправе ссылаться на обстоятельства непреодолимой силы, как на основания освобождения от ответственности.</w:t>
-      </w:r>
-      <w:commentRangeEnd w:id="274"/>
-      <w:r>
-        <w:commentReference w:id="274"/>
+      <w:commentRangeStart w:id="266"/>
+      <w:r>
+        <w:rPr>
+          <w:rFonts w:ascii="Times New Roman" w:cs="Times New Roman" w:eastAsia="Times New Roman" w:hAnsi="Times New Roman"/>
+          <w:b/>
+          <w:bCs/>
+          <w:sz w:val="24"/>
+          <w:szCs w:val="24"/>
+        </w:rPr>
+        <w:t xml:space="preserve">7.5.12. </w:t>
+      </w:r>
+      <w:r>
+        <w:rPr>
+          <w:rFonts w:ascii="Times New Roman" w:cs="Times New Roman" w:eastAsia="Times New Roman" w:hAnsi="Times New Roman"/>
+          <w:sz w:val="24"/>
+          <w:szCs w:val="24"/>
+          <w:shd w:fill="C6EFCE" w:color="auto" w:val="clear"/>
+        </w:rPr>
+        <w:t xml:space="preserve">если ведется разбирательство в судах с участием Заемщика/Залогодателя, об оспаривании кем-либо действительности настоящего Договора и/или Договора залога;</w:t>
+      </w:r>
+      <w:commentRangeEnd w:id="266"/>
+      <w:r>
+        <w:commentReference w:id="266"/>
       </w:r>
     </w:p>
     <w:p>
@@ -19454,16 +18841,16 @@
         <w:spacing w:after="80"/>
         <w:jc w:val="both"/>
       </w:pPr>
-      <w:commentRangeStart w:id="275"/>
-      <w:r>
-        <w:rPr>
-          <w:rFonts w:ascii="Times New Roman" w:cs="Times New Roman" w:eastAsia="Times New Roman" w:hAnsi="Times New Roman"/>
-          <w:b/>
-          <w:bCs/>
-          <w:sz w:val="24"/>
-          <w:szCs w:val="24"/>
-        </w:rPr>
-        <w:t xml:space="preserve">8.5-1. </w:t>
+      <w:commentRangeStart w:id="267"/>
+      <w:r>
+        <w:rPr>
+          <w:rFonts w:ascii="Times New Roman" w:cs="Times New Roman" w:eastAsia="Times New Roman" w:hAnsi="Times New Roman"/>
+          <w:b/>
+          <w:bCs/>
+          <w:sz w:val="24"/>
+          <w:szCs w:val="24"/>
+        </w:rPr>
+        <w:t xml:space="preserve">7.5.13. </w:t>
       </w:r>
       <w:r>
         <w:rPr>
@@ -19472,11 +18859,30 @@
           <w:szCs w:val="24"/>
           <w:shd w:fill="BDD7EE" w:color="auto" w:val="clear"/>
         </w:rPr>
-        <w:t xml:space="preserve">Невыполнение одной из Сторон своих обязательств по настоящему Договору в связи с наступлением форс-мажорных обстоятельств не рассматривается как нарушение настоящего Договора, при условии, что Сторона, подвергшаяся воздействию форс-мажорных обстоятельств, предприняла все необходимые меры для устранения их последствий.</w:t>
-      </w:r>
-      <w:commentRangeEnd w:id="275"/>
-      <w:r>
-        <w:commentReference w:id="275"/>
+        <w:t xml:space="preserve">в иных случаях, которые, по обоснованному мнению, Займодателя/ Поверенного (агента) могут негативно отразиться на платежеспособности Заемщика и возможности выполнения им своих обязательств по настоящему Договору.</w:t>
+      </w:r>
+      <w:commentRangeEnd w:id="267"/>
+      <w:r>
+        <w:commentReference w:id="267"/>
+      </w:r>
+    </w:p>
+    <w:p>
+      <w:pPr>
+        <w:spacing w:after="80"/>
+        <w:jc w:val="both"/>
+      </w:pPr>
+      <w:commentRangeStart w:id="268"/>
+      <w:r>
+        <w:rPr>
+          <w:rFonts w:ascii="Times New Roman" w:cs="Times New Roman" w:eastAsia="Times New Roman" w:hAnsi="Times New Roman"/>
+          <w:sz w:val="24"/>
+          <w:szCs w:val="24"/>
+        </w:rPr>
+        <w:t xml:space="preserve"/>
+      </w:r>
+      <w:commentRangeEnd w:id="268"/>
+      <w:r>
+        <w:commentReference w:id="268"/>
       </w:r>
     </w:p>
     <w:p>
@@ -19492,23 +18898,23 @@
           <w:sz w:val="26"/>
           <w:szCs w:val="26"/>
         </w:rPr>
-        <w:t xml:space="preserve">9. ПЕРЕУСТУПКА ПРАВ ТРЕБОВАНИЙ ПО ДОГОВОРУ</w:t>
+        <w:t xml:space="preserve">8. ФОРС-МАЖОРНЫЕ ОБСТОЯТЕЛЬСТВА</w:t>
       </w:r>
     </w:p>
     <w:p>
       <w:pPr>
         <w:spacing w:before="60"/>
       </w:pPr>
-      <w:commentRangeStart w:id="276"/>
-      <w:r>
-        <w:rPr>
-          <w:rFonts w:ascii="Times New Roman" w:cs="Times New Roman" w:eastAsia="Times New Roman" w:hAnsi="Times New Roman"/>
-          <w:b/>
-          <w:bCs/>
-          <w:sz w:val="24"/>
-          <w:szCs w:val="24"/>
-        </w:rPr>
-        <w:t xml:space="preserve">9.1. </w:t>
+      <w:commentRangeStart w:id="269"/>
+      <w:r>
+        <w:rPr>
+          <w:rFonts w:ascii="Times New Roman" w:cs="Times New Roman" w:eastAsia="Times New Roman" w:hAnsi="Times New Roman"/>
+          <w:b/>
+          <w:bCs/>
+          <w:sz w:val="24"/>
+          <w:szCs w:val="24"/>
+        </w:rPr>
+        <w:t xml:space="preserve">8.1. </w:t>
       </w:r>
       <w:r>
         <w:rPr>
@@ -19519,7 +18925,7 @@
           <w:szCs w:val="24"/>
           <w:shd w:fill="FF9E9E" w:color="auto" w:val="clear"/>
         </w:rPr>
-        <w:t xml:space="preserve">[ВАРИАНТЫ — выбор не сделан; вопрос реестра № 67, 21]</w:t>
+        <w:t xml:space="preserve">[ВАРИАНТЫ — выбор не сделан]</w:t>
       </w:r>
     </w:p>
     <w:p>
@@ -19536,18 +18942,18 @@
           <w:szCs w:val="24"/>
           <w:shd w:fill="FF9E9E" w:color="auto" w:val="clear"/>
         </w:rPr>
-        <w:t xml:space="preserve">Вариант 1 (№3 (п. 9.1); №4 (п. 10.1); №11; №12; №19; №22; №37; №47; №55; №48, №49 (п. 7.7 — «без письменного согласия Кредитора»)): </w:t>
-      </w:r>
-      <w:r>
-        <w:rPr>
-          <w:rFonts w:ascii="Times New Roman" w:cs="Times New Roman" w:eastAsia="Times New Roman" w:hAnsi="Times New Roman"/>
-          <w:i w:val="false"/>
-          <w:iCs w:val="false"/>
-          <w:sz w:val="24"/>
-          <w:szCs w:val="24"/>
-          <w:shd w:fill="FF9E9E" w:color="auto" w:val="clear"/>
-        </w:rPr>
-        <w:t xml:space="preserve">Заемщик не имеет право передавать свои права и обязанности по настоящему Договору третьим лицам без письменного согласия Займодателя.</w:t>
+        <w:t xml:space="preserve">Вариант 1 (№3; №4; №11; №12; №22; №25; №37; №47; №55 (п. 8.1 / 9.1); №53 (ст. 7 п. 1); №2, №30 (п. 8.1 — «эпидемии (пандемии)»)): </w:t>
+      </w:r>
+      <w:r>
+        <w:rPr>
+          <w:rFonts w:ascii="Times New Roman" w:cs="Times New Roman" w:eastAsia="Times New Roman" w:hAnsi="Times New Roman"/>
+          <w:i w:val="false"/>
+          <w:iCs w:val="false"/>
+          <w:sz w:val="24"/>
+          <w:szCs w:val="24"/>
+          <w:shd w:fill="FF9E9E" w:color="auto" w:val="clear"/>
+        </w:rPr>
+        <w:t xml:space="preserve">В случае наступления обстоятельств непреодолимой силы, вызванных прямо или косвенно проявлением стихийных бедствий (наводнения, землетрясения, эпидемии), военных конфликтов, военных переворотов, террористических актов, гражданских волнений, забастовок, предписаний, приказов или иного административного вмешательства со стороны Правительства, Национального Банка Республики Казахстан или каких-либо других постановлений, административных или правительственных ограничений, оказывающих влияние на выполнение обязательств Сторонами по настоящему Договору, или иных обязательств вне разумного контроля сторон, сроки выполнения этих обязательств соразмерно отодвигаются на время действия этих событий, если они значительно влияют на выполнение в срок всего Договора или той его части, которая подлежит выполнению после наступления обстоятельств непреодолимой силы.</w:t>
       </w:r>
     </w:p>
     <w:p>
@@ -19564,18 +18970,18 @@
           <w:szCs w:val="24"/>
           <w:shd w:fill="FF9E9E" w:color="auto" w:val="clear"/>
         </w:rPr>
-        <w:t xml:space="preserve">Вариант 2 (№2 (п. 10.1); №30 (п. 10.1)): </w:t>
-      </w:r>
-      <w:r>
-        <w:rPr>
-          <w:rFonts w:ascii="Times New Roman" w:cs="Times New Roman" w:eastAsia="Times New Roman" w:hAnsi="Times New Roman"/>
-          <w:i w:val="false"/>
-          <w:iCs w:val="false"/>
-          <w:sz w:val="24"/>
-          <w:szCs w:val="24"/>
-          <w:shd w:fill="FF9E9E" w:color="auto" w:val="clear"/>
-        </w:rPr>
-        <w:t xml:space="preserve">Заемщик не имеет право передавать свои права и обязанности по настоящему Договору третьим лицам.</w:t>
+        <w:t xml:space="preserve">Вариант 2 (№19 (п. 8.1)): </w:t>
+      </w:r>
+      <w:r>
+        <w:rPr>
+          <w:rFonts w:ascii="Times New Roman" w:cs="Times New Roman" w:eastAsia="Times New Roman" w:hAnsi="Times New Roman"/>
+          <w:i w:val="false"/>
+          <w:iCs w:val="false"/>
+          <w:sz w:val="24"/>
+          <w:szCs w:val="24"/>
+          <w:shd w:fill="FF9E9E" w:color="auto" w:val="clear"/>
+        </w:rPr>
+        <w:t xml:space="preserve">В случае наступления обстоятельств непреодолимой силы, вызванных прямо или косвенно проявлением стихийных бедствий (наводнения, землетрясения, эпидемии), военных конфликтов, военных переворотов, террористических актов, гражданских волнений, забастовок, оказывающих влияние на выполнение обязательств Сторонами по настоящему Договору, сроки выполнения этих обязательств соразмерно отодвигаются на время действия этих событий, если они значительно влияют на выполнение в срок всего Договора или той его части, которая подлежит выполнению после наступления обстоятельств непреодолимой силы.</w:t>
       </w:r>
     </w:p>
     <w:p>
@@ -19592,18 +18998,18 @@
           <w:szCs w:val="24"/>
           <w:shd w:fill="FF9E9E" w:color="auto" w:val="clear"/>
         </w:rPr>
-        <w:t xml:space="preserve">Вариант 3 (№15 (п. 6.2.1)): </w:t>
-      </w:r>
-      <w:r>
-        <w:rPr>
-          <w:rFonts w:ascii="Times New Roman" w:cs="Times New Roman" w:eastAsia="Times New Roman" w:hAnsi="Times New Roman"/>
-          <w:i w:val="false"/>
-          <w:iCs w:val="false"/>
-          <w:sz w:val="24"/>
-          <w:szCs w:val="24"/>
-          <w:shd w:fill="FF9E9E" w:color="auto" w:val="clear"/>
-        </w:rPr>
-        <w:t xml:space="preserve">Не передавать и не переуступать права и обязанности по настоящему Договору третьим лицам.</w:t>
+        <w:t xml:space="preserve">Вариант 3 (№49 (п. 6.1); №48 (п. 6.1); №58 (п. 5.1); №24 (п. 5.1)): </w:t>
+      </w:r>
+      <w:r>
+        <w:rPr>
+          <w:rFonts w:ascii="Times New Roman" w:cs="Times New Roman" w:eastAsia="Times New Roman" w:hAnsi="Times New Roman"/>
+          <w:i w:val="false"/>
+          <w:iCs w:val="false"/>
+          <w:sz w:val="24"/>
+          <w:szCs w:val="24"/>
+          <w:shd w:fill="FF9E9E" w:color="auto" w:val="clear"/>
+        </w:rPr>
+        <w:t xml:space="preserve">В случае наступления обстоятельств непреодолимой силы, вызванных прямо или косвенно проявлением стихийных бедствий (наводнения, землетрясения, эпидемии), военных конфликтов, военных переворотов, террористических актов, гражданских волнений, забастовок, иных обстоятельств  непреодолимой силы, оказывающих влияние на выполнение обязательств Сторонами по настоящему Договору, или иных обстоятельств вне разумного контроля, сроки выполнения этих обязательств соразмерно отодвигаются на время действий этих обстоятельств, если они значительно влияют на выполнение в срок всего Договора или той его части, которая подлежит выполнению после наступления обстоятельств непреодолимой силы.</w:t>
       </w:r>
     </w:p>
     <w:p>
@@ -19620,7 +19026,98 @@
           <w:szCs w:val="24"/>
           <w:shd w:fill="FF9E9E" w:color="auto" w:val="clear"/>
         </w:rPr>
-        <w:t xml:space="preserve">Вариант 4 (№53 (ст. 8 п. 1) — запрета нет, только правопреемство (п. 9.2)): </w:t>
+        <w:t xml:space="preserve">Вариант 4 (№15 (п. 7.1); №61 (п. 8.1)): </w:t>
+      </w:r>
+      <w:r>
+        <w:rPr>
+          <w:rFonts w:ascii="Times New Roman" w:cs="Times New Roman" w:eastAsia="Times New Roman" w:hAnsi="Times New Roman"/>
+          <w:i w:val="false"/>
+          <w:iCs w:val="false"/>
+          <w:sz w:val="24"/>
+          <w:szCs w:val="24"/>
+          <w:shd w:fill="FF9E9E" w:color="auto" w:val="clear"/>
+        </w:rPr>
+        <w:t xml:space="preserve">Обстоятельства непреодолимой силы (форс-мажор) включают в себя (но не ограничиваются) такие события как: землетрясение, штормы, наводнения и иные стихийные бедствия, вступление в силу международных договоров, война, массовые беспорядки, забастовки, блокады, локауты и др.</w:t>
+      </w:r>
+      <w:commentRangeEnd w:id="269"/>
+      <w:r>
+        <w:commentReference w:id="269"/>
+      </w:r>
+    </w:p>
+    <w:p>
+      <w:pPr>
+        <w:spacing w:after="80"/>
+        <w:jc w:val="both"/>
+      </w:pPr>
+      <w:commentRangeStart w:id="270"/>
+      <w:r>
+        <w:rPr>
+          <w:rFonts w:ascii="Times New Roman" w:cs="Times New Roman" w:eastAsia="Times New Roman" w:hAnsi="Times New Roman"/>
+          <w:b/>
+          <w:bCs/>
+          <w:sz w:val="24"/>
+          <w:szCs w:val="24"/>
+        </w:rPr>
+        <w:t xml:space="preserve">8.2. </w:t>
+      </w:r>
+      <w:r>
+        <w:rPr>
+          <w:rFonts w:ascii="Times New Roman" w:cs="Times New Roman" w:eastAsia="Times New Roman" w:hAnsi="Times New Roman"/>
+          <w:sz w:val="24"/>
+          <w:szCs w:val="24"/>
+          <w:shd w:fill="BDD7EE" w:color="auto" w:val="clear"/>
+        </w:rPr>
+        <w:t xml:space="preserve">Предусмотренные данным разделом препятствия к выполнению Договора не включают отсутствие разрешений, лицензий или разрешений на пребывание, или одобрений, необходимых для исполнения Договора, которые должны выдаваться любыми государственными органами.</w:t>
+      </w:r>
+      <w:commentRangeEnd w:id="270"/>
+      <w:r>
+        <w:commentReference w:id="270"/>
+      </w:r>
+    </w:p>
+    <w:p>
+      <w:pPr>
+        <w:spacing w:after="80"/>
+        <w:jc w:val="both"/>
+      </w:pPr>
+      <w:commentRangeStart w:id="271"/>
+      <w:r>
+        <w:rPr>
+          <w:rFonts w:ascii="Times New Roman" w:cs="Times New Roman" w:eastAsia="Times New Roman" w:hAnsi="Times New Roman"/>
+          <w:b/>
+          <w:bCs/>
+          <w:sz w:val="24"/>
+          <w:szCs w:val="24"/>
+        </w:rPr>
+        <w:t xml:space="preserve">8.2-1. </w:t>
+      </w:r>
+      <w:r>
+        <w:rPr>
+          <w:rFonts w:ascii="Times New Roman" w:cs="Times New Roman" w:eastAsia="Times New Roman" w:hAnsi="Times New Roman"/>
+          <w:sz w:val="24"/>
+          <w:szCs w:val="24"/>
+          <w:shd w:fill="BDD7EE" w:color="auto" w:val="clear"/>
+        </w:rPr>
+        <w:t xml:space="preserve">К обстоятельствам непреодолимой силы (форс-мажор) не относятся: 1) события, вызванные умышленными и неосторожными действиями Заемщика; 2) события, которые Заемщик, добросовестно выполняющий свои обязательства по настоящему Договору, мог предвидеть и преодолеть; 3) отсутствие денег у Заемщика.</w:t>
+      </w:r>
+      <w:commentRangeEnd w:id="271"/>
+      <w:r>
+        <w:commentReference w:id="271"/>
+      </w:r>
+    </w:p>
+    <w:p>
+      <w:pPr>
+        <w:spacing w:before="60"/>
+      </w:pPr>
+      <w:commentRangeStart w:id="272"/>
+      <w:r>
+        <w:rPr>
+          <w:rFonts w:ascii="Times New Roman" w:cs="Times New Roman" w:eastAsia="Times New Roman" w:hAnsi="Times New Roman"/>
+          <w:b/>
+          <w:bCs/>
+          <w:sz w:val="24"/>
+          <w:szCs w:val="24"/>
+        </w:rPr>
+        <w:t xml:space="preserve">8.3. </w:t>
       </w:r>
       <w:r>
         <w:rPr>
@@ -19629,13 +19126,97 @@
           <w:iCs/>
           <w:sz w:val="24"/>
           <w:szCs w:val="24"/>
-          <w:shd w:fill="FF9E9E" w:color="auto" w:val="clear"/>
-        </w:rPr>
-        <w:t xml:space="preserve">[положение отсутствует]</w:t>
-      </w:r>
-      <w:commentRangeEnd w:id="276"/>
-      <w:r>
-        <w:commentReference w:id="276"/>
+          <w:shd w:fill="F8CBAD" w:color="auto" w:val="clear"/>
+        </w:rPr>
+        <w:t xml:space="preserve">[ВАРИАНТЫ — выбор не сделан]</w:t>
+      </w:r>
+    </w:p>
+    <w:p>
+      <w:pPr>
+        <w:spacing w:after="60"/>
+        <w:ind w:left="360"/>
+      </w:pPr>
+      <w:r>
+        <w:rPr>
+          <w:rFonts w:ascii="Times New Roman" w:cs="Times New Roman" w:eastAsia="Times New Roman" w:hAnsi="Times New Roman"/>
+          <w:b/>
+          <w:bCs/>
+          <w:sz w:val="24"/>
+          <w:szCs w:val="24"/>
+          <w:shd w:fill="F8CBAD" w:color="auto" w:val="clear"/>
+        </w:rPr>
+        <w:t xml:space="preserve">Вариант 1 (№2; №3; №11; №19; №22; №25; №30; №37; №47; №55 (п. 8.3); №4, №12 (п. 9.3); №53 (ст. 7 п. 3)): </w:t>
+      </w:r>
+      <w:r>
+        <w:rPr>
+          <w:rFonts w:ascii="Times New Roman" w:cs="Times New Roman" w:eastAsia="Times New Roman" w:hAnsi="Times New Roman"/>
+          <w:i w:val="false"/>
+          <w:iCs w:val="false"/>
+          <w:sz w:val="24"/>
+          <w:szCs w:val="24"/>
+          <w:shd w:fill="F8CBAD" w:color="auto" w:val="clear"/>
+        </w:rPr>
+        <w:t xml:space="preserve">Все Стороны должны немедленно известить письменно друг друга о начале и окончании обстоятельств непреодолимой силы, препятствующих выполнению обязательств по настоящему Договору.</w:t>
+      </w:r>
+    </w:p>
+    <w:p>
+      <w:pPr>
+        <w:spacing w:after="60"/>
+        <w:ind w:left="360"/>
+      </w:pPr>
+      <w:r>
+        <w:rPr>
+          <w:rFonts w:ascii="Times New Roman" w:cs="Times New Roman" w:eastAsia="Times New Roman" w:hAnsi="Times New Roman"/>
+          <w:b/>
+          <w:bCs/>
+          <w:sz w:val="24"/>
+          <w:szCs w:val="24"/>
+          <w:shd w:fill="F8CBAD" w:color="auto" w:val="clear"/>
+        </w:rPr>
+        <w:t xml:space="preserve">Вариант 2 (№58 (п. 5.2); №24 (п. 5.2); №48 (п. 6.2); №49 (п. 6.2)): </w:t>
+      </w:r>
+      <w:r>
+        <w:rPr>
+          <w:rFonts w:ascii="Times New Roman" w:cs="Times New Roman" w:eastAsia="Times New Roman" w:hAnsi="Times New Roman"/>
+          <w:i w:val="false"/>
+          <w:iCs w:val="false"/>
+          <w:sz w:val="24"/>
+          <w:szCs w:val="24"/>
+          <w:shd w:fill="F8CBAD" w:color="auto" w:val="clear"/>
+        </w:rPr>
+        <w:t xml:space="preserve">Все Стороны должны немедленно, но не позднее 3 (трех) рабочих дней, известить друг друга письменно о начале и окончании обстоятельств непреодолимой силы, препятствующих выполнению обязательств по настоящему Договору.</w:t>
+      </w:r>
+    </w:p>
+    <w:p>
+      <w:pPr>
+        <w:spacing w:after="60"/>
+        <w:ind w:left="360"/>
+      </w:pPr>
+      <w:r>
+        <w:rPr>
+          <w:rFonts w:ascii="Times New Roman" w:cs="Times New Roman" w:eastAsia="Times New Roman" w:hAnsi="Times New Roman"/>
+          <w:b/>
+          <w:bCs/>
+          <w:sz w:val="24"/>
+          <w:szCs w:val="24"/>
+          <w:shd w:fill="F8CBAD" w:color="auto" w:val="clear"/>
+        </w:rPr>
+        <w:t xml:space="preserve">Вариант 3 (№15 (п. 7.3); №61 (п. 8.3)): </w:t>
+      </w:r>
+      <w:r>
+        <w:rPr>
+          <w:rFonts w:ascii="Times New Roman" w:cs="Times New Roman" w:eastAsia="Times New Roman" w:hAnsi="Times New Roman"/>
+          <w:i w:val="false"/>
+          <w:iCs w:val="false"/>
+          <w:sz w:val="24"/>
+          <w:szCs w:val="24"/>
+          <w:shd w:fill="F8CBAD" w:color="auto" w:val="clear"/>
+        </w:rPr>
+        <w:t xml:space="preserve">В течение 10 (десяти) рабочих дней с начала наступления форс-мажорных обстоятельств, Сторона, встречающая помехи в результате таких обстоятельств, письменно уведомляет другую Сторону об их возникновении.</w:t>
+      </w:r>
+      <w:commentRangeEnd w:id="272"/>
+      <w:r>
+        <w:commentReference w:id="272"/>
       </w:r>
     </w:p>
     <w:p>
@@ -19643,92 +19224,16 @@
         <w:spacing w:after="80"/>
         <w:jc w:val="both"/>
       </w:pPr>
-      <w:commentRangeStart w:id="277"/>
-      <w:r>
-        <w:rPr>
-          <w:rFonts w:ascii="Times New Roman" w:cs="Times New Roman" w:eastAsia="Times New Roman" w:hAnsi="Times New Roman"/>
-          <w:b/>
-          <w:bCs/>
-          <w:sz w:val="24"/>
-          <w:szCs w:val="24"/>
-        </w:rPr>
-        <w:t xml:space="preserve">9.2. </w:t>
-      </w:r>
-      <w:r>
-        <w:rPr>
-          <w:rFonts w:ascii="Times New Roman" w:cs="Times New Roman" w:eastAsia="Times New Roman" w:hAnsi="Times New Roman"/>
-          <w:sz w:val="24"/>
-          <w:szCs w:val="24"/>
-          <w:shd w:fill="BDD7EE" w:color="auto" w:val="clear"/>
-        </w:rPr>
-        <w:t xml:space="preserve">Правопреемник Стороны по настоящему Договору непосредственно принимает на себя права требования и обязанности, изложенные в настоящем Договоре, в том числе и права требования и обязанности, связанные с урегулированием возможных споров и разногласий.</w:t>
-      </w:r>
-      <w:commentRangeEnd w:id="277"/>
-      <w:r>
-        <w:commentReference w:id="277"/>
-      </w:r>
-    </w:p>
-    <w:p>
-      <w:pPr>
-        <w:spacing w:after="80"/>
-        <w:jc w:val="both"/>
-      </w:pPr>
-      <w:commentRangeStart w:id="278"/>
-      <w:r>
-        <w:rPr>
-          <w:rFonts w:ascii="Times New Roman" w:cs="Times New Roman" w:eastAsia="Times New Roman" w:hAnsi="Times New Roman"/>
-          <w:b/>
-          <w:bCs/>
-          <w:sz w:val="24"/>
-          <w:szCs w:val="24"/>
-        </w:rPr>
-        <w:t xml:space="preserve">9.3. </w:t>
-      </w:r>
-      <w:r>
-        <w:rPr>
-          <w:rFonts w:ascii="Times New Roman" w:cs="Times New Roman" w:eastAsia="Times New Roman" w:hAnsi="Times New Roman"/>
-          <w:sz w:val="24"/>
-          <w:szCs w:val="24"/>
-          <w:shd w:fill="BDD7EE" w:color="auto" w:val="clear"/>
-        </w:rPr>
-        <w:t xml:space="preserve">Кредитор/Поверенный (агент)/Партнер имеет безусловное право осуществлять переуступку своих прав по настоящему Договору в соответствии с действующим законодательством Республики Казахстан. При уступке Кредитором/Поверенным (агент)/Партнером права (требования) по договору третьему лицу требования и ограничения, предъявляемые законодательством Республики Казахстан к взаимоотношениям кредитора с заемщиком в рамках договора, распространяются на правоотношения заемщика с третьим лицом, которому уступлено право (требование).</w:t>
-      </w:r>
-      <w:commentRangeEnd w:id="278"/>
-      <w:r>
-        <w:commentReference w:id="278"/>
-      </w:r>
-    </w:p>
-    <w:p>
-      <w:pPr>
-        <w:pStyle w:val="Heading2"/>
-        <w:spacing w:after="120" w:before="240"/>
-      </w:pPr>
-      <w:r>
-        <w:rPr>
-          <w:rFonts w:ascii="Times New Roman" w:cs="Times New Roman" w:eastAsia="Times New Roman" w:hAnsi="Times New Roman"/>
-          <w:b/>
-          <w:bCs/>
-          <w:sz w:val="26"/>
-          <w:szCs w:val="26"/>
-        </w:rPr>
-        <w:t xml:space="preserve">10. РАЗНОГЛАСИЯ И СПОРЫ СТОРОН</w:t>
-      </w:r>
-    </w:p>
-    <w:p>
-      <w:pPr>
-        <w:spacing w:after="80"/>
-        <w:jc w:val="both"/>
-      </w:pPr>
-      <w:commentRangeStart w:id="279"/>
-      <w:r>
-        <w:rPr>
-          <w:rFonts w:ascii="Times New Roman" w:cs="Times New Roman" w:eastAsia="Times New Roman" w:hAnsi="Times New Roman"/>
-          <w:b/>
-          <w:bCs/>
-          <w:sz w:val="24"/>
-          <w:szCs w:val="24"/>
-        </w:rPr>
-        <w:t xml:space="preserve">10.1. </w:t>
+      <w:commentRangeStart w:id="273"/>
+      <w:r>
+        <w:rPr>
+          <w:rFonts w:ascii="Times New Roman" w:cs="Times New Roman" w:eastAsia="Times New Roman" w:hAnsi="Times New Roman"/>
+          <w:b/>
+          <w:bCs/>
+          <w:sz w:val="24"/>
+          <w:szCs w:val="24"/>
+        </w:rPr>
+        <w:t xml:space="preserve">8.4. </w:t>
       </w:r>
       <w:r>
         <w:rPr>
@@ -19737,7 +19242,7 @@
           <w:szCs w:val="24"/>
           <w:shd w:fill="FFEB9C" w:color="auto" w:val="clear"/>
         </w:rPr>
-        <w:t xml:space="preserve">Разногласия, возникающие в процессе выполнения условий настоящего Договора в предварительном порядке рассматриваются Сторонами в целях выработки взаимоприемлемых решений.</w:t>
+        <w:t xml:space="preserve">Сторона, ссылающаяся на обстоятельства непреодолимой силы, обязана предоставить для их подтверждения документ компетентного государственного органа.</w:t>
       </w:r>
       <w:r>
         <w:rPr>
@@ -19750,25 +19255,101 @@
         </w:rPr>
         <w:t xml:space="preserve"> [есть региональные варианты формулировки — см. комментарий]</w:t>
       </w:r>
-      <w:commentRangeEnd w:id="279"/>
-      <w:r>
-        <w:commentReference w:id="279"/>
+      <w:commentRangeEnd w:id="273"/>
+      <w:r>
+        <w:commentReference w:id="273"/>
+      </w:r>
+    </w:p>
+    <w:p>
+      <w:pPr>
+        <w:spacing w:after="80"/>
+        <w:jc w:val="both"/>
+      </w:pPr>
+      <w:commentRangeStart w:id="274"/>
+      <w:r>
+        <w:rPr>
+          <w:rFonts w:ascii="Times New Roman" w:cs="Times New Roman" w:eastAsia="Times New Roman" w:hAnsi="Times New Roman"/>
+          <w:b/>
+          <w:bCs/>
+          <w:sz w:val="24"/>
+          <w:szCs w:val="24"/>
+        </w:rPr>
+        <w:t xml:space="preserve">8.5. </w:t>
+      </w:r>
+      <w:r>
+        <w:rPr>
+          <w:rFonts w:ascii="Times New Roman" w:cs="Times New Roman" w:eastAsia="Times New Roman" w:hAnsi="Times New Roman"/>
+          <w:sz w:val="24"/>
+          <w:szCs w:val="24"/>
+          <w:shd w:fill="BDD7EE" w:color="auto" w:val="clear"/>
+        </w:rPr>
+        <w:t xml:space="preserve">Сторона, ссылающаяся на обстоятельства непреодолимой силы, но не предоставившая доказательств по факту таковых, и/или не уведомившая другую Сторону в соответствии с пунктом 5.2. настоящего Договора, не вправе ссылаться на обстоятельства непреодолимой силы, как на основания освобождения от ответственности.</w:t>
+      </w:r>
+      <w:commentRangeEnd w:id="274"/>
+      <w:r>
+        <w:commentReference w:id="274"/>
+      </w:r>
+    </w:p>
+    <w:p>
+      <w:pPr>
+        <w:spacing w:after="80"/>
+        <w:jc w:val="both"/>
+      </w:pPr>
+      <w:commentRangeStart w:id="275"/>
+      <w:r>
+        <w:rPr>
+          <w:rFonts w:ascii="Times New Roman" w:cs="Times New Roman" w:eastAsia="Times New Roman" w:hAnsi="Times New Roman"/>
+          <w:b/>
+          <w:bCs/>
+          <w:sz w:val="24"/>
+          <w:szCs w:val="24"/>
+        </w:rPr>
+        <w:t xml:space="preserve">8.5-1. </w:t>
+      </w:r>
+      <w:r>
+        <w:rPr>
+          <w:rFonts w:ascii="Times New Roman" w:cs="Times New Roman" w:eastAsia="Times New Roman" w:hAnsi="Times New Roman"/>
+          <w:sz w:val="24"/>
+          <w:szCs w:val="24"/>
+          <w:shd w:fill="BDD7EE" w:color="auto" w:val="clear"/>
+        </w:rPr>
+        <w:t xml:space="preserve">Невыполнение одной из Сторон своих обязательств по настоящему Договору в связи с наступлением форс-мажорных обстоятельств не рассматривается как нарушение настоящего Договора, при условии, что Сторона, подвергшаяся воздействию форс-мажорных обстоятельств, предприняла все необходимые меры для устранения их последствий.</w:t>
+      </w:r>
+      <w:commentRangeEnd w:id="275"/>
+      <w:r>
+        <w:commentReference w:id="275"/>
+      </w:r>
+    </w:p>
+    <w:p>
+      <w:pPr>
+        <w:pStyle w:val="Heading2"/>
+        <w:spacing w:after="120" w:before="240"/>
+      </w:pPr>
+      <w:r>
+        <w:rPr>
+          <w:rFonts w:ascii="Times New Roman" w:cs="Times New Roman" w:eastAsia="Times New Roman" w:hAnsi="Times New Roman"/>
+          <w:b/>
+          <w:bCs/>
+          <w:sz w:val="26"/>
+          <w:szCs w:val="26"/>
+        </w:rPr>
+        <w:t xml:space="preserve">9. ПЕРЕУСТУПКА ПРАВ ТРЕБОВАНИЙ ПО ДОГОВОРУ</w:t>
       </w:r>
     </w:p>
     <w:p>
       <w:pPr>
         <w:spacing w:before="60"/>
       </w:pPr>
-      <w:commentRangeStart w:id="280"/>
-      <w:r>
-        <w:rPr>
-          <w:rFonts w:ascii="Times New Roman" w:cs="Times New Roman" w:eastAsia="Times New Roman" w:hAnsi="Times New Roman"/>
-          <w:b/>
-          <w:bCs/>
-          <w:sz w:val="24"/>
-          <w:szCs w:val="24"/>
-        </w:rPr>
-        <w:t xml:space="preserve">10.1-1. </w:t>
+      <w:commentRangeStart w:id="276"/>
+      <w:r>
+        <w:rPr>
+          <w:rFonts w:ascii="Times New Roman" w:cs="Times New Roman" w:eastAsia="Times New Roman" w:hAnsi="Times New Roman"/>
+          <w:b/>
+          <w:bCs/>
+          <w:sz w:val="24"/>
+          <w:szCs w:val="24"/>
+        </w:rPr>
+        <w:t xml:space="preserve">9.1. </w:t>
       </w:r>
       <w:r>
         <w:rPr>
@@ -19777,9 +19358,9 @@
           <w:iCs/>
           <w:sz w:val="24"/>
           <w:szCs w:val="24"/>
-          <w:shd w:fill="F8CBAD" w:color="auto" w:val="clear"/>
-        </w:rPr>
-        <w:t xml:space="preserve">[ВАРИАНТЫ — выбор не сделан]</w:t>
+          <w:shd w:fill="FF9E9E" w:color="auto" w:val="clear"/>
+        </w:rPr>
+        <w:t xml:space="preserve">[ВАРИАНТЫ — выбор не сделан; вопрос реестра № 67, 21]</w:t>
       </w:r>
     </w:p>
     <w:p>
@@ -19794,20 +19375,20 @@
           <w:bCs/>
           <w:sz w:val="24"/>
           <w:szCs w:val="24"/>
-          <w:shd w:fill="F8CBAD" w:color="auto" w:val="clear"/>
-        </w:rPr>
-        <w:t xml:space="preserve">Вариант 1 (№15 (п. 8.3)): </w:t>
-      </w:r>
-      <w:r>
-        <w:rPr>
-          <w:rFonts w:ascii="Times New Roman" w:cs="Times New Roman" w:eastAsia="Times New Roman" w:hAnsi="Times New Roman"/>
-          <w:i w:val="false"/>
-          <w:iCs w:val="false"/>
-          <w:sz w:val="24"/>
-          <w:szCs w:val="24"/>
-          <w:shd w:fill="F8CBAD" w:color="auto" w:val="clear"/>
-        </w:rPr>
-        <w:t xml:space="preserve">Любая из Сторон вправе направить другой Стороне письменную претензию, которая должна быть рассмотрена Стороной, получившей письменную претензию, в течение 10 (десяти) рабочих дней с момента получения письменной претензии.</w:t>
+          <w:shd w:fill="FF9E9E" w:color="auto" w:val="clear"/>
+        </w:rPr>
+        <w:t xml:space="preserve">Вариант 1 (№3 (п. 9.1); №4 (п. 10.1); №11; №12; №19; №22; №37; №47; №55; №48, №49 (п. 7.7 — «без письменного согласия Кредитора»)): </w:t>
+      </w:r>
+      <w:r>
+        <w:rPr>
+          <w:rFonts w:ascii="Times New Roman" w:cs="Times New Roman" w:eastAsia="Times New Roman" w:hAnsi="Times New Roman"/>
+          <w:i w:val="false"/>
+          <w:iCs w:val="false"/>
+          <w:sz w:val="24"/>
+          <w:szCs w:val="24"/>
+          <w:shd w:fill="FF9E9E" w:color="auto" w:val="clear"/>
+        </w:rPr>
+        <w:t xml:space="preserve">Заемщик не имеет право передавать свои права и обязанности по настоящему Договору третьим лицам без письменного согласия Займодателя.</w:t>
       </w:r>
     </w:p>
     <w:p>
@@ -19822,40 +19403,65 @@
           <w:bCs/>
           <w:sz w:val="24"/>
           <w:szCs w:val="24"/>
-          <w:shd w:fill="F8CBAD" w:color="auto" w:val="clear"/>
-        </w:rPr>
-        <w:t xml:space="preserve">Вариант 2 (№61 (п. 9.4)): </w:t>
-      </w:r>
-      <w:r>
-        <w:rPr>
-          <w:rFonts w:ascii="Times New Roman" w:cs="Times New Roman" w:eastAsia="Times New Roman" w:hAnsi="Times New Roman"/>
-          <w:i w:val="false"/>
-          <w:iCs w:val="false"/>
-          <w:sz w:val="24"/>
-          <w:szCs w:val="24"/>
-          <w:shd w:fill="F8CBAD" w:color="auto" w:val="clear"/>
-        </w:rPr>
-        <w:t xml:space="preserve">Любая из Сторон вправе направить другой Стороне претензию, которая должна быть рассмотрена Стороной, получившей претензию, в течение 10 (десяти) календарных дней с момента получения претензии, если иной срок не указан в самой претензии.</w:t>
-      </w:r>
-      <w:commentRangeEnd w:id="280"/>
-      <w:r>
-        <w:commentReference w:id="280"/>
-      </w:r>
-    </w:p>
-    <w:p>
-      <w:pPr>
-        <w:spacing w:before="60"/>
-      </w:pPr>
-      <w:commentRangeStart w:id="281"/>
-      <w:r>
-        <w:rPr>
-          <w:rFonts w:ascii="Times New Roman" w:cs="Times New Roman" w:eastAsia="Times New Roman" w:hAnsi="Times New Roman"/>
-          <w:b/>
-          <w:bCs/>
-          <w:sz w:val="24"/>
-          <w:szCs w:val="24"/>
-        </w:rPr>
-        <w:t xml:space="preserve">10.2. </w:t>
+          <w:shd w:fill="FF9E9E" w:color="auto" w:val="clear"/>
+        </w:rPr>
+        <w:t xml:space="preserve">Вариант 2 (№2 (п. 10.1); №30 (п. 10.1)): </w:t>
+      </w:r>
+      <w:r>
+        <w:rPr>
+          <w:rFonts w:ascii="Times New Roman" w:cs="Times New Roman" w:eastAsia="Times New Roman" w:hAnsi="Times New Roman"/>
+          <w:i w:val="false"/>
+          <w:iCs w:val="false"/>
+          <w:sz w:val="24"/>
+          <w:szCs w:val="24"/>
+          <w:shd w:fill="FF9E9E" w:color="auto" w:val="clear"/>
+        </w:rPr>
+        <w:t xml:space="preserve">Заемщик не имеет право передавать свои права и обязанности по настоящему Договору третьим лицам.</w:t>
+      </w:r>
+    </w:p>
+    <w:p>
+      <w:pPr>
+        <w:spacing w:after="60"/>
+        <w:ind w:left="360"/>
+      </w:pPr>
+      <w:r>
+        <w:rPr>
+          <w:rFonts w:ascii="Times New Roman" w:cs="Times New Roman" w:eastAsia="Times New Roman" w:hAnsi="Times New Roman"/>
+          <w:b/>
+          <w:bCs/>
+          <w:sz w:val="24"/>
+          <w:szCs w:val="24"/>
+          <w:shd w:fill="FF9E9E" w:color="auto" w:val="clear"/>
+        </w:rPr>
+        <w:t xml:space="preserve">Вариант 3 (№15 (п. 6.2.1)): </w:t>
+      </w:r>
+      <w:r>
+        <w:rPr>
+          <w:rFonts w:ascii="Times New Roman" w:cs="Times New Roman" w:eastAsia="Times New Roman" w:hAnsi="Times New Roman"/>
+          <w:i w:val="false"/>
+          <w:iCs w:val="false"/>
+          <w:sz w:val="24"/>
+          <w:szCs w:val="24"/>
+          <w:shd w:fill="FF9E9E" w:color="auto" w:val="clear"/>
+        </w:rPr>
+        <w:t xml:space="preserve">Не передавать и не переуступать права и обязанности по настоящему Договору третьим лицам.</w:t>
+      </w:r>
+    </w:p>
+    <w:p>
+      <w:pPr>
+        <w:spacing w:after="60"/>
+        <w:ind w:left="360"/>
+      </w:pPr>
+      <w:r>
+        <w:rPr>
+          <w:rFonts w:ascii="Times New Roman" w:cs="Times New Roman" w:eastAsia="Times New Roman" w:hAnsi="Times New Roman"/>
+          <w:b/>
+          <w:bCs/>
+          <w:sz w:val="24"/>
+          <w:szCs w:val="24"/>
+          <w:shd w:fill="FF9E9E" w:color="auto" w:val="clear"/>
+        </w:rPr>
+        <w:t xml:space="preserve">Вариант 4 (№53 (ст. 8 п. 1) — запрета нет, только правопреемство (п. 9.2)): </w:t>
       </w:r>
       <w:r>
         <w:rPr>
@@ -19866,350 +19472,11 @@
           <w:szCs w:val="24"/>
           <w:shd w:fill="FF9E9E" w:color="auto" w:val="clear"/>
         </w:rPr>
-        <w:t xml:space="preserve">[ВАРИАНТЫ — выбор не сделан; вопрос реестра № 62, 18]</w:t>
-      </w:r>
-    </w:p>
-    <w:p>
-      <w:pPr>
-        <w:spacing w:after="60"/>
-        <w:ind w:left="360"/>
-      </w:pPr>
-      <w:r>
-        <w:rPr>
-          <w:rFonts w:ascii="Times New Roman" w:cs="Times New Roman" w:eastAsia="Times New Roman" w:hAnsi="Times New Roman"/>
-          <w:b/>
-          <w:bCs/>
-          <w:sz w:val="24"/>
-          <w:szCs w:val="24"/>
-          <w:shd w:fill="FF9E9E" w:color="auto" w:val="clear"/>
-        </w:rPr>
-        <w:t xml:space="preserve">Вариант 1 (№3; №11; №19; №22; №37; №55 (п. 10.2); №4; №12 (п. 11.2); №25 (п. 9.2)): </w:t>
-      </w:r>
-      <w:r>
-        <w:rPr>
-          <w:rFonts w:ascii="Times New Roman" w:cs="Times New Roman" w:eastAsia="Times New Roman" w:hAnsi="Times New Roman"/>
-          <w:i w:val="false"/>
-          <w:iCs w:val="false"/>
-          <w:sz w:val="24"/>
-          <w:szCs w:val="24"/>
-          <w:shd w:fill="FF9E9E" w:color="auto" w:val="clear"/>
-        </w:rPr>
-        <w:t xml:space="preserve">Все споры между Сторонами, по которым не были достигнуты соглашения, разрешаются в судебном порядке в соответствии с законодательством Республики Казахстан. Споры между Сторонами подлежат рассмотрению по месту нахождения Займодателя.</w:t>
-      </w:r>
-    </w:p>
-    <w:p>
-      <w:pPr>
-        <w:spacing w:after="60"/>
-        <w:ind w:left="360"/>
-      </w:pPr>
-      <w:r>
-        <w:rPr>
-          <w:rFonts w:ascii="Times New Roman" w:cs="Times New Roman" w:eastAsia="Times New Roman" w:hAnsi="Times New Roman"/>
-          <w:b/>
-          <w:bCs/>
-          <w:sz w:val="24"/>
-          <w:szCs w:val="24"/>
-          <w:shd w:fill="FF9E9E" w:color="auto" w:val="clear"/>
-        </w:rPr>
-        <w:t xml:space="preserve">Вариант 2 (№2 (п. 11.2); №30 (п. 11.2)): </w:t>
-      </w:r>
-      <w:r>
-        <w:rPr>
-          <w:rFonts w:ascii="Times New Roman" w:cs="Times New Roman" w:eastAsia="Times New Roman" w:hAnsi="Times New Roman"/>
-          <w:i w:val="false"/>
-          <w:iCs w:val="false"/>
-          <w:sz w:val="24"/>
-          <w:szCs w:val="24"/>
-          <w:shd w:fill="FF9E9E" w:color="auto" w:val="clear"/>
-        </w:rPr>
-        <w:t xml:space="preserve">Споры, в том числе судебные, между сторонами подлежат рассмотрению по месту нахождения Займодателя.</w:t>
-      </w:r>
-    </w:p>
-    <w:p>
-      <w:pPr>
-        <w:spacing w:after="60"/>
-        <w:ind w:left="360"/>
-      </w:pPr>
-      <w:r>
-        <w:rPr>
-          <w:rFonts w:ascii="Times New Roman" w:cs="Times New Roman" w:eastAsia="Times New Roman" w:hAnsi="Times New Roman"/>
-          <w:b/>
-          <w:bCs/>
-          <w:sz w:val="24"/>
-          <w:szCs w:val="24"/>
-          <w:shd w:fill="FF9E9E" w:color="auto" w:val="clear"/>
-        </w:rPr>
-        <w:t xml:space="preserve">Вариант 3 (№47 (п. 10.2)): </w:t>
-      </w:r>
-      <w:r>
-        <w:rPr>
-          <w:rFonts w:ascii="Times New Roman" w:cs="Times New Roman" w:eastAsia="Times New Roman" w:hAnsi="Times New Roman"/>
-          <w:i w:val="false"/>
-          <w:iCs w:val="false"/>
-          <w:sz w:val="24"/>
-          <w:szCs w:val="24"/>
-          <w:shd w:fill="FF9E9E" w:color="auto" w:val="clear"/>
-        </w:rPr>
-        <w:t xml:space="preserve">Все споры между Сторонами, по которым не было достигнуто соглашение, подлежат разрешению в судебном порядке в соответствии с законодательством Республики Казахстан. Такие споры рассматриваются в суде общей юрисдикции по месту нахождения Займодателя или в арбитражном суде, в соответствии с арбитражным соглашением и Регламентом соответствующего арбитражного учреждения.</w:t>
-      </w:r>
-    </w:p>
-    <w:p>
-      <w:pPr>
-        <w:spacing w:after="60"/>
-        <w:ind w:left="360"/>
-      </w:pPr>
-      <w:r>
-        <w:rPr>
-          <w:rFonts w:ascii="Times New Roman" w:cs="Times New Roman" w:eastAsia="Times New Roman" w:hAnsi="Times New Roman"/>
-          <w:b/>
-          <w:bCs/>
-          <w:sz w:val="24"/>
-          <w:szCs w:val="24"/>
-          <w:shd w:fill="FF9E9E" w:color="auto" w:val="clear"/>
-        </w:rPr>
-        <w:t xml:space="preserve">Вариант 4 (№49 (п. 7.3); №48 (п. 7.3)): </w:t>
-      </w:r>
-      <w:r>
-        <w:rPr>
-          <w:rFonts w:ascii="Times New Roman" w:cs="Times New Roman" w:eastAsia="Times New Roman" w:hAnsi="Times New Roman"/>
-          <w:i w:val="false"/>
-          <w:iCs w:val="false"/>
-          <w:sz w:val="24"/>
-          <w:szCs w:val="24"/>
-          <w:shd w:fill="FF9E9E" w:color="auto" w:val="clear"/>
-        </w:rPr>
-        <w:t xml:space="preserve">а при невозможности достигнуть соглашения могут быть переданы по инициативе любой Стороны в суд по месту нахождения Поверенного (агента).</w:t>
-      </w:r>
-    </w:p>
-    <w:p>
-      <w:pPr>
-        <w:spacing w:after="60"/>
-        <w:ind w:left="360"/>
-      </w:pPr>
-      <w:r>
-        <w:rPr>
-          <w:rFonts w:ascii="Times New Roman" w:cs="Times New Roman" w:eastAsia="Times New Roman" w:hAnsi="Times New Roman"/>
-          <w:b/>
-          <w:bCs/>
-          <w:sz w:val="24"/>
-          <w:szCs w:val="24"/>
-          <w:shd w:fill="FF9E9E" w:color="auto" w:val="clear"/>
-        </w:rPr>
-        <w:t xml:space="preserve">Вариант 5 (№24 (п. 6.3)): </w:t>
-      </w:r>
-      <w:r>
-        <w:rPr>
-          <w:rFonts w:ascii="Times New Roman" w:cs="Times New Roman" w:eastAsia="Times New Roman" w:hAnsi="Times New Roman"/>
-          <w:i w:val="false"/>
-          <w:iCs w:val="false"/>
-          <w:sz w:val="24"/>
-          <w:szCs w:val="24"/>
-          <w:shd w:fill="FF9E9E" w:color="auto" w:val="clear"/>
-        </w:rPr>
-        <w:t xml:space="preserve">а при невозможности достигнуть соглашения могут быть переданы по инициативе любой Стороны в судебные органы Республики Казахстан по месту нахождения Поверенного (агента).</w:t>
-      </w:r>
-    </w:p>
-    <w:p>
-      <w:pPr>
-        <w:spacing w:after="60"/>
-        <w:ind w:left="360"/>
-      </w:pPr>
-      <w:r>
-        <w:rPr>
-          <w:rFonts w:ascii="Times New Roman" w:cs="Times New Roman" w:eastAsia="Times New Roman" w:hAnsi="Times New Roman"/>
-          <w:b/>
-          <w:bCs/>
-          <w:sz w:val="24"/>
-          <w:szCs w:val="24"/>
-          <w:shd w:fill="FF9E9E" w:color="auto" w:val="clear"/>
-        </w:rPr>
-        <w:t xml:space="preserve">Вариант 6 (№53 (ст. 9 п. 2)): </w:t>
-      </w:r>
-      <w:r>
-        <w:rPr>
-          <w:rFonts w:ascii="Times New Roman" w:cs="Times New Roman" w:eastAsia="Times New Roman" w:hAnsi="Times New Roman"/>
-          <w:i w:val="false"/>
-          <w:iCs w:val="false"/>
-          <w:sz w:val="24"/>
-          <w:szCs w:val="24"/>
-          <w:shd w:fill="FF9E9E" w:color="auto" w:val="clear"/>
-        </w:rPr>
-        <w:t xml:space="preserve">Все споры между Сторонами, по которым не были достигнуты соглашения, разрешаются в судебном порядке в соответствии с законодательством Республики Казахстан. Споры между Сторонами подлежат рассмотрению по месту нахождения Займодателя и/или Поверенного (агента) (договорная подсудность), за исключением случаев исключительной подсудности, определенной применимым правом;</w:t>
-      </w:r>
-    </w:p>
-    <w:p>
-      <w:pPr>
-        <w:spacing w:after="60"/>
-        <w:ind w:left="360"/>
-      </w:pPr>
-      <w:r>
-        <w:rPr>
-          <w:rFonts w:ascii="Times New Roman" w:cs="Times New Roman" w:eastAsia="Times New Roman" w:hAnsi="Times New Roman"/>
-          <w:b/>
-          <w:bCs/>
-          <w:sz w:val="24"/>
-          <w:szCs w:val="24"/>
-          <w:shd w:fill="FF9E9E" w:color="auto" w:val="clear"/>
-        </w:rPr>
-        <w:t xml:space="preserve">Вариант 7 (№15 (п. 8.2)): </w:t>
-      </w:r>
-      <w:r>
-        <w:rPr>
-          <w:rFonts w:ascii="Times New Roman" w:cs="Times New Roman" w:eastAsia="Times New Roman" w:hAnsi="Times New Roman"/>
-          <w:i w:val="false"/>
-          <w:iCs w:val="false"/>
-          <w:sz w:val="24"/>
-          <w:szCs w:val="24"/>
-          <w:shd w:fill="FF9E9E" w:color="auto" w:val="clear"/>
-        </w:rPr>
-        <w:t xml:space="preserve">Стороны пришли к соглашению рассматривать все споры и разногласия, возникающие в связи и по поводу настоящего Договора, которые невозможно урегулировать путем переговоров, в Специализированном межрайонном экномическом суде Атырауской области.</w:t>
-      </w:r>
-    </w:p>
-    <w:p>
-      <w:pPr>
-        <w:spacing w:after="60"/>
-        <w:ind w:left="360"/>
-      </w:pPr>
-      <w:r>
-        <w:rPr>
-          <w:rFonts w:ascii="Times New Roman" w:cs="Times New Roman" w:eastAsia="Times New Roman" w:hAnsi="Times New Roman"/>
-          <w:b/>
-          <w:bCs/>
-          <w:sz w:val="24"/>
-          <w:szCs w:val="24"/>
-          <w:shd w:fill="FF9E9E" w:color="auto" w:val="clear"/>
-        </w:rPr>
-        <w:t xml:space="preserve">Вариант 8 (№61 (п. 9.2)): </w:t>
-      </w:r>
-      <w:r>
-        <w:rPr>
-          <w:rFonts w:ascii="Times New Roman" w:cs="Times New Roman" w:eastAsia="Times New Roman" w:hAnsi="Times New Roman"/>
-          <w:i w:val="false"/>
-          <w:iCs w:val="false"/>
-          <w:sz w:val="24"/>
-          <w:szCs w:val="24"/>
-          <w:shd w:fill="FF9E9E" w:color="auto" w:val="clear"/>
-        </w:rPr>
-        <w:t xml:space="preserve">Стороны пришли к соглашению рассматривать все споры и разногласия, возникающие в связи и по поводу настоящего Договора, которые невозможно урегулировать путем переговоров, в судах Республики Казахстан по месту нахождения Кредитора/Поверенного (агента)/Партнера, либо его филиалов/представительств по его усмотрению.</w:t>
-      </w:r>
-    </w:p>
-    <w:p>
-      <w:pPr>
-        <w:spacing w:after="60"/>
-        <w:ind w:left="360"/>
-      </w:pPr>
-      <w:r>
-        <w:rPr>
-          <w:rFonts w:ascii="Times New Roman" w:cs="Times New Roman" w:eastAsia="Times New Roman" w:hAnsi="Times New Roman"/>
-          <w:b/>
-          <w:bCs/>
-          <w:sz w:val="24"/>
-          <w:szCs w:val="24"/>
-          <w:shd w:fill="FF9E9E" w:color="auto" w:val="clear"/>
-        </w:rPr>
-        <w:t xml:space="preserve">Вариант 9 (№58 (п. 6.3)): </w:t>
-      </w:r>
-      <w:r>
-        <w:rPr>
-          <w:rFonts w:ascii="Times New Roman" w:cs="Times New Roman" w:eastAsia="Times New Roman" w:hAnsi="Times New Roman"/>
-          <w:i w:val="false"/>
-          <w:iCs w:val="false"/>
-          <w:sz w:val="24"/>
-          <w:szCs w:val="24"/>
-          <w:shd w:fill="FF9E9E" w:color="auto" w:val="clear"/>
-        </w:rPr>
-        <w:t xml:space="preserve">а при невозможности достигнуть соглашения могут быть переданы по инициативе любой Стороны в судебные органы Республики Казахстан.</w:t>
-      </w:r>
-      <w:commentRangeEnd w:id="281"/>
-      <w:r>
-        <w:commentReference w:id="281"/>
-      </w:r>
-    </w:p>
-    <w:p>
-      <w:pPr>
-        <w:spacing w:before="60"/>
-      </w:pPr>
-      <w:commentRangeStart w:id="282"/>
-      <w:r>
-        <w:rPr>
-          <w:rFonts w:ascii="Times New Roman" w:cs="Times New Roman" w:eastAsia="Times New Roman" w:hAnsi="Times New Roman"/>
-          <w:b/>
-          <w:bCs/>
-          <w:sz w:val="24"/>
-          <w:szCs w:val="24"/>
-        </w:rPr>
-        <w:t xml:space="preserve">10.3. </w:t>
-      </w:r>
-      <w:r>
-        <w:rPr>
-          <w:rFonts w:ascii="Times New Roman" w:cs="Times New Roman" w:eastAsia="Times New Roman" w:hAnsi="Times New Roman"/>
-          <w:i/>
-          <w:iCs/>
-          <w:sz w:val="24"/>
-          <w:szCs w:val="24"/>
-          <w:shd w:fill="FF9E9E" w:color="auto" w:val="clear"/>
-        </w:rPr>
-        <w:t xml:space="preserve">[ВАРИАНТЫ — выбор не сделан; вопрос реестра № 63, 18]</w:t>
-      </w:r>
-    </w:p>
-    <w:p>
-      <w:pPr>
-        <w:spacing w:after="60"/>
-        <w:ind w:left="360"/>
-      </w:pPr>
-      <w:r>
-        <w:rPr>
-          <w:rFonts w:ascii="Times New Roman" w:cs="Times New Roman" w:eastAsia="Times New Roman" w:hAnsi="Times New Roman"/>
-          <w:b/>
-          <w:bCs/>
-          <w:sz w:val="24"/>
-          <w:szCs w:val="24"/>
-          <w:shd w:fill="FF9E9E" w:color="auto" w:val="clear"/>
-        </w:rPr>
-        <w:t xml:space="preserve">Вариант 1 (№47 (п. 10.4)): </w:t>
-      </w:r>
-      <w:r>
-        <w:rPr>
-          <w:rFonts w:ascii="Times New Roman" w:cs="Times New Roman" w:eastAsia="Times New Roman" w:hAnsi="Times New Roman"/>
-          <w:i w:val="false"/>
-          <w:iCs w:val="false"/>
-          <w:sz w:val="24"/>
-          <w:szCs w:val="24"/>
-          <w:shd w:fill="FF9E9E" w:color="auto" w:val="clear"/>
-        </w:rPr>
-        <w:t xml:space="preserve">Настоящим стороны заключили арбитражное соглашение (арбитражную оговорку) в соответствии со статьей 8 Закона Республики Казахстан «Об арбитраже», подтверждая, что любые споры, которые возникли или могут возникнуть между ними из гражданско-правовых отношений, связанных с настоящим Договором, могут быть переданы на рассмотрение в выбранный сторонами арбитраж. Арбитражное соглашение считается заключённым в письменной форме.</w:t>
-      </w:r>
-    </w:p>
-    <w:p>
-      <w:pPr>
-        <w:spacing w:after="60"/>
-        <w:ind w:left="360"/>
-      </w:pPr>
-      <w:r>
-        <w:rPr>
-          <w:rFonts w:ascii="Times New Roman" w:cs="Times New Roman" w:eastAsia="Times New Roman" w:hAnsi="Times New Roman"/>
-          <w:b/>
-          <w:bCs/>
-          <w:sz w:val="24"/>
-          <w:szCs w:val="24"/>
-          <w:shd w:fill="FF9E9E" w:color="auto" w:val="clear"/>
-        </w:rPr>
-        <w:t xml:space="preserve">Вариант 2 (остальные 18 договоров — арбитражной оговорки нет, только государственный суд (п. 10.2)): </w:t>
-      </w:r>
-      <w:r>
-        <w:rPr>
-          <w:rFonts w:ascii="Times New Roman" w:cs="Times New Roman" w:eastAsia="Times New Roman" w:hAnsi="Times New Roman"/>
-          <w:i/>
-          <w:iCs/>
-          <w:sz w:val="24"/>
-          <w:szCs w:val="24"/>
-          <w:shd w:fill="FF9E9E" w:color="auto" w:val="clear"/>
-        </w:rPr>
         <w:t xml:space="preserve">[положение отсутствует]</w:t>
       </w:r>
-      <w:commentRangeEnd w:id="282"/>
-      <w:r>
-        <w:commentReference w:id="282"/>
+      <w:commentRangeEnd w:id="276"/>
+      <w:r>
+        <w:commentReference w:id="276"/>
       </w:r>
     </w:p>
     <w:p>
@@ -20217,16 +19484,16 @@
         <w:spacing w:after="80"/>
         <w:jc w:val="both"/>
       </w:pPr>
-      <w:commentRangeStart w:id="283"/>
-      <w:r>
-        <w:rPr>
-          <w:rFonts w:ascii="Times New Roman" w:cs="Times New Roman" w:eastAsia="Times New Roman" w:hAnsi="Times New Roman"/>
-          <w:b/>
-          <w:bCs/>
-          <w:sz w:val="24"/>
-          <w:szCs w:val="24"/>
-        </w:rPr>
-        <w:t xml:space="preserve">10.4. </w:t>
+      <w:commentRangeStart w:id="277"/>
+      <w:r>
+        <w:rPr>
+          <w:rFonts w:ascii="Times New Roman" w:cs="Times New Roman" w:eastAsia="Times New Roman" w:hAnsi="Times New Roman"/>
+          <w:b/>
+          <w:bCs/>
+          <w:sz w:val="24"/>
+          <w:szCs w:val="24"/>
+        </w:rPr>
+        <w:t xml:space="preserve">9.2. </w:t>
       </w:r>
       <w:r>
         <w:rPr>
@@ -20235,126 +19502,41 @@
           <w:szCs w:val="24"/>
           <w:shd w:fill="BDD7EE" w:color="auto" w:val="clear"/>
         </w:rPr>
-        <w:t xml:space="preserve">Стороны согласились, что применимым правом при рассмотрении споров будет являться право Республики Казахстан.</w:t>
-      </w:r>
-      <w:commentRangeEnd w:id="283"/>
-      <w:r>
-        <w:commentReference w:id="283"/>
-      </w:r>
-    </w:p>
-    <w:p>
-      <w:pPr>
-        <w:spacing w:before="60"/>
-      </w:pPr>
-      <w:commentRangeStart w:id="284"/>
-      <w:r>
-        <w:rPr>
-          <w:rFonts w:ascii="Times New Roman" w:cs="Times New Roman" w:eastAsia="Times New Roman" w:hAnsi="Times New Roman"/>
-          <w:b/>
-          <w:bCs/>
-          <w:sz w:val="24"/>
-          <w:szCs w:val="24"/>
-        </w:rPr>
-        <w:t xml:space="preserve">10.5. </w:t>
-      </w:r>
-      <w:r>
-        <w:rPr>
-          <w:rFonts w:ascii="Times New Roman" w:cs="Times New Roman" w:eastAsia="Times New Roman" w:hAnsi="Times New Roman"/>
-          <w:i/>
-          <w:iCs/>
-          <w:sz w:val="24"/>
-          <w:szCs w:val="24"/>
-          <w:shd w:fill="FF9E9E" w:color="auto" w:val="clear"/>
-        </w:rPr>
-        <w:t xml:space="preserve">[ВАРИАНТЫ — выбор не сделан; вопрос реестра № 64, 19]</w:t>
-      </w:r>
-    </w:p>
-    <w:p>
-      <w:pPr>
-        <w:spacing w:after="60"/>
-        <w:ind w:left="360"/>
-      </w:pPr>
-      <w:r>
-        <w:rPr>
-          <w:rFonts w:ascii="Times New Roman" w:cs="Times New Roman" w:eastAsia="Times New Roman" w:hAnsi="Times New Roman"/>
-          <w:b/>
-          <w:bCs/>
-          <w:sz w:val="24"/>
-          <w:szCs w:val="24"/>
-          <w:shd w:fill="FF9E9E" w:color="auto" w:val="clear"/>
-        </w:rPr>
-        <w:t xml:space="preserve">Вариант 1 (№3; №11; №19; №22; №37; №47; №55 (п. 10.3); №2; №4; №12; №30 (п. 11.3); №25 (п. 9.3)): </w:t>
-      </w:r>
-      <w:r>
-        <w:rPr>
-          <w:rFonts w:ascii="Times New Roman" w:cs="Times New Roman" w:eastAsia="Times New Roman" w:hAnsi="Times New Roman"/>
-          <w:i w:val="false"/>
-          <w:iCs w:val="false"/>
-          <w:sz w:val="24"/>
-          <w:szCs w:val="24"/>
-          <w:shd w:fill="FF9E9E" w:color="auto" w:val="clear"/>
-        </w:rPr>
-        <w:t xml:space="preserve">Уведомления, направляемые Займодателем и Поверенным (агентом) в письменной форме по адресу, указанному Заемщиком в Договоре, считаются доставленными.</w:t>
-      </w:r>
-    </w:p>
-    <w:p>
-      <w:pPr>
-        <w:spacing w:after="60"/>
-        <w:ind w:left="360"/>
-      </w:pPr>
-      <w:r>
-        <w:rPr>
-          <w:rFonts w:ascii="Times New Roman" w:cs="Times New Roman" w:eastAsia="Times New Roman" w:hAnsi="Times New Roman"/>
-          <w:b/>
-          <w:bCs/>
-          <w:sz w:val="24"/>
-          <w:szCs w:val="24"/>
-          <w:shd w:fill="FF9E9E" w:color="auto" w:val="clear"/>
-        </w:rPr>
-        <w:t xml:space="preserve">Вариант 2 (№47 (п. 11.6)): </w:t>
-      </w:r>
-      <w:r>
-        <w:rPr>
-          <w:rFonts w:ascii="Times New Roman" w:cs="Times New Roman" w:eastAsia="Times New Roman" w:hAnsi="Times New Roman"/>
-          <w:i w:val="false"/>
-          <w:iCs w:val="false"/>
-          <w:sz w:val="24"/>
-          <w:szCs w:val="24"/>
-          <w:shd w:fill="FF9E9E" w:color="auto" w:val="clear"/>
-        </w:rPr>
-        <w:t xml:space="preserve">Уведомление считается полученным с момента его отправки по реквизитам, указанным в настоящем Договоре, независимо от фактического получения, прочтения или ознакомления с его содержанием адресатом.</w:t>
-      </w:r>
-    </w:p>
-    <w:p>
-      <w:pPr>
-        <w:spacing w:after="60"/>
-        <w:ind w:left="360"/>
-      </w:pPr>
-      <w:r>
-        <w:rPr>
-          <w:rFonts w:ascii="Times New Roman" w:cs="Times New Roman" w:eastAsia="Times New Roman" w:hAnsi="Times New Roman"/>
-          <w:b/>
-          <w:bCs/>
-          <w:sz w:val="24"/>
-          <w:szCs w:val="24"/>
-          <w:shd w:fill="FF9E9E" w:color="auto" w:val="clear"/>
-        </w:rPr>
-        <w:t xml:space="preserve">Вариант 3 (№15 (п. 6.2.9); №61 (п. 6.2.8 — «Кредитору/Поверенному (агенту)/Партнеру»)): </w:t>
-      </w:r>
-      <w:r>
-        <w:rPr>
-          <w:rFonts w:ascii="Times New Roman" w:cs="Times New Roman" w:eastAsia="Times New Roman" w:hAnsi="Times New Roman"/>
-          <w:i w:val="false"/>
-          <w:iCs w:val="false"/>
-          <w:sz w:val="24"/>
-          <w:szCs w:val="24"/>
-          <w:shd w:fill="FF9E9E" w:color="auto" w:val="clear"/>
-        </w:rPr>
-        <w:t xml:space="preserve">Уведомление или другая информация считаются переданными Заемщиком Кредитору при их передаче следующим образом: 1) при передаче лично или курьером, на дату вручения; 2) отправка на электронную почту, при условии наличия отметки о доставке на электронный адрес Кредитора [e-mail];</w:t>
-      </w:r>
-      <w:commentRangeEnd w:id="284"/>
-      <w:r>
-        <w:commentReference w:id="284"/>
+        <w:t xml:space="preserve">Правопреемник Стороны по настоящему Договору непосредственно принимает на себя права требования и обязанности, изложенные в настоящем Договоре, в том числе и права требования и обязанности, связанные с урегулированием возможных споров и разногласий.</w:t>
+      </w:r>
+      <w:commentRangeEnd w:id="277"/>
+      <w:r>
+        <w:commentReference w:id="277"/>
+      </w:r>
+    </w:p>
+    <w:p>
+      <w:pPr>
+        <w:spacing w:after="80"/>
+        <w:jc w:val="both"/>
+      </w:pPr>
+      <w:commentRangeStart w:id="278"/>
+      <w:r>
+        <w:rPr>
+          <w:rFonts w:ascii="Times New Roman" w:cs="Times New Roman" w:eastAsia="Times New Roman" w:hAnsi="Times New Roman"/>
+          <w:b/>
+          <w:bCs/>
+          <w:sz w:val="24"/>
+          <w:szCs w:val="24"/>
+        </w:rPr>
+        <w:t xml:space="preserve">9.3. </w:t>
+      </w:r>
+      <w:r>
+        <w:rPr>
+          <w:rFonts w:ascii="Times New Roman" w:cs="Times New Roman" w:eastAsia="Times New Roman" w:hAnsi="Times New Roman"/>
+          <w:sz w:val="24"/>
+          <w:szCs w:val="24"/>
+          <w:shd w:fill="BDD7EE" w:color="auto" w:val="clear"/>
+        </w:rPr>
+        <w:t xml:space="preserve">Кредитор/Поверенный (агент)/Партнер имеет безусловное право осуществлять переуступку своих прав по настоящему Договору в соответствии с действующим законодательством Республики Казахстан. При уступке Кредитором/Поверенным (агент)/Партнером права (требования) по договору третьему лицу требования и ограничения, предъявляемые законодательством Республики Казахстан к взаимоотношениям кредитора с заемщиком в рамках договора, распространяются на правоотношения заемщика с третьим лицом, которому уступлено право (требование).</w:t>
+      </w:r>
+      <w:commentRangeEnd w:id="278"/>
+      <w:r>
+        <w:commentReference w:id="278"/>
       </w:r>
     </w:p>
     <w:p>
@@ -20370,7 +19552,7 @@
           <w:sz w:val="26"/>
           <w:szCs w:val="26"/>
         </w:rPr>
-        <w:t xml:space="preserve">11. ДОПОЛНИТЕЛЬНЫЕ УСЛОВИЯ</w:t>
+        <w:t xml:space="preserve">10. РАЗНОГЛАСИЯ И СПОРЫ СТОРОН</w:t>
       </w:r>
     </w:p>
     <w:p>
@@ -20378,217 +19560,16 @@
         <w:spacing w:after="80"/>
         <w:jc w:val="both"/>
       </w:pPr>
-      <w:commentRangeStart w:id="285"/>
-      <w:r>
-        <w:rPr>
-          <w:rFonts w:ascii="Times New Roman" w:cs="Times New Roman" w:eastAsia="Times New Roman" w:hAnsi="Times New Roman"/>
-          <w:b/>
-          <w:bCs/>
-          <w:sz w:val="24"/>
-          <w:szCs w:val="24"/>
-        </w:rPr>
-        <w:t xml:space="preserve">11.1. </w:t>
-      </w:r>
-      <w:r>
-        <w:rPr>
-          <w:rFonts w:ascii="Times New Roman" w:cs="Times New Roman" w:eastAsia="Times New Roman" w:hAnsi="Times New Roman"/>
-          <w:sz w:val="24"/>
-          <w:szCs w:val="24"/>
-          <w:shd w:fill="BDD7EE" w:color="auto" w:val="clear"/>
-        </w:rPr>
-        <w:t xml:space="preserve">Все извещения, уведомления, претензии и другие документы по настоящему Договору могут направляться Сторонами по почте, телеграммой, с курьером, по факсу, по электронной почте, за исключением случаев, когда законодательство или обоснованный запрос Стороны содержит требование о предоставлении документов в определенной форме.</w:t>
-      </w:r>
-      <w:commentRangeEnd w:id="285"/>
-      <w:r>
-        <w:commentReference w:id="285"/>
-      </w:r>
-    </w:p>
-    <w:p>
-      <w:pPr>
-        <w:spacing w:before="60"/>
-      </w:pPr>
-      <w:commentRangeStart w:id="286"/>
-      <w:r>
-        <w:rPr>
-          <w:rFonts w:ascii="Times New Roman" w:cs="Times New Roman" w:eastAsia="Times New Roman" w:hAnsi="Times New Roman"/>
-          <w:b/>
-          <w:bCs/>
-          <w:sz w:val="24"/>
-          <w:szCs w:val="24"/>
-        </w:rPr>
-        <w:t xml:space="preserve">11.1-1. </w:t>
-      </w:r>
-      <w:r>
-        <w:rPr>
-          <w:rFonts w:ascii="Times New Roman" w:cs="Times New Roman" w:eastAsia="Times New Roman" w:hAnsi="Times New Roman"/>
-          <w:i/>
-          <w:iCs/>
-          <w:sz w:val="24"/>
-          <w:szCs w:val="24"/>
-          <w:shd w:fill="FF9E9E" w:color="auto" w:val="clear"/>
-        </w:rPr>
-        <w:t xml:space="preserve">[ВАРИАНТЫ — выбор не сделан; вопрос реестра № 65, 19]</w:t>
-      </w:r>
-    </w:p>
-    <w:p>
-      <w:pPr>
-        <w:spacing w:after="60"/>
-        <w:ind w:left="360"/>
-      </w:pPr>
-      <w:r>
-        <w:rPr>
-          <w:rFonts w:ascii="Times New Roman" w:cs="Times New Roman" w:eastAsia="Times New Roman" w:hAnsi="Times New Roman"/>
-          <w:b/>
-          <w:bCs/>
-          <w:sz w:val="24"/>
-          <w:szCs w:val="24"/>
-          <w:shd w:fill="FF9E9E" w:color="auto" w:val="clear"/>
-        </w:rPr>
-        <w:t xml:space="preserve">Вариант 1 (№3 (п. 12.1); №4 (п. 13.1); №11; №12; №19; №22; №25; №37; №47; №55): </w:t>
-      </w:r>
-      <w:r>
-        <w:rPr>
-          <w:rFonts w:ascii="Times New Roman" w:cs="Times New Roman" w:eastAsia="Times New Roman" w:hAnsi="Times New Roman"/>
-          <w:i w:val="false"/>
-          <w:iCs w:val="false"/>
-          <w:sz w:val="24"/>
-          <w:szCs w:val="24"/>
-          <w:shd w:fill="FF9E9E" w:color="auto" w:val="clear"/>
-        </w:rPr>
-        <w:t xml:space="preserve">Претензии о выплате штрафных санкций и уведомления о расторжении Договора направляются заказным письмом либо с курьером под роспись.</w:t>
-      </w:r>
-    </w:p>
-    <w:p>
-      <w:pPr>
-        <w:spacing w:after="60"/>
-        <w:ind w:left="360"/>
-      </w:pPr>
-      <w:r>
-        <w:rPr>
-          <w:rFonts w:ascii="Times New Roman" w:cs="Times New Roman" w:eastAsia="Times New Roman" w:hAnsi="Times New Roman"/>
-          <w:b/>
-          <w:bCs/>
-          <w:sz w:val="24"/>
-          <w:szCs w:val="24"/>
-          <w:shd w:fill="FF9E9E" w:color="auto" w:val="clear"/>
-        </w:rPr>
-        <w:t xml:space="preserve">Вариант 2 (№30 (п. 12.1)): </w:t>
-      </w:r>
-      <w:r>
-        <w:rPr>
-          <w:rFonts w:ascii="Times New Roman" w:cs="Times New Roman" w:eastAsia="Times New Roman" w:hAnsi="Times New Roman"/>
-          <w:i w:val="false"/>
-          <w:iCs w:val="false"/>
-          <w:sz w:val="24"/>
-          <w:szCs w:val="24"/>
-          <w:shd w:fill="FF9E9E" w:color="auto" w:val="clear"/>
-        </w:rPr>
-        <w:t xml:space="preserve">Претензии о выплате штрафных санкций и уведомления о расторжении Договора направляются заказным письмом, либо с курьером под роспись, либо по электронной почте, либо на мессенджер WhatsApp.</w:t>
-      </w:r>
-    </w:p>
-    <w:p>
-      <w:pPr>
-        <w:spacing w:after="60"/>
-        <w:ind w:left="360"/>
-      </w:pPr>
-      <w:r>
-        <w:rPr>
-          <w:rFonts w:ascii="Times New Roman" w:cs="Times New Roman" w:eastAsia="Times New Roman" w:hAnsi="Times New Roman"/>
-          <w:b/>
-          <w:bCs/>
-          <w:sz w:val="24"/>
-          <w:szCs w:val="24"/>
-          <w:shd w:fill="FF9E9E" w:color="auto" w:val="clear"/>
-        </w:rPr>
-        <w:t xml:space="preserve">Вариант 3 (№2 (п. 12.1)): </w:t>
-      </w:r>
-      <w:r>
-        <w:rPr>
-          <w:rFonts w:ascii="Times New Roman" w:cs="Times New Roman" w:eastAsia="Times New Roman" w:hAnsi="Times New Roman"/>
-          <w:i w:val="false"/>
-          <w:iCs w:val="false"/>
-          <w:sz w:val="24"/>
-          <w:szCs w:val="24"/>
-          <w:shd w:fill="FF9E9E" w:color="auto" w:val="clear"/>
-        </w:rPr>
-        <w:t xml:space="preserve">Претензии о выплате штрафных санкций и уведомления о расторжении Договора направляются мессенджер WhatsApp, заказным письмом, либо с курьером под роспись.</w:t>
-      </w:r>
-    </w:p>
-    <w:p>
-      <w:pPr>
-        <w:spacing w:after="60"/>
-        <w:ind w:left="360"/>
-      </w:pPr>
-      <w:r>
-        <w:rPr>
-          <w:rFonts w:ascii="Times New Roman" w:cs="Times New Roman" w:eastAsia="Times New Roman" w:hAnsi="Times New Roman"/>
-          <w:b/>
-          <w:bCs/>
-          <w:sz w:val="24"/>
-          <w:szCs w:val="24"/>
-          <w:shd w:fill="FF9E9E" w:color="auto" w:val="clear"/>
-        </w:rPr>
-        <w:t xml:space="preserve">Вариант 4 (№47 (п. 11.6) — для любого уведомления): </w:t>
-      </w:r>
-      <w:r>
-        <w:rPr>
-          <w:rFonts w:ascii="Times New Roman" w:cs="Times New Roman" w:eastAsia="Times New Roman" w:hAnsi="Times New Roman"/>
-          <w:i w:val="false"/>
-          <w:iCs w:val="false"/>
-          <w:sz w:val="24"/>
-          <w:szCs w:val="24"/>
-          <w:shd w:fill="FF9E9E" w:color="auto" w:val="clear"/>
-        </w:rPr>
-        <w:t xml:space="preserve">Любое уведомление, направляемое одной Стороной другой Стороне в соответствии с настоящим Договором, направляется заказным почтовым отправлением с уведомлением о вручении, посредством мессенджера WhatsApp на номер телефона либо по адресу электронной почты, указанному в настоящем Договоре.</w:t>
-      </w:r>
-    </w:p>
-    <w:p>
-      <w:pPr>
-        <w:spacing w:after="60"/>
-        <w:ind w:left="360"/>
-      </w:pPr>
-      <w:r>
-        <w:rPr>
-          <w:rFonts w:ascii="Times New Roman" w:cs="Times New Roman" w:eastAsia="Times New Roman" w:hAnsi="Times New Roman"/>
-          <w:b/>
-          <w:bCs/>
-          <w:sz w:val="24"/>
-          <w:szCs w:val="24"/>
-          <w:shd w:fill="FF9E9E" w:color="auto" w:val="clear"/>
-        </w:rPr>
-        <w:t xml:space="preserve">Вариант 5 (№15; №48; №49; №53; №58; №24; №61 — специального порядка нет): </w:t>
-      </w:r>
-      <w:r>
-        <w:rPr>
-          <w:rFonts w:ascii="Times New Roman" w:cs="Times New Roman" w:eastAsia="Times New Roman" w:hAnsi="Times New Roman"/>
-          <w:i/>
-          <w:iCs/>
-          <w:sz w:val="24"/>
-          <w:szCs w:val="24"/>
-          <w:shd w:fill="FF9E9E" w:color="auto" w:val="clear"/>
-        </w:rPr>
-        <w:t xml:space="preserve">[положение отсутствует]</w:t>
-      </w:r>
-      <w:commentRangeEnd w:id="286"/>
-      <w:r>
-        <w:commentReference w:id="286"/>
-      </w:r>
-    </w:p>
-    <w:p>
-      <w:pPr>
-        <w:spacing w:after="80"/>
-        <w:jc w:val="both"/>
-      </w:pPr>
-      <w:commentRangeStart w:id="287"/>
-      <w:r>
-        <w:rPr>
-          <w:rFonts w:ascii="Times New Roman" w:cs="Times New Roman" w:eastAsia="Times New Roman" w:hAnsi="Times New Roman"/>
-          <w:b/>
-          <w:bCs/>
-          <w:sz w:val="24"/>
-          <w:szCs w:val="24"/>
-        </w:rPr>
-        <w:t xml:space="preserve">11.1-2. </w:t>
+      <w:commentRangeStart w:id="279"/>
+      <w:r>
+        <w:rPr>
+          <w:rFonts w:ascii="Times New Roman" w:cs="Times New Roman" w:eastAsia="Times New Roman" w:hAnsi="Times New Roman"/>
+          <w:b/>
+          <w:bCs/>
+          <w:sz w:val="24"/>
+          <w:szCs w:val="24"/>
+        </w:rPr>
+        <w:t xml:space="preserve">10.1. </w:t>
       </w:r>
       <w:r>
         <w:rPr>
@@ -20597,7 +19578,7 @@
           <w:szCs w:val="24"/>
           <w:shd w:fill="FFEB9C" w:color="auto" w:val="clear"/>
         </w:rPr>
-        <w:t xml:space="preserve">Заемщик подписанием настоящего Договора выражает согласие с тем, что обязательства Займодателя по надлежащему уведомлению Заемщика признаются исполненными, а Заемщик считается надлежащим образом, уведомленным при направлении всей корреспонденции (писем, уведомлений, в том числе о неисполнении обязательств, требований и т.д.) по адресу Заемщика, указанному в реквизитах настоящего Договора.</w:t>
+        <w:t xml:space="preserve">Разногласия, возникающие в процессе выполнения условий настоящего Договора в предварительном порядке рассматриваются Сторонами в целях выработки взаимоприемлемых решений.</w:t>
       </w:r>
       <w:r>
         <w:rPr>
@@ -20610,9 +19591,466 @@
         </w:rPr>
         <w:t xml:space="preserve"> [есть региональные варианты формулировки — см. комментарий]</w:t>
       </w:r>
-      <w:commentRangeEnd w:id="287"/>
-      <w:r>
-        <w:commentReference w:id="287"/>
+      <w:commentRangeEnd w:id="279"/>
+      <w:r>
+        <w:commentReference w:id="279"/>
+      </w:r>
+    </w:p>
+    <w:p>
+      <w:pPr>
+        <w:spacing w:before="60"/>
+      </w:pPr>
+      <w:commentRangeStart w:id="280"/>
+      <w:r>
+        <w:rPr>
+          <w:rFonts w:ascii="Times New Roman" w:cs="Times New Roman" w:eastAsia="Times New Roman" w:hAnsi="Times New Roman"/>
+          <w:b/>
+          <w:bCs/>
+          <w:sz w:val="24"/>
+          <w:szCs w:val="24"/>
+        </w:rPr>
+        <w:t xml:space="preserve">10.1-1. </w:t>
+      </w:r>
+      <w:r>
+        <w:rPr>
+          <w:rFonts w:ascii="Times New Roman" w:cs="Times New Roman" w:eastAsia="Times New Roman" w:hAnsi="Times New Roman"/>
+          <w:i/>
+          <w:iCs/>
+          <w:sz w:val="24"/>
+          <w:szCs w:val="24"/>
+          <w:shd w:fill="F8CBAD" w:color="auto" w:val="clear"/>
+        </w:rPr>
+        <w:t xml:space="preserve">[ВАРИАНТЫ — выбор не сделан]</w:t>
+      </w:r>
+    </w:p>
+    <w:p>
+      <w:pPr>
+        <w:spacing w:after="60"/>
+        <w:ind w:left="360"/>
+      </w:pPr>
+      <w:r>
+        <w:rPr>
+          <w:rFonts w:ascii="Times New Roman" w:cs="Times New Roman" w:eastAsia="Times New Roman" w:hAnsi="Times New Roman"/>
+          <w:b/>
+          <w:bCs/>
+          <w:sz w:val="24"/>
+          <w:szCs w:val="24"/>
+          <w:shd w:fill="F8CBAD" w:color="auto" w:val="clear"/>
+        </w:rPr>
+        <w:t xml:space="preserve">Вариант 1 (№15 (п. 8.3)): </w:t>
+      </w:r>
+      <w:r>
+        <w:rPr>
+          <w:rFonts w:ascii="Times New Roman" w:cs="Times New Roman" w:eastAsia="Times New Roman" w:hAnsi="Times New Roman"/>
+          <w:i w:val="false"/>
+          <w:iCs w:val="false"/>
+          <w:sz w:val="24"/>
+          <w:szCs w:val="24"/>
+          <w:shd w:fill="F8CBAD" w:color="auto" w:val="clear"/>
+        </w:rPr>
+        <w:t xml:space="preserve">Любая из Сторон вправе направить другой Стороне письменную претензию, которая должна быть рассмотрена Стороной, получившей письменную претензию, в течение 10 (десяти) рабочих дней с момента получения письменной претензии.</w:t>
+      </w:r>
+    </w:p>
+    <w:p>
+      <w:pPr>
+        <w:spacing w:after="60"/>
+        <w:ind w:left="360"/>
+      </w:pPr>
+      <w:r>
+        <w:rPr>
+          <w:rFonts w:ascii="Times New Roman" w:cs="Times New Roman" w:eastAsia="Times New Roman" w:hAnsi="Times New Roman"/>
+          <w:b/>
+          <w:bCs/>
+          <w:sz w:val="24"/>
+          <w:szCs w:val="24"/>
+          <w:shd w:fill="F8CBAD" w:color="auto" w:val="clear"/>
+        </w:rPr>
+        <w:t xml:space="preserve">Вариант 2 (№61 (п. 9.4)): </w:t>
+      </w:r>
+      <w:r>
+        <w:rPr>
+          <w:rFonts w:ascii="Times New Roman" w:cs="Times New Roman" w:eastAsia="Times New Roman" w:hAnsi="Times New Roman"/>
+          <w:i w:val="false"/>
+          <w:iCs w:val="false"/>
+          <w:sz w:val="24"/>
+          <w:szCs w:val="24"/>
+          <w:shd w:fill="F8CBAD" w:color="auto" w:val="clear"/>
+        </w:rPr>
+        <w:t xml:space="preserve">Любая из Сторон вправе направить другой Стороне претензию, которая должна быть рассмотрена Стороной, получившей претензию, в течение 10 (десяти) календарных дней с момента получения претензии, если иной срок не указан в самой претензии.</w:t>
+      </w:r>
+      <w:commentRangeEnd w:id="280"/>
+      <w:r>
+        <w:commentReference w:id="280"/>
+      </w:r>
+    </w:p>
+    <w:p>
+      <w:pPr>
+        <w:spacing w:before="60"/>
+      </w:pPr>
+      <w:commentRangeStart w:id="281"/>
+      <w:r>
+        <w:rPr>
+          <w:rFonts w:ascii="Times New Roman" w:cs="Times New Roman" w:eastAsia="Times New Roman" w:hAnsi="Times New Roman"/>
+          <w:b/>
+          <w:bCs/>
+          <w:sz w:val="24"/>
+          <w:szCs w:val="24"/>
+        </w:rPr>
+        <w:t xml:space="preserve">10.2. </w:t>
+      </w:r>
+      <w:r>
+        <w:rPr>
+          <w:rFonts w:ascii="Times New Roman" w:cs="Times New Roman" w:eastAsia="Times New Roman" w:hAnsi="Times New Roman"/>
+          <w:i/>
+          <w:iCs/>
+          <w:sz w:val="24"/>
+          <w:szCs w:val="24"/>
+          <w:shd w:fill="FF9E9E" w:color="auto" w:val="clear"/>
+        </w:rPr>
+        <w:t xml:space="preserve">[ВАРИАНТЫ — выбор не сделан; вопрос реестра № 62, 18]</w:t>
+      </w:r>
+    </w:p>
+    <w:p>
+      <w:pPr>
+        <w:spacing w:after="60"/>
+        <w:ind w:left="360"/>
+      </w:pPr>
+      <w:r>
+        <w:rPr>
+          <w:rFonts w:ascii="Times New Roman" w:cs="Times New Roman" w:eastAsia="Times New Roman" w:hAnsi="Times New Roman"/>
+          <w:b/>
+          <w:bCs/>
+          <w:sz w:val="24"/>
+          <w:szCs w:val="24"/>
+          <w:shd w:fill="FF9E9E" w:color="auto" w:val="clear"/>
+        </w:rPr>
+        <w:t xml:space="preserve">Вариант 1 (№3; №11; №19; №22; №37; №55 (п. 10.2); №4; №12 (п. 11.2); №25 (п. 9.2)): </w:t>
+      </w:r>
+      <w:r>
+        <w:rPr>
+          <w:rFonts w:ascii="Times New Roman" w:cs="Times New Roman" w:eastAsia="Times New Roman" w:hAnsi="Times New Roman"/>
+          <w:i w:val="false"/>
+          <w:iCs w:val="false"/>
+          <w:sz w:val="24"/>
+          <w:szCs w:val="24"/>
+          <w:shd w:fill="FF9E9E" w:color="auto" w:val="clear"/>
+        </w:rPr>
+        <w:t xml:space="preserve">Все споры между Сторонами, по которым не были достигнуты соглашения, разрешаются в судебном порядке в соответствии с законодательством Республики Казахстан. Споры между Сторонами подлежат рассмотрению по месту нахождения Займодателя.</w:t>
+      </w:r>
+    </w:p>
+    <w:p>
+      <w:pPr>
+        <w:spacing w:after="60"/>
+        <w:ind w:left="360"/>
+      </w:pPr>
+      <w:r>
+        <w:rPr>
+          <w:rFonts w:ascii="Times New Roman" w:cs="Times New Roman" w:eastAsia="Times New Roman" w:hAnsi="Times New Roman"/>
+          <w:b/>
+          <w:bCs/>
+          <w:sz w:val="24"/>
+          <w:szCs w:val="24"/>
+          <w:shd w:fill="FF9E9E" w:color="auto" w:val="clear"/>
+        </w:rPr>
+        <w:t xml:space="preserve">Вариант 2 (№2 (п. 11.2); №30 (п. 11.2)): </w:t>
+      </w:r>
+      <w:r>
+        <w:rPr>
+          <w:rFonts w:ascii="Times New Roman" w:cs="Times New Roman" w:eastAsia="Times New Roman" w:hAnsi="Times New Roman"/>
+          <w:i w:val="false"/>
+          <w:iCs w:val="false"/>
+          <w:sz w:val="24"/>
+          <w:szCs w:val="24"/>
+          <w:shd w:fill="FF9E9E" w:color="auto" w:val="clear"/>
+        </w:rPr>
+        <w:t xml:space="preserve">Споры, в том числе судебные, между сторонами подлежат рассмотрению по месту нахождения Займодателя.</w:t>
+      </w:r>
+    </w:p>
+    <w:p>
+      <w:pPr>
+        <w:spacing w:after="60"/>
+        <w:ind w:left="360"/>
+      </w:pPr>
+      <w:r>
+        <w:rPr>
+          <w:rFonts w:ascii="Times New Roman" w:cs="Times New Roman" w:eastAsia="Times New Roman" w:hAnsi="Times New Roman"/>
+          <w:b/>
+          <w:bCs/>
+          <w:sz w:val="24"/>
+          <w:szCs w:val="24"/>
+          <w:shd w:fill="FF9E9E" w:color="auto" w:val="clear"/>
+        </w:rPr>
+        <w:t xml:space="preserve">Вариант 3 (№47 (п. 10.2)): </w:t>
+      </w:r>
+      <w:r>
+        <w:rPr>
+          <w:rFonts w:ascii="Times New Roman" w:cs="Times New Roman" w:eastAsia="Times New Roman" w:hAnsi="Times New Roman"/>
+          <w:i w:val="false"/>
+          <w:iCs w:val="false"/>
+          <w:sz w:val="24"/>
+          <w:szCs w:val="24"/>
+          <w:shd w:fill="FF9E9E" w:color="auto" w:val="clear"/>
+        </w:rPr>
+        <w:t xml:space="preserve">Все споры между Сторонами, по которым не было достигнуто соглашение, подлежат разрешению в судебном порядке в соответствии с законодательством Республики Казахстан. Такие споры рассматриваются в суде общей юрисдикции по месту нахождения Займодателя или в арбитражном суде, в соответствии с арбитражным соглашением и Регламентом соответствующего арбитражного учреждения.</w:t>
+      </w:r>
+    </w:p>
+    <w:p>
+      <w:pPr>
+        <w:spacing w:after="60"/>
+        <w:ind w:left="360"/>
+      </w:pPr>
+      <w:r>
+        <w:rPr>
+          <w:rFonts w:ascii="Times New Roman" w:cs="Times New Roman" w:eastAsia="Times New Roman" w:hAnsi="Times New Roman"/>
+          <w:b/>
+          <w:bCs/>
+          <w:sz w:val="24"/>
+          <w:szCs w:val="24"/>
+          <w:shd w:fill="FF9E9E" w:color="auto" w:val="clear"/>
+        </w:rPr>
+        <w:t xml:space="preserve">Вариант 4 (№49 (п. 7.3); №48 (п. 7.3)): </w:t>
+      </w:r>
+      <w:r>
+        <w:rPr>
+          <w:rFonts w:ascii="Times New Roman" w:cs="Times New Roman" w:eastAsia="Times New Roman" w:hAnsi="Times New Roman"/>
+          <w:i w:val="false"/>
+          <w:iCs w:val="false"/>
+          <w:sz w:val="24"/>
+          <w:szCs w:val="24"/>
+          <w:shd w:fill="FF9E9E" w:color="auto" w:val="clear"/>
+        </w:rPr>
+        <w:t xml:space="preserve">а при невозможности достигнуть соглашения могут быть переданы по инициативе любой Стороны в суд по месту нахождения Поверенного (агента).</w:t>
+      </w:r>
+    </w:p>
+    <w:p>
+      <w:pPr>
+        <w:spacing w:after="60"/>
+        <w:ind w:left="360"/>
+      </w:pPr>
+      <w:r>
+        <w:rPr>
+          <w:rFonts w:ascii="Times New Roman" w:cs="Times New Roman" w:eastAsia="Times New Roman" w:hAnsi="Times New Roman"/>
+          <w:b/>
+          <w:bCs/>
+          <w:sz w:val="24"/>
+          <w:szCs w:val="24"/>
+          <w:shd w:fill="FF9E9E" w:color="auto" w:val="clear"/>
+        </w:rPr>
+        <w:t xml:space="preserve">Вариант 5 (№24 (п. 6.3)): </w:t>
+      </w:r>
+      <w:r>
+        <w:rPr>
+          <w:rFonts w:ascii="Times New Roman" w:cs="Times New Roman" w:eastAsia="Times New Roman" w:hAnsi="Times New Roman"/>
+          <w:i w:val="false"/>
+          <w:iCs w:val="false"/>
+          <w:sz w:val="24"/>
+          <w:szCs w:val="24"/>
+          <w:shd w:fill="FF9E9E" w:color="auto" w:val="clear"/>
+        </w:rPr>
+        <w:t xml:space="preserve">а при невозможности достигнуть соглашения могут быть переданы по инициативе любой Стороны в судебные органы Республики Казахстан по месту нахождения Поверенного (агента).</w:t>
+      </w:r>
+    </w:p>
+    <w:p>
+      <w:pPr>
+        <w:spacing w:after="60"/>
+        <w:ind w:left="360"/>
+      </w:pPr>
+      <w:r>
+        <w:rPr>
+          <w:rFonts w:ascii="Times New Roman" w:cs="Times New Roman" w:eastAsia="Times New Roman" w:hAnsi="Times New Roman"/>
+          <w:b/>
+          <w:bCs/>
+          <w:sz w:val="24"/>
+          <w:szCs w:val="24"/>
+          <w:shd w:fill="FF9E9E" w:color="auto" w:val="clear"/>
+        </w:rPr>
+        <w:t xml:space="preserve">Вариант 6 (№53 (ст. 9 п. 2)): </w:t>
+      </w:r>
+      <w:r>
+        <w:rPr>
+          <w:rFonts w:ascii="Times New Roman" w:cs="Times New Roman" w:eastAsia="Times New Roman" w:hAnsi="Times New Roman"/>
+          <w:i w:val="false"/>
+          <w:iCs w:val="false"/>
+          <w:sz w:val="24"/>
+          <w:szCs w:val="24"/>
+          <w:shd w:fill="FF9E9E" w:color="auto" w:val="clear"/>
+        </w:rPr>
+        <w:t xml:space="preserve">Все споры между Сторонами, по которым не были достигнуты соглашения, разрешаются в судебном порядке в соответствии с законодательством Республики Казахстан. Споры между Сторонами подлежат рассмотрению по месту нахождения Займодателя и/или Поверенного (агента) (договорная подсудность), за исключением случаев исключительной подсудности, определенной применимым правом;</w:t>
+      </w:r>
+    </w:p>
+    <w:p>
+      <w:pPr>
+        <w:spacing w:after="60"/>
+        <w:ind w:left="360"/>
+      </w:pPr>
+      <w:r>
+        <w:rPr>
+          <w:rFonts w:ascii="Times New Roman" w:cs="Times New Roman" w:eastAsia="Times New Roman" w:hAnsi="Times New Roman"/>
+          <w:b/>
+          <w:bCs/>
+          <w:sz w:val="24"/>
+          <w:szCs w:val="24"/>
+          <w:shd w:fill="FF9E9E" w:color="auto" w:val="clear"/>
+        </w:rPr>
+        <w:t xml:space="preserve">Вариант 7 (№15 (п. 8.2)): </w:t>
+      </w:r>
+      <w:r>
+        <w:rPr>
+          <w:rFonts w:ascii="Times New Roman" w:cs="Times New Roman" w:eastAsia="Times New Roman" w:hAnsi="Times New Roman"/>
+          <w:i w:val="false"/>
+          <w:iCs w:val="false"/>
+          <w:sz w:val="24"/>
+          <w:szCs w:val="24"/>
+          <w:shd w:fill="FF9E9E" w:color="auto" w:val="clear"/>
+        </w:rPr>
+        <w:t xml:space="preserve">Стороны пришли к соглашению рассматривать все споры и разногласия, возникающие в связи и по поводу настоящего Договора, которые невозможно урегулировать путем переговоров, в Специализированном межрайонном экномическом суде Атырауской области.</w:t>
+      </w:r>
+    </w:p>
+    <w:p>
+      <w:pPr>
+        <w:spacing w:after="60"/>
+        <w:ind w:left="360"/>
+      </w:pPr>
+      <w:r>
+        <w:rPr>
+          <w:rFonts w:ascii="Times New Roman" w:cs="Times New Roman" w:eastAsia="Times New Roman" w:hAnsi="Times New Roman"/>
+          <w:b/>
+          <w:bCs/>
+          <w:sz w:val="24"/>
+          <w:szCs w:val="24"/>
+          <w:shd w:fill="FF9E9E" w:color="auto" w:val="clear"/>
+        </w:rPr>
+        <w:t xml:space="preserve">Вариант 8 (№61 (п. 9.2)): </w:t>
+      </w:r>
+      <w:r>
+        <w:rPr>
+          <w:rFonts w:ascii="Times New Roman" w:cs="Times New Roman" w:eastAsia="Times New Roman" w:hAnsi="Times New Roman"/>
+          <w:i w:val="false"/>
+          <w:iCs w:val="false"/>
+          <w:sz w:val="24"/>
+          <w:szCs w:val="24"/>
+          <w:shd w:fill="FF9E9E" w:color="auto" w:val="clear"/>
+        </w:rPr>
+        <w:t xml:space="preserve">Стороны пришли к соглашению рассматривать все споры и разногласия, возникающие в связи и по поводу настоящего Договора, которые невозможно урегулировать путем переговоров, в судах Республики Казахстан по месту нахождения Кредитора/Поверенного (агента)/Партнера, либо его филиалов/представительств по его усмотрению.</w:t>
+      </w:r>
+    </w:p>
+    <w:p>
+      <w:pPr>
+        <w:spacing w:after="60"/>
+        <w:ind w:left="360"/>
+      </w:pPr>
+      <w:r>
+        <w:rPr>
+          <w:rFonts w:ascii="Times New Roman" w:cs="Times New Roman" w:eastAsia="Times New Roman" w:hAnsi="Times New Roman"/>
+          <w:b/>
+          <w:bCs/>
+          <w:sz w:val="24"/>
+          <w:szCs w:val="24"/>
+          <w:shd w:fill="FF9E9E" w:color="auto" w:val="clear"/>
+        </w:rPr>
+        <w:t xml:space="preserve">Вариант 9 (№58 (п. 6.3)): </w:t>
+      </w:r>
+      <w:r>
+        <w:rPr>
+          <w:rFonts w:ascii="Times New Roman" w:cs="Times New Roman" w:eastAsia="Times New Roman" w:hAnsi="Times New Roman"/>
+          <w:i w:val="false"/>
+          <w:iCs w:val="false"/>
+          <w:sz w:val="24"/>
+          <w:szCs w:val="24"/>
+          <w:shd w:fill="FF9E9E" w:color="auto" w:val="clear"/>
+        </w:rPr>
+        <w:t xml:space="preserve">а при невозможности достигнуть соглашения могут быть переданы по инициативе любой Стороны в судебные органы Республики Казахстан.</w:t>
+      </w:r>
+      <w:commentRangeEnd w:id="281"/>
+      <w:r>
+        <w:commentReference w:id="281"/>
+      </w:r>
+    </w:p>
+    <w:p>
+      <w:pPr>
+        <w:spacing w:before="60"/>
+      </w:pPr>
+      <w:commentRangeStart w:id="282"/>
+      <w:r>
+        <w:rPr>
+          <w:rFonts w:ascii="Times New Roman" w:cs="Times New Roman" w:eastAsia="Times New Roman" w:hAnsi="Times New Roman"/>
+          <w:b/>
+          <w:bCs/>
+          <w:sz w:val="24"/>
+          <w:szCs w:val="24"/>
+        </w:rPr>
+        <w:t xml:space="preserve">10.3. </w:t>
+      </w:r>
+      <w:r>
+        <w:rPr>
+          <w:rFonts w:ascii="Times New Roman" w:cs="Times New Roman" w:eastAsia="Times New Roman" w:hAnsi="Times New Roman"/>
+          <w:i/>
+          <w:iCs/>
+          <w:sz w:val="24"/>
+          <w:szCs w:val="24"/>
+          <w:shd w:fill="FF9E9E" w:color="auto" w:val="clear"/>
+        </w:rPr>
+        <w:t xml:space="preserve">[ВАРИАНТЫ — выбор не сделан; вопрос реестра № 63, 18]</w:t>
+      </w:r>
+    </w:p>
+    <w:p>
+      <w:pPr>
+        <w:spacing w:after="60"/>
+        <w:ind w:left="360"/>
+      </w:pPr>
+      <w:r>
+        <w:rPr>
+          <w:rFonts w:ascii="Times New Roman" w:cs="Times New Roman" w:eastAsia="Times New Roman" w:hAnsi="Times New Roman"/>
+          <w:b/>
+          <w:bCs/>
+          <w:sz w:val="24"/>
+          <w:szCs w:val="24"/>
+          <w:shd w:fill="FF9E9E" w:color="auto" w:val="clear"/>
+        </w:rPr>
+        <w:t xml:space="preserve">Вариант 1 (№47 (п. 10.4)): </w:t>
+      </w:r>
+      <w:r>
+        <w:rPr>
+          <w:rFonts w:ascii="Times New Roman" w:cs="Times New Roman" w:eastAsia="Times New Roman" w:hAnsi="Times New Roman"/>
+          <w:i w:val="false"/>
+          <w:iCs w:val="false"/>
+          <w:sz w:val="24"/>
+          <w:szCs w:val="24"/>
+          <w:shd w:fill="FF9E9E" w:color="auto" w:val="clear"/>
+        </w:rPr>
+        <w:t xml:space="preserve">Настоящим стороны заключили арбитражное соглашение (арбитражную оговорку) в соответствии со статьей 8 Закона Республики Казахстан «Об арбитраже», подтверждая, что любые споры, которые возникли или могут возникнуть между ними из гражданско-правовых отношений, связанных с настоящим Договором, могут быть переданы на рассмотрение в выбранный сторонами арбитраж. Арбитражное соглашение считается заключённым в письменной форме.</w:t>
+      </w:r>
+    </w:p>
+    <w:p>
+      <w:pPr>
+        <w:spacing w:after="60"/>
+        <w:ind w:left="360"/>
+      </w:pPr>
+      <w:r>
+        <w:rPr>
+          <w:rFonts w:ascii="Times New Roman" w:cs="Times New Roman" w:eastAsia="Times New Roman" w:hAnsi="Times New Roman"/>
+          <w:b/>
+          <w:bCs/>
+          <w:sz w:val="24"/>
+          <w:szCs w:val="24"/>
+          <w:shd w:fill="FF9E9E" w:color="auto" w:val="clear"/>
+        </w:rPr>
+        <w:t xml:space="preserve">Вариант 2 (остальные 18 договоров — арбитражной оговорки нет, только государственный суд (п. 10.2)): </w:t>
+      </w:r>
+      <w:r>
+        <w:rPr>
+          <w:rFonts w:ascii="Times New Roman" w:cs="Times New Roman" w:eastAsia="Times New Roman" w:hAnsi="Times New Roman"/>
+          <w:i/>
+          <w:iCs/>
+          <w:sz w:val="24"/>
+          <w:szCs w:val="24"/>
+          <w:shd w:fill="FF9E9E" w:color="auto" w:val="clear"/>
+        </w:rPr>
+        <w:t xml:space="preserve">[положение отсутствует]</w:t>
+      </w:r>
+      <w:commentRangeEnd w:id="282"/>
+      <w:r>
+        <w:commentReference w:id="282"/>
       </w:r>
     </w:p>
     <w:p>
@@ -20620,16 +20058,378 @@
         <w:spacing w:after="80"/>
         <w:jc w:val="both"/>
       </w:pPr>
-      <w:commentRangeStart w:id="288"/>
-      <w:r>
-        <w:rPr>
-          <w:rFonts w:ascii="Times New Roman" w:cs="Times New Roman" w:eastAsia="Times New Roman" w:hAnsi="Times New Roman"/>
-          <w:b/>
-          <w:bCs/>
-          <w:sz w:val="24"/>
-          <w:szCs w:val="24"/>
-        </w:rPr>
-        <w:t xml:space="preserve">11.2. </w:t>
+      <w:commentRangeStart w:id="283"/>
+      <w:r>
+        <w:rPr>
+          <w:rFonts w:ascii="Times New Roman" w:cs="Times New Roman" w:eastAsia="Times New Roman" w:hAnsi="Times New Roman"/>
+          <w:b/>
+          <w:bCs/>
+          <w:sz w:val="24"/>
+          <w:szCs w:val="24"/>
+        </w:rPr>
+        <w:t xml:space="preserve">10.4. </w:t>
+      </w:r>
+      <w:r>
+        <w:rPr>
+          <w:rFonts w:ascii="Times New Roman" w:cs="Times New Roman" w:eastAsia="Times New Roman" w:hAnsi="Times New Roman"/>
+          <w:sz w:val="24"/>
+          <w:szCs w:val="24"/>
+          <w:shd w:fill="BDD7EE" w:color="auto" w:val="clear"/>
+        </w:rPr>
+        <w:t xml:space="preserve">Стороны согласились, что применимым правом при рассмотрении споров будет являться право Республики Казахстан.</w:t>
+      </w:r>
+      <w:commentRangeEnd w:id="283"/>
+      <w:r>
+        <w:commentReference w:id="283"/>
+      </w:r>
+    </w:p>
+    <w:p>
+      <w:pPr>
+        <w:spacing w:before="60"/>
+      </w:pPr>
+      <w:commentRangeStart w:id="284"/>
+      <w:r>
+        <w:rPr>
+          <w:rFonts w:ascii="Times New Roman" w:cs="Times New Roman" w:eastAsia="Times New Roman" w:hAnsi="Times New Roman"/>
+          <w:b/>
+          <w:bCs/>
+          <w:sz w:val="24"/>
+          <w:szCs w:val="24"/>
+        </w:rPr>
+        <w:t xml:space="preserve">10.5. </w:t>
+      </w:r>
+      <w:r>
+        <w:rPr>
+          <w:rFonts w:ascii="Times New Roman" w:cs="Times New Roman" w:eastAsia="Times New Roman" w:hAnsi="Times New Roman"/>
+          <w:i/>
+          <w:iCs/>
+          <w:sz w:val="24"/>
+          <w:szCs w:val="24"/>
+          <w:shd w:fill="FF9E9E" w:color="auto" w:val="clear"/>
+        </w:rPr>
+        <w:t xml:space="preserve">[ВАРИАНТЫ — выбор не сделан; вопрос реестра № 64, 19]</w:t>
+      </w:r>
+    </w:p>
+    <w:p>
+      <w:pPr>
+        <w:spacing w:after="60"/>
+        <w:ind w:left="360"/>
+      </w:pPr>
+      <w:r>
+        <w:rPr>
+          <w:rFonts w:ascii="Times New Roman" w:cs="Times New Roman" w:eastAsia="Times New Roman" w:hAnsi="Times New Roman"/>
+          <w:b/>
+          <w:bCs/>
+          <w:sz w:val="24"/>
+          <w:szCs w:val="24"/>
+          <w:shd w:fill="FF9E9E" w:color="auto" w:val="clear"/>
+        </w:rPr>
+        <w:t xml:space="preserve">Вариант 1 (№3; №11; №19; №22; №37; №47; №55 (п. 10.3); №2; №4; №12; №30 (п. 11.3); №25 (п. 9.3)): </w:t>
+      </w:r>
+      <w:r>
+        <w:rPr>
+          <w:rFonts w:ascii="Times New Roman" w:cs="Times New Roman" w:eastAsia="Times New Roman" w:hAnsi="Times New Roman"/>
+          <w:i w:val="false"/>
+          <w:iCs w:val="false"/>
+          <w:sz w:val="24"/>
+          <w:szCs w:val="24"/>
+          <w:shd w:fill="FF9E9E" w:color="auto" w:val="clear"/>
+        </w:rPr>
+        <w:t xml:space="preserve">Уведомления, направляемые Займодателем и Поверенным (агентом) в письменной форме по адресу, указанному Заемщиком в Договоре, считаются доставленными.</w:t>
+      </w:r>
+    </w:p>
+    <w:p>
+      <w:pPr>
+        <w:spacing w:after="60"/>
+        <w:ind w:left="360"/>
+      </w:pPr>
+      <w:r>
+        <w:rPr>
+          <w:rFonts w:ascii="Times New Roman" w:cs="Times New Roman" w:eastAsia="Times New Roman" w:hAnsi="Times New Roman"/>
+          <w:b/>
+          <w:bCs/>
+          <w:sz w:val="24"/>
+          <w:szCs w:val="24"/>
+          <w:shd w:fill="FF9E9E" w:color="auto" w:val="clear"/>
+        </w:rPr>
+        <w:t xml:space="preserve">Вариант 2 (№47 (п. 11.6)): </w:t>
+      </w:r>
+      <w:r>
+        <w:rPr>
+          <w:rFonts w:ascii="Times New Roman" w:cs="Times New Roman" w:eastAsia="Times New Roman" w:hAnsi="Times New Roman"/>
+          <w:i w:val="false"/>
+          <w:iCs w:val="false"/>
+          <w:sz w:val="24"/>
+          <w:szCs w:val="24"/>
+          <w:shd w:fill="FF9E9E" w:color="auto" w:val="clear"/>
+        </w:rPr>
+        <w:t xml:space="preserve">Уведомление считается полученным с момента его отправки по реквизитам, указанным в настоящем Договоре, независимо от фактического получения, прочтения или ознакомления с его содержанием адресатом.</w:t>
+      </w:r>
+    </w:p>
+    <w:p>
+      <w:pPr>
+        <w:spacing w:after="60"/>
+        <w:ind w:left="360"/>
+      </w:pPr>
+      <w:r>
+        <w:rPr>
+          <w:rFonts w:ascii="Times New Roman" w:cs="Times New Roman" w:eastAsia="Times New Roman" w:hAnsi="Times New Roman"/>
+          <w:b/>
+          <w:bCs/>
+          <w:sz w:val="24"/>
+          <w:szCs w:val="24"/>
+          <w:shd w:fill="FF9E9E" w:color="auto" w:val="clear"/>
+        </w:rPr>
+        <w:t xml:space="preserve">Вариант 3 (№15 (п. 6.2.9); №61 (п. 6.2.8 — «Кредитору/Поверенному (агенту)/Партнеру»)): </w:t>
+      </w:r>
+      <w:r>
+        <w:rPr>
+          <w:rFonts w:ascii="Times New Roman" w:cs="Times New Roman" w:eastAsia="Times New Roman" w:hAnsi="Times New Roman"/>
+          <w:i w:val="false"/>
+          <w:iCs w:val="false"/>
+          <w:sz w:val="24"/>
+          <w:szCs w:val="24"/>
+          <w:shd w:fill="FF9E9E" w:color="auto" w:val="clear"/>
+        </w:rPr>
+        <w:t xml:space="preserve">Уведомление или другая информация считаются переданными Заемщиком Кредитору при их передаче следующим образом: 1) при передаче лично или курьером, на дату вручения; 2) отправка на электронную почту, при условии наличия отметки о доставке на электронный адрес Кредитора [e-mail];</w:t>
+      </w:r>
+      <w:commentRangeEnd w:id="284"/>
+      <w:r>
+        <w:commentReference w:id="284"/>
+      </w:r>
+    </w:p>
+    <w:p>
+      <w:pPr>
+        <w:pStyle w:val="Heading2"/>
+        <w:spacing w:after="120" w:before="240"/>
+      </w:pPr>
+      <w:r>
+        <w:rPr>
+          <w:rFonts w:ascii="Times New Roman" w:cs="Times New Roman" w:eastAsia="Times New Roman" w:hAnsi="Times New Roman"/>
+          <w:b/>
+          <w:bCs/>
+          <w:sz w:val="26"/>
+          <w:szCs w:val="26"/>
+        </w:rPr>
+        <w:t xml:space="preserve">11. ДОПОЛНИТЕЛЬНЫЕ УСЛОВИЯ</w:t>
+      </w:r>
+    </w:p>
+    <w:p>
+      <w:pPr>
+        <w:spacing w:after="80"/>
+        <w:jc w:val="both"/>
+      </w:pPr>
+      <w:commentRangeStart w:id="285"/>
+      <w:r>
+        <w:rPr>
+          <w:rFonts w:ascii="Times New Roman" w:cs="Times New Roman" w:eastAsia="Times New Roman" w:hAnsi="Times New Roman"/>
+          <w:b/>
+          <w:bCs/>
+          <w:sz w:val="24"/>
+          <w:szCs w:val="24"/>
+        </w:rPr>
+        <w:t xml:space="preserve">11.1. </w:t>
+      </w:r>
+      <w:r>
+        <w:rPr>
+          <w:rFonts w:ascii="Times New Roman" w:cs="Times New Roman" w:eastAsia="Times New Roman" w:hAnsi="Times New Roman"/>
+          <w:sz w:val="24"/>
+          <w:szCs w:val="24"/>
+          <w:shd w:fill="BDD7EE" w:color="auto" w:val="clear"/>
+        </w:rPr>
+        <w:t xml:space="preserve">Все извещения, уведомления, претензии и другие документы по настоящему Договору могут направляться Сторонами по почте, телеграммой, с курьером, по факсу, по электронной почте, за исключением случаев, когда законодательство или обоснованный запрос Стороны содержит требование о предоставлении документов в определенной форме.</w:t>
+      </w:r>
+      <w:commentRangeEnd w:id="285"/>
+      <w:r>
+        <w:commentReference w:id="285"/>
+      </w:r>
+    </w:p>
+    <w:p>
+      <w:pPr>
+        <w:spacing w:before="60"/>
+      </w:pPr>
+      <w:commentRangeStart w:id="286"/>
+      <w:r>
+        <w:rPr>
+          <w:rFonts w:ascii="Times New Roman" w:cs="Times New Roman" w:eastAsia="Times New Roman" w:hAnsi="Times New Roman"/>
+          <w:b/>
+          <w:bCs/>
+          <w:sz w:val="24"/>
+          <w:szCs w:val="24"/>
+        </w:rPr>
+        <w:t xml:space="preserve">11.1-1. </w:t>
+      </w:r>
+      <w:r>
+        <w:rPr>
+          <w:rFonts w:ascii="Times New Roman" w:cs="Times New Roman" w:eastAsia="Times New Roman" w:hAnsi="Times New Roman"/>
+          <w:i/>
+          <w:iCs/>
+          <w:sz w:val="24"/>
+          <w:szCs w:val="24"/>
+          <w:shd w:fill="FF9E9E" w:color="auto" w:val="clear"/>
+        </w:rPr>
+        <w:t xml:space="preserve">[ВАРИАНТЫ — выбор не сделан; вопрос реестра № 65, 19]</w:t>
+      </w:r>
+    </w:p>
+    <w:p>
+      <w:pPr>
+        <w:spacing w:after="60"/>
+        <w:ind w:left="360"/>
+      </w:pPr>
+      <w:r>
+        <w:rPr>
+          <w:rFonts w:ascii="Times New Roman" w:cs="Times New Roman" w:eastAsia="Times New Roman" w:hAnsi="Times New Roman"/>
+          <w:b/>
+          <w:bCs/>
+          <w:sz w:val="24"/>
+          <w:szCs w:val="24"/>
+          <w:shd w:fill="FF9E9E" w:color="auto" w:val="clear"/>
+        </w:rPr>
+        <w:t xml:space="preserve">Вариант 1 (№3 (п. 12.1); №4 (п. 13.1); №11; №12; №19; №22; №25; №37; №47; №55): </w:t>
+      </w:r>
+      <w:r>
+        <w:rPr>
+          <w:rFonts w:ascii="Times New Roman" w:cs="Times New Roman" w:eastAsia="Times New Roman" w:hAnsi="Times New Roman"/>
+          <w:i w:val="false"/>
+          <w:iCs w:val="false"/>
+          <w:sz w:val="24"/>
+          <w:szCs w:val="24"/>
+          <w:shd w:fill="FF9E9E" w:color="auto" w:val="clear"/>
+        </w:rPr>
+        <w:t xml:space="preserve">Претензии о выплате штрафных санкций и уведомления о расторжении Договора направляются заказным письмом либо с курьером под роспись.</w:t>
+      </w:r>
+    </w:p>
+    <w:p>
+      <w:pPr>
+        <w:spacing w:after="60"/>
+        <w:ind w:left="360"/>
+      </w:pPr>
+      <w:r>
+        <w:rPr>
+          <w:rFonts w:ascii="Times New Roman" w:cs="Times New Roman" w:eastAsia="Times New Roman" w:hAnsi="Times New Roman"/>
+          <w:b/>
+          <w:bCs/>
+          <w:sz w:val="24"/>
+          <w:szCs w:val="24"/>
+          <w:shd w:fill="FF9E9E" w:color="auto" w:val="clear"/>
+        </w:rPr>
+        <w:t xml:space="preserve">Вариант 2 (№30 (п. 12.1)): </w:t>
+      </w:r>
+      <w:r>
+        <w:rPr>
+          <w:rFonts w:ascii="Times New Roman" w:cs="Times New Roman" w:eastAsia="Times New Roman" w:hAnsi="Times New Roman"/>
+          <w:i w:val="false"/>
+          <w:iCs w:val="false"/>
+          <w:sz w:val="24"/>
+          <w:szCs w:val="24"/>
+          <w:shd w:fill="FF9E9E" w:color="auto" w:val="clear"/>
+        </w:rPr>
+        <w:t xml:space="preserve">Претензии о выплате штрафных санкций и уведомления о расторжении Договора направляются заказным письмом, либо с курьером под роспись, либо по электронной почте, либо на мессенджер WhatsApp.</w:t>
+      </w:r>
+    </w:p>
+    <w:p>
+      <w:pPr>
+        <w:spacing w:after="60"/>
+        <w:ind w:left="360"/>
+      </w:pPr>
+      <w:r>
+        <w:rPr>
+          <w:rFonts w:ascii="Times New Roman" w:cs="Times New Roman" w:eastAsia="Times New Roman" w:hAnsi="Times New Roman"/>
+          <w:b/>
+          <w:bCs/>
+          <w:sz w:val="24"/>
+          <w:szCs w:val="24"/>
+          <w:shd w:fill="FF9E9E" w:color="auto" w:val="clear"/>
+        </w:rPr>
+        <w:t xml:space="preserve">Вариант 3 (№2 (п. 12.1)): </w:t>
+      </w:r>
+      <w:r>
+        <w:rPr>
+          <w:rFonts w:ascii="Times New Roman" w:cs="Times New Roman" w:eastAsia="Times New Roman" w:hAnsi="Times New Roman"/>
+          <w:i w:val="false"/>
+          <w:iCs w:val="false"/>
+          <w:sz w:val="24"/>
+          <w:szCs w:val="24"/>
+          <w:shd w:fill="FF9E9E" w:color="auto" w:val="clear"/>
+        </w:rPr>
+        <w:t xml:space="preserve">Претензии о выплате штрафных санкций и уведомления о расторжении Договора направляются мессенджер WhatsApp, заказным письмом, либо с курьером под роспись.</w:t>
+      </w:r>
+    </w:p>
+    <w:p>
+      <w:pPr>
+        <w:spacing w:after="60"/>
+        <w:ind w:left="360"/>
+      </w:pPr>
+      <w:r>
+        <w:rPr>
+          <w:rFonts w:ascii="Times New Roman" w:cs="Times New Roman" w:eastAsia="Times New Roman" w:hAnsi="Times New Roman"/>
+          <w:b/>
+          <w:bCs/>
+          <w:sz w:val="24"/>
+          <w:szCs w:val="24"/>
+          <w:shd w:fill="FF9E9E" w:color="auto" w:val="clear"/>
+        </w:rPr>
+        <w:t xml:space="preserve">Вариант 4 (№47 (п. 11.6) — для любого уведомления): </w:t>
+      </w:r>
+      <w:r>
+        <w:rPr>
+          <w:rFonts w:ascii="Times New Roman" w:cs="Times New Roman" w:eastAsia="Times New Roman" w:hAnsi="Times New Roman"/>
+          <w:i w:val="false"/>
+          <w:iCs w:val="false"/>
+          <w:sz w:val="24"/>
+          <w:szCs w:val="24"/>
+          <w:shd w:fill="FF9E9E" w:color="auto" w:val="clear"/>
+        </w:rPr>
+        <w:t xml:space="preserve">Любое уведомление, направляемое одной Стороной другой Стороне в соответствии с настоящим Договором, направляется заказным почтовым отправлением с уведомлением о вручении, посредством мессенджера WhatsApp на номер телефона либо по адресу электронной почты, указанному в настоящем Договоре.</w:t>
+      </w:r>
+    </w:p>
+    <w:p>
+      <w:pPr>
+        <w:spacing w:after="60"/>
+        <w:ind w:left="360"/>
+      </w:pPr>
+      <w:r>
+        <w:rPr>
+          <w:rFonts w:ascii="Times New Roman" w:cs="Times New Roman" w:eastAsia="Times New Roman" w:hAnsi="Times New Roman"/>
+          <w:b/>
+          <w:bCs/>
+          <w:sz w:val="24"/>
+          <w:szCs w:val="24"/>
+          <w:shd w:fill="FF9E9E" w:color="auto" w:val="clear"/>
+        </w:rPr>
+        <w:t xml:space="preserve">Вариант 5 (№15; №48; №49; №53; №58; №24; №61 — специального порядка нет): </w:t>
+      </w:r>
+      <w:r>
+        <w:rPr>
+          <w:rFonts w:ascii="Times New Roman" w:cs="Times New Roman" w:eastAsia="Times New Roman" w:hAnsi="Times New Roman"/>
+          <w:i/>
+          <w:iCs/>
+          <w:sz w:val="24"/>
+          <w:szCs w:val="24"/>
+          <w:shd w:fill="FF9E9E" w:color="auto" w:val="clear"/>
+        </w:rPr>
+        <w:t xml:space="preserve">[положение отсутствует]</w:t>
+      </w:r>
+      <w:commentRangeEnd w:id="286"/>
+      <w:r>
+        <w:commentReference w:id="286"/>
+      </w:r>
+    </w:p>
+    <w:p>
+      <w:pPr>
+        <w:spacing w:after="80"/>
+        <w:jc w:val="both"/>
+      </w:pPr>
+      <w:commentRangeStart w:id="287"/>
+      <w:r>
+        <w:rPr>
+          <w:rFonts w:ascii="Times New Roman" w:cs="Times New Roman" w:eastAsia="Times New Roman" w:hAnsi="Times New Roman"/>
+          <w:b/>
+          <w:bCs/>
+          <w:sz w:val="24"/>
+          <w:szCs w:val="24"/>
+        </w:rPr>
+        <w:t xml:space="preserve">11.1-2. </w:t>
       </w:r>
       <w:r>
         <w:rPr>
@@ -20638,7 +20438,7 @@
           <w:szCs w:val="24"/>
           <w:shd w:fill="FFEB9C" w:color="auto" w:val="clear"/>
         </w:rPr>
-        <w:t xml:space="preserve">При исполнении настоящего Договора Стороны руководствуются законодательством Республики Казахстан, если условиями настоящего Договора не предусмотрено иное.</w:t>
+        <w:t xml:space="preserve">Заемщик подписанием настоящего Договора выражает согласие с тем, что обязательства Займодателя по надлежащему уведомлению Заемщика признаются исполненными, а Заемщик считается надлежащим образом, уведомленным при направлении всей корреспонденции (писем, уведомлений, в том числе о неисполнении обязательств, требований и т.д.) по адресу Заемщика, указанному в реквизитах настоящего Договора.</w:t>
       </w:r>
       <w:r>
         <w:rPr>
@@ -20651,120 +20451,87 @@
         </w:rPr>
         <w:t xml:space="preserve"> [есть региональные варианты формулировки — см. комментарий]</w:t>
       </w:r>
-      <w:commentRangeEnd w:id="288"/>
-      <w:r>
-        <w:commentReference w:id="288"/>
-      </w:r>
-    </w:p>
-    <w:p>
-      <w:pPr>
-        <w:spacing w:before="60"/>
-      </w:pPr>
-      <w:commentRangeStart w:id="289"/>
-      <w:r>
-        <w:rPr>
-          <w:rFonts w:ascii="Times New Roman" w:cs="Times New Roman" w:eastAsia="Times New Roman" w:hAnsi="Times New Roman"/>
-          <w:b/>
-          <w:bCs/>
-          <w:sz w:val="24"/>
-          <w:szCs w:val="24"/>
-        </w:rPr>
-        <w:t xml:space="preserve">11.3. </w:t>
+      <w:commentRangeEnd w:id="287"/>
+      <w:r>
+        <w:commentReference w:id="287"/>
+      </w:r>
+    </w:p>
+    <w:p>
+      <w:pPr>
+        <w:spacing w:after="80"/>
+        <w:jc w:val="both"/>
+      </w:pPr>
+      <w:commentRangeStart w:id="288"/>
+      <w:r>
+        <w:rPr>
+          <w:rFonts w:ascii="Times New Roman" w:cs="Times New Roman" w:eastAsia="Times New Roman" w:hAnsi="Times New Roman"/>
+          <w:b/>
+          <w:bCs/>
+          <w:sz w:val="24"/>
+          <w:szCs w:val="24"/>
+        </w:rPr>
+        <w:t xml:space="preserve">11.2. </w:t>
+      </w:r>
+      <w:r>
+        <w:rPr>
+          <w:rFonts w:ascii="Times New Roman" w:cs="Times New Roman" w:eastAsia="Times New Roman" w:hAnsi="Times New Roman"/>
+          <w:sz w:val="24"/>
+          <w:szCs w:val="24"/>
+          <w:shd w:fill="FFEB9C" w:color="auto" w:val="clear"/>
+        </w:rPr>
+        <w:t xml:space="preserve">При исполнении настоящего Договора Стороны руководствуются законодательством Республики Казахстан, если условиями настоящего Договора не предусмотрено иное.</w:t>
       </w:r>
       <w:r>
         <w:rPr>
           <w:rFonts w:ascii="Times New Roman" w:cs="Times New Roman" w:eastAsia="Times New Roman" w:hAnsi="Times New Roman"/>
           <w:i/>
           <w:iCs/>
-          <w:sz w:val="24"/>
-          <w:szCs w:val="24"/>
-          <w:shd w:fill="FF9E9E" w:color="auto" w:val="clear"/>
-        </w:rPr>
-        <w:t xml:space="preserve">[ВАРИАНТЫ — выбор не сделан]</w:t>
-      </w:r>
-    </w:p>
-    <w:p>
-      <w:pPr>
-        <w:spacing w:after="60"/>
-        <w:ind w:left="360"/>
-      </w:pPr>
-      <w:r>
-        <w:rPr>
-          <w:rFonts w:ascii="Times New Roman" w:cs="Times New Roman" w:eastAsia="Times New Roman" w:hAnsi="Times New Roman"/>
-          <w:b/>
-          <w:bCs/>
-          <w:sz w:val="24"/>
-          <w:szCs w:val="24"/>
-          <w:shd w:fill="FF9E9E" w:color="auto" w:val="clear"/>
-        </w:rPr>
-        <w:t xml:space="preserve">Вариант 1 (№3; №2; №4; №11; №12; №19; №22; №25; №30; №37; №47; №55; №53): </w:t>
-      </w:r>
-      <w:r>
-        <w:rPr>
-          <w:rFonts w:ascii="Times New Roman" w:cs="Times New Roman" w:eastAsia="Times New Roman" w:hAnsi="Times New Roman"/>
-          <w:i w:val="false"/>
-          <w:iCs w:val="false"/>
-          <w:sz w:val="24"/>
-          <w:szCs w:val="24"/>
-          <w:shd w:fill="FF9E9E" w:color="auto" w:val="clear"/>
+          <w:color w:val="7F6000"/>
+          <w:sz w:val="20"/>
+          <w:szCs w:val="20"/>
+        </w:rPr>
+        <w:t xml:space="preserve"> [есть региональные варианты формулировки — см. комментарий]</w:t>
+      </w:r>
+      <w:commentRangeEnd w:id="288"/>
+      <w:r>
+        <w:commentReference w:id="288"/>
+      </w:r>
+    </w:p>
+    <w:p>
+      <w:pPr>
+        <w:spacing w:after="80"/>
+        <w:jc w:val="both"/>
+      </w:pPr>
+      <w:commentRangeStart w:id="289"/>
+      <w:r>
+        <w:rPr>
+          <w:rFonts w:ascii="Times New Roman" w:cs="Times New Roman" w:eastAsia="Times New Roman" w:hAnsi="Times New Roman"/>
+          <w:b/>
+          <w:bCs/>
+          <w:sz w:val="24"/>
+          <w:szCs w:val="24"/>
+        </w:rPr>
+        <w:t xml:space="preserve">11.3. </w:t>
+      </w:r>
+      <w:r>
+        <w:rPr>
+          <w:rFonts w:ascii="Times New Roman" w:cs="Times New Roman" w:eastAsia="Times New Roman" w:hAnsi="Times New Roman"/>
+          <w:sz w:val="24"/>
+          <w:szCs w:val="24"/>
+          <w:shd w:fill="FFEB9C" w:color="auto" w:val="clear"/>
         </w:rPr>
         <w:t xml:space="preserve">Условия настоящего Договора, могут быть изменены только по взаимному согласию Сторон, которые оформляются письменно дополнительным соглашением, за исключением случаев, предусмотренных настоящим Договором.</w:t>
       </w:r>
-    </w:p>
-    <w:p>
-      <w:pPr>
-        <w:spacing w:after="60"/>
-        <w:ind w:left="360"/>
-      </w:pPr>
-      <w:r>
-        <w:rPr>
-          <w:rFonts w:ascii="Times New Roman" w:cs="Times New Roman" w:eastAsia="Times New Roman" w:hAnsi="Times New Roman"/>
-          <w:b/>
-          <w:bCs/>
-          <w:sz w:val="24"/>
-          <w:szCs w:val="24"/>
-          <w:shd w:fill="FF9E9E" w:color="auto" w:val="clear"/>
-        </w:rPr>
-        <w:t xml:space="preserve">Вариант 2 (№58 (п. 6.2); №24 (п. 6.2); №48 (п. 7.2); №49 (п. 7.2)): </w:t>
-      </w:r>
-      <w:r>
-        <w:rPr>
-          <w:rFonts w:ascii="Times New Roman" w:cs="Times New Roman" w:eastAsia="Times New Roman" w:hAnsi="Times New Roman"/>
-          <w:i w:val="false"/>
-          <w:iCs w:val="false"/>
-          <w:sz w:val="24"/>
-          <w:szCs w:val="24"/>
-          <w:shd w:fill="FF9E9E" w:color="auto" w:val="clear"/>
-        </w:rPr>
-        <w:t xml:space="preserve">Условия настоящего Договора могут быть изменены только по взаимному согласию Сторон путем подписания дополнительного соглашения.</w:t>
-      </w:r>
-    </w:p>
-    <w:p>
-      <w:pPr>
-        <w:spacing w:after="60"/>
-        <w:ind w:left="360"/>
-      </w:pPr>
-      <w:r>
-        <w:rPr>
-          <w:rFonts w:ascii="Times New Roman" w:cs="Times New Roman" w:eastAsia="Times New Roman" w:hAnsi="Times New Roman"/>
-          <w:b/>
-          <w:bCs/>
-          <w:sz w:val="24"/>
-          <w:szCs w:val="24"/>
-          <w:shd w:fill="FF9E9E" w:color="auto" w:val="clear"/>
-        </w:rPr>
-        <w:t xml:space="preserve">Вариант 3 (№61 (п. 11.2); №15 (п. 11.2, первое предложение)): </w:t>
-      </w:r>
-      <w:r>
-        <w:rPr>
-          <w:rFonts w:ascii="Times New Roman" w:cs="Times New Roman" w:eastAsia="Times New Roman" w:hAnsi="Times New Roman"/>
-          <w:i w:val="false"/>
-          <w:iCs w:val="false"/>
-          <w:sz w:val="24"/>
-          <w:szCs w:val="24"/>
-          <w:shd w:fill="FF9E9E" w:color="auto" w:val="clear"/>
-        </w:rPr>
-        <w:t xml:space="preserve">Допускается внесение изменений и дополнений в настоящий Договор по соглашению Сторон и осуществляется путем подписания Дополнительного соглашения к нему, за исключением случаев, предусмотренных действующим законодательством Республики Казахстан.</w:t>
+      <w:r>
+        <w:rPr>
+          <w:rFonts w:ascii="Times New Roman" w:cs="Times New Roman" w:eastAsia="Times New Roman" w:hAnsi="Times New Roman"/>
+          <w:i/>
+          <w:iCs/>
+          <w:color w:val="7F6000"/>
+          <w:sz w:val="20"/>
+          <w:szCs w:val="20"/>
+        </w:rPr>
+        <w:t xml:space="preserve"> [есть региональные варианты формулировки — см. комментарий]</w:t>
       </w:r>
       <w:commentRangeEnd w:id="289"/>
       <w:r>
@@ -32539,7 +32306,16 @@
           <w:sz w:val="18"/>
           <w:szCs w:val="18"/>
         </w:rPr>
-        <w:t xml:space="preserve">Пункт 6.8.6 — Красный (противоречие)</w:t>
+        <w:t xml:space="preserve">Пункт 6.8.6 — Жёлтый</w:t>
+      </w:r>
+    </w:p>
+    <w:p>
+      <w:r>
+        <w:rPr>
+          <w:sz w:val="18"/>
+          <w:szCs w:val="18"/>
+        </w:rPr>
+        <w:t xml:space="preserve">Текст взят: №3 (п. 6.8.6); №4; №11; №12; №19; №22; №37; №47; №55 (п. 6.8.6); №25 (п. 6.7.6); №2 (п. 6.8.7); №48; №49; №58 (п. 2.6.6)</w:t>
       </w:r>
     </w:p>
     <w:p>
@@ -32566,7 +32342,43 @@
           <w:sz w:val="18"/>
           <w:szCs w:val="18"/>
         </w:rPr>
-        <w:t xml:space="preserve">Примечание: Сомнение (см. doubts): 14 договоров — заверение об отсутствии «неисполненных» обязательств (в №30 — «непогашенных»), №24 и №53 — только об отсутствии «просроченных» обязательств. Если «неисполненных/непогашенных» и «просроченных» здесь равнозначны — пункт желтый с редакцией №3; если нет — красный (conflict). Раздела нет в №15 и №61 (03_унификация.md, 1.4 «Заверения Заемщика»); при А2/А3 включение — по решению команды (вопрос №53). Смысловая эквивалентность уточняется у заказчика (D8); до ответа — без выбора.</w:t>
+        <w:t xml:space="preserve">Региональные варианты формулировки (смысл тот же):</w:t>
+      </w:r>
+    </w:p>
+    <w:p>
+      <w:r>
+        <w:rPr>
+          <w:sz w:val="18"/>
+          <w:szCs w:val="18"/>
+        </w:rPr>
+        <w:t xml:space="preserve">  1) «При подписании настоящего Договора он не имеет непогашенных обязательств по займам, кредитам, ценным бумагам и другим обязательствам перед третьими лицами, за исключением обязательств, предоставленных заемщиком кредитору, уполномоченному агенту в письменной форме.» — №30 (п. 6.8.7)</w:t>
+      </w:r>
+    </w:p>
+    <w:p>
+      <w:r>
+        <w:rPr>
+          <w:sz w:val="18"/>
+          <w:szCs w:val="18"/>
+        </w:rPr>
+        <w:t xml:space="preserve">  2) «на момент подписания настоящего Договора он не имеет неисполненных просроченных обязательств перед третьими лицами по займам/микрокредитам, кредитам, микрокредитам, ценным бумагам и другим обязательствам, за исключением обязательств, письменно сообщенных Заемщиком Заимодателю, Поверенному агенту.» — №24 (п. 2.6.6)</w:t>
+      </w:r>
+    </w:p>
+    <w:p>
+      <w:r>
+        <w:rPr>
+          <w:sz w:val="18"/>
+          <w:szCs w:val="18"/>
+        </w:rPr>
+        <w:t xml:space="preserve">  3) «На момент подписания настоящего Договора он не имеет просроченных обязательств перед третьими лицами по займам, микрокредитам, ценным бумагам и другим обязательствам, за исключением обязательств, письменно сообщенных Заемщиком Займодателю, Поверенному (агенту).» — №53 (ст. 4 п. 7 пп. 6))</w:t>
+      </w:r>
+    </w:p>
+    <w:p>
+      <w:r>
+        <w:rPr>
+          <w:sz w:val="18"/>
+          <w:szCs w:val="18"/>
+        </w:rPr>
+        <w:t xml:space="preserve">Примечание: Сомнение (см. doubts): 14 договоров — заверение об отсутствии «неисполненных» обязательств (в №30 — «непогашенных»), №24 и №53 — только об отсутствии «просроченных» обязательств. Если «неисполненных/непогашенных» и «просроченных» здесь равнозначны — пункт желтый с редакцией №3; если нет — красный (conflict). Раздела нет в №15 и №61 (03_унификация.md, 1.4 «Заверения Заемщика»); при А2/А3 включение — по решению команды (вопрос №53). D8: смысловая эквивалентность подтверждена заказчиком. Выбрана формулировка большинства договоров.</w:t>
       </w:r>
     </w:p>
   </w:comment>
@@ -34827,7 +34639,16 @@
           <w:sz w:val="18"/>
           <w:szCs w:val="18"/>
         </w:rPr>
-        <w:t xml:space="preserve">Пункт 7.3 — Красный (противоречие)</w:t>
+        <w:t xml:space="preserve">Пункт 7.3 — Синий</w:t>
+      </w:r>
+    </w:p>
+    <w:p>
+      <w:r>
+        <w:rPr>
+          <w:sz w:val="18"/>
+          <w:szCs w:val="18"/>
+        </w:rPr>
+        <w:t xml:space="preserve">Текст взят: №3 (п. 7.3); №2; №4 (п. 8.3); №11; №12 (п. 8.3); №19; №22; №25; №30; №37; №47; №55</w:t>
       </w:r>
     </w:p>
     <w:p>
@@ -34854,7 +34675,7 @@
           <w:sz w:val="18"/>
           <w:szCs w:val="18"/>
         </w:rPr>
-        <w:t xml:space="preserve">Примечание: Сомнение: «параметров кредитования (срок пользования кредитом, ставка вознаграждения, валюта кредита, вид обеспечения), действующих на момент досрочного погашения» против «первичных параметров кредитования». Если параметры менялись дополнительным соглашением, редакции дают разный результат. См. doubts. Смысловая эквивалентность уточняется у заказчика (D10); до ответа — без выбора.</w:t>
+        <w:t xml:space="preserve">Примечание: Сомнение: «параметров кредитования (срок пользования кредитом, ставка вознаграждения, валюта кредита, вид обеспечения), действующих на момент досрочного погашения» против «первичных параметров кредитования». Если параметры менялись дополнительным соглашением, редакции дают разный результат. См. doubts. D10: смысловая эквивалентность подтверждена заказчиком. Формулировку выбрал заказчик: «…действующих на момент досрочного погашения». К2: положения нет в 3 договорах — отнесено к синему; варианты формулировки сохранены.</w:t>
       </w:r>
     </w:p>
   </w:comment>
@@ -36811,7 +36632,16 @@
           <w:sz w:val="18"/>
           <w:szCs w:val="18"/>
         </w:rPr>
-        <w:t xml:space="preserve">Пункт 11.3 — Красный (противоречие)</w:t>
+        <w:t xml:space="preserve">Пункт 11.3 — Жёлтый</w:t>
+      </w:r>
+    </w:p>
+    <w:p>
+      <w:r>
+        <w:rPr>
+          <w:sz w:val="18"/>
+          <w:szCs w:val="18"/>
+        </w:rPr>
+        <w:t xml:space="preserve">Текст взят: №3; №2; №4; №11; №12; №19; №22; №25; №30; №37; №47; №55; №53</w:t>
       </w:r>
     </w:p>
     <w:p>
@@ -36829,7 +36659,34 @@
           <w:sz w:val="18"/>
           <w:szCs w:val="18"/>
         </w:rPr>
-        <w:t xml:space="preserve">Примечание: Во всех 19 — изменения по соглашению сторон письменным дополнительным соглашением (03, 1.3, п. 11). Различаются исключения: «предусмотренных настоящим Договором» / без исключений / «предусмотренных действующим законодательством». См. doubts. Требование о регистрации дополнительных соглашений (№15) выделено в 11.3-1. Смысловая эквивалентность уточняется у заказчика (D15); до ответа — без выбора.</w:t>
+        <w:t xml:space="preserve">Региональные варианты формулировки (смысл тот же):</w:t>
+      </w:r>
+    </w:p>
+    <w:p>
+      <w:r>
+        <w:rPr>
+          <w:sz w:val="18"/>
+          <w:szCs w:val="18"/>
+        </w:rPr>
+        <w:t xml:space="preserve">  1) «Условия настоящего Договора могут быть изменены только по взаимному согласию Сторон путем подписания дополнительного соглашения.» — №58 (п. 6.2); №24 (п. 6.2); №48 (п. 7.2); №49 (п. 7.2)</w:t>
+      </w:r>
+    </w:p>
+    <w:p>
+      <w:r>
+        <w:rPr>
+          <w:sz w:val="18"/>
+          <w:szCs w:val="18"/>
+        </w:rPr>
+        <w:t xml:space="preserve">  2) «Допускается внесение изменений и дополнений в настоящий Договор по соглашению Сторон и осуществляется путем подписания Дополнительного соглашения к нему, за исключением случаев, предусмотренных действующим законодательством Республики Казахстан.» — №61 (п. 11.2); №15 (п. 11.2, первое предложение)</w:t>
+      </w:r>
+    </w:p>
+    <w:p>
+      <w:r>
+        <w:rPr>
+          <w:sz w:val="18"/>
+          <w:szCs w:val="18"/>
+        </w:rPr>
+        <w:t xml:space="preserve">Примечание: Во всех 19 — изменения по соглашению сторон письменным дополнительным соглашением (03, 1.3, п. 11). Различаются исключения: «предусмотренных настоящим Договором» / без исключений / «предусмотренных действующим законодательством». См. doubts. Требование о регистрации дополнительных соглашений (№15) выделено в 11.3-1. D15: смысловая эквивалентность подтверждена заказчиком. Выбрана формулировка большинства договоров.</w:t>
       </w:r>
     </w:p>
   </w:comment>
